--- a/6_semester/Проектирование информационных систем/Отчет_по_практикам_Павлов_НС.docx
+++ b/6_semester/Проектирование информационных систем/Отчет_по_практикам_Павлов_НС.docx
@@ -109,7 +109,6 @@
                     <w:rPr>
                       <w:rFonts w:eastAsia="Calibri"/>
                       <w:caps/>
-                      <w:szCs w:val="22"/>
                       <w:lang w:eastAsia="en-US"/>
                     </w:rPr>
                   </w:pPr>
@@ -131,7 +130,6 @@
                     <w:jc w:val="center"/>
                     <w:rPr>
                       <w:rFonts w:eastAsia="Calibri"/>
-                      <w:szCs w:val="22"/>
                       <w:lang w:eastAsia="en-US"/>
                     </w:rPr>
                   </w:pPr>
@@ -225,7 +223,6 @@
                     <w:rPr>
                       <w:rFonts w:eastAsia="Calibri"/>
                       <w:caps/>
-                      <w:szCs w:val="22"/>
                       <w:lang w:eastAsia="en-US"/>
                     </w:rPr>
                   </w:pPr>
@@ -315,7 +312,6 @@
                     <w:jc w:val="center"/>
                     <w:rPr>
                       <w:rFonts w:eastAsia="Calibri"/>
-                      <w:szCs w:val="22"/>
                       <w:lang w:eastAsia="en-US"/>
                     </w:rPr>
                   </w:pPr>
@@ -333,7 +329,6 @@
                     <w:jc w:val="center"/>
                     <w:rPr>
                       <w:rFonts w:eastAsia="Calibri"/>
-                      <w:szCs w:val="22"/>
                       <w:lang w:eastAsia="en-US"/>
                     </w:rPr>
                   </w:pPr>
@@ -351,7 +346,6 @@
                     <w:jc w:val="center"/>
                     <w:rPr>
                       <w:rFonts w:eastAsia="Calibri"/>
-                      <w:szCs w:val="22"/>
                       <w:lang w:eastAsia="en-US"/>
                     </w:rPr>
                   </w:pPr>
@@ -440,7 +434,6 @@
               <w:jc w:val="both"/>
               <w:rPr>
                 <w:rFonts w:eastAsia="Calibri"/>
-                <w:szCs w:val="22"/>
                 <w:lang w:eastAsia="en-US"/>
               </w:rPr>
             </w:pPr>
@@ -1408,18 +1401,20 @@
         </w:sectPr>
       </w:pPr>
     </w:p>
+    <w:bookmarkStart w:id="0" w:name="_Toc224926131" w:displacedByCustomXml="next"/>
+    <w:bookmarkStart w:id="1" w:name="_Toc166722649" w:displacedByCustomXml="next"/>
+    <w:bookmarkStart w:id="2" w:name="_Toc166722509" w:displacedByCustomXml="next"/>
+    <w:bookmarkStart w:id="3" w:name="_Toc210590466" w:displacedByCustomXml="next"/>
     <w:sdt>
       <w:sdtPr>
         <w:rPr>
           <w:rFonts w:eastAsia="Arial Unicode MS" w:cs="Arial Unicode MS"/>
           <w:b w:val="0"/>
-          <w:bCs/>
-          <w:iCs/>
           <w:color w:val="000000"/>
           <w:sz w:val="24"/>
           <w:szCs w:val="24"/>
         </w:rPr>
-        <w:id w:val="1016205227"/>
+        <w:id w:val="-1798364362"/>
         <w:docPartObj>
           <w:docPartGallery w:val="Table of Contents"/>
           <w:docPartUnique/>
@@ -1427,9 +1422,7 @@
       </w:sdtPr>
       <w:sdtEndPr>
         <w:rPr>
-          <w:rFonts w:cstheme="minorHAnsi"/>
-          <w:color w:val="auto"/>
-          <w:sz w:val="28"/>
+          <w:bCs/>
         </w:rPr>
       </w:sdtEndPr>
       <w:sdtContent>
@@ -1438,7 +1431,7 @@
             <w:pStyle w:val="afd"/>
           </w:pPr>
           <w:r>
-            <w:t>ОГЛАВЛЕНИЕ</w:t>
+            <w:t>Оглавление</w:t>
           </w:r>
         </w:p>
         <w:p>
@@ -1463,7 +1456,7 @@
           <w:r>
             <w:fldChar w:fldCharType="separate"/>
           </w:r>
-          <w:hyperlink w:anchor="_Toc224334582" w:history="1">
+          <w:hyperlink w:anchor="_Toc224980500" w:history="1">
             <w:r>
               <w:rPr>
                 <w:rStyle w:val="a8"/>
@@ -1490,7 +1483,7 @@
                 <w:noProof/>
                 <w:webHidden/>
               </w:rPr>
-              <w:instrText xml:space="preserve"> PAGEREF _Toc224334582 \h </w:instrText>
+              <w:instrText xml:space="preserve"> PAGEREF _Toc224980500 \h </w:instrText>
             </w:r>
             <w:r>
               <w:rPr>
@@ -1510,7 +1503,7 @@
                 <w:noProof/>
                 <w:webHidden/>
               </w:rPr>
-              <w:t>2</w:t>
+              <w:t>3</w:t>
             </w:r>
             <w:r>
               <w:rPr>
@@ -1537,7 +1530,7 @@
               <w14:ligatures w14:val="standardContextual"/>
             </w:rPr>
           </w:pPr>
-          <w:hyperlink w:anchor="_Toc224334583" w:history="1">
+          <w:hyperlink w:anchor="_Toc224980501" w:history="1">
             <w:r>
               <w:rPr>
                 <w:rStyle w:val="a8"/>
@@ -1583,7 +1576,7 @@
                 <w:noProof/>
                 <w:webHidden/>
               </w:rPr>
-              <w:instrText xml:space="preserve"> PAGEREF _Toc224334583 \h </w:instrText>
+              <w:instrText xml:space="preserve"> PAGEREF _Toc224980501 \h </w:instrText>
             </w:r>
             <w:r>
               <w:rPr>
@@ -1603,7 +1596,7 @@
                 <w:noProof/>
                 <w:webHidden/>
               </w:rPr>
-              <w:t>3</w:t>
+              <w:t>4</w:t>
             </w:r>
             <w:r>
               <w:rPr>
@@ -1631,7 +1624,7 @@
               <w14:ligatures w14:val="standardContextual"/>
             </w:rPr>
           </w:pPr>
-          <w:hyperlink w:anchor="_Toc224334584" w:history="1">
+          <w:hyperlink w:anchor="_Toc224980502" w:history="1">
             <w:r>
               <w:rPr>
                 <w:rStyle w:val="a8"/>
@@ -1677,7 +1670,7 @@
                 <w:noProof/>
                 <w:webHidden/>
               </w:rPr>
-              <w:instrText xml:space="preserve"> PAGEREF _Toc224334584 \h </w:instrText>
+              <w:instrText xml:space="preserve"> PAGEREF _Toc224980502 \h </w:instrText>
             </w:r>
             <w:r>
               <w:rPr>
@@ -1697,7 +1690,7 @@
                 <w:noProof/>
                 <w:webHidden/>
               </w:rPr>
-              <w:t>3</w:t>
+              <w:t>4</w:t>
             </w:r>
             <w:r>
               <w:rPr>
@@ -1724,7 +1717,7 @@
               <w14:ligatures w14:val="standardContextual"/>
             </w:rPr>
           </w:pPr>
-          <w:hyperlink w:anchor="_Toc224334585" w:history="1">
+          <w:hyperlink w:anchor="_Toc224980503" w:history="1">
             <w:r>
               <w:rPr>
                 <w:rStyle w:val="a8"/>
@@ -1770,7 +1763,7 @@
                 <w:noProof/>
                 <w:webHidden/>
               </w:rPr>
-              <w:instrText xml:space="preserve"> PAGEREF _Toc224334585 \h </w:instrText>
+              <w:instrText xml:space="preserve"> PAGEREF _Toc224980503 \h </w:instrText>
             </w:r>
             <w:r>
               <w:rPr>
@@ -1790,7 +1783,7 @@
                 <w:noProof/>
                 <w:webHidden/>
               </w:rPr>
-              <w:t>4</w:t>
+              <w:t>5</w:t>
             </w:r>
             <w:r>
               <w:rPr>
@@ -1818,7 +1811,7 @@
               <w14:ligatures w14:val="standardContextual"/>
             </w:rPr>
           </w:pPr>
-          <w:hyperlink w:anchor="_Toc224334586" w:history="1">
+          <w:hyperlink w:anchor="_Toc224980504" w:history="1">
             <w:r>
               <w:rPr>
                 <w:rStyle w:val="a8"/>
@@ -1843,7 +1836,7 @@
                 <w:rStyle w:val="a8"/>
                 <w:noProof/>
               </w:rPr>
-              <w:t>Поведенческие диаграммы</w:t>
+              <w:t>Диаграмма прецендентов</w:t>
             </w:r>
             <w:r>
               <w:rPr>
@@ -1864,7 +1857,7 @@
                 <w:noProof/>
                 <w:webHidden/>
               </w:rPr>
-              <w:instrText xml:space="preserve"> PAGEREF _Toc224334586 \h </w:instrText>
+              <w:instrText xml:space="preserve"> PAGEREF _Toc224980504 \h </w:instrText>
             </w:r>
             <w:r>
               <w:rPr>
@@ -1884,7 +1877,7 @@
                 <w:noProof/>
                 <w:webHidden/>
               </w:rPr>
-              <w:t>4</w:t>
+              <w:t>5</w:t>
             </w:r>
             <w:r>
               <w:rPr>
@@ -1911,7 +1904,7 @@
               <w14:ligatures w14:val="standardContextual"/>
             </w:rPr>
           </w:pPr>
-          <w:hyperlink w:anchor="_Toc224334587" w:history="1">
+          <w:hyperlink w:anchor="_Toc224980505" w:history="1">
             <w:r>
               <w:rPr>
                 <w:rStyle w:val="a8"/>
@@ -1935,7 +1928,7 @@
                 <w:rStyle w:val="a8"/>
                 <w:noProof/>
               </w:rPr>
-              <w:t>Диаграмма прецендентов</w:t>
+              <w:t>Описание сценариев использования</w:t>
             </w:r>
             <w:r>
               <w:rPr>
@@ -1956,7 +1949,7 @@
                 <w:noProof/>
                 <w:webHidden/>
               </w:rPr>
-              <w:instrText xml:space="preserve"> PAGEREF _Toc224334587 \h </w:instrText>
+              <w:instrText xml:space="preserve"> PAGEREF _Toc224980505 \h </w:instrText>
             </w:r>
             <w:r>
               <w:rPr>
@@ -1976,7 +1969,7 @@
                 <w:noProof/>
                 <w:webHidden/>
               </w:rPr>
-              <w:t>4</w:t>
+              <w:t>5</w:t>
             </w:r>
             <w:r>
               <w:rPr>
@@ -1991,11 +1984,11 @@
           <w:pPr>
             <w:pStyle w:val="41"/>
             <w:tabs>
-              <w:tab w:val="left" w:pos="1680"/>
+              <w:tab w:val="left" w:pos="1920"/>
               <w:tab w:val="right" w:leader="dot" w:pos="9344"/>
             </w:tabs>
             <w:rPr>
-              <w:rFonts w:eastAsiaTheme="minorEastAsia" w:cstheme="minorBidi"/>
+              <w:rFonts w:asciiTheme="minorHAnsi" w:eastAsiaTheme="minorEastAsia" w:hAnsiTheme="minorHAnsi" w:cstheme="minorBidi"/>
               <w:noProof/>
               <w:color w:val="auto"/>
               <w:kern w:val="2"/>
@@ -2004,7 +1997,7 @@
               <w14:ligatures w14:val="standardContextual"/>
             </w:rPr>
           </w:pPr>
-          <w:hyperlink w:anchor="_Toc224334588" w:history="1">
+          <w:hyperlink w:anchor="_Toc224980506" w:history="1">
             <w:r>
               <w:rPr>
                 <w:rStyle w:val="a8"/>
@@ -2014,7 +2007,7 @@
             </w:r>
             <w:r>
               <w:rPr>
-                <w:rFonts w:eastAsiaTheme="minorEastAsia" w:cstheme="minorBidi"/>
+                <w:rFonts w:asciiTheme="minorHAnsi" w:eastAsiaTheme="minorEastAsia" w:hAnsiTheme="minorHAnsi" w:cstheme="minorBidi"/>
                 <w:noProof/>
                 <w:color w:val="auto"/>
                 <w:kern w:val="2"/>
@@ -2029,7 +2022,7 @@
                 <w:rStyle w:val="a8"/>
                 <w:noProof/>
               </w:rPr>
-              <w:t>Описание сценариев использования</w:t>
+              <w:t>Процессы, связанные с гостями системы</w:t>
             </w:r>
             <w:r>
               <w:rPr>
@@ -2050,7 +2043,7 @@
                 <w:noProof/>
                 <w:webHidden/>
               </w:rPr>
-              <w:instrText xml:space="preserve"> PAGEREF _Toc224334588 \h </w:instrText>
+              <w:instrText xml:space="preserve"> PAGEREF _Toc224980506 \h </w:instrText>
             </w:r>
             <w:r>
               <w:rPr>
@@ -2070,7 +2063,7 @@
                 <w:noProof/>
                 <w:webHidden/>
               </w:rPr>
-              <w:t>4</w:t>
+              <w:t>5</w:t>
             </w:r>
             <w:r>
               <w:rPr>
@@ -2083,13 +2076,13 @@
         </w:p>
         <w:p>
           <w:pPr>
-            <w:pStyle w:val="51"/>
+            <w:pStyle w:val="41"/>
             <w:tabs>
-              <w:tab w:val="left" w:pos="1959"/>
+              <w:tab w:val="left" w:pos="1920"/>
               <w:tab w:val="right" w:leader="dot" w:pos="9344"/>
             </w:tabs>
             <w:rPr>
-              <w:rFonts w:eastAsiaTheme="minorEastAsia" w:cstheme="minorBidi"/>
+              <w:rFonts w:asciiTheme="minorHAnsi" w:eastAsiaTheme="minorEastAsia" w:hAnsiTheme="minorHAnsi" w:cstheme="minorBidi"/>
               <w:noProof/>
               <w:color w:val="auto"/>
               <w:kern w:val="2"/>
@@ -2098,17 +2091,17 @@
               <w14:ligatures w14:val="standardContextual"/>
             </w:rPr>
           </w:pPr>
-          <w:hyperlink w:anchor="_Toc224334589" w:history="1">
+          <w:hyperlink w:anchor="_Toc224980507" w:history="1">
             <w:r>
               <w:rPr>
                 <w:rStyle w:val="a8"/>
                 <w:noProof/>
               </w:rPr>
-              <w:t>2.1.1.1.1.</w:t>
-            </w:r>
-            <w:r>
-              <w:rPr>
-                <w:rFonts w:eastAsiaTheme="minorEastAsia" w:cstheme="minorBidi"/>
+              <w:t>2.1.1.2.</w:t>
+            </w:r>
+            <w:r>
+              <w:rPr>
+                <w:rFonts w:asciiTheme="minorHAnsi" w:eastAsiaTheme="minorEastAsia" w:hAnsiTheme="minorHAnsi" w:cstheme="minorBidi"/>
                 <w:noProof/>
                 <w:color w:val="auto"/>
                 <w:kern w:val="2"/>
@@ -2123,7 +2116,7 @@
                 <w:rStyle w:val="a8"/>
                 <w:noProof/>
               </w:rPr>
-              <w:t>Процессы, связанные с гостями системы</w:t>
+              <w:t>Процессы, доступные зарегистрированным пользователям</w:t>
             </w:r>
             <w:r>
               <w:rPr>
@@ -2144,7 +2137,7 @@
                 <w:noProof/>
                 <w:webHidden/>
               </w:rPr>
-              <w:instrText xml:space="preserve"> PAGEREF _Toc224334589 \h </w:instrText>
+              <w:instrText xml:space="preserve"> PAGEREF _Toc224980507 \h </w:instrText>
             </w:r>
             <w:r>
               <w:rPr>
@@ -2164,7 +2157,7 @@
                 <w:noProof/>
                 <w:webHidden/>
               </w:rPr>
-              <w:t>4</w:t>
+              <w:t>5</w:t>
             </w:r>
             <w:r>
               <w:rPr>
@@ -2177,13 +2170,13 @@
         </w:p>
         <w:p>
           <w:pPr>
-            <w:pStyle w:val="51"/>
+            <w:pStyle w:val="41"/>
             <w:tabs>
-              <w:tab w:val="left" w:pos="1959"/>
+              <w:tab w:val="left" w:pos="1920"/>
               <w:tab w:val="right" w:leader="dot" w:pos="9344"/>
             </w:tabs>
             <w:rPr>
-              <w:rFonts w:eastAsiaTheme="minorEastAsia" w:cstheme="minorBidi"/>
+              <w:rFonts w:asciiTheme="minorHAnsi" w:eastAsiaTheme="minorEastAsia" w:hAnsiTheme="minorHAnsi" w:cstheme="minorBidi"/>
               <w:noProof/>
               <w:color w:val="auto"/>
               <w:kern w:val="2"/>
@@ -2192,17 +2185,17 @@
               <w14:ligatures w14:val="standardContextual"/>
             </w:rPr>
           </w:pPr>
-          <w:hyperlink w:anchor="_Toc224334590" w:history="1">
+          <w:hyperlink w:anchor="_Toc224980508" w:history="1">
             <w:r>
               <w:rPr>
                 <w:rStyle w:val="a8"/>
                 <w:noProof/>
               </w:rPr>
-              <w:t>2.1.1.1.2.</w:t>
-            </w:r>
-            <w:r>
-              <w:rPr>
-                <w:rFonts w:eastAsiaTheme="minorEastAsia" w:cstheme="minorBidi"/>
+              <w:t>2.1.1.3.</w:t>
+            </w:r>
+            <w:r>
+              <w:rPr>
+                <w:rFonts w:asciiTheme="minorHAnsi" w:eastAsiaTheme="minorEastAsia" w:hAnsiTheme="minorHAnsi" w:cstheme="minorBidi"/>
                 <w:noProof/>
                 <w:color w:val="auto"/>
                 <w:kern w:val="2"/>
@@ -2217,7 +2210,7 @@
                 <w:rStyle w:val="a8"/>
                 <w:noProof/>
               </w:rPr>
-              <w:t>Процессы, доступные зарегистрированным пользователям</w:t>
+              <w:t>Процессы модерации контента</w:t>
             </w:r>
             <w:r>
               <w:rPr>
@@ -2238,7 +2231,7 @@
                 <w:noProof/>
                 <w:webHidden/>
               </w:rPr>
-              <w:instrText xml:space="preserve"> PAGEREF _Toc224334590 \h </w:instrText>
+              <w:instrText xml:space="preserve"> PAGEREF _Toc224980508 \h </w:instrText>
             </w:r>
             <w:r>
               <w:rPr>
@@ -2258,7 +2251,7 @@
                 <w:noProof/>
                 <w:webHidden/>
               </w:rPr>
-              <w:t>4</w:t>
+              <w:t>6</w:t>
             </w:r>
             <w:r>
               <w:rPr>
@@ -2271,13 +2264,13 @@
         </w:p>
         <w:p>
           <w:pPr>
-            <w:pStyle w:val="51"/>
+            <w:pStyle w:val="41"/>
             <w:tabs>
-              <w:tab w:val="left" w:pos="1959"/>
+              <w:tab w:val="left" w:pos="1920"/>
               <w:tab w:val="right" w:leader="dot" w:pos="9344"/>
             </w:tabs>
             <w:rPr>
-              <w:rFonts w:eastAsiaTheme="minorEastAsia" w:cstheme="minorBidi"/>
+              <w:rFonts w:asciiTheme="minorHAnsi" w:eastAsiaTheme="minorEastAsia" w:hAnsiTheme="minorHAnsi" w:cstheme="minorBidi"/>
               <w:noProof/>
               <w:color w:val="auto"/>
               <w:kern w:val="2"/>
@@ -2286,17 +2279,17 @@
               <w14:ligatures w14:val="standardContextual"/>
             </w:rPr>
           </w:pPr>
-          <w:hyperlink w:anchor="_Toc224334591" w:history="1">
+          <w:hyperlink w:anchor="_Toc224980509" w:history="1">
             <w:r>
               <w:rPr>
                 <w:rStyle w:val="a8"/>
                 <w:noProof/>
               </w:rPr>
-              <w:t>2.1.1.1.3.</w:t>
-            </w:r>
-            <w:r>
-              <w:rPr>
-                <w:rFonts w:eastAsiaTheme="minorEastAsia" w:cstheme="minorBidi"/>
+              <w:t>2.1.1.4.</w:t>
+            </w:r>
+            <w:r>
+              <w:rPr>
+                <w:rFonts w:asciiTheme="minorHAnsi" w:eastAsiaTheme="minorEastAsia" w:hAnsiTheme="minorHAnsi" w:cstheme="minorBidi"/>
                 <w:noProof/>
                 <w:color w:val="auto"/>
                 <w:kern w:val="2"/>
@@ -2311,7 +2304,7 @@
                 <w:rStyle w:val="a8"/>
                 <w:noProof/>
               </w:rPr>
-              <w:t>Процессы модерации контента</w:t>
+              <w:t>Процессы администрирования системы</w:t>
             </w:r>
             <w:r>
               <w:rPr>
@@ -2332,7 +2325,7 @@
                 <w:noProof/>
                 <w:webHidden/>
               </w:rPr>
-              <w:instrText xml:space="preserve"> PAGEREF _Toc224334591 \h </w:instrText>
+              <w:instrText xml:space="preserve"> PAGEREF _Toc224980509 \h </w:instrText>
             </w:r>
             <w:r>
               <w:rPr>
@@ -2352,7 +2345,7 @@
                 <w:noProof/>
                 <w:webHidden/>
               </w:rPr>
-              <w:t>5</w:t>
+              <w:t>7</w:t>
             </w:r>
             <w:r>
               <w:rPr>
@@ -2365,13 +2358,13 @@
         </w:p>
         <w:p>
           <w:pPr>
-            <w:pStyle w:val="51"/>
+            <w:pStyle w:val="41"/>
             <w:tabs>
-              <w:tab w:val="left" w:pos="1959"/>
+              <w:tab w:val="left" w:pos="1920"/>
               <w:tab w:val="right" w:leader="dot" w:pos="9344"/>
             </w:tabs>
             <w:rPr>
-              <w:rFonts w:eastAsiaTheme="minorEastAsia" w:cstheme="minorBidi"/>
+              <w:rFonts w:asciiTheme="minorHAnsi" w:eastAsiaTheme="minorEastAsia" w:hAnsiTheme="minorHAnsi" w:cstheme="minorBidi"/>
               <w:noProof/>
               <w:color w:val="auto"/>
               <w:kern w:val="2"/>
@@ -2380,17 +2373,17 @@
               <w14:ligatures w14:val="standardContextual"/>
             </w:rPr>
           </w:pPr>
-          <w:hyperlink w:anchor="_Toc224334592" w:history="1">
+          <w:hyperlink w:anchor="_Toc224980510" w:history="1">
             <w:r>
               <w:rPr>
                 <w:rStyle w:val="a8"/>
                 <w:noProof/>
               </w:rPr>
-              <w:t>2.1.1.1.4.</w:t>
-            </w:r>
-            <w:r>
-              <w:rPr>
-                <w:rFonts w:eastAsiaTheme="minorEastAsia" w:cstheme="minorBidi"/>
+              <w:t>2.1.1.5.</w:t>
+            </w:r>
+            <w:r>
+              <w:rPr>
+                <w:rFonts w:asciiTheme="minorHAnsi" w:eastAsiaTheme="minorEastAsia" w:hAnsiTheme="minorHAnsi" w:cstheme="minorBidi"/>
                 <w:noProof/>
                 <w:color w:val="auto"/>
                 <w:kern w:val="2"/>
@@ -2405,7 +2398,7 @@
                 <w:rStyle w:val="a8"/>
                 <w:noProof/>
               </w:rPr>
-              <w:t>Процессы администрирования системы</w:t>
+              <w:t>Процессы интеграции с внешними системами</w:t>
             </w:r>
             <w:r>
               <w:rPr>
@@ -2426,7 +2419,7 @@
                 <w:noProof/>
                 <w:webHidden/>
               </w:rPr>
-              <w:instrText xml:space="preserve"> PAGEREF _Toc224334592 \h </w:instrText>
+              <w:instrText xml:space="preserve"> PAGEREF _Toc224980510 \h </w:instrText>
             </w:r>
             <w:r>
               <w:rPr>
@@ -2446,7 +2439,7 @@
                 <w:noProof/>
                 <w:webHidden/>
               </w:rPr>
-              <w:t>6</w:t>
+              <w:t>7</w:t>
             </w:r>
             <w:r>
               <w:rPr>
@@ -2459,34 +2452,32 @@
         </w:p>
         <w:p>
           <w:pPr>
-            <w:pStyle w:val="51"/>
+            <w:pStyle w:val="31"/>
             <w:tabs>
-              <w:tab w:val="left" w:pos="1959"/>
+              <w:tab w:val="left" w:pos="1440"/>
               <w:tab w:val="right" w:leader="dot" w:pos="9344"/>
             </w:tabs>
             <w:rPr>
-              <w:rFonts w:eastAsiaTheme="minorEastAsia" w:cstheme="minorBidi"/>
+              <w:rFonts w:asciiTheme="minorHAnsi" w:eastAsiaTheme="minorEastAsia" w:hAnsiTheme="minorHAnsi" w:cstheme="minorBidi"/>
               <w:noProof/>
-              <w:color w:val="auto"/>
               <w:kern w:val="2"/>
               <w:sz w:val="24"/>
               <w:szCs w:val="24"/>
               <w14:ligatures w14:val="standardContextual"/>
             </w:rPr>
           </w:pPr>
-          <w:hyperlink w:anchor="_Toc224334593" w:history="1">
+          <w:hyperlink w:anchor="_Toc224980511" w:history="1">
             <w:r>
               <w:rPr>
                 <w:rStyle w:val="a8"/>
                 <w:noProof/>
               </w:rPr>
-              <w:t>2.1.1.1.5.</w:t>
-            </w:r>
-            <w:r>
-              <w:rPr>
-                <w:rFonts w:eastAsiaTheme="minorEastAsia" w:cstheme="minorBidi"/>
-                <w:noProof/>
-                <w:color w:val="auto"/>
+              <w:t>2.1.2.</w:t>
+            </w:r>
+            <w:r>
+              <w:rPr>
+                <w:rFonts w:asciiTheme="minorHAnsi" w:eastAsiaTheme="minorEastAsia" w:hAnsiTheme="minorHAnsi" w:cstheme="minorBidi"/>
+                <w:noProof/>
                 <w:kern w:val="2"/>
                 <w:sz w:val="24"/>
                 <w:szCs w:val="24"/>
@@ -2499,7 +2490,7 @@
                 <w:rStyle w:val="a8"/>
                 <w:noProof/>
               </w:rPr>
-              <w:t>Процессы интеграции с внешними системами</w:t>
+              <w:t>Схематическое представление (Use Case Diagram)</w:t>
             </w:r>
             <w:r>
               <w:rPr>
@@ -2520,7 +2511,7 @@
                 <w:noProof/>
                 <w:webHidden/>
               </w:rPr>
-              <w:instrText xml:space="preserve"> PAGEREF _Toc224334593 \h </w:instrText>
+              <w:instrText xml:space="preserve"> PAGEREF _Toc224980511 \h </w:instrText>
             </w:r>
             <w:r>
               <w:rPr>
@@ -2540,101 +2531,7 @@
                 <w:noProof/>
                 <w:webHidden/>
               </w:rPr>
-              <w:t>6</w:t>
-            </w:r>
-            <w:r>
-              <w:rPr>
-                <w:noProof/>
-                <w:webHidden/>
-              </w:rPr>
-              <w:fldChar w:fldCharType="end"/>
-            </w:r>
-          </w:hyperlink>
-        </w:p>
-        <w:p>
-          <w:pPr>
-            <w:pStyle w:val="41"/>
-            <w:tabs>
-              <w:tab w:val="left" w:pos="1680"/>
-              <w:tab w:val="right" w:leader="dot" w:pos="9344"/>
-            </w:tabs>
-            <w:rPr>
-              <w:rFonts w:eastAsiaTheme="minorEastAsia" w:cstheme="minorBidi"/>
-              <w:noProof/>
-              <w:color w:val="auto"/>
-              <w:kern w:val="2"/>
-              <w:sz w:val="24"/>
-              <w:szCs w:val="24"/>
-              <w14:ligatures w14:val="standardContextual"/>
-            </w:rPr>
-          </w:pPr>
-          <w:hyperlink w:anchor="_Toc224334594" w:history="1">
-            <w:r>
-              <w:rPr>
-                <w:rStyle w:val="a8"/>
-                <w:noProof/>
-              </w:rPr>
-              <w:t>2.1.1.2.</w:t>
-            </w:r>
-            <w:r>
-              <w:rPr>
-                <w:rFonts w:eastAsiaTheme="minorEastAsia" w:cstheme="minorBidi"/>
-                <w:noProof/>
-                <w:color w:val="auto"/>
-                <w:kern w:val="2"/>
-                <w:sz w:val="24"/>
-                <w:szCs w:val="24"/>
-                <w14:ligatures w14:val="standardContextual"/>
-              </w:rPr>
-              <w:tab/>
-            </w:r>
-            <w:r>
-              <w:rPr>
-                <w:rStyle w:val="a8"/>
-                <w:noProof/>
-              </w:rPr>
-              <w:t>Схематическое представление (Use Case Diagram)</w:t>
-            </w:r>
-            <w:r>
-              <w:rPr>
-                <w:noProof/>
-                <w:webHidden/>
-              </w:rPr>
-              <w:tab/>
-            </w:r>
-            <w:r>
-              <w:rPr>
-                <w:noProof/>
-                <w:webHidden/>
-              </w:rPr>
-              <w:fldChar w:fldCharType="begin"/>
-            </w:r>
-            <w:r>
-              <w:rPr>
-                <w:noProof/>
-                <w:webHidden/>
-              </w:rPr>
-              <w:instrText xml:space="preserve"> PAGEREF _Toc224334594 \h </w:instrText>
-            </w:r>
-            <w:r>
-              <w:rPr>
-                <w:noProof/>
-                <w:webHidden/>
-              </w:rPr>
-            </w:r>
-            <w:r>
-              <w:rPr>
-                <w:noProof/>
-                <w:webHidden/>
-              </w:rPr>
-              <w:fldChar w:fldCharType="separate"/>
-            </w:r>
-            <w:r>
-              <w:rPr>
-                <w:noProof/>
-                <w:webHidden/>
-              </w:rPr>
-              <w:t>7</w:t>
+              <w:t>8</w:t>
             </w:r>
             <w:r>
               <w:rPr>
@@ -2662,7 +2559,7 @@
               <w14:ligatures w14:val="standardContextual"/>
             </w:rPr>
           </w:pPr>
-          <w:hyperlink w:anchor="_Toc224334595" w:history="1">
+          <w:hyperlink w:anchor="_Toc224980512" w:history="1">
             <w:r>
               <w:rPr>
                 <w:rStyle w:val="a8"/>
@@ -2708,7 +2605,7 @@
                 <w:noProof/>
                 <w:webHidden/>
               </w:rPr>
-              <w:instrText xml:space="preserve"> PAGEREF _Toc224334595 \h </w:instrText>
+              <w:instrText xml:space="preserve"> PAGEREF _Toc224980512 \h </w:instrText>
             </w:r>
             <w:r>
               <w:rPr>
@@ -2728,7 +2625,7 @@
                 <w:noProof/>
                 <w:webHidden/>
               </w:rPr>
-              <w:t>7</w:t>
+              <w:t>8</w:t>
             </w:r>
             <w:r>
               <w:rPr>
@@ -2755,7 +2652,7 @@
               <w14:ligatures w14:val="standardContextual"/>
             </w:rPr>
           </w:pPr>
-          <w:hyperlink w:anchor="_Toc224334596" w:history="1">
+          <w:hyperlink w:anchor="_Toc224980513" w:history="1">
             <w:r>
               <w:rPr>
                 <w:rStyle w:val="a8"/>
@@ -2800,7 +2697,7 @@
                 <w:noProof/>
                 <w:webHidden/>
               </w:rPr>
-              <w:instrText xml:space="preserve"> PAGEREF _Toc224334596 \h </w:instrText>
+              <w:instrText xml:space="preserve"> PAGEREF _Toc224980513 \h </w:instrText>
             </w:r>
             <w:r>
               <w:rPr>
@@ -2820,7 +2717,7 @@
                 <w:noProof/>
                 <w:webHidden/>
               </w:rPr>
-              <w:t>7</w:t>
+              <w:t>8</w:t>
             </w:r>
             <w:r>
               <w:rPr>
@@ -2847,7 +2744,7 @@
               <w14:ligatures w14:val="standardContextual"/>
             </w:rPr>
           </w:pPr>
-          <w:hyperlink w:anchor="_Toc224334597" w:history="1">
+          <w:hyperlink w:anchor="_Toc224980514" w:history="1">
             <w:r>
               <w:rPr>
                 <w:rStyle w:val="a8"/>
@@ -2892,7 +2789,7 @@
                 <w:noProof/>
                 <w:webHidden/>
               </w:rPr>
-              <w:instrText xml:space="preserve"> PAGEREF _Toc224334597 \h </w:instrText>
+              <w:instrText xml:space="preserve"> PAGEREF _Toc224980514 \h </w:instrText>
             </w:r>
             <w:r>
               <w:rPr>
@@ -2912,7 +2809,1874 @@
                 <w:noProof/>
                 <w:webHidden/>
               </w:rPr>
-              <w:t>8</w:t>
+              <w:t>9</w:t>
+            </w:r>
+            <w:r>
+              <w:rPr>
+                <w:noProof/>
+                <w:webHidden/>
+              </w:rPr>
+              <w:fldChar w:fldCharType="end"/>
+            </w:r>
+          </w:hyperlink>
+        </w:p>
+        <w:p>
+          <w:pPr>
+            <w:pStyle w:val="23"/>
+            <w:tabs>
+              <w:tab w:val="left" w:pos="960"/>
+              <w:tab w:val="right" w:leader="dot" w:pos="9344"/>
+            </w:tabs>
+            <w:rPr>
+              <w:rFonts w:asciiTheme="minorHAnsi" w:eastAsiaTheme="minorEastAsia" w:hAnsiTheme="minorHAnsi" w:cstheme="minorBidi"/>
+              <w:bCs w:val="0"/>
+              <w:noProof/>
+              <w:kern w:val="2"/>
+              <w:sz w:val="24"/>
+              <w:szCs w:val="24"/>
+              <w14:ligatures w14:val="standardContextual"/>
+            </w:rPr>
+          </w:pPr>
+          <w:hyperlink w:anchor="_Toc224980515" w:history="1">
+            <w:r>
+              <w:rPr>
+                <w:rStyle w:val="a8"/>
+                <w:noProof/>
+              </w:rPr>
+              <w:t>2.3.</w:t>
+            </w:r>
+            <w:r>
+              <w:rPr>
+                <w:rFonts w:asciiTheme="minorHAnsi" w:eastAsiaTheme="minorEastAsia" w:hAnsiTheme="minorHAnsi" w:cstheme="minorBidi"/>
+                <w:bCs w:val="0"/>
+                <w:noProof/>
+                <w:kern w:val="2"/>
+                <w:sz w:val="24"/>
+                <w:szCs w:val="24"/>
+                <w14:ligatures w14:val="standardContextual"/>
+              </w:rPr>
+              <w:tab/>
+            </w:r>
+            <w:r>
+              <w:rPr>
+                <w:rStyle w:val="a8"/>
+                <w:noProof/>
+              </w:rPr>
+              <w:t>Функциональная модель ИС</w:t>
+            </w:r>
+            <w:r>
+              <w:rPr>
+                <w:noProof/>
+                <w:webHidden/>
+              </w:rPr>
+              <w:tab/>
+            </w:r>
+            <w:r>
+              <w:rPr>
+                <w:noProof/>
+                <w:webHidden/>
+              </w:rPr>
+              <w:fldChar w:fldCharType="begin"/>
+            </w:r>
+            <w:r>
+              <w:rPr>
+                <w:noProof/>
+                <w:webHidden/>
+              </w:rPr>
+              <w:instrText xml:space="preserve"> PAGEREF _Toc224980515 \h </w:instrText>
+            </w:r>
+            <w:r>
+              <w:rPr>
+                <w:noProof/>
+                <w:webHidden/>
+              </w:rPr>
+            </w:r>
+            <w:r>
+              <w:rPr>
+                <w:noProof/>
+                <w:webHidden/>
+              </w:rPr>
+              <w:fldChar w:fldCharType="separate"/>
+            </w:r>
+            <w:r>
+              <w:rPr>
+                <w:noProof/>
+                <w:webHidden/>
+              </w:rPr>
+              <w:t>10</w:t>
+            </w:r>
+            <w:r>
+              <w:rPr>
+                <w:noProof/>
+                <w:webHidden/>
+              </w:rPr>
+              <w:fldChar w:fldCharType="end"/>
+            </w:r>
+          </w:hyperlink>
+        </w:p>
+        <w:p>
+          <w:pPr>
+            <w:pStyle w:val="31"/>
+            <w:tabs>
+              <w:tab w:val="left" w:pos="1440"/>
+              <w:tab w:val="right" w:leader="dot" w:pos="9344"/>
+            </w:tabs>
+            <w:rPr>
+              <w:rFonts w:asciiTheme="minorHAnsi" w:eastAsiaTheme="minorEastAsia" w:hAnsiTheme="minorHAnsi" w:cstheme="minorBidi"/>
+              <w:noProof/>
+              <w:kern w:val="2"/>
+              <w:sz w:val="24"/>
+              <w:szCs w:val="24"/>
+              <w14:ligatures w14:val="standardContextual"/>
+            </w:rPr>
+          </w:pPr>
+          <w:hyperlink w:anchor="_Toc224980516" w:history="1">
+            <w:r>
+              <w:rPr>
+                <w:rStyle w:val="a8"/>
+                <w:noProof/>
+              </w:rPr>
+              <w:t>2.3.1.</w:t>
+            </w:r>
+            <w:r>
+              <w:rPr>
+                <w:rFonts w:asciiTheme="minorHAnsi" w:eastAsiaTheme="minorEastAsia" w:hAnsiTheme="minorHAnsi" w:cstheme="minorBidi"/>
+                <w:noProof/>
+                <w:kern w:val="2"/>
+                <w:sz w:val="24"/>
+                <w:szCs w:val="24"/>
+                <w14:ligatures w14:val="standardContextual"/>
+              </w:rPr>
+              <w:tab/>
+            </w:r>
+            <w:r>
+              <w:rPr>
+                <w:rStyle w:val="a8"/>
+                <w:noProof/>
+              </w:rPr>
+              <w:t>Общие сведения</w:t>
+            </w:r>
+            <w:r>
+              <w:rPr>
+                <w:noProof/>
+                <w:webHidden/>
+              </w:rPr>
+              <w:tab/>
+            </w:r>
+            <w:r>
+              <w:rPr>
+                <w:noProof/>
+                <w:webHidden/>
+              </w:rPr>
+              <w:fldChar w:fldCharType="begin"/>
+            </w:r>
+            <w:r>
+              <w:rPr>
+                <w:noProof/>
+                <w:webHidden/>
+              </w:rPr>
+              <w:instrText xml:space="preserve"> PAGEREF _Toc224980516 \h </w:instrText>
+            </w:r>
+            <w:r>
+              <w:rPr>
+                <w:noProof/>
+                <w:webHidden/>
+              </w:rPr>
+            </w:r>
+            <w:r>
+              <w:rPr>
+                <w:noProof/>
+                <w:webHidden/>
+              </w:rPr>
+              <w:fldChar w:fldCharType="separate"/>
+            </w:r>
+            <w:r>
+              <w:rPr>
+                <w:noProof/>
+                <w:webHidden/>
+              </w:rPr>
+              <w:t>10</w:t>
+            </w:r>
+            <w:r>
+              <w:rPr>
+                <w:noProof/>
+                <w:webHidden/>
+              </w:rPr>
+              <w:fldChar w:fldCharType="end"/>
+            </w:r>
+          </w:hyperlink>
+        </w:p>
+        <w:p>
+          <w:pPr>
+            <w:pStyle w:val="41"/>
+            <w:tabs>
+              <w:tab w:val="left" w:pos="1920"/>
+              <w:tab w:val="right" w:leader="dot" w:pos="9344"/>
+            </w:tabs>
+            <w:rPr>
+              <w:rFonts w:asciiTheme="minorHAnsi" w:eastAsiaTheme="minorEastAsia" w:hAnsiTheme="minorHAnsi" w:cstheme="minorBidi"/>
+              <w:noProof/>
+              <w:color w:val="auto"/>
+              <w:kern w:val="2"/>
+              <w:sz w:val="24"/>
+              <w:szCs w:val="24"/>
+              <w14:ligatures w14:val="standardContextual"/>
+            </w:rPr>
+          </w:pPr>
+          <w:hyperlink w:anchor="_Toc224980517" w:history="1">
+            <w:r>
+              <w:rPr>
+                <w:rStyle w:val="a8"/>
+                <w:noProof/>
+              </w:rPr>
+              <w:t>2.3.1.1.</w:t>
+            </w:r>
+            <w:r>
+              <w:rPr>
+                <w:rFonts w:asciiTheme="minorHAnsi" w:eastAsiaTheme="minorEastAsia" w:hAnsiTheme="minorHAnsi" w:cstheme="minorBidi"/>
+                <w:noProof/>
+                <w:color w:val="auto"/>
+                <w:kern w:val="2"/>
+                <w:sz w:val="24"/>
+                <w:szCs w:val="24"/>
+                <w14:ligatures w14:val="standardContextual"/>
+              </w:rPr>
+              <w:tab/>
+            </w:r>
+            <w:r>
+              <w:rPr>
+                <w:rStyle w:val="a8"/>
+                <w:noProof/>
+              </w:rPr>
+              <w:t>Краткое описание объекта автоматизации</w:t>
+            </w:r>
+            <w:r>
+              <w:rPr>
+                <w:noProof/>
+                <w:webHidden/>
+              </w:rPr>
+              <w:tab/>
+            </w:r>
+            <w:r>
+              <w:rPr>
+                <w:noProof/>
+                <w:webHidden/>
+              </w:rPr>
+              <w:fldChar w:fldCharType="begin"/>
+            </w:r>
+            <w:r>
+              <w:rPr>
+                <w:noProof/>
+                <w:webHidden/>
+              </w:rPr>
+              <w:instrText xml:space="preserve"> PAGEREF _Toc224980517 \h </w:instrText>
+            </w:r>
+            <w:r>
+              <w:rPr>
+                <w:noProof/>
+                <w:webHidden/>
+              </w:rPr>
+            </w:r>
+            <w:r>
+              <w:rPr>
+                <w:noProof/>
+                <w:webHidden/>
+              </w:rPr>
+              <w:fldChar w:fldCharType="separate"/>
+            </w:r>
+            <w:r>
+              <w:rPr>
+                <w:noProof/>
+                <w:webHidden/>
+              </w:rPr>
+              <w:t>10</w:t>
+            </w:r>
+            <w:r>
+              <w:rPr>
+                <w:noProof/>
+                <w:webHidden/>
+              </w:rPr>
+              <w:fldChar w:fldCharType="end"/>
+            </w:r>
+          </w:hyperlink>
+        </w:p>
+        <w:p>
+          <w:pPr>
+            <w:pStyle w:val="41"/>
+            <w:tabs>
+              <w:tab w:val="left" w:pos="1920"/>
+              <w:tab w:val="right" w:leader="dot" w:pos="9344"/>
+            </w:tabs>
+            <w:rPr>
+              <w:rFonts w:asciiTheme="minorHAnsi" w:eastAsiaTheme="minorEastAsia" w:hAnsiTheme="minorHAnsi" w:cstheme="minorBidi"/>
+              <w:noProof/>
+              <w:color w:val="auto"/>
+              <w:kern w:val="2"/>
+              <w:sz w:val="24"/>
+              <w:szCs w:val="24"/>
+              <w14:ligatures w14:val="standardContextual"/>
+            </w:rPr>
+          </w:pPr>
+          <w:hyperlink w:anchor="_Toc224980518" w:history="1">
+            <w:r>
+              <w:rPr>
+                <w:rStyle w:val="a8"/>
+                <w:noProof/>
+              </w:rPr>
+              <w:t>2.3.1.2.</w:t>
+            </w:r>
+            <w:r>
+              <w:rPr>
+                <w:rFonts w:asciiTheme="minorHAnsi" w:eastAsiaTheme="minorEastAsia" w:hAnsiTheme="minorHAnsi" w:cstheme="minorBidi"/>
+                <w:noProof/>
+                <w:color w:val="auto"/>
+                <w:kern w:val="2"/>
+                <w:sz w:val="24"/>
+                <w:szCs w:val="24"/>
+                <w14:ligatures w14:val="standardContextual"/>
+              </w:rPr>
+              <w:tab/>
+            </w:r>
+            <w:r>
+              <w:rPr>
+                <w:rStyle w:val="a8"/>
+                <w:noProof/>
+              </w:rPr>
+              <w:t>Способ создания подсистемы «3D-визуализация»</w:t>
+            </w:r>
+            <w:r>
+              <w:rPr>
+                <w:noProof/>
+                <w:webHidden/>
+              </w:rPr>
+              <w:tab/>
+            </w:r>
+            <w:r>
+              <w:rPr>
+                <w:noProof/>
+                <w:webHidden/>
+              </w:rPr>
+              <w:fldChar w:fldCharType="begin"/>
+            </w:r>
+            <w:r>
+              <w:rPr>
+                <w:noProof/>
+                <w:webHidden/>
+              </w:rPr>
+              <w:instrText xml:space="preserve"> PAGEREF _Toc224980518 \h </w:instrText>
+            </w:r>
+            <w:r>
+              <w:rPr>
+                <w:noProof/>
+                <w:webHidden/>
+              </w:rPr>
+            </w:r>
+            <w:r>
+              <w:rPr>
+                <w:noProof/>
+                <w:webHidden/>
+              </w:rPr>
+              <w:fldChar w:fldCharType="separate"/>
+            </w:r>
+            <w:r>
+              <w:rPr>
+                <w:noProof/>
+                <w:webHidden/>
+              </w:rPr>
+              <w:t>11</w:t>
+            </w:r>
+            <w:r>
+              <w:rPr>
+                <w:noProof/>
+                <w:webHidden/>
+              </w:rPr>
+              <w:fldChar w:fldCharType="end"/>
+            </w:r>
+          </w:hyperlink>
+        </w:p>
+        <w:p>
+          <w:pPr>
+            <w:pStyle w:val="41"/>
+            <w:tabs>
+              <w:tab w:val="left" w:pos="1920"/>
+              <w:tab w:val="right" w:leader="dot" w:pos="9344"/>
+            </w:tabs>
+            <w:rPr>
+              <w:rFonts w:asciiTheme="minorHAnsi" w:eastAsiaTheme="minorEastAsia" w:hAnsiTheme="minorHAnsi" w:cstheme="minorBidi"/>
+              <w:noProof/>
+              <w:color w:val="auto"/>
+              <w:kern w:val="2"/>
+              <w:sz w:val="24"/>
+              <w:szCs w:val="24"/>
+              <w14:ligatures w14:val="standardContextual"/>
+            </w:rPr>
+          </w:pPr>
+          <w:hyperlink w:anchor="_Toc224980519" w:history="1">
+            <w:r>
+              <w:rPr>
+                <w:rStyle w:val="a8"/>
+                <w:noProof/>
+              </w:rPr>
+              <w:t>2.3.1.3.</w:t>
+            </w:r>
+            <w:r>
+              <w:rPr>
+                <w:rFonts w:asciiTheme="minorHAnsi" w:eastAsiaTheme="minorEastAsia" w:hAnsiTheme="minorHAnsi" w:cstheme="minorBidi"/>
+                <w:noProof/>
+                <w:color w:val="auto"/>
+                <w:kern w:val="2"/>
+                <w:sz w:val="24"/>
+                <w:szCs w:val="24"/>
+                <w14:ligatures w14:val="standardContextual"/>
+              </w:rPr>
+              <w:tab/>
+            </w:r>
+            <w:r>
+              <w:rPr>
+                <w:rStyle w:val="a8"/>
+                <w:noProof/>
+              </w:rPr>
+              <w:t>Средства создания подсистемы «3D-визуализация»</w:t>
+            </w:r>
+            <w:r>
+              <w:rPr>
+                <w:noProof/>
+                <w:webHidden/>
+              </w:rPr>
+              <w:tab/>
+            </w:r>
+            <w:r>
+              <w:rPr>
+                <w:noProof/>
+                <w:webHidden/>
+              </w:rPr>
+              <w:fldChar w:fldCharType="begin"/>
+            </w:r>
+            <w:r>
+              <w:rPr>
+                <w:noProof/>
+                <w:webHidden/>
+              </w:rPr>
+              <w:instrText xml:space="preserve"> PAGEREF _Toc224980519 \h </w:instrText>
+            </w:r>
+            <w:r>
+              <w:rPr>
+                <w:noProof/>
+                <w:webHidden/>
+              </w:rPr>
+            </w:r>
+            <w:r>
+              <w:rPr>
+                <w:noProof/>
+                <w:webHidden/>
+              </w:rPr>
+              <w:fldChar w:fldCharType="separate"/>
+            </w:r>
+            <w:r>
+              <w:rPr>
+                <w:noProof/>
+                <w:webHidden/>
+              </w:rPr>
+              <w:t>12</w:t>
+            </w:r>
+            <w:r>
+              <w:rPr>
+                <w:noProof/>
+                <w:webHidden/>
+              </w:rPr>
+              <w:fldChar w:fldCharType="end"/>
+            </w:r>
+          </w:hyperlink>
+        </w:p>
+        <w:p>
+          <w:pPr>
+            <w:pStyle w:val="31"/>
+            <w:tabs>
+              <w:tab w:val="left" w:pos="1440"/>
+              <w:tab w:val="right" w:leader="dot" w:pos="9344"/>
+            </w:tabs>
+            <w:rPr>
+              <w:rFonts w:asciiTheme="minorHAnsi" w:eastAsiaTheme="minorEastAsia" w:hAnsiTheme="minorHAnsi" w:cstheme="minorBidi"/>
+              <w:noProof/>
+              <w:kern w:val="2"/>
+              <w:sz w:val="24"/>
+              <w:szCs w:val="24"/>
+              <w14:ligatures w14:val="standardContextual"/>
+            </w:rPr>
+          </w:pPr>
+          <w:hyperlink w:anchor="_Toc224980520" w:history="1">
+            <w:r>
+              <w:rPr>
+                <w:rStyle w:val="a8"/>
+                <w:noProof/>
+              </w:rPr>
+              <w:t>2.3.2.</w:t>
+            </w:r>
+            <w:r>
+              <w:rPr>
+                <w:rFonts w:asciiTheme="minorHAnsi" w:eastAsiaTheme="minorEastAsia" w:hAnsiTheme="minorHAnsi" w:cstheme="minorBidi"/>
+                <w:noProof/>
+                <w:kern w:val="2"/>
+                <w:sz w:val="24"/>
+                <w:szCs w:val="24"/>
+                <w14:ligatures w14:val="standardContextual"/>
+              </w:rPr>
+              <w:tab/>
+            </w:r>
+            <w:r>
+              <w:rPr>
+                <w:rStyle w:val="a8"/>
+                <w:noProof/>
+              </w:rPr>
+              <w:t>Контекстная диаграмма функциональной модели ИС</w:t>
+            </w:r>
+            <w:r>
+              <w:rPr>
+                <w:noProof/>
+                <w:webHidden/>
+              </w:rPr>
+              <w:tab/>
+            </w:r>
+            <w:r>
+              <w:rPr>
+                <w:noProof/>
+                <w:webHidden/>
+              </w:rPr>
+              <w:fldChar w:fldCharType="begin"/>
+            </w:r>
+            <w:r>
+              <w:rPr>
+                <w:noProof/>
+                <w:webHidden/>
+              </w:rPr>
+              <w:instrText xml:space="preserve"> PAGEREF _Toc224980520 \h </w:instrText>
+            </w:r>
+            <w:r>
+              <w:rPr>
+                <w:noProof/>
+                <w:webHidden/>
+              </w:rPr>
+            </w:r>
+            <w:r>
+              <w:rPr>
+                <w:noProof/>
+                <w:webHidden/>
+              </w:rPr>
+              <w:fldChar w:fldCharType="separate"/>
+            </w:r>
+            <w:r>
+              <w:rPr>
+                <w:noProof/>
+                <w:webHidden/>
+              </w:rPr>
+              <w:t>13</w:t>
+            </w:r>
+            <w:r>
+              <w:rPr>
+                <w:noProof/>
+                <w:webHidden/>
+              </w:rPr>
+              <w:fldChar w:fldCharType="end"/>
+            </w:r>
+          </w:hyperlink>
+        </w:p>
+        <w:p>
+          <w:pPr>
+            <w:pStyle w:val="31"/>
+            <w:tabs>
+              <w:tab w:val="left" w:pos="1440"/>
+              <w:tab w:val="right" w:leader="dot" w:pos="9344"/>
+            </w:tabs>
+            <w:rPr>
+              <w:rFonts w:asciiTheme="minorHAnsi" w:eastAsiaTheme="minorEastAsia" w:hAnsiTheme="minorHAnsi" w:cstheme="minorBidi"/>
+              <w:noProof/>
+              <w:kern w:val="2"/>
+              <w:sz w:val="24"/>
+              <w:szCs w:val="24"/>
+              <w14:ligatures w14:val="standardContextual"/>
+            </w:rPr>
+          </w:pPr>
+          <w:hyperlink w:anchor="_Toc224980521" w:history="1">
+            <w:r>
+              <w:rPr>
+                <w:rStyle w:val="a8"/>
+                <w:noProof/>
+              </w:rPr>
+              <w:t>2.3.3.</w:t>
+            </w:r>
+            <w:r>
+              <w:rPr>
+                <w:rFonts w:asciiTheme="minorHAnsi" w:eastAsiaTheme="minorEastAsia" w:hAnsiTheme="minorHAnsi" w:cstheme="minorBidi"/>
+                <w:noProof/>
+                <w:kern w:val="2"/>
+                <w:sz w:val="24"/>
+                <w:szCs w:val="24"/>
+                <w14:ligatures w14:val="standardContextual"/>
+              </w:rPr>
+              <w:tab/>
+            </w:r>
+            <w:r>
+              <w:rPr>
+                <w:rStyle w:val="a8"/>
+                <w:noProof/>
+              </w:rPr>
+              <w:t>Декомпозиция контекстной диаграммы</w:t>
+            </w:r>
+            <w:r>
+              <w:rPr>
+                <w:noProof/>
+                <w:webHidden/>
+              </w:rPr>
+              <w:tab/>
+            </w:r>
+            <w:r>
+              <w:rPr>
+                <w:noProof/>
+                <w:webHidden/>
+              </w:rPr>
+              <w:fldChar w:fldCharType="begin"/>
+            </w:r>
+            <w:r>
+              <w:rPr>
+                <w:noProof/>
+                <w:webHidden/>
+              </w:rPr>
+              <w:instrText xml:space="preserve"> PAGEREF _Toc224980521 \h </w:instrText>
+            </w:r>
+            <w:r>
+              <w:rPr>
+                <w:noProof/>
+                <w:webHidden/>
+              </w:rPr>
+            </w:r>
+            <w:r>
+              <w:rPr>
+                <w:noProof/>
+                <w:webHidden/>
+              </w:rPr>
+              <w:fldChar w:fldCharType="separate"/>
+            </w:r>
+            <w:r>
+              <w:rPr>
+                <w:noProof/>
+                <w:webHidden/>
+              </w:rPr>
+              <w:t>15</w:t>
+            </w:r>
+            <w:r>
+              <w:rPr>
+                <w:noProof/>
+                <w:webHidden/>
+              </w:rPr>
+              <w:fldChar w:fldCharType="end"/>
+            </w:r>
+          </w:hyperlink>
+        </w:p>
+        <w:p>
+          <w:pPr>
+            <w:pStyle w:val="41"/>
+            <w:tabs>
+              <w:tab w:val="left" w:pos="1920"/>
+              <w:tab w:val="right" w:leader="dot" w:pos="9344"/>
+            </w:tabs>
+            <w:rPr>
+              <w:rFonts w:asciiTheme="minorHAnsi" w:eastAsiaTheme="minorEastAsia" w:hAnsiTheme="minorHAnsi" w:cstheme="minorBidi"/>
+              <w:noProof/>
+              <w:color w:val="auto"/>
+              <w:kern w:val="2"/>
+              <w:sz w:val="24"/>
+              <w:szCs w:val="24"/>
+              <w14:ligatures w14:val="standardContextual"/>
+            </w:rPr>
+          </w:pPr>
+          <w:hyperlink w:anchor="_Toc224980522" w:history="1">
+            <w:r>
+              <w:rPr>
+                <w:rStyle w:val="a8"/>
+                <w:noProof/>
+              </w:rPr>
+              <w:t>2.3.3.1.</w:t>
+            </w:r>
+            <w:r>
+              <w:rPr>
+                <w:rFonts w:asciiTheme="minorHAnsi" w:eastAsiaTheme="minorEastAsia" w:hAnsiTheme="minorHAnsi" w:cstheme="minorBidi"/>
+                <w:noProof/>
+                <w:color w:val="auto"/>
+                <w:kern w:val="2"/>
+                <w:sz w:val="24"/>
+                <w:szCs w:val="24"/>
+                <w14:ligatures w14:val="standardContextual"/>
+              </w:rPr>
+              <w:tab/>
+            </w:r>
+            <w:r>
+              <w:rPr>
+                <w:rStyle w:val="a8"/>
+                <w:noProof/>
+              </w:rPr>
+              <w:t>Описание функциональных блоков</w:t>
+            </w:r>
+            <w:r>
+              <w:rPr>
+                <w:noProof/>
+                <w:webHidden/>
+              </w:rPr>
+              <w:tab/>
+            </w:r>
+            <w:r>
+              <w:rPr>
+                <w:noProof/>
+                <w:webHidden/>
+              </w:rPr>
+              <w:fldChar w:fldCharType="begin"/>
+            </w:r>
+            <w:r>
+              <w:rPr>
+                <w:noProof/>
+                <w:webHidden/>
+              </w:rPr>
+              <w:instrText xml:space="preserve"> PAGEREF _Toc224980522 \h </w:instrText>
+            </w:r>
+            <w:r>
+              <w:rPr>
+                <w:noProof/>
+                <w:webHidden/>
+              </w:rPr>
+            </w:r>
+            <w:r>
+              <w:rPr>
+                <w:noProof/>
+                <w:webHidden/>
+              </w:rPr>
+              <w:fldChar w:fldCharType="separate"/>
+            </w:r>
+            <w:r>
+              <w:rPr>
+                <w:noProof/>
+                <w:webHidden/>
+              </w:rPr>
+              <w:t>15</w:t>
+            </w:r>
+            <w:r>
+              <w:rPr>
+                <w:noProof/>
+                <w:webHidden/>
+              </w:rPr>
+              <w:fldChar w:fldCharType="end"/>
+            </w:r>
+          </w:hyperlink>
+        </w:p>
+        <w:p>
+          <w:pPr>
+            <w:pStyle w:val="51"/>
+            <w:tabs>
+              <w:tab w:val="left" w:pos="2250"/>
+              <w:tab w:val="right" w:leader="dot" w:pos="9344"/>
+            </w:tabs>
+            <w:rPr>
+              <w:rFonts w:asciiTheme="minorHAnsi" w:eastAsiaTheme="minorEastAsia" w:hAnsiTheme="minorHAnsi" w:cstheme="minorBidi"/>
+              <w:noProof/>
+              <w:color w:val="auto"/>
+              <w:kern w:val="2"/>
+              <w:sz w:val="24"/>
+              <w:szCs w:val="24"/>
+              <w14:ligatures w14:val="standardContextual"/>
+            </w:rPr>
+          </w:pPr>
+          <w:hyperlink w:anchor="_Toc224980523" w:history="1">
+            <w:r>
+              <w:rPr>
+                <w:rStyle w:val="a8"/>
+                <w:noProof/>
+              </w:rPr>
+              <w:t>2.3.3.1.1.</w:t>
+            </w:r>
+            <w:r>
+              <w:rPr>
+                <w:rFonts w:asciiTheme="minorHAnsi" w:eastAsiaTheme="minorEastAsia" w:hAnsiTheme="minorHAnsi" w:cstheme="minorBidi"/>
+                <w:noProof/>
+                <w:color w:val="auto"/>
+                <w:kern w:val="2"/>
+                <w:sz w:val="24"/>
+                <w:szCs w:val="24"/>
+                <w14:ligatures w14:val="standardContextual"/>
+              </w:rPr>
+              <w:tab/>
+            </w:r>
+            <w:r>
+              <w:rPr>
+                <w:rStyle w:val="a8"/>
+                <w:noProof/>
+                <w:lang w:val="en-US"/>
+              </w:rPr>
+              <w:t>A</w:t>
+            </w:r>
+            <w:r>
+              <w:rPr>
+                <w:rStyle w:val="a8"/>
+                <w:noProof/>
+              </w:rPr>
+              <w:t>1. Загрузка и подготовка 3</w:t>
+            </w:r>
+            <w:r>
+              <w:rPr>
+                <w:rStyle w:val="a8"/>
+                <w:noProof/>
+                <w:lang w:val="en-US"/>
+              </w:rPr>
+              <w:t>D</w:t>
+            </w:r>
+            <w:r>
+              <w:rPr>
+                <w:rStyle w:val="a8"/>
+                <w:noProof/>
+              </w:rPr>
+              <w:t>-модели</w:t>
+            </w:r>
+            <w:r>
+              <w:rPr>
+                <w:noProof/>
+                <w:webHidden/>
+              </w:rPr>
+              <w:tab/>
+            </w:r>
+            <w:r>
+              <w:rPr>
+                <w:noProof/>
+                <w:webHidden/>
+              </w:rPr>
+              <w:fldChar w:fldCharType="begin"/>
+            </w:r>
+            <w:r>
+              <w:rPr>
+                <w:noProof/>
+                <w:webHidden/>
+              </w:rPr>
+              <w:instrText xml:space="preserve"> PAGEREF _Toc224980523 \h </w:instrText>
+            </w:r>
+            <w:r>
+              <w:rPr>
+                <w:noProof/>
+                <w:webHidden/>
+              </w:rPr>
+            </w:r>
+            <w:r>
+              <w:rPr>
+                <w:noProof/>
+                <w:webHidden/>
+              </w:rPr>
+              <w:fldChar w:fldCharType="separate"/>
+            </w:r>
+            <w:r>
+              <w:rPr>
+                <w:noProof/>
+                <w:webHidden/>
+              </w:rPr>
+              <w:t>15</w:t>
+            </w:r>
+            <w:r>
+              <w:rPr>
+                <w:noProof/>
+                <w:webHidden/>
+              </w:rPr>
+              <w:fldChar w:fldCharType="end"/>
+            </w:r>
+          </w:hyperlink>
+        </w:p>
+        <w:p>
+          <w:pPr>
+            <w:pStyle w:val="51"/>
+            <w:tabs>
+              <w:tab w:val="left" w:pos="2250"/>
+              <w:tab w:val="right" w:leader="dot" w:pos="9344"/>
+            </w:tabs>
+            <w:rPr>
+              <w:rFonts w:asciiTheme="minorHAnsi" w:eastAsiaTheme="minorEastAsia" w:hAnsiTheme="minorHAnsi" w:cstheme="minorBidi"/>
+              <w:noProof/>
+              <w:color w:val="auto"/>
+              <w:kern w:val="2"/>
+              <w:sz w:val="24"/>
+              <w:szCs w:val="24"/>
+              <w14:ligatures w14:val="standardContextual"/>
+            </w:rPr>
+          </w:pPr>
+          <w:hyperlink w:anchor="_Toc224980524" w:history="1">
+            <w:r>
+              <w:rPr>
+                <w:rStyle w:val="a8"/>
+                <w:noProof/>
+              </w:rPr>
+              <w:t>2.3.3.1.2.</w:t>
+            </w:r>
+            <w:r>
+              <w:rPr>
+                <w:rFonts w:asciiTheme="minorHAnsi" w:eastAsiaTheme="minorEastAsia" w:hAnsiTheme="minorHAnsi" w:cstheme="minorBidi"/>
+                <w:noProof/>
+                <w:color w:val="auto"/>
+                <w:kern w:val="2"/>
+                <w:sz w:val="24"/>
+                <w:szCs w:val="24"/>
+                <w14:ligatures w14:val="standardContextual"/>
+              </w:rPr>
+              <w:tab/>
+            </w:r>
+            <w:r>
+              <w:rPr>
+                <w:rStyle w:val="a8"/>
+                <w:noProof/>
+                <w:lang w:val="en-US"/>
+              </w:rPr>
+              <w:t>A</w:t>
+            </w:r>
+            <w:r>
+              <w:rPr>
+                <w:rStyle w:val="a8"/>
+                <w:noProof/>
+              </w:rPr>
+              <w:t>2. Инициализация сцены и управление просмотром</w:t>
+            </w:r>
+            <w:r>
+              <w:rPr>
+                <w:noProof/>
+                <w:webHidden/>
+              </w:rPr>
+              <w:tab/>
+            </w:r>
+            <w:r>
+              <w:rPr>
+                <w:noProof/>
+                <w:webHidden/>
+              </w:rPr>
+              <w:fldChar w:fldCharType="begin"/>
+            </w:r>
+            <w:r>
+              <w:rPr>
+                <w:noProof/>
+                <w:webHidden/>
+              </w:rPr>
+              <w:instrText xml:space="preserve"> PAGEREF _Toc224980524 \h </w:instrText>
+            </w:r>
+            <w:r>
+              <w:rPr>
+                <w:noProof/>
+                <w:webHidden/>
+              </w:rPr>
+            </w:r>
+            <w:r>
+              <w:rPr>
+                <w:noProof/>
+                <w:webHidden/>
+              </w:rPr>
+              <w:fldChar w:fldCharType="separate"/>
+            </w:r>
+            <w:r>
+              <w:rPr>
+                <w:noProof/>
+                <w:webHidden/>
+              </w:rPr>
+              <w:t>16</w:t>
+            </w:r>
+            <w:r>
+              <w:rPr>
+                <w:noProof/>
+                <w:webHidden/>
+              </w:rPr>
+              <w:fldChar w:fldCharType="end"/>
+            </w:r>
+          </w:hyperlink>
+        </w:p>
+        <w:p>
+          <w:pPr>
+            <w:pStyle w:val="51"/>
+            <w:tabs>
+              <w:tab w:val="left" w:pos="2250"/>
+              <w:tab w:val="right" w:leader="dot" w:pos="9344"/>
+            </w:tabs>
+            <w:rPr>
+              <w:rFonts w:asciiTheme="minorHAnsi" w:eastAsiaTheme="minorEastAsia" w:hAnsiTheme="minorHAnsi" w:cstheme="minorBidi"/>
+              <w:noProof/>
+              <w:color w:val="auto"/>
+              <w:kern w:val="2"/>
+              <w:sz w:val="24"/>
+              <w:szCs w:val="24"/>
+              <w14:ligatures w14:val="standardContextual"/>
+            </w:rPr>
+          </w:pPr>
+          <w:hyperlink w:anchor="_Toc224980525" w:history="1">
+            <w:r>
+              <w:rPr>
+                <w:rStyle w:val="a8"/>
+                <w:noProof/>
+              </w:rPr>
+              <w:t>2.3.3.1.3.</w:t>
+            </w:r>
+            <w:r>
+              <w:rPr>
+                <w:rFonts w:asciiTheme="minorHAnsi" w:eastAsiaTheme="minorEastAsia" w:hAnsiTheme="minorHAnsi" w:cstheme="minorBidi"/>
+                <w:noProof/>
+                <w:color w:val="auto"/>
+                <w:kern w:val="2"/>
+                <w:sz w:val="24"/>
+                <w:szCs w:val="24"/>
+                <w14:ligatures w14:val="standardContextual"/>
+              </w:rPr>
+              <w:tab/>
+            </w:r>
+            <w:r>
+              <w:rPr>
+                <w:rStyle w:val="a8"/>
+                <w:noProof/>
+                <w:lang w:val="en-US"/>
+              </w:rPr>
+              <w:t>A</w:t>
+            </w:r>
+            <w:r>
+              <w:rPr>
+                <w:rStyle w:val="a8"/>
+                <w:noProof/>
+              </w:rPr>
+              <w:t>3. Визуализация и формирование выходных данных</w:t>
+            </w:r>
+            <w:r>
+              <w:rPr>
+                <w:noProof/>
+                <w:webHidden/>
+              </w:rPr>
+              <w:tab/>
+            </w:r>
+            <w:r>
+              <w:rPr>
+                <w:noProof/>
+                <w:webHidden/>
+              </w:rPr>
+              <w:fldChar w:fldCharType="begin"/>
+            </w:r>
+            <w:r>
+              <w:rPr>
+                <w:noProof/>
+                <w:webHidden/>
+              </w:rPr>
+              <w:instrText xml:space="preserve"> PAGEREF _Toc224980525 \h </w:instrText>
+            </w:r>
+            <w:r>
+              <w:rPr>
+                <w:noProof/>
+                <w:webHidden/>
+              </w:rPr>
+            </w:r>
+            <w:r>
+              <w:rPr>
+                <w:noProof/>
+                <w:webHidden/>
+              </w:rPr>
+              <w:fldChar w:fldCharType="separate"/>
+            </w:r>
+            <w:r>
+              <w:rPr>
+                <w:noProof/>
+                <w:webHidden/>
+              </w:rPr>
+              <w:t>17</w:t>
+            </w:r>
+            <w:r>
+              <w:rPr>
+                <w:noProof/>
+                <w:webHidden/>
+              </w:rPr>
+              <w:fldChar w:fldCharType="end"/>
+            </w:r>
+          </w:hyperlink>
+        </w:p>
+        <w:p>
+          <w:pPr>
+            <w:pStyle w:val="41"/>
+            <w:tabs>
+              <w:tab w:val="left" w:pos="1920"/>
+              <w:tab w:val="right" w:leader="dot" w:pos="9344"/>
+            </w:tabs>
+            <w:rPr>
+              <w:rFonts w:asciiTheme="minorHAnsi" w:eastAsiaTheme="minorEastAsia" w:hAnsiTheme="minorHAnsi" w:cstheme="minorBidi"/>
+              <w:noProof/>
+              <w:color w:val="auto"/>
+              <w:kern w:val="2"/>
+              <w:sz w:val="24"/>
+              <w:szCs w:val="24"/>
+              <w14:ligatures w14:val="standardContextual"/>
+            </w:rPr>
+          </w:pPr>
+          <w:hyperlink w:anchor="_Toc224980526" w:history="1">
+            <w:r>
+              <w:rPr>
+                <w:rStyle w:val="a8"/>
+                <w:noProof/>
+              </w:rPr>
+              <w:t>2.3.3.2.</w:t>
+            </w:r>
+            <w:r>
+              <w:rPr>
+                <w:rFonts w:asciiTheme="minorHAnsi" w:eastAsiaTheme="minorEastAsia" w:hAnsiTheme="minorHAnsi" w:cstheme="minorBidi"/>
+                <w:noProof/>
+                <w:color w:val="auto"/>
+                <w:kern w:val="2"/>
+                <w:sz w:val="24"/>
+                <w:szCs w:val="24"/>
+                <w14:ligatures w14:val="standardContextual"/>
+              </w:rPr>
+              <w:tab/>
+            </w:r>
+            <w:r>
+              <w:rPr>
+                <w:rStyle w:val="a8"/>
+                <w:noProof/>
+              </w:rPr>
+              <w:t>Схематическое представление диаграммы декомпозиции</w:t>
+            </w:r>
+            <w:r>
+              <w:rPr>
+                <w:noProof/>
+                <w:webHidden/>
+              </w:rPr>
+              <w:tab/>
+            </w:r>
+            <w:r>
+              <w:rPr>
+                <w:noProof/>
+                <w:webHidden/>
+              </w:rPr>
+              <w:fldChar w:fldCharType="begin"/>
+            </w:r>
+            <w:r>
+              <w:rPr>
+                <w:noProof/>
+                <w:webHidden/>
+              </w:rPr>
+              <w:instrText xml:space="preserve"> PAGEREF _Toc224980526 \h </w:instrText>
+            </w:r>
+            <w:r>
+              <w:rPr>
+                <w:noProof/>
+                <w:webHidden/>
+              </w:rPr>
+            </w:r>
+            <w:r>
+              <w:rPr>
+                <w:noProof/>
+                <w:webHidden/>
+              </w:rPr>
+              <w:fldChar w:fldCharType="separate"/>
+            </w:r>
+            <w:r>
+              <w:rPr>
+                <w:noProof/>
+                <w:webHidden/>
+              </w:rPr>
+              <w:t>18</w:t>
+            </w:r>
+            <w:r>
+              <w:rPr>
+                <w:noProof/>
+                <w:webHidden/>
+              </w:rPr>
+              <w:fldChar w:fldCharType="end"/>
+            </w:r>
+          </w:hyperlink>
+        </w:p>
+        <w:p>
+          <w:pPr>
+            <w:pStyle w:val="31"/>
+            <w:tabs>
+              <w:tab w:val="left" w:pos="1440"/>
+              <w:tab w:val="right" w:leader="dot" w:pos="9344"/>
+            </w:tabs>
+            <w:rPr>
+              <w:rFonts w:asciiTheme="minorHAnsi" w:eastAsiaTheme="minorEastAsia" w:hAnsiTheme="minorHAnsi" w:cstheme="minorBidi"/>
+              <w:noProof/>
+              <w:kern w:val="2"/>
+              <w:sz w:val="24"/>
+              <w:szCs w:val="24"/>
+              <w14:ligatures w14:val="standardContextual"/>
+            </w:rPr>
+          </w:pPr>
+          <w:hyperlink w:anchor="_Toc224980527" w:history="1">
+            <w:r>
+              <w:rPr>
+                <w:rStyle w:val="a8"/>
+                <w:noProof/>
+              </w:rPr>
+              <w:t>2.3.4.</w:t>
+            </w:r>
+            <w:r>
+              <w:rPr>
+                <w:rFonts w:asciiTheme="minorHAnsi" w:eastAsiaTheme="minorEastAsia" w:hAnsiTheme="minorHAnsi" w:cstheme="minorBidi"/>
+                <w:noProof/>
+                <w:kern w:val="2"/>
+                <w:sz w:val="24"/>
+                <w:szCs w:val="24"/>
+                <w14:ligatures w14:val="standardContextual"/>
+              </w:rPr>
+              <w:tab/>
+            </w:r>
+            <w:r>
+              <w:rPr>
+                <w:rStyle w:val="a8"/>
+                <w:noProof/>
+              </w:rPr>
+              <w:t xml:space="preserve">Декомпозиция подпроцесса </w:t>
+            </w:r>
+            <w:r>
+              <w:rPr>
+                <w:rStyle w:val="a8"/>
+                <w:noProof/>
+                <w:lang w:val="en-US"/>
+              </w:rPr>
+              <w:t>A3</w:t>
+            </w:r>
+            <w:r>
+              <w:rPr>
+                <w:noProof/>
+                <w:webHidden/>
+              </w:rPr>
+              <w:tab/>
+            </w:r>
+            <w:r>
+              <w:rPr>
+                <w:noProof/>
+                <w:webHidden/>
+              </w:rPr>
+              <w:fldChar w:fldCharType="begin"/>
+            </w:r>
+            <w:r>
+              <w:rPr>
+                <w:noProof/>
+                <w:webHidden/>
+              </w:rPr>
+              <w:instrText xml:space="preserve"> PAGEREF _Toc224980527 \h </w:instrText>
+            </w:r>
+            <w:r>
+              <w:rPr>
+                <w:noProof/>
+                <w:webHidden/>
+              </w:rPr>
+            </w:r>
+            <w:r>
+              <w:rPr>
+                <w:noProof/>
+                <w:webHidden/>
+              </w:rPr>
+              <w:fldChar w:fldCharType="separate"/>
+            </w:r>
+            <w:r>
+              <w:rPr>
+                <w:noProof/>
+                <w:webHidden/>
+              </w:rPr>
+              <w:t>18</w:t>
+            </w:r>
+            <w:r>
+              <w:rPr>
+                <w:noProof/>
+                <w:webHidden/>
+              </w:rPr>
+              <w:fldChar w:fldCharType="end"/>
+            </w:r>
+          </w:hyperlink>
+        </w:p>
+        <w:p>
+          <w:pPr>
+            <w:pStyle w:val="41"/>
+            <w:tabs>
+              <w:tab w:val="left" w:pos="1920"/>
+              <w:tab w:val="right" w:leader="dot" w:pos="9344"/>
+            </w:tabs>
+            <w:rPr>
+              <w:rFonts w:asciiTheme="minorHAnsi" w:eastAsiaTheme="minorEastAsia" w:hAnsiTheme="minorHAnsi" w:cstheme="minorBidi"/>
+              <w:noProof/>
+              <w:color w:val="auto"/>
+              <w:kern w:val="2"/>
+              <w:sz w:val="24"/>
+              <w:szCs w:val="24"/>
+              <w14:ligatures w14:val="standardContextual"/>
+            </w:rPr>
+          </w:pPr>
+          <w:hyperlink w:anchor="_Toc224980528" w:history="1">
+            <w:r>
+              <w:rPr>
+                <w:rStyle w:val="a8"/>
+                <w:noProof/>
+                <w:lang w:val="en-US"/>
+              </w:rPr>
+              <w:t>2.3.4.1.</w:t>
+            </w:r>
+            <w:r>
+              <w:rPr>
+                <w:rFonts w:asciiTheme="minorHAnsi" w:eastAsiaTheme="minorEastAsia" w:hAnsiTheme="minorHAnsi" w:cstheme="minorBidi"/>
+                <w:noProof/>
+                <w:color w:val="auto"/>
+                <w:kern w:val="2"/>
+                <w:sz w:val="24"/>
+                <w:szCs w:val="24"/>
+                <w14:ligatures w14:val="standardContextual"/>
+              </w:rPr>
+              <w:tab/>
+            </w:r>
+            <w:r>
+              <w:rPr>
+                <w:rStyle w:val="a8"/>
+                <w:noProof/>
+              </w:rPr>
+              <w:t>Описание функциональных блоков</w:t>
+            </w:r>
+            <w:r>
+              <w:rPr>
+                <w:noProof/>
+                <w:webHidden/>
+              </w:rPr>
+              <w:tab/>
+            </w:r>
+            <w:r>
+              <w:rPr>
+                <w:noProof/>
+                <w:webHidden/>
+              </w:rPr>
+              <w:fldChar w:fldCharType="begin"/>
+            </w:r>
+            <w:r>
+              <w:rPr>
+                <w:noProof/>
+                <w:webHidden/>
+              </w:rPr>
+              <w:instrText xml:space="preserve"> PAGEREF _Toc224980528 \h </w:instrText>
+            </w:r>
+            <w:r>
+              <w:rPr>
+                <w:noProof/>
+                <w:webHidden/>
+              </w:rPr>
+            </w:r>
+            <w:r>
+              <w:rPr>
+                <w:noProof/>
+                <w:webHidden/>
+              </w:rPr>
+              <w:fldChar w:fldCharType="separate"/>
+            </w:r>
+            <w:r>
+              <w:rPr>
+                <w:noProof/>
+                <w:webHidden/>
+              </w:rPr>
+              <w:t>19</w:t>
+            </w:r>
+            <w:r>
+              <w:rPr>
+                <w:noProof/>
+                <w:webHidden/>
+              </w:rPr>
+              <w:fldChar w:fldCharType="end"/>
+            </w:r>
+          </w:hyperlink>
+        </w:p>
+        <w:p>
+          <w:pPr>
+            <w:pStyle w:val="51"/>
+            <w:tabs>
+              <w:tab w:val="left" w:pos="2250"/>
+              <w:tab w:val="right" w:leader="dot" w:pos="9344"/>
+            </w:tabs>
+            <w:rPr>
+              <w:rFonts w:asciiTheme="minorHAnsi" w:eastAsiaTheme="minorEastAsia" w:hAnsiTheme="minorHAnsi" w:cstheme="minorBidi"/>
+              <w:noProof/>
+              <w:color w:val="auto"/>
+              <w:kern w:val="2"/>
+              <w:sz w:val="24"/>
+              <w:szCs w:val="24"/>
+              <w14:ligatures w14:val="standardContextual"/>
+            </w:rPr>
+          </w:pPr>
+          <w:hyperlink w:anchor="_Toc224980529" w:history="1">
+            <w:r>
+              <w:rPr>
+                <w:rStyle w:val="a8"/>
+                <w:noProof/>
+                <w:lang w:val="en-US"/>
+              </w:rPr>
+              <w:t>2.3.4.1.1.</w:t>
+            </w:r>
+            <w:r>
+              <w:rPr>
+                <w:rFonts w:asciiTheme="minorHAnsi" w:eastAsiaTheme="minorEastAsia" w:hAnsiTheme="minorHAnsi" w:cstheme="minorBidi"/>
+                <w:noProof/>
+                <w:color w:val="auto"/>
+                <w:kern w:val="2"/>
+                <w:sz w:val="24"/>
+                <w:szCs w:val="24"/>
+                <w14:ligatures w14:val="standardContextual"/>
+              </w:rPr>
+              <w:tab/>
+            </w:r>
+            <w:r>
+              <w:rPr>
+                <w:rStyle w:val="a8"/>
+                <w:noProof/>
+                <w:lang w:val="en-US"/>
+              </w:rPr>
+              <w:t>A31. Выполнение рендеринга кадра</w:t>
+            </w:r>
+            <w:r>
+              <w:rPr>
+                <w:noProof/>
+                <w:webHidden/>
+              </w:rPr>
+              <w:tab/>
+            </w:r>
+            <w:r>
+              <w:rPr>
+                <w:noProof/>
+                <w:webHidden/>
+              </w:rPr>
+              <w:fldChar w:fldCharType="begin"/>
+            </w:r>
+            <w:r>
+              <w:rPr>
+                <w:noProof/>
+                <w:webHidden/>
+              </w:rPr>
+              <w:instrText xml:space="preserve"> PAGEREF _Toc224980529 \h </w:instrText>
+            </w:r>
+            <w:r>
+              <w:rPr>
+                <w:noProof/>
+                <w:webHidden/>
+              </w:rPr>
+            </w:r>
+            <w:r>
+              <w:rPr>
+                <w:noProof/>
+                <w:webHidden/>
+              </w:rPr>
+              <w:fldChar w:fldCharType="separate"/>
+            </w:r>
+            <w:r>
+              <w:rPr>
+                <w:noProof/>
+                <w:webHidden/>
+              </w:rPr>
+              <w:t>19</w:t>
+            </w:r>
+            <w:r>
+              <w:rPr>
+                <w:noProof/>
+                <w:webHidden/>
+              </w:rPr>
+              <w:fldChar w:fldCharType="end"/>
+            </w:r>
+          </w:hyperlink>
+        </w:p>
+        <w:p>
+          <w:pPr>
+            <w:pStyle w:val="51"/>
+            <w:tabs>
+              <w:tab w:val="left" w:pos="2250"/>
+              <w:tab w:val="right" w:leader="dot" w:pos="9344"/>
+            </w:tabs>
+            <w:rPr>
+              <w:rFonts w:asciiTheme="minorHAnsi" w:eastAsiaTheme="minorEastAsia" w:hAnsiTheme="minorHAnsi" w:cstheme="minorBidi"/>
+              <w:noProof/>
+              <w:color w:val="auto"/>
+              <w:kern w:val="2"/>
+              <w:sz w:val="24"/>
+              <w:szCs w:val="24"/>
+              <w14:ligatures w14:val="standardContextual"/>
+            </w:rPr>
+          </w:pPr>
+          <w:hyperlink w:anchor="_Toc224980530" w:history="1">
+            <w:r>
+              <w:rPr>
+                <w:rStyle w:val="a8"/>
+                <w:noProof/>
+              </w:rPr>
+              <w:t>2.3.4.1.2.</w:t>
+            </w:r>
+            <w:r>
+              <w:rPr>
+                <w:rFonts w:asciiTheme="minorHAnsi" w:eastAsiaTheme="minorEastAsia" w:hAnsiTheme="minorHAnsi" w:cstheme="minorBidi"/>
+                <w:noProof/>
+                <w:color w:val="auto"/>
+                <w:kern w:val="2"/>
+                <w:sz w:val="24"/>
+                <w:szCs w:val="24"/>
+                <w14:ligatures w14:val="standardContextual"/>
+              </w:rPr>
+              <w:tab/>
+            </w:r>
+            <w:r>
+              <w:rPr>
+                <w:rStyle w:val="a8"/>
+                <w:noProof/>
+                <w:lang w:val="en-US"/>
+              </w:rPr>
+              <w:t>A</w:t>
+            </w:r>
+            <w:r>
+              <w:rPr>
+                <w:rStyle w:val="a8"/>
+                <w:noProof/>
+              </w:rPr>
+              <w:t>32. Отображение модели на экране пользователя</w:t>
+            </w:r>
+            <w:r>
+              <w:rPr>
+                <w:noProof/>
+                <w:webHidden/>
+              </w:rPr>
+              <w:tab/>
+            </w:r>
+            <w:r>
+              <w:rPr>
+                <w:noProof/>
+                <w:webHidden/>
+              </w:rPr>
+              <w:fldChar w:fldCharType="begin"/>
+            </w:r>
+            <w:r>
+              <w:rPr>
+                <w:noProof/>
+                <w:webHidden/>
+              </w:rPr>
+              <w:instrText xml:space="preserve"> PAGEREF _Toc224980530 \h </w:instrText>
+            </w:r>
+            <w:r>
+              <w:rPr>
+                <w:noProof/>
+                <w:webHidden/>
+              </w:rPr>
+            </w:r>
+            <w:r>
+              <w:rPr>
+                <w:noProof/>
+                <w:webHidden/>
+              </w:rPr>
+              <w:fldChar w:fldCharType="separate"/>
+            </w:r>
+            <w:r>
+              <w:rPr>
+                <w:noProof/>
+                <w:webHidden/>
+              </w:rPr>
+              <w:t>20</w:t>
+            </w:r>
+            <w:r>
+              <w:rPr>
+                <w:noProof/>
+                <w:webHidden/>
+              </w:rPr>
+              <w:fldChar w:fldCharType="end"/>
+            </w:r>
+          </w:hyperlink>
+        </w:p>
+        <w:p>
+          <w:pPr>
+            <w:pStyle w:val="51"/>
+            <w:tabs>
+              <w:tab w:val="left" w:pos="2250"/>
+              <w:tab w:val="right" w:leader="dot" w:pos="9344"/>
+            </w:tabs>
+            <w:rPr>
+              <w:rFonts w:asciiTheme="minorHAnsi" w:eastAsiaTheme="minorEastAsia" w:hAnsiTheme="minorHAnsi" w:cstheme="minorBidi"/>
+              <w:noProof/>
+              <w:color w:val="auto"/>
+              <w:kern w:val="2"/>
+              <w:sz w:val="24"/>
+              <w:szCs w:val="24"/>
+              <w14:ligatures w14:val="standardContextual"/>
+            </w:rPr>
+          </w:pPr>
+          <w:hyperlink w:anchor="_Toc224980531" w:history="1">
+            <w:r>
+              <w:rPr>
+                <w:rStyle w:val="a8"/>
+                <w:noProof/>
+              </w:rPr>
+              <w:t>2.3.4.1.3.</w:t>
+            </w:r>
+            <w:r>
+              <w:rPr>
+                <w:rFonts w:asciiTheme="minorHAnsi" w:eastAsiaTheme="minorEastAsia" w:hAnsiTheme="minorHAnsi" w:cstheme="minorBidi"/>
+                <w:noProof/>
+                <w:color w:val="auto"/>
+                <w:kern w:val="2"/>
+                <w:sz w:val="24"/>
+                <w:szCs w:val="24"/>
+                <w14:ligatures w14:val="standardContextual"/>
+              </w:rPr>
+              <w:tab/>
+            </w:r>
+            <w:r>
+              <w:rPr>
+                <w:rStyle w:val="a8"/>
+                <w:noProof/>
+                <w:lang w:val="en-US"/>
+              </w:rPr>
+              <w:t>A</w:t>
+            </w:r>
+            <w:r>
+              <w:rPr>
+                <w:rStyle w:val="a8"/>
+                <w:noProof/>
+              </w:rPr>
+              <w:t>33. Формирование скриншота (по запросу)</w:t>
+            </w:r>
+            <w:r>
+              <w:rPr>
+                <w:noProof/>
+                <w:webHidden/>
+              </w:rPr>
+              <w:tab/>
+            </w:r>
+            <w:r>
+              <w:rPr>
+                <w:noProof/>
+                <w:webHidden/>
+              </w:rPr>
+              <w:fldChar w:fldCharType="begin"/>
+            </w:r>
+            <w:r>
+              <w:rPr>
+                <w:noProof/>
+                <w:webHidden/>
+              </w:rPr>
+              <w:instrText xml:space="preserve"> PAGEREF _Toc224980531 \h </w:instrText>
+            </w:r>
+            <w:r>
+              <w:rPr>
+                <w:noProof/>
+                <w:webHidden/>
+              </w:rPr>
+            </w:r>
+            <w:r>
+              <w:rPr>
+                <w:noProof/>
+                <w:webHidden/>
+              </w:rPr>
+              <w:fldChar w:fldCharType="separate"/>
+            </w:r>
+            <w:r>
+              <w:rPr>
+                <w:noProof/>
+                <w:webHidden/>
+              </w:rPr>
+              <w:t>20</w:t>
+            </w:r>
+            <w:r>
+              <w:rPr>
+                <w:noProof/>
+                <w:webHidden/>
+              </w:rPr>
+              <w:fldChar w:fldCharType="end"/>
+            </w:r>
+          </w:hyperlink>
+        </w:p>
+        <w:p>
+          <w:pPr>
+            <w:pStyle w:val="51"/>
+            <w:tabs>
+              <w:tab w:val="left" w:pos="2250"/>
+              <w:tab w:val="right" w:leader="dot" w:pos="9344"/>
+            </w:tabs>
+            <w:rPr>
+              <w:rFonts w:asciiTheme="minorHAnsi" w:eastAsiaTheme="minorEastAsia" w:hAnsiTheme="minorHAnsi" w:cstheme="minorBidi"/>
+              <w:noProof/>
+              <w:color w:val="auto"/>
+              <w:kern w:val="2"/>
+              <w:sz w:val="24"/>
+              <w:szCs w:val="24"/>
+              <w14:ligatures w14:val="standardContextual"/>
+            </w:rPr>
+          </w:pPr>
+          <w:hyperlink w:anchor="_Toc224980532" w:history="1">
+            <w:r>
+              <w:rPr>
+                <w:rStyle w:val="a8"/>
+                <w:noProof/>
+              </w:rPr>
+              <w:t>2.3.4.1.4.</w:t>
+            </w:r>
+            <w:r>
+              <w:rPr>
+                <w:rFonts w:asciiTheme="minorHAnsi" w:eastAsiaTheme="minorEastAsia" w:hAnsiTheme="minorHAnsi" w:cstheme="minorBidi"/>
+                <w:noProof/>
+                <w:color w:val="auto"/>
+                <w:kern w:val="2"/>
+                <w:sz w:val="24"/>
+                <w:szCs w:val="24"/>
+                <w14:ligatures w14:val="standardContextual"/>
+              </w:rPr>
+              <w:tab/>
+            </w:r>
+            <w:r>
+              <w:rPr>
+                <w:rStyle w:val="a8"/>
+                <w:noProof/>
+                <w:lang w:val="en-US"/>
+              </w:rPr>
+              <w:t>A</w:t>
+            </w:r>
+            <w:r>
+              <w:rPr>
+                <w:rStyle w:val="a8"/>
+                <w:noProof/>
+              </w:rPr>
+              <w:t>34. Сбор статистики и логирование</w:t>
+            </w:r>
+            <w:r>
+              <w:rPr>
+                <w:noProof/>
+                <w:webHidden/>
+              </w:rPr>
+              <w:tab/>
+            </w:r>
+            <w:r>
+              <w:rPr>
+                <w:noProof/>
+                <w:webHidden/>
+              </w:rPr>
+              <w:fldChar w:fldCharType="begin"/>
+            </w:r>
+            <w:r>
+              <w:rPr>
+                <w:noProof/>
+                <w:webHidden/>
+              </w:rPr>
+              <w:instrText xml:space="preserve"> PAGEREF _Toc224980532 \h </w:instrText>
+            </w:r>
+            <w:r>
+              <w:rPr>
+                <w:noProof/>
+                <w:webHidden/>
+              </w:rPr>
+            </w:r>
+            <w:r>
+              <w:rPr>
+                <w:noProof/>
+                <w:webHidden/>
+              </w:rPr>
+              <w:fldChar w:fldCharType="separate"/>
+            </w:r>
+            <w:r>
+              <w:rPr>
+                <w:noProof/>
+                <w:webHidden/>
+              </w:rPr>
+              <w:t>21</w:t>
+            </w:r>
+            <w:r>
+              <w:rPr>
+                <w:noProof/>
+                <w:webHidden/>
+              </w:rPr>
+              <w:fldChar w:fldCharType="end"/>
+            </w:r>
+          </w:hyperlink>
+        </w:p>
+        <w:p>
+          <w:pPr>
+            <w:pStyle w:val="41"/>
+            <w:tabs>
+              <w:tab w:val="left" w:pos="1920"/>
+              <w:tab w:val="right" w:leader="dot" w:pos="9344"/>
+            </w:tabs>
+            <w:rPr>
+              <w:rFonts w:asciiTheme="minorHAnsi" w:eastAsiaTheme="minorEastAsia" w:hAnsiTheme="minorHAnsi" w:cstheme="minorBidi"/>
+              <w:noProof/>
+              <w:color w:val="auto"/>
+              <w:kern w:val="2"/>
+              <w:sz w:val="24"/>
+              <w:szCs w:val="24"/>
+              <w14:ligatures w14:val="standardContextual"/>
+            </w:rPr>
+          </w:pPr>
+          <w:hyperlink w:anchor="_Toc224980533" w:history="1">
+            <w:r>
+              <w:rPr>
+                <w:rStyle w:val="a8"/>
+                <w:noProof/>
+              </w:rPr>
+              <w:t>2.3.4.2.</w:t>
+            </w:r>
+            <w:r>
+              <w:rPr>
+                <w:rFonts w:asciiTheme="minorHAnsi" w:eastAsiaTheme="minorEastAsia" w:hAnsiTheme="minorHAnsi" w:cstheme="minorBidi"/>
+                <w:noProof/>
+                <w:color w:val="auto"/>
+                <w:kern w:val="2"/>
+                <w:sz w:val="24"/>
+                <w:szCs w:val="24"/>
+                <w14:ligatures w14:val="standardContextual"/>
+              </w:rPr>
+              <w:tab/>
+            </w:r>
+            <w:r>
+              <w:rPr>
+                <w:rStyle w:val="a8"/>
+                <w:noProof/>
+              </w:rPr>
+              <w:t xml:space="preserve">Схематическое представление диаграммы декомпозиции подпроцесса </w:t>
+            </w:r>
+            <w:r>
+              <w:rPr>
+                <w:rStyle w:val="a8"/>
+                <w:noProof/>
+                <w:lang w:val="en-US"/>
+              </w:rPr>
+              <w:t>A</w:t>
+            </w:r>
+            <w:r>
+              <w:rPr>
+                <w:rStyle w:val="a8"/>
+                <w:noProof/>
+              </w:rPr>
+              <w:t>3 «Визуализация и формирование выходных данных»</w:t>
+            </w:r>
+            <w:r>
+              <w:rPr>
+                <w:noProof/>
+                <w:webHidden/>
+              </w:rPr>
+              <w:tab/>
+            </w:r>
+            <w:r>
+              <w:rPr>
+                <w:noProof/>
+                <w:webHidden/>
+              </w:rPr>
+              <w:fldChar w:fldCharType="begin"/>
+            </w:r>
+            <w:r>
+              <w:rPr>
+                <w:noProof/>
+                <w:webHidden/>
+              </w:rPr>
+              <w:instrText xml:space="preserve"> PAGEREF _Toc224980533 \h </w:instrText>
+            </w:r>
+            <w:r>
+              <w:rPr>
+                <w:noProof/>
+                <w:webHidden/>
+              </w:rPr>
+            </w:r>
+            <w:r>
+              <w:rPr>
+                <w:noProof/>
+                <w:webHidden/>
+              </w:rPr>
+              <w:fldChar w:fldCharType="separate"/>
+            </w:r>
+            <w:r>
+              <w:rPr>
+                <w:noProof/>
+                <w:webHidden/>
+              </w:rPr>
+              <w:t>21</w:t>
             </w:r>
             <w:r>
               <w:rPr>
@@ -2936,7 +4700,7 @@
               <w14:ligatures w14:val="standardContextual"/>
             </w:rPr>
           </w:pPr>
-          <w:hyperlink w:anchor="_Toc224334598" w:history="1">
+          <w:hyperlink w:anchor="_Toc224980534" w:history="1">
             <w:r>
               <w:rPr>
                 <w:rStyle w:val="a8"/>
@@ -2963,7 +4727,7 @@
                 <w:noProof/>
                 <w:webHidden/>
               </w:rPr>
-              <w:instrText xml:space="preserve"> PAGEREF _Toc224334598 \h </w:instrText>
+              <w:instrText xml:space="preserve"> PAGEREF _Toc224980534 \h </w:instrText>
             </w:r>
             <w:r>
               <w:rPr>
@@ -2983,7 +4747,7 @@
                 <w:noProof/>
                 <w:webHidden/>
               </w:rPr>
-              <w:t>10</w:t>
+              <w:t>23</w:t>
             </w:r>
             <w:r>
               <w:rPr>
@@ -3007,7 +4771,7 @@
               <w14:ligatures w14:val="standardContextual"/>
             </w:rPr>
           </w:pPr>
-          <w:hyperlink w:anchor="_Toc224334599" w:history="1">
+          <w:hyperlink w:anchor="_Toc224980535" w:history="1">
             <w:r>
               <w:rPr>
                 <w:rStyle w:val="a8"/>
@@ -3034,7 +4798,7 @@
                 <w:noProof/>
                 <w:webHidden/>
               </w:rPr>
-              <w:instrText xml:space="preserve"> PAGEREF _Toc224334599 \h </w:instrText>
+              <w:instrText xml:space="preserve"> PAGEREF _Toc224980535 \h </w:instrText>
             </w:r>
             <w:r>
               <w:rPr>
@@ -3054,7 +4818,7 @@
                 <w:noProof/>
                 <w:webHidden/>
               </w:rPr>
-              <w:t>11</w:t>
+              <w:t>24</w:t>
             </w:r>
             <w:r>
               <w:rPr>
@@ -3068,23 +4832,20 @@
         <w:p>
           <w:pPr>
             <w:pStyle w:val="12"/>
-            <w:sectPr>
-              <w:footerReference w:type="even" r:id="rId11"/>
-              <w:footerReference w:type="default" r:id="rId12"/>
-              <w:footerReference w:type="first" r:id="rId13"/>
-              <w:pgSz w:w="11906" w:h="16838"/>
-              <w:pgMar w:top="1134" w:right="851" w:bottom="1134" w:left="1701" w:header="0" w:footer="709" w:gutter="0"/>
-              <w:pgNumType w:start="2"/>
-              <w:cols w:space="720"/>
-              <w:formProt w:val="0"/>
-              <w:titlePg/>
-              <w:docGrid w:linePitch="360"/>
-            </w:sectPr>
+            <w:rPr>
+              <w:rFonts w:asciiTheme="minorHAnsi" w:eastAsiaTheme="minorEastAsia" w:hAnsiTheme="minorHAnsi" w:cstheme="minorBidi"/>
+              <w:bCs w:val="0"/>
+              <w:iCs w:val="0"/>
+              <w:noProof/>
+              <w:kern w:val="2"/>
+              <w:sz w:val="24"/>
+            </w:rPr>
           </w:pPr>
           <w:r>
             <w:fldChar w:fldCharType="end"/>
           </w:r>
         </w:p>
+        <w:p/>
       </w:sdtContent>
     </w:sdt>
     <w:p>
@@ -3095,18 +4856,16 @@
           <w:numId w:val="0"/>
         </w:numPr>
       </w:pPr>
-      <w:bookmarkStart w:id="0" w:name="_Toc210590466"/>
-      <w:bookmarkStart w:id="1" w:name="_Toc166722509"/>
-      <w:bookmarkStart w:id="2" w:name="_Toc166722649"/>
-      <w:bookmarkStart w:id="3" w:name="_Toc224334582"/>
+      <w:bookmarkStart w:id="4" w:name="_Toc224980500"/>
       <w:r>
         <w:lastRenderedPageBreak/>
         <w:t>ВВЕДЕНИЕ</w:t>
       </w:r>
+      <w:bookmarkEnd w:id="3"/>
+      <w:bookmarkEnd w:id="2"/>
+      <w:bookmarkEnd w:id="1"/>
       <w:bookmarkEnd w:id="0"/>
-      <w:bookmarkEnd w:id="1"/>
-      <w:bookmarkEnd w:id="2"/>
-      <w:bookmarkEnd w:id="3"/>
+      <w:bookmarkEnd w:id="4"/>
     </w:p>
     <w:p>
       <w:pPr>
@@ -3117,8 +4876,11 @@
       <w:pPr>
         <w:pStyle w:val="1"/>
       </w:pPr>
-      <w:bookmarkStart w:id="4" w:name="_Toc210590467"/>
-      <w:bookmarkStart w:id="5" w:name="_Toc224334583"/>
+      <w:bookmarkStart w:id="5" w:name="_Toc210590467"/>
+      <w:bookmarkStart w:id="6" w:name="_Toc224906941"/>
+      <w:bookmarkStart w:id="7" w:name="_Toc224926132"/>
+      <w:bookmarkStart w:id="8" w:name="_Toc224927268"/>
+      <w:bookmarkStart w:id="9" w:name="_Toc224980501"/>
       <w:r>
         <w:lastRenderedPageBreak/>
         <w:t>ПЛАНИРОВАНИЕ</w:t>
@@ -3126,20 +4888,29 @@
       <w:r>
         <w:t xml:space="preserve"> И ПОДГОТОВКА</w:t>
       </w:r>
-      <w:bookmarkEnd w:id="4"/>
       <w:bookmarkEnd w:id="5"/>
-    </w:p>
-    <w:p>
-      <w:pPr>
-        <w:pStyle w:val="20"/>
-      </w:pPr>
-      <w:bookmarkStart w:id="6" w:name="_Toc210590468"/>
-      <w:bookmarkStart w:id="7" w:name="_Toc224334584"/>
-      <w:r>
-        <w:t>Техническое задание</w:t>
-      </w:r>
       <w:bookmarkEnd w:id="6"/>
       <w:bookmarkEnd w:id="7"/>
+      <w:bookmarkEnd w:id="8"/>
+      <w:bookmarkEnd w:id="9"/>
+    </w:p>
+    <w:p>
+      <w:pPr>
+        <w:pStyle w:val="20"/>
+      </w:pPr>
+      <w:bookmarkStart w:id="10" w:name="_Toc210590468"/>
+      <w:bookmarkStart w:id="11" w:name="_Toc224906942"/>
+      <w:bookmarkStart w:id="12" w:name="_Toc224926133"/>
+      <w:bookmarkStart w:id="13" w:name="_Toc224927269"/>
+      <w:bookmarkStart w:id="14" w:name="_Toc224980502"/>
+      <w:r>
+        <w:t>Техническое задание</w:t>
+      </w:r>
+      <w:bookmarkEnd w:id="10"/>
+      <w:bookmarkEnd w:id="11"/>
+      <w:bookmarkEnd w:id="12"/>
+      <w:bookmarkEnd w:id="13"/>
+      <w:bookmarkEnd w:id="14"/>
     </w:p>
     <w:p>
       <w:pPr>
@@ -3178,12 +4949,14 @@
         <w:t>»</w:t>
       </w:r>
     </w:p>
+    <w:bookmarkStart w:id="15" w:name="_MON_1835104903"/>
+    <w:bookmarkEnd w:id="15"/>
     <w:p>
       <w:pPr>
         <w:pStyle w:val="af8"/>
       </w:pPr>
       <w:r>
-        <w:object w:dxaOrig="1516" w:dyaOrig="989" w14:anchorId="65B4477C">
+        <w:object w:dxaOrig="1516" w:dyaOrig="989" w14:anchorId="607A8752">
           <v:shapetype id="_x0000_t75" coordsize="21600,21600" o:spt="75" o:preferrelative="t" path="m@4@5l@4@11@9@11@9@5xe" filled="f" stroked="f">
             <v:stroke joinstyle="miter"/>
             <v:formulas>
@@ -3204,12 +4977,10 @@
             <o:lock v:ext="edit" aspectratio="t"/>
           </v:shapetype>
           <v:shape id="_x0000_i1025" type="#_x0000_t75" style="width:75.6pt;height:49.2pt" o:ole="">
-            <v:imagedata r:id="rId14" o:title=""/>
+            <v:imagedata r:id="rId11" o:title=""/>
           </v:shape>
-          <o:OLEObject Type="Link" ProgID="Word.Document.12" ShapeID="_x0000_i1025" DrawAspect="Icon" r:id="rId15" UpdateMode="Always">
-            <o:LinkType>EnhancedMetaFile</o:LinkType>
-            <o:LockedField>false</o:LockedField>
-            <o:FieldCodes>\f 0 \* MERGEFORMAT</o:FieldCodes>
+          <o:OLEObject Type="Embed" ProgID="Word.Document.12" ShapeID="_x0000_i1025" DrawAspect="Icon" ObjectID="_1835593270" r:id="rId12">
+            <o:FieldCodes>\s</o:FieldCodes>
           </o:OLEObject>
         </w:object>
       </w:r>
@@ -3218,70 +4989,82 @@
       <w:pPr>
         <w:pStyle w:val="1"/>
       </w:pPr>
-      <w:bookmarkStart w:id="8" w:name="_Toc210590482"/>
-      <w:bookmarkStart w:id="9" w:name="_Toc224334585"/>
+      <w:bookmarkStart w:id="16" w:name="_Toc210590482"/>
+      <w:bookmarkStart w:id="17" w:name="_Toc224906943"/>
+      <w:bookmarkStart w:id="18" w:name="_Toc224926134"/>
+      <w:bookmarkStart w:id="19" w:name="_Toc224927270"/>
+      <w:bookmarkStart w:id="20" w:name="_Toc224980503"/>
       <w:r>
         <w:lastRenderedPageBreak/>
         <w:t xml:space="preserve">ПРОЕКТИРОВАНИЕ </w:t>
       </w:r>
-      <w:bookmarkEnd w:id="8"/>
+      <w:bookmarkEnd w:id="16"/>
       <w:r>
         <w:t>СИСТЕМЫ</w:t>
       </w:r>
-      <w:bookmarkEnd w:id="9"/>
+      <w:bookmarkEnd w:id="17"/>
+      <w:bookmarkEnd w:id="18"/>
+      <w:bookmarkEnd w:id="19"/>
+      <w:bookmarkEnd w:id="20"/>
     </w:p>
     <w:p>
       <w:pPr>
         <w:pStyle w:val="20"/>
       </w:pPr>
-      <w:bookmarkStart w:id="10" w:name="_Toc224334586"/>
-      <w:r>
-        <w:t>Поведенческие диаграммы</w:t>
-      </w:r>
-      <w:bookmarkStart w:id="11" w:name="_Toc210590478"/>
-      <w:bookmarkEnd w:id="10"/>
+      <w:bookmarkStart w:id="21" w:name="_Toc210590478"/>
+      <w:bookmarkStart w:id="22" w:name="_Toc224906944"/>
+      <w:bookmarkStart w:id="23" w:name="_Toc224926135"/>
+      <w:bookmarkStart w:id="24" w:name="_Toc224927271"/>
+      <w:bookmarkStart w:id="25" w:name="_Toc224980504"/>
+      <w:r>
+        <w:t xml:space="preserve">Диаграмма </w:t>
+      </w:r>
+      <w:bookmarkEnd w:id="21"/>
+      <w:r>
+        <w:t>прецендентов</w:t>
+      </w:r>
+      <w:bookmarkEnd w:id="22"/>
+      <w:bookmarkEnd w:id="23"/>
+      <w:bookmarkEnd w:id="24"/>
+      <w:bookmarkEnd w:id="25"/>
     </w:p>
     <w:p>
       <w:pPr>
         <w:pStyle w:val="3"/>
       </w:pPr>
-      <w:bookmarkStart w:id="12" w:name="_Toc224334587"/>
-      <w:r>
-        <w:t xml:space="preserve">Диаграмма </w:t>
-      </w:r>
-      <w:bookmarkEnd w:id="11"/>
-      <w:r>
-        <w:t>прецендентов</w:t>
-      </w:r>
-      <w:bookmarkEnd w:id="12"/>
+      <w:bookmarkStart w:id="26" w:name="_Toc210590479"/>
+      <w:bookmarkStart w:id="27" w:name="_Toc224906945"/>
+      <w:bookmarkStart w:id="28" w:name="_Toc224926136"/>
+      <w:bookmarkStart w:id="29" w:name="_Toc224927272"/>
+      <w:bookmarkStart w:id="30" w:name="_Toc224980505"/>
+      <w:r>
+        <w:t>О</w:t>
+      </w:r>
+      <w:r>
+        <w:t>пис</w:t>
+      </w:r>
+      <w:r>
+        <w:t>ание сценариев использования</w:t>
+      </w:r>
+      <w:bookmarkEnd w:id="26"/>
+      <w:bookmarkEnd w:id="27"/>
+      <w:bookmarkEnd w:id="28"/>
+      <w:bookmarkEnd w:id="29"/>
+      <w:bookmarkEnd w:id="30"/>
     </w:p>
     <w:p>
       <w:pPr>
         <w:pStyle w:val="4"/>
       </w:pPr>
-      <w:bookmarkStart w:id="13" w:name="_Toc210590479"/>
-      <w:bookmarkStart w:id="14" w:name="_Toc224334588"/>
-      <w:r>
-        <w:t>О</w:t>
-      </w:r>
-      <w:r>
-        <w:t>пис</w:t>
-      </w:r>
-      <w:r>
-        <w:t>ание сценариев использования</w:t>
-      </w:r>
-      <w:bookmarkEnd w:id="13"/>
-      <w:bookmarkEnd w:id="14"/>
-    </w:p>
-    <w:p>
-      <w:pPr>
-        <w:pStyle w:val="5"/>
-      </w:pPr>
-      <w:bookmarkStart w:id="15" w:name="_Toc224334589"/>
+      <w:bookmarkStart w:id="31" w:name="_Toc224906946"/>
+      <w:bookmarkStart w:id="32" w:name="_Toc224926137"/>
+      <w:bookmarkStart w:id="33" w:name="_Toc224980506"/>
       <w:r>
         <w:t>Процессы, связанные с гостями системы</w:t>
       </w:r>
-      <w:bookmarkEnd w:id="15"/>
+      <w:bookmarkEnd w:id="31"/>
+      <w:bookmarkEnd w:id="32"/>
+      <w:bookmarkEnd w:id="33"/>
     </w:p>
     <w:p>
       <w:pPr>
@@ -3317,45 +5100,181 @@
     </w:p>
     <w:p>
       <w:pPr>
-        <w:pStyle w:val="5"/>
-      </w:pPr>
-      <w:bookmarkStart w:id="16" w:name="_Toc224334590"/>
+        <w:pStyle w:val="4"/>
+      </w:pPr>
+      <w:bookmarkStart w:id="34" w:name="_Toc224906947"/>
+      <w:bookmarkStart w:id="35" w:name="_Toc224926138"/>
+      <w:bookmarkStart w:id="36" w:name="_Toc224980507"/>
       <w:r>
         <w:t>Процессы, доступные зарегистрированным пользователям</w:t>
       </w:r>
-      <w:bookmarkEnd w:id="16"/>
+      <w:bookmarkEnd w:id="34"/>
+      <w:bookmarkEnd w:id="35"/>
+      <w:bookmarkEnd w:id="36"/>
     </w:p>
     <w:p>
       <w:pPr>
         <w:pStyle w:val="a2"/>
       </w:pPr>
       <w:r>
-        <w:t xml:space="preserve">Зарегистрированный пользователь после аутентификации получает доступ ко всем функциям гостя, а также к дополнительным возможностям. В личном кабинете пользователь управляет своим профилем, редактируя личные данные, изменяя пароль и настраивая уведомления. Основной функцией пользователя является загрузка новых 3D-моделей: он может </w:t>
+        <w:t xml:space="preserve">Зарегистрированный пользователь после аутентификации получает доступ ко всем функциям гостя, а также к дополнительным возможностям. В личном кабинете пользователь управляет своим профилем, редактируя личные данные, изменяя пароль и настраивая уведомления. Основной функцией пользователя является загрузка новых 3D-моделей: он может загружать файлы через интерфейс </w:t>
+      </w:r>
+      <w:proofErr w:type="spellStart"/>
+      <w:r>
+        <w:t>drag-and-drop</w:t>
+      </w:r>
+      <w:proofErr w:type="spellEnd"/>
+      <w:r>
+        <w:t xml:space="preserve"> или выбирая файлы в </w:t>
       </w:r>
       <w:r>
         <w:lastRenderedPageBreak/>
-        <w:t xml:space="preserve">загружать файлы через интерфейс </w:t>
+        <w:t>диалоговом окне, причём поддерживается пакетная загрузка нескольких файлов одновременно.</w:t>
+      </w:r>
+      <w:r>
+        <w:t xml:space="preserve"> Для упрощения загрузки пользователь может импортировать модели из облачных хранилищ, таких как Google Drive и </w:t>
       </w:r>
       <w:proofErr w:type="spellStart"/>
       <w:r>
-        <w:t>drag-and-drop</w:t>
+        <w:t>Яндекс.Диск</w:t>
       </w:r>
       <w:proofErr w:type="spellEnd"/>
       <w:r>
-        <w:t xml:space="preserve"> или выбирая файлы в диалоговом окне, причём поддерживается пакетная загрузка нескольких файлов одновременно.</w:t>
-      </w:r>
-      <w:r>
-        <w:t xml:space="preserve"> </w:t>
-      </w:r>
-      <w:r>
-        <w:t xml:space="preserve">Для упрощения загрузки пользователь может импортировать модели из облачных хранилищ, таких как Google Drive и </w:t>
+        <w:t>.</w:t>
+      </w:r>
+    </w:p>
+    <w:p>
+      <w:pPr>
+        <w:pStyle w:val="a2"/>
+      </w:pPr>
+      <w:r>
+        <w:t>Пользователь может управлять своими загруженными моделями: редактировать метаданные, загружать новые версии с сохранением истории изменений, а также удалять модели с возможностью их восстановления</w:t>
+      </w:r>
+      <w:r>
+        <w:t>.</w:t>
+      </w:r>
+    </w:p>
+    <w:p>
+      <w:pPr>
+        <w:pStyle w:val="a2"/>
+      </w:pPr>
+      <w:r>
+        <w:t>При просмотре чужих моделей пользователь может оставлять оценки и комментарии, которые перед публикацией проходят модерацию.</w:t>
+      </w:r>
+    </w:p>
+    <w:p>
+      <w:pPr>
+        <w:pStyle w:val="a2"/>
+      </w:pPr>
+      <w:r>
+        <w:t xml:space="preserve">Также пользователю доступно скачивание моделей в различных форматах, включая </w:t>
       </w:r>
       <w:proofErr w:type="spellStart"/>
       <w:r>
-        <w:t>Яндекс.Диск</w:t>
+        <w:t>glTF</w:t>
       </w:r>
       <w:proofErr w:type="spellEnd"/>
       <w:r>
+        <w:t xml:space="preserve">, OBJ и STL, а при необходимости система может выполнить экспорт в альтернативные форматы по запросу. </w:t>
+      </w:r>
+      <w:r>
+        <w:t>Также</w:t>
+      </w:r>
+      <w:r>
+        <w:t xml:space="preserve"> пользователь может поделиться ею в социальных сетях.</w:t>
+      </w:r>
+    </w:p>
+    <w:p>
+      <w:pPr>
+        <w:pStyle w:val="4"/>
+      </w:pPr>
+      <w:bookmarkStart w:id="37" w:name="_Toc224906948"/>
+      <w:bookmarkStart w:id="38" w:name="_Toc224926139"/>
+      <w:bookmarkStart w:id="39" w:name="_Toc224980508"/>
+      <w:r>
+        <w:t>Процессы модерации контента</w:t>
+      </w:r>
+      <w:bookmarkEnd w:id="37"/>
+      <w:bookmarkEnd w:id="38"/>
+      <w:bookmarkEnd w:id="39"/>
+    </w:p>
+    <w:p>
+      <w:pPr>
+        <w:pStyle w:val="a2"/>
+      </w:pPr>
+      <w:r>
+        <w:t xml:space="preserve">Модератор, входя в систему, получает доступ </w:t>
+      </w:r>
+      <w:r>
+        <w:t xml:space="preserve">ко всем функциям пользователя и </w:t>
+      </w:r>
+      <w:r>
+        <w:t>к панели модерации, где отображаются все объекты, ожидающие проверки: новые загруженные модели, комментарии пользователей, а также жалобы на существующий контент. При проверке модели модератор просматривает её в 3D-плеере, изучает метаданные, проверяет соответствие правилам сообщества и принимает решение об одобрении, отклонении. Аналогично проверяются комментарии на предмет спама, оскорблений и нарушений.</w:t>
+      </w:r>
+    </w:p>
+    <w:p>
+      <w:pPr>
+        <w:pStyle w:val="a2"/>
+      </w:pPr>
+      <w:r>
+        <w:t>Модератор также участвует в поддержании структуры каталога: он может создавать, редактировать и удалять категории, управлять тегами, объединять дублирующиеся теги и формировать подборки рекомендуемых моделей.</w:t>
+      </w:r>
+    </w:p>
+    <w:p>
+      <w:pPr>
+        <w:pStyle w:val="a2"/>
+      </w:pPr>
+      <w:r>
+        <w:t>При необходимости модератор может редактировать метаданные любых моделей, исправляя ошибки или уточняя описания, а также удалять или архивировать модели, нарушающие правила.</w:t>
+      </w:r>
+    </w:p>
+    <w:p>
+      <w:pPr>
+        <w:pStyle w:val="4"/>
+      </w:pPr>
+      <w:bookmarkStart w:id="40" w:name="_Toc224906949"/>
+      <w:bookmarkStart w:id="41" w:name="_Toc224926140"/>
+      <w:bookmarkStart w:id="42" w:name="_Toc224980509"/>
+      <w:r>
+        <w:lastRenderedPageBreak/>
+        <w:t>Процессы администрирования системы</w:t>
+      </w:r>
+      <w:bookmarkEnd w:id="40"/>
+      <w:bookmarkEnd w:id="41"/>
+      <w:bookmarkEnd w:id="42"/>
+    </w:p>
+    <w:p>
+      <w:pPr>
+        <w:pStyle w:val="a2"/>
+      </w:pPr>
+      <w:r>
+        <w:t>Администратор обладает полным доступом ко всем функциям системы. В разделе управления пользователями администратор может просматривать список зарегистрированных пользователей, блокировать или разблокировать учётные записи, назначать роли, в том числе назначать модераторов из числа пользователей, а также сбрасывать пароли при необходимости.</w:t>
+      </w:r>
+    </w:p>
+    <w:p>
+      <w:pPr>
+        <w:pStyle w:val="a2"/>
+      </w:pPr>
+      <w:r>
+        <w:t>Все действия администратора фиксируются в системных логах.</w:t>
+      </w:r>
+    </w:p>
+    <w:p>
+      <w:pPr>
+        <w:pStyle w:val="a2"/>
+      </w:pPr>
+      <w:r>
+        <w:t>В разделе системных настроек администратор конфигурирует параметры модерации, устанавливает лимиты на загрузку файлов по размеру и количеству, настраивает параметры отображения 3D-плеера по умолчанию, а также управляет интеграциями, вводя API-ключи для внешних сервисов.</w:t>
+      </w:r>
+    </w:p>
+    <w:p>
+      <w:pPr>
+        <w:pStyle w:val="a2"/>
+      </w:pPr>
+      <w:r>
+        <w:t>Администратор также управляет резервным копированием: инициирует создание резервных копий базы данных и файлового хранилища, проверяет их целостность, а в случае сбоев выполняет восстановление системы из резервной копии</w:t>
+      </w:r>
+      <w:r>
         <w:t>.</w:t>
       </w:r>
     </w:p>
@@ -3364,18 +5283,29 @@
         <w:pStyle w:val="a2"/>
       </w:pPr>
       <w:r>
-        <w:t>Пользователь может управлять своими загруженными моделями: редактировать метаданные, загружать новые версии с сохранением истории изменений, а также удалять модели с возможностью их восстановления</w:t>
-      </w:r>
-      <w:r>
-        <w:t>.</w:t>
-      </w:r>
+        <w:t>Для анализа работы портала администратор просматривает статистику посещаемости и активности пользователей, изучает логи действий для расследования инцидентов. При необходимости администратор может экспортировать статистические данные и метаданные в форматах JSON или CSV для внешнего анализа. Администратор также управляет доступом внешних разработчиков к API, выдавая ключи доступа и устанавливая ограничения на количество запросов.</w:t>
+      </w:r>
+    </w:p>
+    <w:p>
+      <w:pPr>
+        <w:pStyle w:val="4"/>
+      </w:pPr>
+      <w:bookmarkStart w:id="43" w:name="_Toc224906950"/>
+      <w:bookmarkStart w:id="44" w:name="_Toc224926141"/>
+      <w:bookmarkStart w:id="45" w:name="_Toc224980510"/>
+      <w:r>
+        <w:t>Процессы интеграции с внешними системами</w:t>
+      </w:r>
+      <w:bookmarkEnd w:id="43"/>
+      <w:bookmarkEnd w:id="44"/>
+      <w:bookmarkEnd w:id="45"/>
     </w:p>
     <w:p>
       <w:pPr>
         <w:pStyle w:val="a2"/>
       </w:pPr>
       <w:r>
-        <w:t>При просмотре чужих моделей пользователь может оставлять оценки и комментарии, которые перед публикацией проходят модерацию.</w:t>
+        <w:t>Внешние системы взаимодействуют с порталом через открытое REST API, которое предоставляет доступ к публичным данным каталога, поиску и скачиванию моделей. При обращении к API система проверяет ключ доступа и соблюдение ограничений по количеству запросов, после чего выполняет запрошенную операцию и возвращает результат в формате JSON.</w:t>
       </w:r>
     </w:p>
     <w:p>
@@ -3383,206 +5313,74 @@
         <w:pStyle w:val="a2"/>
       </w:pPr>
       <w:r>
-        <w:t xml:space="preserve">Также пользователю доступно скачивание моделей в различных форматах, включая </w:t>
+        <w:lastRenderedPageBreak/>
+        <w:t xml:space="preserve">При интеграции с социальными сетями для входа система использует протоколы </w:t>
       </w:r>
       <w:proofErr w:type="spellStart"/>
       <w:r>
-        <w:t>glTF</w:t>
+        <w:t>OAuth</w:t>
       </w:r>
       <w:proofErr w:type="spellEnd"/>
       <w:r>
-        <w:t xml:space="preserve">, OBJ и STL, а при необходимости система может выполнить экспорт в альтернативные форматы по запросу. </w:t>
-      </w:r>
-      <w:r>
-        <w:t>Также</w:t>
-      </w:r>
-      <w:r>
-        <w:t xml:space="preserve"> пользователь может поделиться ею в социальных сетях.</w:t>
-      </w:r>
-    </w:p>
-    <w:p>
-      <w:pPr>
-        <w:pStyle w:val="5"/>
-      </w:pPr>
-      <w:bookmarkStart w:id="17" w:name="_Toc224334591"/>
-      <w:r>
-        <w:t>Процессы модерации контента</w:t>
-      </w:r>
-      <w:bookmarkEnd w:id="17"/>
+        <w:t xml:space="preserve"> 2.0 и </w:t>
+      </w:r>
+      <w:proofErr w:type="spellStart"/>
+      <w:r>
+        <w:t>OpenID</w:t>
+      </w:r>
+      <w:proofErr w:type="spellEnd"/>
+      <w:r>
+        <w:t xml:space="preserve"> Connect, перенаправляя пользователя на страницу провайдера и получая данные профиля после подтверждения.</w:t>
+      </w:r>
+    </w:p>
+    <w:p>
+      <w:pPr>
+        <w:pStyle w:val="3"/>
+      </w:pPr>
+      <w:bookmarkStart w:id="46" w:name="_Toc210590480"/>
+      <w:bookmarkStart w:id="47" w:name="_Toc224906951"/>
+      <w:bookmarkStart w:id="48" w:name="_Toc224926142"/>
+      <w:bookmarkStart w:id="49" w:name="_Toc224927273"/>
+      <w:bookmarkStart w:id="50" w:name="_Toc224980511"/>
+      <w:r>
+        <w:t>Схематическое представление (</w:t>
+      </w:r>
+      <w:proofErr w:type="spellStart"/>
+      <w:r>
+        <w:t>Use</w:t>
+      </w:r>
+      <w:proofErr w:type="spellEnd"/>
+      <w:r>
+        <w:t xml:space="preserve"> Case </w:t>
+      </w:r>
+      <w:proofErr w:type="spellStart"/>
+      <w:r>
+        <w:t>Diagram</w:t>
+      </w:r>
+      <w:proofErr w:type="spellEnd"/>
+      <w:r>
+        <w:t>)</w:t>
+      </w:r>
+      <w:bookmarkEnd w:id="46"/>
+      <w:bookmarkEnd w:id="47"/>
+      <w:bookmarkEnd w:id="48"/>
+      <w:bookmarkEnd w:id="49"/>
+      <w:bookmarkEnd w:id="50"/>
     </w:p>
     <w:p>
       <w:pPr>
         <w:pStyle w:val="a2"/>
       </w:pPr>
       <w:r>
-        <w:t xml:space="preserve">Модератор, входя в систему, получает доступ </w:t>
-      </w:r>
-      <w:r>
-        <w:t xml:space="preserve">ко всем функциям пользователя и </w:t>
-      </w:r>
-      <w:r>
-        <w:t>к панели модерации, где отображаются все объекты, ожидающие проверки: новые загруженные модели, комментарии пользователей, а также жалобы на существующий контент. При проверке модели модератор просматривает её в 3D-плеере, изучает метаданные, проверяет соответствие правилам сообщества и принимает решение об одобрении, отклонении. Аналогично проверяются комментарии на предмет спама, оскорблений и нарушений.</w:t>
-      </w:r>
-    </w:p>
-    <w:p>
-      <w:pPr>
-        <w:pStyle w:val="a2"/>
-      </w:pPr>
-      <w:r>
-        <w:t>Модератор также участвует в поддержании структуры каталога: он может создавать, редактировать и удалять категории, управлять тегами, объединять дублирующиеся теги и формировать подборки рекомендуемых моделей.</w:t>
-      </w:r>
-    </w:p>
-    <w:p>
-      <w:pPr>
-        <w:pStyle w:val="a2"/>
-      </w:pPr>
-      <w:r>
-        <w:lastRenderedPageBreak/>
-        <w:t>При необходимости модератор может редактировать метаданные любых моделей, исправляя ошибки или уточняя описания, а также удалять или архивировать модели, нарушающие правила.</w:t>
-      </w:r>
-    </w:p>
-    <w:p>
-      <w:pPr>
-        <w:pStyle w:val="5"/>
-      </w:pPr>
-      <w:bookmarkStart w:id="18" w:name="_Toc224334592"/>
-      <w:r>
-        <w:t>Процессы администрирования системы</w:t>
-      </w:r>
-      <w:bookmarkEnd w:id="18"/>
-    </w:p>
-    <w:p>
-      <w:pPr>
-        <w:pStyle w:val="a2"/>
-      </w:pPr>
-      <w:r>
-        <w:t>Администратор обладает полным доступом ко всем функциям системы. В разделе управления пользователями администратор может просматривать список зарегистрированных пользователей, блокировать или разблокировать учётные записи, назначать роли, в том числе назначать модераторов из числа пользователей, а также сбрасывать пароли при необходимости.</w:t>
-      </w:r>
-    </w:p>
-    <w:p>
-      <w:pPr>
-        <w:pStyle w:val="a2"/>
-      </w:pPr>
-      <w:r>
-        <w:t>Все действия администратора фиксируются в системных логах.</w:t>
-      </w:r>
-    </w:p>
-    <w:p>
-      <w:pPr>
-        <w:pStyle w:val="a2"/>
-      </w:pPr>
-      <w:r>
-        <w:t>В разделе системных настроек администратор конфигурирует параметры модерации, устанавливает лимиты на загрузку файлов по размеру и количеству, настраивает параметры отображения 3D-плеера по умолчанию, а также управляет интеграциями, вводя API-ключи для внешних сервисов.</w:t>
-      </w:r>
-    </w:p>
-    <w:p>
-      <w:pPr>
-        <w:pStyle w:val="a2"/>
-      </w:pPr>
-      <w:r>
-        <w:t>Администратор также управляет резервным копированием: инициирует создание резервных копий базы данных и файлового хранилища, проверяет их целостность, а в случае сбоев выполняет восстановление системы из резервной копии</w:t>
-      </w:r>
-      <w:r>
-        <w:t>.</w:t>
-      </w:r>
-    </w:p>
-    <w:p>
-      <w:pPr>
-        <w:pStyle w:val="a2"/>
-      </w:pPr>
-      <w:r>
-        <w:t>Для анализа работы портала администратор просматривает статистику посещаемости и активности пользователей, изучает логи действий для расследования инцидентов. При необходимости администратор может экспортировать статистические данные и метаданные в форматах JSON или CSV для внешнего анализа. Администратор также управляет доступом внешних разработчиков к API, выдавая ключи доступа и устанавливая ограничения на количество запросов.</w:t>
-      </w:r>
-    </w:p>
-    <w:p>
-      <w:pPr>
-        <w:pStyle w:val="5"/>
-      </w:pPr>
-      <w:bookmarkStart w:id="19" w:name="_Toc224334593"/>
-      <w:r>
-        <w:t>Процессы интеграции с внешними системами</w:t>
-      </w:r>
-      <w:bookmarkEnd w:id="19"/>
-    </w:p>
-    <w:p>
-      <w:pPr>
-        <w:pStyle w:val="a2"/>
-      </w:pPr>
-      <w:r>
-        <w:t xml:space="preserve">Внешние системы взаимодействуют с порталом через открытое REST API, которое предоставляет доступ к публичным данным каталога, поиску и </w:t>
-      </w:r>
-      <w:r>
-        <w:lastRenderedPageBreak/>
-        <w:t>скачиванию моделей. При обращении к API система проверяет ключ доступа и соблюдение ограничений по количеству запросов, после чего выполняет запрошенную операцию и возвращает результат в формате JSON.</w:t>
-      </w:r>
-    </w:p>
-    <w:p>
-      <w:pPr>
-        <w:pStyle w:val="a2"/>
-      </w:pPr>
-      <w:r>
-        <w:t xml:space="preserve">При интеграции с социальными сетями для входа система использует протоколы </w:t>
-      </w:r>
-      <w:proofErr w:type="spellStart"/>
-      <w:r>
-        <w:t>OAuth</w:t>
-      </w:r>
-      <w:proofErr w:type="spellEnd"/>
-      <w:r>
-        <w:t xml:space="preserve"> 2.0 и </w:t>
-      </w:r>
-      <w:proofErr w:type="spellStart"/>
-      <w:r>
-        <w:t>OpenID</w:t>
-      </w:r>
-      <w:proofErr w:type="spellEnd"/>
-      <w:r>
-        <w:t xml:space="preserve"> Connect, перенаправляя пользователя на страницу провайдера и получая данные профиля после подтверждения.</w:t>
-      </w:r>
-    </w:p>
-    <w:p>
-      <w:pPr>
-        <w:pStyle w:val="4"/>
-      </w:pPr>
-      <w:bookmarkStart w:id="20" w:name="_Toc210590480"/>
-      <w:bookmarkStart w:id="21" w:name="_Toc224334594"/>
-      <w:r>
-        <w:t>Схематическое представление (</w:t>
-      </w:r>
-      <w:proofErr w:type="spellStart"/>
-      <w:r>
-        <w:t>Use</w:t>
-      </w:r>
-      <w:proofErr w:type="spellEnd"/>
-      <w:r>
-        <w:t xml:space="preserve"> Case </w:t>
-      </w:r>
-      <w:proofErr w:type="spellStart"/>
-      <w:r>
-        <w:t>Diagram</w:t>
-      </w:r>
-      <w:proofErr w:type="spellEnd"/>
-      <w:r>
-        <w:t>)</w:t>
-      </w:r>
-      <w:bookmarkEnd w:id="20"/>
-      <w:bookmarkEnd w:id="21"/>
-    </w:p>
-    <w:p>
-      <w:pPr>
-        <w:pStyle w:val="a2"/>
-      </w:pPr>
-      <w:r>
-        <w:t>По приведенному описанию сценариев использования и требованиям ТЗ было составлено графическое представление диаграммы прецендентов (</w:t>
-      </w:r>
-      <w:r>
-        <w:fldChar w:fldCharType="begin"/>
-      </w:r>
-      <w:r>
-        <w:instrText xml:space="preserve"> REF _Ref224334798 \h </w:instrText>
-      </w:r>
-      <w:r>
-        <w:fldChar w:fldCharType="separate"/>
+        <w:t xml:space="preserve">По приведенному описанию сценариев использования и требованиям ТЗ было составлено графическое представление диаграммы прецендентов </w:t>
+      </w:r>
+      <w:proofErr w:type="gramStart"/>
+      <w:r>
+        <w:t>( REF</w:t>
+      </w:r>
+      <w:proofErr w:type="gramEnd"/>
+      <w:r>
+        <w:t xml:space="preserve"> _Ref224334798 \h </w:t>
       </w:r>
       <w:r>
         <w:t xml:space="preserve">Рисунок </w:t>
@@ -3603,9 +5401,6 @@
         <w:t>1</w:t>
       </w:r>
       <w:r>
-        <w:fldChar w:fldCharType="end"/>
-      </w:r>
-      <w:r>
         <w:t>).</w:t>
       </w:r>
     </w:p>
@@ -3615,8 +5410,8 @@
       </w:pPr>
       <w:r>
         <w:drawing>
-          <wp:inline distT="0" distB="0" distL="0" distR="0" wp14:anchorId="592C58F8" wp14:editId="70AAA118">
-            <wp:extent cx="5939790" cy="4440555"/>
+          <wp:inline distT="0" distB="0" distL="0" distR="0" wp14:anchorId="592C58F8" wp14:editId="14CA1D45">
+            <wp:extent cx="5939790" cy="4428873"/>
             <wp:effectExtent l="0" t="0" r="0" b="0"/>
             <wp:docPr id="1796861673" name="Рисунок 1"/>
             <wp:cNvGraphicFramePr>
@@ -3626,11 +5421,17 @@
               <a:graphicData uri="http://schemas.openxmlformats.org/drawingml/2006/picture">
                 <pic:pic xmlns:pic="http://schemas.openxmlformats.org/drawingml/2006/picture">
                   <pic:nvPicPr>
-                    <pic:cNvPr id="1796861673" name=""/>
+                    <pic:cNvPr id="1796861673" name="Рисунок 1"/>
                     <pic:cNvPicPr/>
                   </pic:nvPicPr>
                   <pic:blipFill>
-                    <a:blip r:embed="rId16"/>
+                    <a:blip r:embed="rId13">
+                      <a:extLst>
+                        <a:ext uri="{28A0092B-C50C-407E-A947-70E740481C1C}">
+                          <a14:useLocalDpi xmlns:a14="http://schemas.microsoft.com/office/drawing/2010/main" val="0"/>
+                        </a:ext>
+                      </a:extLst>
+                    </a:blip>
                     <a:stretch>
                       <a:fillRect/>
                     </a:stretch>
@@ -3638,7 +5439,7 @@
                   <pic:spPr>
                     <a:xfrm>
                       <a:off x="0" y="0"/>
-                      <a:ext cx="5939790" cy="4440555"/>
+                      <a:ext cx="5939790" cy="4428873"/>
                     </a:xfrm>
                     <a:prstGeom prst="rect">
                       <a:avLst/>
@@ -3655,7 +5456,7 @@
       <w:pPr>
         <w:pStyle w:val="afc"/>
       </w:pPr>
-      <w:bookmarkStart w:id="22" w:name="_Ref224334798"/>
+      <w:bookmarkStart w:id="51" w:name="_Ref224334798"/>
       <w:r>
         <w:t xml:space="preserve">Рисунок </w:t>
       </w:r>
@@ -3678,7 +5479,7 @@
           <w:t>1</w:t>
         </w:r>
       </w:fldSimple>
-      <w:bookmarkEnd w:id="22"/>
+      <w:bookmarkEnd w:id="51"/>
       <w:r>
         <w:t xml:space="preserve"> — Диаграмма прецедентов разрабатываемой ИС</w:t>
       </w:r>
@@ -3687,49 +5488,70 @@
       <w:pPr>
         <w:pStyle w:val="20"/>
       </w:pPr>
-      <w:bookmarkStart w:id="23" w:name="_Toc224334595"/>
+      <w:bookmarkStart w:id="52" w:name="_Toc224906952"/>
+      <w:bookmarkStart w:id="53" w:name="_Toc224926143"/>
+      <w:bookmarkStart w:id="54" w:name="_Toc224927274"/>
+      <w:bookmarkStart w:id="55" w:name="_Toc224980512"/>
+      <w:r>
+        <w:t>Архитектура приложения</w:t>
+      </w:r>
+      <w:bookmarkEnd w:id="52"/>
+      <w:bookmarkEnd w:id="53"/>
+      <w:bookmarkEnd w:id="54"/>
+      <w:bookmarkEnd w:id="55"/>
+    </w:p>
+    <w:p>
+      <w:pPr>
+        <w:pStyle w:val="3"/>
+      </w:pPr>
+      <w:bookmarkStart w:id="56" w:name="_Toc224906953"/>
+      <w:bookmarkStart w:id="57" w:name="_Toc224926144"/>
+      <w:bookmarkStart w:id="58" w:name="_Toc224927275"/>
+      <w:bookmarkStart w:id="59" w:name="_Toc224980513"/>
+      <w:r>
+        <w:t>Обоснование выбора</w:t>
+      </w:r>
+      <w:bookmarkEnd w:id="56"/>
+      <w:bookmarkEnd w:id="57"/>
+      <w:bookmarkEnd w:id="58"/>
+      <w:bookmarkEnd w:id="59"/>
+    </w:p>
+    <w:p>
+      <w:pPr>
+        <w:pStyle w:val="a2"/>
+      </w:pPr>
+      <w:r>
+        <w:t xml:space="preserve">Информационная система представляет собой клиент-серверное веб-приложение, построенное по принципу микросервисной или модульной архитектуры (согласно перечню подсистем в ТЗ). Система спроектирована </w:t>
+      </w:r>
       <w:r>
         <w:lastRenderedPageBreak/>
-        <w:t>Архитектура приложения</w:t>
-      </w:r>
-      <w:bookmarkEnd w:id="23"/>
+        <w:t>как публичный интернет-портал, обеспечивающий централизованное хранение, каталогизацию, интерактивную визуализацию и обмен 3D-моделями.</w:t>
+      </w:r>
+    </w:p>
+    <w:p>
+      <w:pPr>
+        <w:pStyle w:val="a2"/>
+      </w:pPr>
+      <w:r>
+        <w:t>Основная идея архитектуры заключается в четком разделении ответственности между функциональными модулями (подсистемами), что обеспечивает гибкость, масштабируемость и независимость разработки компонентов. Взаимодействие между клиентом и сервером строится по защищенным протоколам, а тяжелые операции (конвертация, рендеринг) выносятся в асинхронные очереди для обеспечения отзывчивости интерфейса.</w:t>
+      </w:r>
     </w:p>
     <w:p>
       <w:pPr>
         <w:pStyle w:val="3"/>
       </w:pPr>
-      <w:bookmarkStart w:id="24" w:name="_Toc224334596"/>
-      <w:r>
-        <w:t>Обоснование выбора</w:t>
-      </w:r>
-      <w:bookmarkEnd w:id="24"/>
-    </w:p>
-    <w:p>
-      <w:pPr>
-        <w:pStyle w:val="a2"/>
-      </w:pPr>
-      <w:r>
-        <w:t>Информационная система представляет собой клиент-серверное веб-приложение, построенное по принципу микросервисной или модульной архитектуры (согласно перечню подсистем в ТЗ). Система спроектирована как публичный интернет-портал, обеспечивающий централизованное хранение, каталогизацию, интерактивную визуализацию и обмен 3D-моделями.</w:t>
-      </w:r>
-    </w:p>
-    <w:p>
-      <w:pPr>
-        <w:pStyle w:val="a2"/>
-      </w:pPr>
-      <w:r>
-        <w:t>Основная идея архитектуры заключается в четком разделении ответственности между функциональными модулями (подсистемами), что обеспечивает гибкость, масштабируемость и независимость разработки компонентов. Взаимодействие между клиентом и сервером строится по защищенным протоколам, а тяжелые операции (конвертация, рендеринг) выносятся в асинхронные очереди для обеспечения отзывчивости интерфейса.</w:t>
-      </w:r>
-    </w:p>
-    <w:p>
-      <w:pPr>
-        <w:pStyle w:val="3"/>
-      </w:pPr>
-      <w:bookmarkStart w:id="25" w:name="_Toc210590483"/>
-      <w:bookmarkStart w:id="26" w:name="_Toc224334597"/>
+      <w:bookmarkStart w:id="60" w:name="_Toc224906954"/>
+      <w:bookmarkStart w:id="61" w:name="_Toc224926145"/>
+      <w:bookmarkStart w:id="62" w:name="_Toc224927276"/>
+      <w:bookmarkStart w:id="63" w:name="_Toc210590483"/>
+      <w:bookmarkStart w:id="64" w:name="_Toc224980514"/>
       <w:r>
         <w:t>Диаграмма архитектуры</w:t>
       </w:r>
-      <w:bookmarkEnd w:id="26"/>
+      <w:bookmarkEnd w:id="60"/>
+      <w:bookmarkEnd w:id="61"/>
+      <w:bookmarkEnd w:id="62"/>
+      <w:bookmarkEnd w:id="64"/>
     </w:p>
     <w:p>
       <w:pPr>
@@ -3763,7 +5585,7 @@
         <w:rPr>
           <w:noProof/>
         </w:rPr>
-        <w:t>1</w:t>
+        <w:t>2</w:t>
       </w:r>
       <w:r>
         <w:fldChar w:fldCharType="end"/>
@@ -3812,7 +5634,7 @@
                     <pic:cNvPicPr/>
                   </pic:nvPicPr>
                   <pic:blipFill>
-                    <a:blip r:embed="rId17"/>
+                    <a:blip r:embed="rId14"/>
                     <a:stretch>
                       <a:fillRect/>
                     </a:stretch>
@@ -3837,7 +5659,7 @@
       <w:pPr>
         <w:pStyle w:val="afc"/>
       </w:pPr>
-      <w:bookmarkStart w:id="27" w:name="_Ref224325895"/>
+      <w:bookmarkStart w:id="65" w:name="_Ref224325895"/>
       <w:r>
         <w:t xml:space="preserve">Рисунок </w:t>
       </w:r>
@@ -3860,7 +5682,7 @@
           <w:t>2</w:t>
         </w:r>
       </w:fldSimple>
-      <w:bookmarkEnd w:id="27"/>
+      <w:bookmarkEnd w:id="65"/>
       <w:r>
         <w:t xml:space="preserve"> – Диаграмма </w:t>
       </w:r>
@@ -3872,6 +5694,2666 @@
       <w:r>
         <w:t xml:space="preserve"> проектируемой ИС</w:t>
       </w:r>
+    </w:p>
+    <w:p>
+      <w:pPr>
+        <w:pStyle w:val="20"/>
+      </w:pPr>
+      <w:bookmarkStart w:id="66" w:name="_Toc224906955"/>
+      <w:bookmarkStart w:id="67" w:name="_Toc224926146"/>
+      <w:bookmarkStart w:id="68" w:name="_Toc224927277"/>
+      <w:bookmarkStart w:id="69" w:name="_Toc224980515"/>
+      <w:r>
+        <w:t>Функциональная модель ИС</w:t>
+      </w:r>
+      <w:bookmarkEnd w:id="66"/>
+      <w:bookmarkEnd w:id="67"/>
+      <w:bookmarkEnd w:id="68"/>
+      <w:bookmarkEnd w:id="69"/>
+    </w:p>
+    <w:p>
+      <w:pPr>
+        <w:pStyle w:val="3"/>
+      </w:pPr>
+      <w:bookmarkStart w:id="70" w:name="_Toc224906956"/>
+      <w:bookmarkStart w:id="71" w:name="_Toc224926147"/>
+      <w:bookmarkStart w:id="72" w:name="_Toc224927278"/>
+      <w:bookmarkStart w:id="73" w:name="_Toc224980516"/>
+      <w:r>
+        <w:t>Общие сведения</w:t>
+      </w:r>
+      <w:bookmarkEnd w:id="70"/>
+      <w:bookmarkEnd w:id="71"/>
+      <w:bookmarkEnd w:id="72"/>
+      <w:bookmarkEnd w:id="73"/>
+    </w:p>
+    <w:p>
+      <w:pPr>
+        <w:pStyle w:val="4"/>
+      </w:pPr>
+      <w:bookmarkStart w:id="74" w:name="_Toc224906957"/>
+      <w:bookmarkStart w:id="75" w:name="_Toc224926148"/>
+      <w:bookmarkStart w:id="76" w:name="_Toc224980517"/>
+      <w:r>
+        <w:t>Краткое описание объекта автоматизации</w:t>
+      </w:r>
+      <w:bookmarkEnd w:id="74"/>
+      <w:bookmarkEnd w:id="75"/>
+      <w:bookmarkEnd w:id="76"/>
+    </w:p>
+    <w:p>
+      <w:pPr>
+        <w:pStyle w:val="a2"/>
+      </w:pPr>
+      <w:r>
+        <w:t xml:space="preserve">Подсистема «3D-визуализация» информационной системы «Каталог и визуализатор 3D-моделей» представлена в виде интерактивного веб-компонента, встраиваемого в карточку модели. Компонент является удобным инструментом для просмотра трёхмерных объектов, обеспечивающим интерактивное взаимодействие без установки специализированного программного обеспечения. Для комфортного и круглосуточного доступа </w:t>
+      </w:r>
+      <w:r>
+        <w:lastRenderedPageBreak/>
+        <w:t>подсистема адаптирована для всех типов устройств (персональные компьютеры, планшеты, смартфоны) и поддерживает управление как с помощью мыши, так и сенсорными жестами.</w:t>
+      </w:r>
+    </w:p>
+    <w:p>
+      <w:pPr>
+        <w:pStyle w:val="a2"/>
+      </w:pPr>
+      <w:r>
+        <w:t>Одно из важных достоинств проектируемой подсистемы – широкий набор инструментов для работы с моделью. Пользователь может вращать модель в любом направлении, масштабировать её для рассмотрения деталей, панорамировать для изменения точки обзора. Это позволяет получить полное представление о геометрии, текстурах и особенностях объекта без необходимости загрузки его в специализированные CAD/CAE-пакеты.</w:t>
+      </w:r>
+    </w:p>
+    <w:p>
+      <w:pPr>
+        <w:pStyle w:val="a2"/>
+      </w:pPr>
+      <w:r>
+        <w:t>Кроме того, подсистема предоставляет возможность переключения режимов отображения: пользователь может просматривать модель в текстурированном виде (с наложенными материалами и текстурами), каркасном режиме (для анализа топологии и геометрии) или полупрозрачном режиме (для изучения внутренней структуры). Для удобства презентации реализована функция автоматического вращения модели, а также возможность быстрого сброса камеры в исходное положение.</w:t>
+      </w:r>
+    </w:p>
+    <w:p>
+      <w:pPr>
+        <w:pStyle w:val="a2"/>
+      </w:pPr>
+      <w:r>
+        <w:t>Подсистема автоматически подбирает качество отображения в зависимости от характеристик устройства пользователя и скорости интернет-соединения, что обеспечивает плавную работу как на мощных рабочих станциях, так и на мобильных устройствах с ограниченными ресурсами.</w:t>
+      </w:r>
+    </w:p>
+    <w:p>
+      <w:pPr>
+        <w:pStyle w:val="4"/>
+      </w:pPr>
+      <w:bookmarkStart w:id="77" w:name="_Toc224906958"/>
+      <w:bookmarkStart w:id="78" w:name="_Toc224926149"/>
+      <w:bookmarkStart w:id="79" w:name="_Toc224980518"/>
+      <w:r>
+        <w:t>Способ создания подсистемы «3D-визуализация»</w:t>
+      </w:r>
+      <w:bookmarkEnd w:id="77"/>
+      <w:bookmarkEnd w:id="78"/>
+      <w:bookmarkEnd w:id="79"/>
+    </w:p>
+    <w:p>
+      <w:pPr>
+        <w:pStyle w:val="a2"/>
+      </w:pPr>
+      <w:r>
+        <w:t xml:space="preserve">В качестве способа определения требований к подсистеме «3D-визуализация» выбрана методология «последовательных приближений», которая основана на том, что все расчёты и графические построения, связанные с определением основных элементов, разбиваются на несколько более мелких элементов, в которых происходит их уточнение. Данный метод позволяет итеративно уточнять требования к функциональности 3D-плеера, начиная с базовых возможностей (отображение модели, вращение, масштабирование) и постепенно добавляя более сложные функции </w:t>
+      </w:r>
+      <w:r>
+        <w:lastRenderedPageBreak/>
+        <w:t>(переключение режимов отображения, адаптация качества, поддержка сенсорных жестов).</w:t>
+      </w:r>
+    </w:p>
+    <w:p>
+      <w:pPr>
+        <w:pStyle w:val="a2"/>
+      </w:pPr>
+      <w:r>
+        <w:t>Данный метод также хорошо сочетается с нотацией IDEF0, которая основана на декомпозиции каждого блока на более мелкие с уточнением деталей. Применительно к подсистеме «3D-визуализация» это означает, что основная функция «Обеспечить интерактивный просмотр 3D-модели в браузере» будет последовательно декомпозироваться на подфункции: «Загрузить модель в память», «Инициализировать сцену и камеру», «Обработать пользовательский ввод», «Выполнить рендеринг кадра», «Адаптировать качество под устройство» и т.д. Каждая из этих подфункций может быть дополнительно детализирована, что позволяет достичь необходимого уровня проработки проектных решений.</w:t>
+      </w:r>
+    </w:p>
+    <w:p>
+      <w:pPr>
+        <w:pStyle w:val="4"/>
+      </w:pPr>
+      <w:bookmarkStart w:id="80" w:name="_Toc224906959"/>
+      <w:bookmarkStart w:id="81" w:name="_Toc224926150"/>
+      <w:bookmarkStart w:id="82" w:name="_Toc224980519"/>
+      <w:r>
+        <w:t>Средства создания подсистемы «3D-визуализация»</w:t>
+      </w:r>
+      <w:bookmarkEnd w:id="80"/>
+      <w:bookmarkEnd w:id="81"/>
+      <w:bookmarkEnd w:id="82"/>
+    </w:p>
+    <w:p>
+      <w:pPr>
+        <w:pStyle w:val="a2"/>
+      </w:pPr>
+      <w:r>
+        <w:t>В качестве средств создания подсистемы «3D-визуализация» используются современные веб-технологии, обеспечивающие высокую производительность и кроссплатформенность.</w:t>
+      </w:r>
+    </w:p>
+    <w:p>
+      <w:pPr>
+        <w:pStyle w:val="a2"/>
+      </w:pPr>
+      <w:r>
+        <w:t>Языки программирования и технологии:</w:t>
+      </w:r>
+    </w:p>
+    <w:p>
+      <w:pPr>
+        <w:pStyle w:val="a0"/>
+      </w:pPr>
+      <w:proofErr w:type="spellStart"/>
+      <w:r>
+        <w:t>TypeScript</w:t>
+      </w:r>
+      <w:proofErr w:type="spellEnd"/>
+      <w:r>
+        <w:t>/JavaScript (ES6+) – основной язык программирования для реализации логики подсистемы, обеспечивающий строгую типизацию и удобство поддержки кода.</w:t>
+      </w:r>
+    </w:p>
+    <w:p>
+      <w:pPr>
+        <w:pStyle w:val="a0"/>
+      </w:pPr>
+      <w:r>
+        <w:t>HTML5 – язык разметки для интеграции 3D-плеера в структуру веб-страницы.</w:t>
+      </w:r>
+    </w:p>
+    <w:p>
+      <w:pPr>
+        <w:pStyle w:val="a0"/>
+      </w:pPr>
+      <w:r>
+        <w:t>CSS3 – язык стилей для оформления элементов управления плеера (кнопки, панели, подсказки).</w:t>
+      </w:r>
+    </w:p>
+    <w:p>
+      <w:pPr>
+        <w:pStyle w:val="a2"/>
+      </w:pPr>
+      <w:r>
+        <w:t>Библиотеки и фреймворки:</w:t>
+      </w:r>
+    </w:p>
+    <w:p>
+      <w:pPr>
+        <w:pStyle w:val="a0"/>
+      </w:pPr>
+      <w:r>
+        <w:t xml:space="preserve">Three.js – библиотека для создания и отображения 3D-графики в браузере с использованием </w:t>
+      </w:r>
+      <w:proofErr w:type="spellStart"/>
+      <w:r>
+        <w:t>WebGL</w:t>
+      </w:r>
+      <w:proofErr w:type="spellEnd"/>
+      <w:r>
+        <w:t>. Обеспечивает высокоуровневый API для управления сценой, камерой, освещением и материалами.</w:t>
+      </w:r>
+    </w:p>
+    <w:p>
+      <w:pPr>
+        <w:pStyle w:val="a0"/>
+      </w:pPr>
+      <w:r>
+        <w:lastRenderedPageBreak/>
+        <w:t>Babylon.js (как альтернатива или дополнение) – мощная библиотека для создания 3D-приложений с поддержкой продвинутых возможностей и хорошей производительностью на мобильных устройствах.</w:t>
+      </w:r>
+    </w:p>
+    <w:p>
+      <w:pPr>
+        <w:pStyle w:val="a2"/>
+      </w:pPr>
+      <w:r>
+        <w:t>Инструменты моделирования и проектирования:</w:t>
+      </w:r>
+    </w:p>
+    <w:p>
+      <w:pPr>
+        <w:pStyle w:val="a0"/>
+      </w:pPr>
+      <w:r>
+        <w:t xml:space="preserve">Для моделирования проектируемой подсистемы будет использоваться нотация IDEF0 в CASE-средстве </w:t>
+      </w:r>
+      <w:proofErr w:type="spellStart"/>
+      <w:r>
+        <w:t>Ramus</w:t>
+      </w:r>
+      <w:proofErr w:type="spellEnd"/>
+      <w:r>
+        <w:t xml:space="preserve"> </w:t>
+      </w:r>
+      <w:proofErr w:type="spellStart"/>
+      <w:r>
+        <w:t>Educational</w:t>
+      </w:r>
+      <w:proofErr w:type="spellEnd"/>
+      <w:r>
+        <w:t>, что позволяет создавать иерархические функциональные модели, наглядно представлять взаимосвязи между процессами и документировать проектные решения.</w:t>
+      </w:r>
+    </w:p>
+    <w:p>
+      <w:pPr>
+        <w:pStyle w:val="a2"/>
+      </w:pPr>
+      <w:r>
+        <w:t>Инфраструктурное обеспечение:</w:t>
+      </w:r>
+    </w:p>
+    <w:p>
+      <w:pPr>
+        <w:pStyle w:val="a0"/>
+      </w:pPr>
+      <w:r>
+        <w:t xml:space="preserve">Файловое хранилище (S3-совместимое) – для хранения оптимизированных файлов моделей в формате </w:t>
+      </w:r>
+      <w:proofErr w:type="spellStart"/>
+      <w:r>
+        <w:t>glTF</w:t>
+      </w:r>
+      <w:proofErr w:type="spellEnd"/>
+      <w:r>
+        <w:t>/GLB.</w:t>
+      </w:r>
+    </w:p>
+    <w:p>
+      <w:pPr>
+        <w:pStyle w:val="a0"/>
+      </w:pPr>
+      <w:r>
+        <w:t>REST API – для передачи данных модели от сервера к клиенту по защищённому протоколу HTTPS.</w:t>
+      </w:r>
+    </w:p>
+    <w:p>
+      <w:pPr>
+        <w:pStyle w:val="a0"/>
+      </w:pPr>
+      <w:r>
+        <w:t>Система кэширования (</w:t>
+      </w:r>
+      <w:proofErr w:type="spellStart"/>
+      <w:r>
+        <w:t>Cache</w:t>
+      </w:r>
+      <w:proofErr w:type="spellEnd"/>
+      <w:r>
+        <w:t xml:space="preserve"> API, </w:t>
+      </w:r>
+      <w:proofErr w:type="spellStart"/>
+      <w:r>
+        <w:t>IndexedDB</w:t>
+      </w:r>
+      <w:proofErr w:type="spellEnd"/>
+      <w:r>
+        <w:t>) – для хранения загруженных моделей на стороне клиента и сокращения времени повторного доступа.</w:t>
+      </w:r>
+    </w:p>
+    <w:p>
+      <w:pPr>
+        <w:pStyle w:val="3"/>
+      </w:pPr>
+      <w:bookmarkStart w:id="83" w:name="_Toc224906960"/>
+      <w:bookmarkStart w:id="84" w:name="_Toc224926151"/>
+      <w:bookmarkStart w:id="85" w:name="_Toc224927279"/>
+      <w:bookmarkStart w:id="86" w:name="_Toc224980520"/>
+      <w:r>
+        <w:t>К</w:t>
+      </w:r>
+      <w:r>
+        <w:t>онтекстн</w:t>
+      </w:r>
+      <w:r>
+        <w:t>ая</w:t>
+      </w:r>
+      <w:r>
+        <w:t xml:space="preserve"> диаграмм</w:t>
+      </w:r>
+      <w:r>
+        <w:t>а</w:t>
+      </w:r>
+      <w:r>
+        <w:t xml:space="preserve"> функциональной модели ИС</w:t>
+      </w:r>
+      <w:bookmarkEnd w:id="83"/>
+      <w:bookmarkEnd w:id="84"/>
+      <w:bookmarkEnd w:id="85"/>
+      <w:bookmarkEnd w:id="86"/>
+    </w:p>
+    <w:p>
+      <w:pPr>
+        <w:pStyle w:val="a2"/>
+      </w:pPr>
+      <w:r>
+        <w:t xml:space="preserve">На </w:t>
+      </w:r>
+      <w:r>
+        <w:fldChar w:fldCharType="begin"/>
+      </w:r>
+      <w:r>
+        <w:instrText xml:space="preserve"> REF _Ref224906701 \h </w:instrText>
+      </w:r>
+      <w:r>
+        <w:fldChar w:fldCharType="separate"/>
+      </w:r>
+      <w:r>
+        <w:t xml:space="preserve">Рисунок </w:t>
+      </w:r>
+      <w:r>
+        <w:rPr>
+          <w:noProof/>
+        </w:rPr>
+        <w:t>2</w:t>
+      </w:r>
+      <w:r>
+        <w:t>.</w:t>
+      </w:r>
+      <w:r>
+        <w:rPr>
+          <w:noProof/>
+        </w:rPr>
+        <w:t>3</w:t>
+      </w:r>
+      <w:r>
+        <w:fldChar w:fldCharType="end"/>
+      </w:r>
+      <w:r>
+        <w:t xml:space="preserve"> </w:t>
+      </w:r>
+      <w:r>
+        <w:t>представлена контекстная диаграмма подсистемы «3D-визуализация».</w:t>
+      </w:r>
+    </w:p>
+    <w:p>
+      <w:pPr>
+        <w:pStyle w:val="a2"/>
+      </w:pPr>
+      <w:r>
+        <w:t>Функциональный блок отражает основное назначение подсистемы: «Обеспеч</w:t>
+      </w:r>
+      <w:r>
+        <w:t>ение</w:t>
+      </w:r>
+      <w:r>
+        <w:t xml:space="preserve"> интерактивн</w:t>
+      </w:r>
+      <w:r>
+        <w:t>ого</w:t>
+      </w:r>
+      <w:r>
+        <w:t xml:space="preserve"> просмотр</w:t>
+      </w:r>
+      <w:r>
+        <w:t>а</w:t>
+      </w:r>
+      <w:r>
+        <w:t xml:space="preserve"> 3D-модели в браузере».</w:t>
+      </w:r>
+    </w:p>
+    <w:p>
+      <w:pPr>
+        <w:pStyle w:val="a2"/>
+      </w:pPr>
+      <w:r>
+        <w:t>Входы:</w:t>
+      </w:r>
+    </w:p>
+    <w:p>
+      <w:pPr>
+        <w:pStyle w:val="a0"/>
+      </w:pPr>
+      <w:r>
+        <w:t xml:space="preserve">Данные 3D-модели в формате </w:t>
+      </w:r>
+      <w:proofErr w:type="spellStart"/>
+      <w:r>
+        <w:t>glTF</w:t>
+      </w:r>
+      <w:proofErr w:type="spellEnd"/>
+      <w:r>
+        <w:t>/GLB</w:t>
+      </w:r>
+    </w:p>
+    <w:p>
+      <w:pPr>
+        <w:pStyle w:val="a0"/>
+      </w:pPr>
+      <w:r>
+        <w:t>Текстуры и материалы модели</w:t>
+      </w:r>
+    </w:p>
+    <w:p>
+      <w:pPr>
+        <w:pStyle w:val="a0"/>
+      </w:pPr>
+      <w:r>
+        <w:t>Метаданные модели (размер, количество полигонов, анимации)</w:t>
+      </w:r>
+    </w:p>
+    <w:p>
+      <w:pPr>
+        <w:pStyle w:val="a0"/>
+      </w:pPr>
+      <w:r>
+        <w:t>Параметры отображения, заданные пользователем</w:t>
+      </w:r>
+    </w:p>
+    <w:p>
+      <w:pPr>
+        <w:pStyle w:val="a0"/>
+      </w:pPr>
+      <w:r>
+        <w:t>Характеристики устройства пользовател</w:t>
+      </w:r>
+      <w:r>
+        <w:t>я</w:t>
+      </w:r>
+    </w:p>
+    <w:p>
+      <w:pPr>
+        <w:pStyle w:val="a2"/>
+      </w:pPr>
+      <w:r>
+        <w:lastRenderedPageBreak/>
+        <w:t>Выходы:</w:t>
+      </w:r>
+    </w:p>
+    <w:p>
+      <w:pPr>
+        <w:pStyle w:val="a0"/>
+      </w:pPr>
+      <w:r>
+        <w:t>Визуализированная модель на экране пользователя</w:t>
+      </w:r>
+    </w:p>
+    <w:p>
+      <w:pPr>
+        <w:pStyle w:val="a0"/>
+      </w:pPr>
+      <w:r>
+        <w:t>Скриншот текущего вида модели (по запросу)</w:t>
+      </w:r>
+    </w:p>
+    <w:p>
+      <w:pPr>
+        <w:pStyle w:val="a0"/>
+      </w:pPr>
+      <w:r>
+        <w:t>Данные о взаимодействии пользователя с моделью (логи)</w:t>
+      </w:r>
+    </w:p>
+    <w:p>
+      <w:pPr>
+        <w:pStyle w:val="a0"/>
+      </w:pPr>
+      <w:r>
+        <w:t>Статистика производительности</w:t>
+      </w:r>
+    </w:p>
+    <w:p>
+      <w:pPr>
+        <w:pStyle w:val="a2"/>
+      </w:pPr>
+      <w:r>
+        <w:t>Управляющие потоки:</w:t>
+      </w:r>
+    </w:p>
+    <w:p>
+      <w:pPr>
+        <w:pStyle w:val="a0"/>
+      </w:pPr>
+      <w:r>
+        <w:t>Требования к эргономике и технической эстетике</w:t>
+      </w:r>
+    </w:p>
+    <w:p>
+      <w:pPr>
+        <w:pStyle w:val="a0"/>
+      </w:pPr>
+      <w:r>
+        <w:t>Показатели назначения</w:t>
+      </w:r>
+    </w:p>
+    <w:p>
+      <w:pPr>
+        <w:pStyle w:val="a0"/>
+      </w:pPr>
+      <w:r>
+        <w:t>Требования к адаптивности интерфейса</w:t>
+      </w:r>
+    </w:p>
+    <w:p>
+      <w:pPr>
+        <w:pStyle w:val="a0"/>
+      </w:pPr>
+      <w:r>
+        <w:t>Стандарты безопасности</w:t>
+      </w:r>
+    </w:p>
+    <w:p>
+      <w:pPr>
+        <w:pStyle w:val="a0"/>
+      </w:pPr>
+      <w:r>
+        <w:t>Техническое задание на ИС</w:t>
+      </w:r>
+    </w:p>
+    <w:p>
+      <w:pPr>
+        <w:pStyle w:val="a0"/>
+      </w:pPr>
+      <w:r>
+        <w:t>Лимиты и ограничения</w:t>
+      </w:r>
+    </w:p>
+    <w:p>
+      <w:pPr>
+        <w:pStyle w:val="a2"/>
+      </w:pPr>
+      <w:r>
+        <w:t>Механизмы:</w:t>
+      </w:r>
+    </w:p>
+    <w:p>
+      <w:pPr>
+        <w:pStyle w:val="a0"/>
+      </w:pPr>
+      <w:r>
+        <w:t>Веб-браузер пользователя</w:t>
+      </w:r>
+    </w:p>
+    <w:p>
+      <w:pPr>
+        <w:pStyle w:val="a0"/>
+      </w:pPr>
+      <w:r>
+        <w:t>Библиотека Three.js / Babylon.js</w:t>
+      </w:r>
+    </w:p>
+    <w:p>
+      <w:pPr>
+        <w:pStyle w:val="a0"/>
+      </w:pPr>
+      <w:r>
+        <w:t>Аппаратные ресурсы устройства</w:t>
+      </w:r>
+    </w:p>
+    <w:p>
+      <w:pPr>
+        <w:pStyle w:val="a0"/>
+      </w:pPr>
+      <w:r>
+        <w:t>Сеть передачи данных (интернет-соединение)</w:t>
+      </w:r>
+    </w:p>
+    <w:p>
+      <w:pPr>
+        <w:pStyle w:val="a0"/>
+      </w:pPr>
+      <w:r>
+        <w:t>Администратор системы</w:t>
+      </w:r>
+    </w:p>
+    <w:p>
+      <w:pPr>
+        <w:pStyle w:val="a0"/>
+      </w:pPr>
+      <w:r>
+        <w:t>Система кэширования</w:t>
+      </w:r>
+    </w:p>
+    <w:p>
+      <w:pPr>
+        <w:pStyle w:val="af8"/>
+      </w:pPr>
+      <w:r>
+        <w:lastRenderedPageBreak/>
+        <w:drawing>
+          <wp:inline distT="0" distB="0" distL="0" distR="0" wp14:anchorId="385AF3DC" wp14:editId="77007B8A">
+            <wp:extent cx="5928360" cy="4107180"/>
+            <wp:effectExtent l="0" t="0" r="0" b="0"/>
+            <wp:docPr id="511607286" name="Рисунок 2"/>
+            <wp:cNvGraphicFramePr>
+              <a:graphicFrameLocks xmlns:a="http://schemas.openxmlformats.org/drawingml/2006/main" noChangeAspect="1"/>
+            </wp:cNvGraphicFramePr>
+            <a:graphic xmlns:a="http://schemas.openxmlformats.org/drawingml/2006/main">
+              <a:graphicData uri="http://schemas.openxmlformats.org/drawingml/2006/picture">
+                <pic:pic xmlns:pic="http://schemas.openxmlformats.org/drawingml/2006/picture">
+                  <pic:nvPicPr>
+                    <pic:cNvPr id="0" name="Picture 46"/>
+                    <pic:cNvPicPr>
+                      <a:picLocks noChangeAspect="1" noChangeArrowheads="1"/>
+                    </pic:cNvPicPr>
+                  </pic:nvPicPr>
+                  <pic:blipFill>
+                    <a:blip r:embed="rId15" cstate="print">
+                      <a:extLst>
+                        <a:ext uri="{28A0092B-C50C-407E-A947-70E740481C1C}">
+                          <a14:useLocalDpi xmlns:a14="http://schemas.microsoft.com/office/drawing/2010/main" val="0"/>
+                        </a:ext>
+                      </a:extLst>
+                    </a:blip>
+                    <a:srcRect/>
+                    <a:stretch>
+                      <a:fillRect/>
+                    </a:stretch>
+                  </pic:blipFill>
+                  <pic:spPr bwMode="auto">
+                    <a:xfrm>
+                      <a:off x="0" y="0"/>
+                      <a:ext cx="5928360" cy="4107180"/>
+                    </a:xfrm>
+                    <a:prstGeom prst="rect">
+                      <a:avLst/>
+                    </a:prstGeom>
+                    <a:noFill/>
+                    <a:ln>
+                      <a:noFill/>
+                    </a:ln>
+                  </pic:spPr>
+                </pic:pic>
+              </a:graphicData>
+            </a:graphic>
+          </wp:inline>
+        </w:drawing>
+      </w:r>
+    </w:p>
+    <w:p>
+      <w:pPr>
+        <w:pStyle w:val="afc"/>
+      </w:pPr>
+      <w:bookmarkStart w:id="87" w:name="_Ref224906701"/>
+      <w:r>
+        <w:t xml:space="preserve">Рисунок </w:t>
+      </w:r>
+      <w:fldSimple w:instr=" STYLEREF 1 \s ">
+        <w:r>
+          <w:rPr>
+            <w:noProof/>
+          </w:rPr>
+          <w:t>2</w:t>
+        </w:r>
+      </w:fldSimple>
+      <w:r>
+        <w:t>.</w:t>
+      </w:r>
+      <w:fldSimple w:instr=" SEQ Рисунок \* ARABIC \s 1 ">
+        <w:r>
+          <w:rPr>
+            <w:noProof/>
+          </w:rPr>
+          <w:t>3</w:t>
+        </w:r>
+      </w:fldSimple>
+      <w:bookmarkEnd w:id="87"/>
+      <w:r>
+        <w:t xml:space="preserve"> –</w:t>
+      </w:r>
+      <w:r>
+        <w:t xml:space="preserve"> </w:t>
+      </w:r>
+      <w:r>
+        <w:t>Контекстная диаграмма</w:t>
+      </w:r>
+    </w:p>
+    <w:p>
+      <w:pPr>
+        <w:pStyle w:val="3"/>
+      </w:pPr>
+      <w:r>
+        <w:t xml:space="preserve"> </w:t>
+      </w:r>
+      <w:bookmarkStart w:id="88" w:name="_Toc224980521"/>
+      <w:r>
+        <w:t>Декомпозиция контекстной диаграммы</w:t>
+      </w:r>
+      <w:bookmarkEnd w:id="88"/>
+    </w:p>
+    <w:p>
+      <w:pPr>
+        <w:pStyle w:val="a2"/>
+      </w:pPr>
+      <w:r>
+        <w:t xml:space="preserve">На основе контекстной диаграммы выполнена её декомпозиция. Функциональный блок «Обеспечение интерактивного просмотра 3D-модели в браузере» (А0) разбит на </w:t>
+      </w:r>
+      <w:r>
+        <w:t>три</w:t>
+      </w:r>
+      <w:r>
+        <w:t xml:space="preserve"> основных процесса, последовательно реализующих полный цикл визуализации.</w:t>
+      </w:r>
+    </w:p>
+    <w:p>
+      <w:pPr>
+        <w:pStyle w:val="4"/>
+      </w:pPr>
+      <w:bookmarkStart w:id="89" w:name="_Toc224980522"/>
+      <w:r>
+        <w:t>Описание функциональных блоков</w:t>
+      </w:r>
+      <w:bookmarkEnd w:id="89"/>
+    </w:p>
+    <w:p>
+      <w:pPr>
+        <w:pStyle w:val="5"/>
+      </w:pPr>
+      <w:bookmarkStart w:id="90" w:name="_Toc224980523"/>
+      <w:r>
+        <w:rPr>
+          <w:lang w:val="en-US"/>
+        </w:rPr>
+        <w:t>A</w:t>
+      </w:r>
+      <w:r>
+        <w:t>1. Загрузка и подготовка 3</w:t>
+      </w:r>
+      <w:r>
+        <w:rPr>
+          <w:lang w:val="en-US"/>
+        </w:rPr>
+        <w:t>D</w:t>
+      </w:r>
+      <w:r>
+        <w:t>-модели</w:t>
+      </w:r>
+      <w:bookmarkEnd w:id="90"/>
+    </w:p>
+    <w:p>
+      <w:pPr>
+        <w:pStyle w:val="a2"/>
+      </w:pPr>
+      <w:r>
+        <w:t>Назначение:</w:t>
+      </w:r>
+    </w:p>
+    <w:p>
+      <w:pPr>
+        <w:pStyle w:val="a2"/>
+      </w:pPr>
+      <w:r>
+        <w:t>Получение данных модели из сети или кэша, загрузка в память, оптимизация геометрии и текстур под характеристики устройства пользователя.</w:t>
+      </w:r>
+    </w:p>
+    <w:p>
+      <w:pPr>
+        <w:pStyle w:val="a2"/>
+      </w:pPr>
+      <w:r>
+        <w:t>Входы:</w:t>
+      </w:r>
+    </w:p>
+    <w:p>
+      <w:pPr>
+        <w:pStyle w:val="a0"/>
+      </w:pPr>
+      <w:r>
+        <w:t>Данные 3</w:t>
+      </w:r>
+      <w:r>
+        <w:rPr>
+          <w:lang w:val="en-US"/>
+        </w:rPr>
+        <w:t>D</w:t>
+      </w:r>
+      <w:r>
+        <w:t xml:space="preserve">-модели в формате </w:t>
+      </w:r>
+      <w:proofErr w:type="spellStart"/>
+      <w:r>
+        <w:rPr>
+          <w:lang w:val="en-US"/>
+        </w:rPr>
+        <w:t>glTF</w:t>
+      </w:r>
+      <w:proofErr w:type="spellEnd"/>
+      <w:r>
+        <w:t>/</w:t>
+      </w:r>
+      <w:r>
+        <w:rPr>
+          <w:lang w:val="en-US"/>
+        </w:rPr>
+        <w:t>GLB</w:t>
+      </w:r>
+    </w:p>
+    <w:p>
+      <w:pPr>
+        <w:pStyle w:val="a0"/>
+      </w:pPr>
+      <w:r>
+        <w:lastRenderedPageBreak/>
+        <w:t>Текстуры и материалы модели</w:t>
+      </w:r>
+    </w:p>
+    <w:p>
+      <w:pPr>
+        <w:pStyle w:val="a0"/>
+      </w:pPr>
+      <w:r>
+        <w:t>Метаданные модели</w:t>
+      </w:r>
+    </w:p>
+    <w:p>
+      <w:pPr>
+        <w:pStyle w:val="a0"/>
+      </w:pPr>
+      <w:r>
+        <w:t>Характеристики устройства пользователя</w:t>
+      </w:r>
+    </w:p>
+    <w:p>
+      <w:pPr>
+        <w:pStyle w:val="a2"/>
+      </w:pPr>
+      <w:r>
+        <w:t>Выходы:</w:t>
+      </w:r>
+    </w:p>
+    <w:p>
+      <w:pPr>
+        <w:pStyle w:val="a0"/>
+      </w:pPr>
+      <w:r>
+        <w:t xml:space="preserve">Подготовленная к отображению модель (передаётся в </w:t>
+      </w:r>
+      <w:r>
+        <w:rPr>
+          <w:lang w:val="en-US"/>
+        </w:rPr>
+        <w:t>A</w:t>
+      </w:r>
+      <w:r>
+        <w:t>2)</w:t>
+      </w:r>
+    </w:p>
+    <w:p>
+      <w:pPr>
+        <w:pStyle w:val="a2"/>
+      </w:pPr>
+      <w:r>
+        <w:t>Управление:</w:t>
+      </w:r>
+    </w:p>
+    <w:p>
+      <w:pPr>
+        <w:pStyle w:val="a0"/>
+      </w:pPr>
+      <w:r>
+        <w:t>Показатели назначения (время загрузки)</w:t>
+      </w:r>
+    </w:p>
+    <w:p>
+      <w:pPr>
+        <w:pStyle w:val="a0"/>
+      </w:pPr>
+      <w:r>
+        <w:t>Лимиты и ограничения (максимальный размер модели)</w:t>
+      </w:r>
+    </w:p>
+    <w:p>
+      <w:pPr>
+        <w:pStyle w:val="a0"/>
+      </w:pPr>
+      <w:r>
+        <w:t>Стандарты безопасности (проверка целостности)</w:t>
+      </w:r>
+    </w:p>
+    <w:p>
+      <w:pPr>
+        <w:pStyle w:val="a0"/>
+      </w:pPr>
+      <w:r>
+        <w:t>Техническое задание</w:t>
+      </w:r>
+    </w:p>
+    <w:p>
+      <w:pPr>
+        <w:pStyle w:val="a2"/>
+      </w:pPr>
+      <w:r>
+        <w:t>Механизмы:</w:t>
+      </w:r>
+    </w:p>
+    <w:p>
+      <w:pPr>
+        <w:pStyle w:val="a0"/>
+      </w:pPr>
+      <w:r>
+        <w:t xml:space="preserve">Библиотека </w:t>
+      </w:r>
+      <w:r>
+        <w:rPr>
+          <w:lang w:val="en-US"/>
+        </w:rPr>
+        <w:t>Three</w:t>
+      </w:r>
+      <w:r>
+        <w:t>.</w:t>
+      </w:r>
+      <w:proofErr w:type="spellStart"/>
+      <w:r>
+        <w:rPr>
+          <w:lang w:val="en-US"/>
+        </w:rPr>
+        <w:t>js</w:t>
+      </w:r>
+      <w:proofErr w:type="spellEnd"/>
+      <w:r>
+        <w:t xml:space="preserve"> / </w:t>
+      </w:r>
+      <w:r>
+        <w:rPr>
+          <w:lang w:val="en-US"/>
+        </w:rPr>
+        <w:t>Babylon</w:t>
+      </w:r>
+      <w:r>
+        <w:t>.</w:t>
+      </w:r>
+      <w:proofErr w:type="spellStart"/>
+      <w:r>
+        <w:rPr>
+          <w:lang w:val="en-US"/>
+        </w:rPr>
+        <w:t>js</w:t>
+      </w:r>
+      <w:proofErr w:type="spellEnd"/>
+    </w:p>
+    <w:p>
+      <w:pPr>
+        <w:pStyle w:val="a0"/>
+      </w:pPr>
+      <w:r>
+        <w:t>Сеть передачи данных</w:t>
+      </w:r>
+    </w:p>
+    <w:p>
+      <w:pPr>
+        <w:pStyle w:val="a0"/>
+      </w:pPr>
+      <w:r>
+        <w:t>Аппаратные ресурсы устройства</w:t>
+      </w:r>
+    </w:p>
+    <w:p>
+      <w:pPr>
+        <w:pStyle w:val="a0"/>
+      </w:pPr>
+      <w:r>
+        <w:t>Система кэширования</w:t>
+      </w:r>
+    </w:p>
+    <w:p>
+      <w:pPr>
+        <w:pStyle w:val="5"/>
+      </w:pPr>
+      <w:bookmarkStart w:id="91" w:name="_Toc224980524"/>
+      <w:r>
+        <w:rPr>
+          <w:lang w:val="en-US"/>
+        </w:rPr>
+        <w:t>A</w:t>
+      </w:r>
+      <w:r>
+        <w:t>2. Инициализация сцены и управление просмотром</w:t>
+      </w:r>
+      <w:bookmarkEnd w:id="91"/>
+    </w:p>
+    <w:p>
+      <w:pPr>
+        <w:pStyle w:val="a2"/>
+      </w:pPr>
+      <w:r>
+        <w:t>Назначение:</w:t>
+      </w:r>
+    </w:p>
+    <w:p>
+      <w:pPr>
+        <w:pStyle w:val="a2"/>
+      </w:pPr>
+      <w:r>
+        <w:t>Создание 3</w:t>
+      </w:r>
+      <w:r>
+        <w:rPr>
+          <w:lang w:val="en-US"/>
+        </w:rPr>
+        <w:t>D</w:t>
+      </w:r>
+      <w:r>
+        <w:t>-сцены, настройка начального положения камеры, обработка пользовательского ввода (вращение, масштабирование, переключение режимов отображения).</w:t>
+      </w:r>
+    </w:p>
+    <w:p>
+      <w:pPr>
+        <w:pStyle w:val="a2"/>
+      </w:pPr>
+      <w:r>
+        <w:t>Входы:</w:t>
+      </w:r>
+    </w:p>
+    <w:p>
+      <w:pPr>
+        <w:pStyle w:val="a0"/>
+      </w:pPr>
+      <w:r>
+        <w:t xml:space="preserve">Подготовленная модель (от </w:t>
+      </w:r>
+      <w:r>
+        <w:rPr>
+          <w:lang w:val="en-US"/>
+        </w:rPr>
+        <w:t>A</w:t>
+      </w:r>
+      <w:r>
+        <w:t>1)</w:t>
+      </w:r>
+    </w:p>
+    <w:p>
+      <w:pPr>
+        <w:pStyle w:val="a0"/>
+      </w:pPr>
+      <w:r>
+        <w:t>Параметры отображения, заданные пользователем</w:t>
+      </w:r>
+    </w:p>
+    <w:p>
+      <w:pPr>
+        <w:pStyle w:val="a2"/>
+      </w:pPr>
+      <w:r>
+        <w:t>Выходы:</w:t>
+      </w:r>
+    </w:p>
+    <w:p>
+      <w:pPr>
+        <w:pStyle w:val="a0"/>
+      </w:pPr>
+      <w:r>
+        <w:t xml:space="preserve">Актуальное состояние сцены и параметры камеры (передаются в </w:t>
+      </w:r>
+      <w:r>
+        <w:rPr>
+          <w:lang w:val="en-US"/>
+        </w:rPr>
+        <w:t>A</w:t>
+      </w:r>
+      <w:r>
+        <w:t>3)</w:t>
+      </w:r>
+    </w:p>
+    <w:p>
+      <w:pPr>
+        <w:pStyle w:val="a0"/>
+      </w:pPr>
+      <w:r>
+        <w:t xml:space="preserve">Данные о взаимодействии пользователя (передаются в </w:t>
+      </w:r>
+      <w:r>
+        <w:rPr>
+          <w:lang w:val="en-US"/>
+        </w:rPr>
+        <w:t>A</w:t>
+      </w:r>
+      <w:r>
+        <w:t>3)</w:t>
+      </w:r>
+    </w:p>
+    <w:p>
+      <w:pPr>
+        <w:pStyle w:val="a2"/>
+      </w:pPr>
+      <w:r>
+        <w:t>Управление:</w:t>
+      </w:r>
+    </w:p>
+    <w:p>
+      <w:pPr>
+        <w:pStyle w:val="a0"/>
+      </w:pPr>
+      <w:r>
+        <w:lastRenderedPageBreak/>
+        <w:t>Требования к эргономике и технической эстетике</w:t>
+      </w:r>
+    </w:p>
+    <w:p>
+      <w:pPr>
+        <w:pStyle w:val="a0"/>
+      </w:pPr>
+      <w:r>
+        <w:t>Требования к адаптивности интерфейса</w:t>
+      </w:r>
+    </w:p>
+    <w:p>
+      <w:pPr>
+        <w:pStyle w:val="a0"/>
+      </w:pPr>
+      <w:r>
+        <w:t>Стандарты безопасности</w:t>
+      </w:r>
+    </w:p>
+    <w:p>
+      <w:pPr>
+        <w:pStyle w:val="a0"/>
+      </w:pPr>
+      <w:r>
+        <w:t>Техническое задание</w:t>
+      </w:r>
+    </w:p>
+    <w:p>
+      <w:pPr>
+        <w:pStyle w:val="a2"/>
+      </w:pPr>
+      <w:r>
+        <w:t>Механизмы:</w:t>
+      </w:r>
+    </w:p>
+    <w:p>
+      <w:pPr>
+        <w:pStyle w:val="a0"/>
+      </w:pPr>
+      <w:r>
+        <w:t>Веб-браузер пользователя</w:t>
+      </w:r>
+    </w:p>
+    <w:p>
+      <w:pPr>
+        <w:pStyle w:val="a0"/>
+      </w:pPr>
+      <w:r>
+        <w:t xml:space="preserve">Библиотека </w:t>
+      </w:r>
+      <w:r>
+        <w:rPr>
+          <w:lang w:val="en-US"/>
+        </w:rPr>
+        <w:t>Three</w:t>
+      </w:r>
+      <w:r>
+        <w:t>.</w:t>
+      </w:r>
+      <w:proofErr w:type="spellStart"/>
+      <w:r>
+        <w:rPr>
+          <w:lang w:val="en-US"/>
+        </w:rPr>
+        <w:t>js</w:t>
+      </w:r>
+      <w:proofErr w:type="spellEnd"/>
+      <w:r>
+        <w:t xml:space="preserve"> / </w:t>
+      </w:r>
+      <w:r>
+        <w:rPr>
+          <w:lang w:val="en-US"/>
+        </w:rPr>
+        <w:t>Babylon</w:t>
+      </w:r>
+      <w:r>
+        <w:t>.</w:t>
+      </w:r>
+      <w:proofErr w:type="spellStart"/>
+      <w:r>
+        <w:rPr>
+          <w:lang w:val="en-US"/>
+        </w:rPr>
+        <w:t>js</w:t>
+      </w:r>
+      <w:proofErr w:type="spellEnd"/>
+    </w:p>
+    <w:p>
+      <w:pPr>
+        <w:pStyle w:val="5"/>
+      </w:pPr>
+      <w:bookmarkStart w:id="92" w:name="_Toc224980525"/>
+      <w:r>
+        <w:rPr>
+          <w:lang w:val="en-US"/>
+        </w:rPr>
+        <w:t>A</w:t>
+      </w:r>
+      <w:r>
+        <w:t>3. Визуализация и формирование выходных данных</w:t>
+      </w:r>
+      <w:bookmarkEnd w:id="92"/>
+    </w:p>
+    <w:p>
+      <w:pPr>
+        <w:pStyle w:val="a2"/>
+      </w:pPr>
+      <w:r>
+        <w:t>Назначение:</w:t>
+      </w:r>
+    </w:p>
+    <w:p>
+      <w:pPr>
+        <w:pStyle w:val="a2"/>
+      </w:pPr>
+      <w:r>
+        <w:t>Выполнение рендеринга, отображение модели на экране, создание скриншотов, сбор статистики производительности и логирование действий пользователя.</w:t>
+      </w:r>
+    </w:p>
+    <w:p>
+      <w:pPr>
+        <w:pStyle w:val="a2"/>
+      </w:pPr>
+      <w:r>
+        <w:t>Входы:</w:t>
+      </w:r>
+    </w:p>
+    <w:p>
+      <w:pPr>
+        <w:pStyle w:val="a0"/>
+      </w:pPr>
+      <w:r>
+        <w:t xml:space="preserve">Актуальное состояние сцены и параметры камеры (от </w:t>
+      </w:r>
+      <w:r>
+        <w:rPr>
+          <w:lang w:val="en-US"/>
+        </w:rPr>
+        <w:t>A</w:t>
+      </w:r>
+      <w:r>
+        <w:t>2)</w:t>
+      </w:r>
+    </w:p>
+    <w:p>
+      <w:pPr>
+        <w:pStyle w:val="a0"/>
+      </w:pPr>
+      <w:r>
+        <w:t xml:space="preserve">Данные о взаимодействии пользователя (от </w:t>
+      </w:r>
+      <w:r>
+        <w:rPr>
+          <w:lang w:val="en-US"/>
+        </w:rPr>
+        <w:t>A</w:t>
+      </w:r>
+      <w:r>
+        <w:t>2)</w:t>
+      </w:r>
+    </w:p>
+    <w:p>
+      <w:pPr>
+        <w:pStyle w:val="a0"/>
+      </w:pPr>
+      <w:r>
+        <w:t>Метаданные модели</w:t>
+      </w:r>
+    </w:p>
+    <w:p>
+      <w:pPr>
+        <w:pStyle w:val="a0"/>
+      </w:pPr>
+      <w:r>
+        <w:t>Характеристики устройства пользователя</w:t>
+      </w:r>
+    </w:p>
+    <w:p>
+      <w:pPr>
+        <w:pStyle w:val="a2"/>
+      </w:pPr>
+      <w:r>
+        <w:t>Выходы:</w:t>
+      </w:r>
+    </w:p>
+    <w:p>
+      <w:pPr>
+        <w:pStyle w:val="a0"/>
+      </w:pPr>
+      <w:r>
+        <w:t>Визуализированная модель на экране пользователя</w:t>
+      </w:r>
+    </w:p>
+    <w:p>
+      <w:pPr>
+        <w:pStyle w:val="a0"/>
+      </w:pPr>
+      <w:r>
+        <w:t>Скриншот текущего вида модели</w:t>
+      </w:r>
+    </w:p>
+    <w:p>
+      <w:pPr>
+        <w:pStyle w:val="a0"/>
+      </w:pPr>
+      <w:r>
+        <w:t>Данные о взаимодействии пользователя с моделью (логи)</w:t>
+      </w:r>
+    </w:p>
+    <w:p>
+      <w:pPr>
+        <w:pStyle w:val="a0"/>
+      </w:pPr>
+      <w:r>
+        <w:t>Статистика производительности</w:t>
+      </w:r>
+    </w:p>
+    <w:p>
+      <w:pPr>
+        <w:pStyle w:val="a2"/>
+      </w:pPr>
+      <w:r>
+        <w:t>Управление:</w:t>
+      </w:r>
+    </w:p>
+    <w:p>
+      <w:pPr>
+        <w:pStyle w:val="a0"/>
+      </w:pPr>
+      <w:r>
+        <w:t>Показатели назначения (</w:t>
+      </w:r>
+      <w:r>
+        <w:rPr>
+          <w:lang w:val="en-US"/>
+        </w:rPr>
+        <w:t>FPS</w:t>
+      </w:r>
+      <w:r>
+        <w:t>, время отклика)</w:t>
+      </w:r>
+    </w:p>
+    <w:p>
+      <w:pPr>
+        <w:pStyle w:val="a0"/>
+      </w:pPr>
+      <w:r>
+        <w:t>Требования к адаптивности интерфейса</w:t>
+      </w:r>
+    </w:p>
+    <w:p>
+      <w:pPr>
+        <w:pStyle w:val="a0"/>
+      </w:pPr>
+      <w:r>
+        <w:t>Техническое задание</w:t>
+      </w:r>
+    </w:p>
+    <w:p>
+      <w:pPr>
+        <w:pStyle w:val="a2"/>
+      </w:pPr>
+      <w:r>
+        <w:t>Механизмы:</w:t>
+      </w:r>
+    </w:p>
+    <w:p>
+      <w:pPr>
+        <w:pStyle w:val="a0"/>
+      </w:pPr>
+      <w:r>
+        <w:t>Веб-браузер пользователя</w:t>
+      </w:r>
+    </w:p>
+    <w:p>
+      <w:pPr>
+        <w:pStyle w:val="a0"/>
+      </w:pPr>
+      <w:r>
+        <w:lastRenderedPageBreak/>
+        <w:t xml:space="preserve">Библиотека </w:t>
+      </w:r>
+      <w:r>
+        <w:rPr>
+          <w:lang w:val="en-US"/>
+        </w:rPr>
+        <w:t>Three</w:t>
+      </w:r>
+      <w:r>
+        <w:t>.</w:t>
+      </w:r>
+      <w:proofErr w:type="spellStart"/>
+      <w:r>
+        <w:rPr>
+          <w:lang w:val="en-US"/>
+        </w:rPr>
+        <w:t>js</w:t>
+      </w:r>
+      <w:proofErr w:type="spellEnd"/>
+      <w:r>
+        <w:t xml:space="preserve"> / </w:t>
+      </w:r>
+      <w:r>
+        <w:rPr>
+          <w:lang w:val="en-US"/>
+        </w:rPr>
+        <w:t>Babylon</w:t>
+      </w:r>
+      <w:r>
+        <w:t>.</w:t>
+      </w:r>
+      <w:proofErr w:type="spellStart"/>
+      <w:r>
+        <w:rPr>
+          <w:lang w:val="en-US"/>
+        </w:rPr>
+        <w:t>js</w:t>
+      </w:r>
+      <w:proofErr w:type="spellEnd"/>
+    </w:p>
+    <w:p>
+      <w:pPr>
+        <w:pStyle w:val="a0"/>
+      </w:pPr>
+      <w:r>
+        <w:t>Аппаратные ресурсы устройства</w:t>
+      </w:r>
+    </w:p>
+    <w:p>
+      <w:pPr>
+        <w:pStyle w:val="a0"/>
+      </w:pPr>
+      <w:r>
+        <w:t>Администратор системы</w:t>
+      </w:r>
+    </w:p>
+    <w:p>
+      <w:pPr>
+        <w:pStyle w:val="a0"/>
+      </w:pPr>
+      <w:r>
+        <w:t>Система кэширования</w:t>
+      </w:r>
+    </w:p>
+    <w:p>
+      <w:pPr>
+        <w:pStyle w:val="4"/>
+      </w:pPr>
+      <w:bookmarkStart w:id="93" w:name="_Toc224980526"/>
+      <w:r>
+        <w:t>Схематическое представление диаграммы декомпозиции</w:t>
+      </w:r>
+      <w:bookmarkEnd w:id="93"/>
+    </w:p>
+    <w:p>
+      <w:pPr>
+        <w:pStyle w:val="a2"/>
+      </w:pPr>
+      <w:r>
+        <w:t xml:space="preserve">На </w:t>
+      </w:r>
+      <w:r>
+        <w:fldChar w:fldCharType="begin"/>
+      </w:r>
+      <w:r>
+        <w:instrText xml:space="preserve"> REF _Ref224977013 \h </w:instrText>
+      </w:r>
+      <w:r>
+        <w:fldChar w:fldCharType="separate"/>
+      </w:r>
+      <w:r>
+        <w:t xml:space="preserve">Рисунок </w:t>
+      </w:r>
+      <w:r>
+        <w:rPr>
+          <w:noProof/>
+        </w:rPr>
+        <w:t>2</w:t>
+      </w:r>
+      <w:r>
+        <w:t>.</w:t>
+      </w:r>
+      <w:r>
+        <w:rPr>
+          <w:noProof/>
+        </w:rPr>
+        <w:t>4</w:t>
+      </w:r>
+      <w:r>
+        <w:fldChar w:fldCharType="end"/>
+      </w:r>
+      <w:r>
+        <w:t xml:space="preserve"> </w:t>
+      </w:r>
+      <w:r>
+        <w:t xml:space="preserve">представлена </w:t>
+      </w:r>
+      <w:r>
+        <w:t xml:space="preserve">декомпозиция </w:t>
+      </w:r>
+      <w:r>
+        <w:t>контекстн</w:t>
+      </w:r>
+      <w:r>
+        <w:t>ой</w:t>
+      </w:r>
+      <w:r>
+        <w:t xml:space="preserve"> диаграмм</w:t>
+      </w:r>
+      <w:r>
+        <w:t>ы</w:t>
+      </w:r>
+      <w:r>
+        <w:t xml:space="preserve"> подсистемы «3D-визуализация»</w:t>
+      </w:r>
+      <w:r>
+        <w:t xml:space="preserve"> по приведенному описанию.</w:t>
+      </w:r>
+    </w:p>
+    <w:p>
+      <w:pPr>
+        <w:pStyle w:val="af8"/>
+      </w:pPr>
+      <w:r>
+        <w:drawing>
+          <wp:inline distT="0" distB="0" distL="0" distR="0" wp14:anchorId="55B11F49" wp14:editId="00C3EA4F">
+            <wp:extent cx="5928360" cy="4107180"/>
+            <wp:effectExtent l="0" t="0" r="0" b="0"/>
+            <wp:docPr id="626755088" name="Рисунок 1"/>
+            <wp:cNvGraphicFramePr>
+              <a:graphicFrameLocks xmlns:a="http://schemas.openxmlformats.org/drawingml/2006/main" noChangeAspect="1"/>
+            </wp:cNvGraphicFramePr>
+            <a:graphic xmlns:a="http://schemas.openxmlformats.org/drawingml/2006/main">
+              <a:graphicData uri="http://schemas.openxmlformats.org/drawingml/2006/picture">
+                <pic:pic xmlns:pic="http://schemas.openxmlformats.org/drawingml/2006/picture">
+                  <pic:nvPicPr>
+                    <pic:cNvPr id="0" name="Picture 45"/>
+                    <pic:cNvPicPr>
+                      <a:picLocks noChangeAspect="1" noChangeArrowheads="1"/>
+                    </pic:cNvPicPr>
+                  </pic:nvPicPr>
+                  <pic:blipFill>
+                    <a:blip r:embed="rId16" cstate="print">
+                      <a:extLst>
+                        <a:ext uri="{28A0092B-C50C-407E-A947-70E740481C1C}">
+                          <a14:useLocalDpi xmlns:a14="http://schemas.microsoft.com/office/drawing/2010/main" val="0"/>
+                        </a:ext>
+                      </a:extLst>
+                    </a:blip>
+                    <a:srcRect/>
+                    <a:stretch>
+                      <a:fillRect/>
+                    </a:stretch>
+                  </pic:blipFill>
+                  <pic:spPr bwMode="auto">
+                    <a:xfrm>
+                      <a:off x="0" y="0"/>
+                      <a:ext cx="5928360" cy="4107180"/>
+                    </a:xfrm>
+                    <a:prstGeom prst="rect">
+                      <a:avLst/>
+                    </a:prstGeom>
+                    <a:noFill/>
+                    <a:ln>
+                      <a:noFill/>
+                    </a:ln>
+                  </pic:spPr>
+                </pic:pic>
+              </a:graphicData>
+            </a:graphic>
+          </wp:inline>
+        </w:drawing>
+      </w:r>
+    </w:p>
+    <w:p>
+      <w:pPr>
+        <w:pStyle w:val="afc"/>
+      </w:pPr>
+      <w:bookmarkStart w:id="94" w:name="_Ref224977013"/>
+      <w:r>
+        <w:t xml:space="preserve">Рисунок </w:t>
+      </w:r>
+      <w:fldSimple w:instr=" STYLEREF 1 \s ">
+        <w:r>
+          <w:rPr>
+            <w:noProof/>
+          </w:rPr>
+          <w:t>2</w:t>
+        </w:r>
+      </w:fldSimple>
+      <w:r>
+        <w:t>.</w:t>
+      </w:r>
+      <w:fldSimple w:instr=" SEQ Рисунок \* ARABIC \s 1 ">
+        <w:r>
+          <w:rPr>
+            <w:noProof/>
+          </w:rPr>
+          <w:t>4</w:t>
+        </w:r>
+      </w:fldSimple>
+      <w:bookmarkEnd w:id="94"/>
+      <w:r>
+        <w:t xml:space="preserve"> – </w:t>
+      </w:r>
+      <w:r>
+        <w:t>Декомпозиция к</w:t>
+      </w:r>
+      <w:r>
+        <w:t>онтекстн</w:t>
+      </w:r>
+      <w:r>
+        <w:t>ой</w:t>
+      </w:r>
+      <w:r>
+        <w:t xml:space="preserve"> диаграмм</w:t>
+      </w:r>
+      <w:r>
+        <w:t>ы</w:t>
+      </w:r>
+    </w:p>
+    <w:p>
+      <w:pPr>
+        <w:pStyle w:val="3"/>
+      </w:pPr>
+      <w:bookmarkStart w:id="95" w:name="_Toc224980527"/>
+      <w:r>
+        <w:t xml:space="preserve">Декомпозиция подпроцесса </w:t>
+      </w:r>
+      <w:r>
+        <w:rPr>
+          <w:lang w:val="en-US"/>
+        </w:rPr>
+        <w:t>A3</w:t>
+      </w:r>
+      <w:bookmarkEnd w:id="95"/>
+    </w:p>
+    <w:p>
+      <w:pPr>
+        <w:pStyle w:val="a2"/>
+      </w:pPr>
+      <w:r>
+        <w:t xml:space="preserve">Подпроцесс </w:t>
+      </w:r>
+      <w:r>
+        <w:rPr>
+          <w:lang w:val="en-US"/>
+        </w:rPr>
+        <w:t>A</w:t>
+      </w:r>
+      <w:r>
+        <w:t>3 «Визуализация и формирование выходных данных» выбран для дальнейшей декомпозиции, так как:</w:t>
+      </w:r>
+    </w:p>
+    <w:p>
+      <w:pPr>
+        <w:pStyle w:val="a0"/>
+      </w:pPr>
+      <w:r>
+        <w:t>Он является наиболее сложным с точки зрения выполняемых операций;</w:t>
+      </w:r>
+    </w:p>
+    <w:p>
+      <w:pPr>
+        <w:pStyle w:val="a0"/>
+      </w:pPr>
+      <w:r>
+        <w:lastRenderedPageBreak/>
+        <w:t>Объединяет несколько различных по своей природе функций: рендеринг, вывод на экран, создание скриншотов, сбор статистики;</w:t>
+      </w:r>
+    </w:p>
+    <w:p>
+      <w:pPr>
+        <w:pStyle w:val="a0"/>
+      </w:pPr>
+      <w:r>
+        <w:t>Его детализация позволит более точно описать механизмы формирования выходных данных подсистемы.</w:t>
+      </w:r>
+    </w:p>
+    <w:p>
+      <w:pPr>
+        <w:pStyle w:val="4"/>
+        <w:rPr>
+          <w:lang w:val="en-US"/>
+        </w:rPr>
+      </w:pPr>
+      <w:bookmarkStart w:id="96" w:name="_Toc224980528"/>
+      <w:r>
+        <w:t>Описание функциональных блоков</w:t>
+      </w:r>
+      <w:bookmarkEnd w:id="96"/>
+    </w:p>
+    <w:p>
+      <w:pPr>
+        <w:pStyle w:val="5"/>
+        <w:rPr>
+          <w:lang w:val="en-US"/>
+        </w:rPr>
+      </w:pPr>
+      <w:bookmarkStart w:id="97" w:name="_Toc224980529"/>
+      <w:r>
+        <w:rPr>
+          <w:lang w:val="en-US"/>
+        </w:rPr>
+        <w:t>A31. Выполнение рендеринга кадра</w:t>
+      </w:r>
+      <w:bookmarkEnd w:id="97"/>
+    </w:p>
+    <w:p>
+      <w:pPr>
+        <w:pStyle w:val="a2"/>
+        <w:rPr>
+          <w:lang w:val="en-US"/>
+        </w:rPr>
+      </w:pPr>
+      <w:r>
+        <w:rPr>
+          <w:lang w:val="en-US"/>
+        </w:rPr>
+        <w:t>Назначение:</w:t>
+      </w:r>
+    </w:p>
+    <w:p>
+      <w:pPr>
+        <w:pStyle w:val="a2"/>
+      </w:pPr>
+      <w:r>
+        <w:t>Выполнение рендеринга текущего состояния 3</w:t>
+      </w:r>
+      <w:r>
+        <w:rPr>
+          <w:lang w:val="en-US"/>
+        </w:rPr>
+        <w:t>D</w:t>
+      </w:r>
+      <w:r>
+        <w:t>-сцены с использованием графического процессора, формирование изображения кадра.</w:t>
+      </w:r>
+    </w:p>
+    <w:p>
+      <w:pPr>
+        <w:pStyle w:val="a2"/>
+      </w:pPr>
+      <w:r>
+        <w:t>Входы:</w:t>
+      </w:r>
+    </w:p>
+    <w:p>
+      <w:pPr>
+        <w:pStyle w:val="a0"/>
+      </w:pPr>
+      <w:r>
+        <w:t xml:space="preserve">Актуальное состояние сцены и параметры камеры (от </w:t>
+      </w:r>
+      <w:r>
+        <w:rPr>
+          <w:lang w:val="en-US"/>
+        </w:rPr>
+        <w:t>A</w:t>
+      </w:r>
+      <w:r>
+        <w:t>2)</w:t>
+      </w:r>
+    </w:p>
+    <w:p>
+      <w:pPr>
+        <w:pStyle w:val="a0"/>
+      </w:pPr>
+      <w:r>
+        <w:t>Метаданные модели</w:t>
+      </w:r>
+    </w:p>
+    <w:p>
+      <w:pPr>
+        <w:pStyle w:val="a0"/>
+      </w:pPr>
+      <w:r>
+        <w:t>Характеристики устройства пользователя</w:t>
+      </w:r>
+    </w:p>
+    <w:p>
+      <w:pPr>
+        <w:pStyle w:val="a2"/>
+      </w:pPr>
+      <w:r>
+        <w:t>Выходы:</w:t>
+      </w:r>
+    </w:p>
+    <w:p>
+      <w:pPr>
+        <w:pStyle w:val="a0"/>
+      </w:pPr>
+      <w:r>
+        <w:t xml:space="preserve">Сформированное изображение кадра (передаётся в </w:t>
+      </w:r>
+      <w:r>
+        <w:rPr>
+          <w:lang w:val="en-US"/>
+        </w:rPr>
+        <w:t>A</w:t>
+      </w:r>
+      <w:r>
+        <w:t>32</w:t>
+      </w:r>
+      <w:r>
+        <w:t xml:space="preserve">, </w:t>
+      </w:r>
+      <w:r>
+        <w:rPr>
+          <w:lang w:val="en-US"/>
+        </w:rPr>
+        <w:t>A</w:t>
+      </w:r>
+      <w:r>
+        <w:t>33</w:t>
+      </w:r>
+      <w:r>
+        <w:t>)</w:t>
+      </w:r>
+    </w:p>
+    <w:p>
+      <w:pPr>
+        <w:pStyle w:val="a0"/>
+      </w:pPr>
+      <w:r>
+        <w:t>Параметры рендеринга (</w:t>
+      </w:r>
+      <w:r>
+        <w:rPr>
+          <w:lang w:val="en-US"/>
+        </w:rPr>
+        <w:t>FPS</w:t>
+      </w:r>
+      <w:r>
+        <w:t xml:space="preserve">, время кадра) (передаются в </w:t>
+      </w:r>
+      <w:r>
+        <w:rPr>
+          <w:lang w:val="en-US"/>
+        </w:rPr>
+        <w:t>A</w:t>
+      </w:r>
+      <w:r>
+        <w:t>34)</w:t>
+      </w:r>
+    </w:p>
+    <w:p>
+      <w:pPr>
+        <w:pStyle w:val="a2"/>
+      </w:pPr>
+      <w:r>
+        <w:t>Управление:</w:t>
+      </w:r>
+    </w:p>
+    <w:p>
+      <w:pPr>
+        <w:pStyle w:val="a0"/>
+      </w:pPr>
+      <w:r>
+        <w:t>Лимиты и ограничения</w:t>
+      </w:r>
+    </w:p>
+    <w:p>
+      <w:pPr>
+        <w:pStyle w:val="a0"/>
+      </w:pPr>
+      <w:r>
+        <w:t>Показатели назначения (</w:t>
+      </w:r>
+      <w:r>
+        <w:rPr>
+          <w:lang w:val="en-US"/>
+        </w:rPr>
+        <w:t>FPS</w:t>
+      </w:r>
+      <w:r>
+        <w:t>, время отклика)</w:t>
+      </w:r>
+    </w:p>
+    <w:p>
+      <w:pPr>
+        <w:pStyle w:val="a0"/>
+      </w:pPr>
+      <w:r>
+        <w:t>Техническое задание</w:t>
+      </w:r>
+    </w:p>
+    <w:p>
+      <w:pPr>
+        <w:pStyle w:val="a2"/>
+      </w:pPr>
+      <w:r>
+        <w:t>Механизмы:</w:t>
+      </w:r>
+    </w:p>
+    <w:p>
+      <w:pPr>
+        <w:pStyle w:val="a0"/>
+      </w:pPr>
+      <w:r>
+        <w:t>Библиотека Three.js / Babylon.js</w:t>
+      </w:r>
+    </w:p>
+    <w:p>
+      <w:pPr>
+        <w:pStyle w:val="a0"/>
+      </w:pPr>
+      <w:r>
+        <w:t>Аппаратные ресурсы устройства (GPU)</w:t>
+      </w:r>
+    </w:p>
+    <w:p>
+      <w:pPr>
+        <w:pStyle w:val="a0"/>
+      </w:pPr>
+      <w:r>
+        <w:t>Веб-браузер пользователя</w:t>
+      </w:r>
+    </w:p>
+    <w:p>
+      <w:pPr>
+        <w:pStyle w:val="a0"/>
+      </w:pPr>
+      <w:r>
+        <w:t>Система кэширования</w:t>
+      </w:r>
+    </w:p>
+    <w:p>
+      <w:pPr>
+        <w:pStyle w:val="5"/>
+      </w:pPr>
+      <w:bookmarkStart w:id="98" w:name="_Toc224980530"/>
+      <w:r>
+        <w:rPr>
+          <w:lang w:val="en-US"/>
+        </w:rPr>
+        <w:lastRenderedPageBreak/>
+        <w:t>A</w:t>
+      </w:r>
+      <w:r>
+        <w:t>32. Отображение модели на экране пользователя</w:t>
+      </w:r>
+      <w:bookmarkEnd w:id="98"/>
+    </w:p>
+    <w:p>
+      <w:pPr>
+        <w:pStyle w:val="a2"/>
+      </w:pPr>
+      <w:r>
+        <w:t>Назначение:</w:t>
+      </w:r>
+    </w:p>
+    <w:p>
+      <w:pPr>
+        <w:pStyle w:val="a2"/>
+      </w:pPr>
+      <w:r>
+        <w:t>Вывод сформированного изображения на экран устройства пользователя с учётом требований к эргономике и адаптивности.</w:t>
+      </w:r>
+    </w:p>
+    <w:p>
+      <w:pPr>
+        <w:pStyle w:val="a2"/>
+      </w:pPr>
+      <w:r>
+        <w:t>Входы:</w:t>
+      </w:r>
+    </w:p>
+    <w:p>
+      <w:pPr>
+        <w:pStyle w:val="a0"/>
+      </w:pPr>
+      <w:r>
+        <w:t xml:space="preserve">Сформированное изображение кадра (от </w:t>
+      </w:r>
+      <w:r>
+        <w:rPr>
+          <w:lang w:val="en-US"/>
+        </w:rPr>
+        <w:t>A</w:t>
+      </w:r>
+      <w:r>
+        <w:t>31)</w:t>
+      </w:r>
+    </w:p>
+    <w:p>
+      <w:pPr>
+        <w:pStyle w:val="a2"/>
+      </w:pPr>
+      <w:r>
+        <w:t>Выходы:</w:t>
+      </w:r>
+    </w:p>
+    <w:p>
+      <w:pPr>
+        <w:pStyle w:val="a0"/>
+      </w:pPr>
+      <w:r>
+        <w:t>Визуализированная модель на экране пользователя</w:t>
+      </w:r>
+    </w:p>
+    <w:p>
+      <w:pPr>
+        <w:pStyle w:val="a2"/>
+      </w:pPr>
+      <w:r>
+        <w:t>Управление:</w:t>
+      </w:r>
+    </w:p>
+    <w:p>
+      <w:pPr>
+        <w:pStyle w:val="a0"/>
+      </w:pPr>
+      <w:r>
+        <w:t>Требования к эргономике и технической эстетике</w:t>
+      </w:r>
+    </w:p>
+    <w:p>
+      <w:pPr>
+        <w:pStyle w:val="a0"/>
+      </w:pPr>
+      <w:r>
+        <w:t>Требования к адаптивности интерфейса</w:t>
+      </w:r>
+    </w:p>
+    <w:p>
+      <w:pPr>
+        <w:pStyle w:val="a0"/>
+      </w:pPr>
+      <w:r>
+        <w:t>Техническое задание</w:t>
+      </w:r>
+    </w:p>
+    <w:p>
+      <w:pPr>
+        <w:pStyle w:val="a2"/>
+      </w:pPr>
+      <w:r>
+        <w:t>Механизмы:</w:t>
+      </w:r>
+    </w:p>
+    <w:p>
+      <w:pPr>
+        <w:pStyle w:val="a0"/>
+      </w:pPr>
+      <w:r>
+        <w:t>Веб-браузер пользователя</w:t>
+      </w:r>
+    </w:p>
+    <w:p>
+      <w:pPr>
+        <w:pStyle w:val="a0"/>
+      </w:pPr>
+      <w:r>
+        <w:t xml:space="preserve">Библиотека </w:t>
+      </w:r>
+      <w:r>
+        <w:rPr>
+          <w:lang w:val="en-US"/>
+        </w:rPr>
+        <w:t>Three</w:t>
+      </w:r>
+      <w:r>
+        <w:t>.</w:t>
+      </w:r>
+      <w:proofErr w:type="spellStart"/>
+      <w:r>
+        <w:rPr>
+          <w:lang w:val="en-US"/>
+        </w:rPr>
+        <w:t>js</w:t>
+      </w:r>
+      <w:proofErr w:type="spellEnd"/>
+      <w:r>
+        <w:t xml:space="preserve"> / </w:t>
+      </w:r>
+      <w:r>
+        <w:rPr>
+          <w:lang w:val="en-US"/>
+        </w:rPr>
+        <w:t>Babylon</w:t>
+      </w:r>
+      <w:r>
+        <w:t>.</w:t>
+      </w:r>
+      <w:proofErr w:type="spellStart"/>
+      <w:r>
+        <w:rPr>
+          <w:lang w:val="en-US"/>
+        </w:rPr>
+        <w:t>js</w:t>
+      </w:r>
+      <w:proofErr w:type="spellEnd"/>
+    </w:p>
+    <w:p>
+      <w:pPr>
+        <w:pStyle w:val="5"/>
+      </w:pPr>
+      <w:bookmarkStart w:id="99" w:name="_Toc224980531"/>
+      <w:r>
+        <w:rPr>
+          <w:lang w:val="en-US"/>
+        </w:rPr>
+        <w:t>A</w:t>
+      </w:r>
+      <w:r>
+        <w:t>33. Формирование скриншота (по запросу)</w:t>
+      </w:r>
+      <w:bookmarkEnd w:id="99"/>
+    </w:p>
+    <w:p>
+      <w:pPr>
+        <w:pStyle w:val="a2"/>
+      </w:pPr>
+      <w:r>
+        <w:t>Назначение:</w:t>
+      </w:r>
+    </w:p>
+    <w:p>
+      <w:pPr>
+        <w:pStyle w:val="a2"/>
+      </w:pPr>
+      <w:r>
+        <w:t>Создание статического изображения (скриншота) текущего вида модели по запросу пользователя.</w:t>
+      </w:r>
+    </w:p>
+    <w:p>
+      <w:pPr>
+        <w:pStyle w:val="a2"/>
+      </w:pPr>
+      <w:r>
+        <w:t>Входы:</w:t>
+      </w:r>
+    </w:p>
+    <w:p>
+      <w:pPr>
+        <w:pStyle w:val="a0"/>
+      </w:pPr>
+      <w:r>
+        <w:t xml:space="preserve">Сформированное изображение кадра (от </w:t>
+      </w:r>
+      <w:r>
+        <w:rPr>
+          <w:lang w:val="en-US"/>
+        </w:rPr>
+        <w:t>A</w:t>
+      </w:r>
+      <w:r>
+        <w:t>31)</w:t>
+      </w:r>
+    </w:p>
+    <w:p>
+      <w:pPr>
+        <w:pStyle w:val="a0"/>
+        <w:rPr>
+          <w:lang w:val="en-US"/>
+        </w:rPr>
+      </w:pPr>
+      <w:r>
+        <w:t>Характеристики устройства пользователя</w:t>
+      </w:r>
+    </w:p>
+    <w:p>
+      <w:pPr>
+        <w:pStyle w:val="a2"/>
+      </w:pPr>
+      <w:r>
+        <w:t>Выходы:</w:t>
+      </w:r>
+    </w:p>
+    <w:p>
+      <w:pPr>
+        <w:pStyle w:val="a0"/>
+      </w:pPr>
+      <w:r>
+        <w:t>Скриншот текущего вида модели</w:t>
+      </w:r>
+    </w:p>
+    <w:p>
+      <w:pPr>
+        <w:pStyle w:val="a2"/>
+      </w:pPr>
+      <w:r>
+        <w:t>Управление:</w:t>
+      </w:r>
+    </w:p>
+    <w:p>
+      <w:pPr>
+        <w:pStyle w:val="a0"/>
+      </w:pPr>
+      <w:r>
+        <w:t>Показатели назначения</w:t>
+      </w:r>
+    </w:p>
+    <w:p>
+      <w:pPr>
+        <w:pStyle w:val="a0"/>
+      </w:pPr>
+      <w:r>
+        <w:t>Техническое задание</w:t>
+      </w:r>
+    </w:p>
+    <w:p>
+      <w:pPr>
+        <w:pStyle w:val="a2"/>
+      </w:pPr>
+      <w:r>
+        <w:t>Механизмы:</w:t>
+      </w:r>
+    </w:p>
+    <w:p>
+      <w:pPr>
+        <w:pStyle w:val="a0"/>
+      </w:pPr>
+      <w:r>
+        <w:lastRenderedPageBreak/>
+        <w:t xml:space="preserve">Библиотека </w:t>
+      </w:r>
+      <w:r>
+        <w:rPr>
+          <w:lang w:val="en-US"/>
+        </w:rPr>
+        <w:t>Three</w:t>
+      </w:r>
+      <w:r>
+        <w:t>.</w:t>
+      </w:r>
+      <w:proofErr w:type="spellStart"/>
+      <w:r>
+        <w:rPr>
+          <w:lang w:val="en-US"/>
+        </w:rPr>
+        <w:t>js</w:t>
+      </w:r>
+      <w:proofErr w:type="spellEnd"/>
+      <w:r>
+        <w:t xml:space="preserve"> / </w:t>
+      </w:r>
+      <w:r>
+        <w:rPr>
+          <w:lang w:val="en-US"/>
+        </w:rPr>
+        <w:t>Babylon</w:t>
+      </w:r>
+      <w:r>
+        <w:t>.</w:t>
+      </w:r>
+      <w:proofErr w:type="spellStart"/>
+      <w:r>
+        <w:rPr>
+          <w:lang w:val="en-US"/>
+        </w:rPr>
+        <w:t>js</w:t>
+      </w:r>
+      <w:proofErr w:type="spellEnd"/>
+    </w:p>
+    <w:p>
+      <w:pPr>
+        <w:pStyle w:val="a0"/>
+      </w:pPr>
+      <w:r>
+        <w:t>Веб-браузер пользователя</w:t>
+      </w:r>
+    </w:p>
+    <w:p>
+      <w:pPr>
+        <w:pStyle w:val="a0"/>
+        <w:rPr>
+          <w:lang w:val="en-US"/>
+        </w:rPr>
+      </w:pPr>
+      <w:r>
+        <w:t>Система кэширования</w:t>
+      </w:r>
+    </w:p>
+    <w:p>
+      <w:pPr>
+        <w:pStyle w:val="5"/>
+      </w:pPr>
+      <w:bookmarkStart w:id="100" w:name="_Toc224980532"/>
+      <w:r>
+        <w:rPr>
+          <w:lang w:val="en-US"/>
+        </w:rPr>
+        <w:t>A</w:t>
+      </w:r>
+      <w:r>
+        <w:t>34. Сбор статистики и логирование</w:t>
+      </w:r>
+      <w:bookmarkEnd w:id="100"/>
+    </w:p>
+    <w:p>
+      <w:pPr>
+        <w:pStyle w:val="a2"/>
+      </w:pPr>
+      <w:r>
+        <w:t>Назначение:</w:t>
+      </w:r>
+    </w:p>
+    <w:p>
+      <w:pPr>
+        <w:pStyle w:val="a2"/>
+      </w:pPr>
+      <w:r>
+        <w:t>Сбор метрик производительности (</w:t>
+      </w:r>
+      <w:r>
+        <w:rPr>
+          <w:lang w:val="en-US"/>
+        </w:rPr>
+        <w:t>FPS</w:t>
+      </w:r>
+      <w:r>
+        <w:t>, время кадра) и данных о взаимодействии пользователя, формирование отчётов для администратора системы.</w:t>
+      </w:r>
+    </w:p>
+    <w:p>
+      <w:pPr>
+        <w:pStyle w:val="a2"/>
+      </w:pPr>
+      <w:r>
+        <w:t>Входы:</w:t>
+      </w:r>
+    </w:p>
+    <w:p>
+      <w:pPr>
+        <w:pStyle w:val="a0"/>
+      </w:pPr>
+      <w:r>
+        <w:t xml:space="preserve">Данные о взаимодействии пользователя (от </w:t>
+      </w:r>
+      <w:r>
+        <w:rPr>
+          <w:lang w:val="en-US"/>
+        </w:rPr>
+        <w:t>A</w:t>
+      </w:r>
+      <w:r>
+        <w:t>2)</w:t>
+      </w:r>
+    </w:p>
+    <w:p>
+      <w:pPr>
+        <w:pStyle w:val="a0"/>
+      </w:pPr>
+      <w:r>
+        <w:t>Параметры рендеринга (</w:t>
+      </w:r>
+      <w:r>
+        <w:rPr>
+          <w:lang w:val="en-US"/>
+        </w:rPr>
+        <w:t>FPS</w:t>
+      </w:r>
+      <w:r>
+        <w:t xml:space="preserve">, время кадра) (от </w:t>
+      </w:r>
+      <w:r>
+        <w:rPr>
+          <w:lang w:val="en-US"/>
+        </w:rPr>
+        <w:t>A</w:t>
+      </w:r>
+      <w:r>
+        <w:t>31)</w:t>
+      </w:r>
+    </w:p>
+    <w:p>
+      <w:pPr>
+        <w:pStyle w:val="a2"/>
+      </w:pPr>
+      <w:r>
+        <w:t>Выходы:</w:t>
+      </w:r>
+    </w:p>
+    <w:p>
+      <w:pPr>
+        <w:pStyle w:val="a0"/>
+      </w:pPr>
+      <w:r>
+        <w:t>Данные о взаимодействии пользователя с моделью (логи)</w:t>
+      </w:r>
+    </w:p>
+    <w:p>
+      <w:pPr>
+        <w:pStyle w:val="a0"/>
+      </w:pPr>
+      <w:r>
+        <w:t>Статистика производительности</w:t>
+      </w:r>
+    </w:p>
+    <w:p>
+      <w:pPr>
+        <w:pStyle w:val="a2"/>
+      </w:pPr>
+      <w:r>
+        <w:t>Управление:</w:t>
+      </w:r>
+    </w:p>
+    <w:p>
+      <w:pPr>
+        <w:pStyle w:val="a0"/>
+      </w:pPr>
+      <w:r>
+        <w:t>Показатели назначения</w:t>
+      </w:r>
+    </w:p>
+    <w:p>
+      <w:pPr>
+        <w:pStyle w:val="a0"/>
+      </w:pPr>
+      <w:r>
+        <w:t>Техническое задание</w:t>
+      </w:r>
+    </w:p>
+    <w:p>
+      <w:pPr>
+        <w:pStyle w:val="a2"/>
+      </w:pPr>
+      <w:r>
+        <w:t>Механизмы:</w:t>
+      </w:r>
+    </w:p>
+    <w:p>
+      <w:pPr>
+        <w:pStyle w:val="a0"/>
+      </w:pPr>
+      <w:r>
+        <w:t>Администратор системы</w:t>
+      </w:r>
+    </w:p>
+    <w:p>
+      <w:pPr>
+        <w:pStyle w:val="a0"/>
+      </w:pPr>
+      <w:r>
+        <w:t>Веб-браузер пользователя</w:t>
+      </w:r>
+    </w:p>
+    <w:p>
+      <w:pPr>
+        <w:pStyle w:val="4"/>
+      </w:pPr>
+      <w:bookmarkStart w:id="101" w:name="_Toc224980533"/>
+      <w:r>
+        <w:t>Схематическое представление диаграммы декомпозиции</w:t>
+      </w:r>
+      <w:r>
+        <w:t xml:space="preserve"> подпроцесса </w:t>
+      </w:r>
+      <w:r>
+        <w:rPr>
+          <w:lang w:val="en-US"/>
+        </w:rPr>
+        <w:t>A</w:t>
+      </w:r>
+      <w:r>
+        <w:t>3</w:t>
+      </w:r>
+      <w:r>
+        <w:t xml:space="preserve"> </w:t>
+      </w:r>
+      <w:r>
+        <w:t>«</w:t>
+      </w:r>
+      <w:r>
+        <w:t>Визуализация и формирование выходных данных</w:t>
+      </w:r>
+      <w:r>
+        <w:t>»</w:t>
+      </w:r>
+      <w:bookmarkEnd w:id="101"/>
+    </w:p>
+    <w:p>
+      <w:pPr>
+        <w:pStyle w:val="a2"/>
+      </w:pPr>
+      <w:r>
+        <w:t xml:space="preserve">На </w:t>
+      </w:r>
+      <w:r>
+        <w:fldChar w:fldCharType="begin"/>
+      </w:r>
+      <w:r>
+        <w:instrText xml:space="preserve"> REF _Ref224979581 \h </w:instrText>
+      </w:r>
+      <w:r>
+        <w:fldChar w:fldCharType="separate"/>
+      </w:r>
+      <w:r>
+        <w:t xml:space="preserve">Рисунок </w:t>
+      </w:r>
+      <w:r>
+        <w:rPr>
+          <w:noProof/>
+        </w:rPr>
+        <w:t>2</w:t>
+      </w:r>
+      <w:r>
+        <w:t>.</w:t>
+      </w:r>
+      <w:r>
+        <w:rPr>
+          <w:noProof/>
+        </w:rPr>
+        <w:t>5</w:t>
+      </w:r>
+      <w:r>
+        <w:fldChar w:fldCharType="end"/>
+      </w:r>
+      <w:r>
+        <w:t xml:space="preserve"> </w:t>
+      </w:r>
+      <w:r>
+        <w:t xml:space="preserve">представлена декомпозиция </w:t>
+      </w:r>
+      <w:r>
+        <w:t>подпроцесса А3</w:t>
+      </w:r>
+      <w:r>
+        <w:t xml:space="preserve"> «</w:t>
+      </w:r>
+      <w:r>
+        <w:t>Визуализация и формирование выходных данных</w:t>
+      </w:r>
+      <w:r>
+        <w:t>» по приведенному описанию.</w:t>
+      </w:r>
+    </w:p>
+    <w:p>
+      <w:pPr>
+        <w:pStyle w:val="af8"/>
+      </w:pPr>
+      <w:r>
+        <w:lastRenderedPageBreak/>
+        <w:drawing>
+          <wp:inline distT="0" distB="0" distL="0" distR="0" wp14:anchorId="567B9897" wp14:editId="697D2366">
+            <wp:extent cx="5928360" cy="4107180"/>
+            <wp:effectExtent l="0" t="0" r="0" b="0"/>
+            <wp:docPr id="358092036" name="Рисунок 3"/>
+            <wp:cNvGraphicFramePr>
+              <a:graphicFrameLocks xmlns:a="http://schemas.openxmlformats.org/drawingml/2006/main" noChangeAspect="1"/>
+            </wp:cNvGraphicFramePr>
+            <a:graphic xmlns:a="http://schemas.openxmlformats.org/drawingml/2006/main">
+              <a:graphicData uri="http://schemas.openxmlformats.org/drawingml/2006/picture">
+                <pic:pic xmlns:pic="http://schemas.openxmlformats.org/drawingml/2006/picture">
+                  <pic:nvPicPr>
+                    <pic:cNvPr id="0" name="Picture 47"/>
+                    <pic:cNvPicPr>
+                      <a:picLocks noChangeAspect="1" noChangeArrowheads="1"/>
+                    </pic:cNvPicPr>
+                  </pic:nvPicPr>
+                  <pic:blipFill>
+                    <a:blip r:embed="rId17" cstate="print">
+                      <a:extLst>
+                        <a:ext uri="{28A0092B-C50C-407E-A947-70E740481C1C}">
+                          <a14:useLocalDpi xmlns:a14="http://schemas.microsoft.com/office/drawing/2010/main" val="0"/>
+                        </a:ext>
+                      </a:extLst>
+                    </a:blip>
+                    <a:srcRect/>
+                    <a:stretch>
+                      <a:fillRect/>
+                    </a:stretch>
+                  </pic:blipFill>
+                  <pic:spPr bwMode="auto">
+                    <a:xfrm>
+                      <a:off x="0" y="0"/>
+                      <a:ext cx="5928360" cy="4107180"/>
+                    </a:xfrm>
+                    <a:prstGeom prst="rect">
+                      <a:avLst/>
+                    </a:prstGeom>
+                    <a:noFill/>
+                    <a:ln>
+                      <a:noFill/>
+                    </a:ln>
+                  </pic:spPr>
+                </pic:pic>
+              </a:graphicData>
+            </a:graphic>
+          </wp:inline>
+        </w:drawing>
+      </w:r>
+    </w:p>
+    <w:p>
+      <w:pPr>
+        <w:pStyle w:val="afc"/>
+      </w:pPr>
+      <w:bookmarkStart w:id="102" w:name="_Ref224979581"/>
+      <w:r>
+        <w:t xml:space="preserve">Рисунок </w:t>
+      </w:r>
+      <w:fldSimple w:instr=" STYLEREF 1 \s ">
+        <w:r>
+          <w:rPr>
+            <w:noProof/>
+          </w:rPr>
+          <w:t>2</w:t>
+        </w:r>
+      </w:fldSimple>
+      <w:r>
+        <w:t>.</w:t>
+      </w:r>
+      <w:fldSimple w:instr=" SEQ Рисунок \* ARABIC \s 1 ">
+        <w:r>
+          <w:rPr>
+            <w:noProof/>
+          </w:rPr>
+          <w:t>5</w:t>
+        </w:r>
+      </w:fldSimple>
+      <w:bookmarkEnd w:id="102"/>
+      <w:r>
+        <w:t xml:space="preserve"> – Декомпозиция </w:t>
+      </w:r>
+      <w:r>
+        <w:t>подпроцесса А3</w:t>
+      </w:r>
+      <w:r>
+        <w:t xml:space="preserve"> «</w:t>
+      </w:r>
+      <w:r>
+        <w:t>Визуализация и формирование выходных данных</w:t>
+      </w:r>
+      <w:r>
+        <w:t>»</w:t>
+      </w:r>
+    </w:p>
+    <w:p>
+      <w:pPr>
+        <w:pStyle w:val="a2"/>
+      </w:pPr>
+    </w:p>
+    <w:p>
+      <w:pPr>
+        <w:pStyle w:val="a2"/>
+      </w:pPr>
     </w:p>
     <w:p>
       <w:pPr>
@@ -3881,15 +8363,21 @@
           <w:numId w:val="0"/>
         </w:numPr>
       </w:pPr>
-      <w:bookmarkStart w:id="28" w:name="_Toc210590495"/>
-      <w:bookmarkStart w:id="29" w:name="_Toc224334598"/>
-      <w:bookmarkEnd w:id="25"/>
+      <w:bookmarkStart w:id="103" w:name="_Toc210590495"/>
+      <w:bookmarkStart w:id="104" w:name="_Toc224906961"/>
+      <w:bookmarkStart w:id="105" w:name="_Toc224926152"/>
+      <w:bookmarkStart w:id="106" w:name="_Toc224927280"/>
+      <w:bookmarkStart w:id="107" w:name="_Toc224980534"/>
+      <w:bookmarkEnd w:id="63"/>
       <w:r>
         <w:lastRenderedPageBreak/>
         <w:t>ЗАКЛЮЧЕНИЕ</w:t>
       </w:r>
-      <w:bookmarkEnd w:id="28"/>
-      <w:bookmarkEnd w:id="29"/>
+      <w:bookmarkEnd w:id="103"/>
+      <w:bookmarkEnd w:id="104"/>
+      <w:bookmarkEnd w:id="105"/>
+      <w:bookmarkEnd w:id="106"/>
+      <w:bookmarkEnd w:id="107"/>
     </w:p>
     <w:p>
       <w:pPr>
@@ -3907,21 +8395,27 @@
           <w:numId w:val="0"/>
         </w:numPr>
       </w:pPr>
-      <w:bookmarkStart w:id="30" w:name="_Toc166722529"/>
-      <w:bookmarkStart w:id="31" w:name="_Toc166722669"/>
-      <w:bookmarkStart w:id="32" w:name="_Toc210590496"/>
-      <w:bookmarkStart w:id="33" w:name="_Toc224334599"/>
+      <w:bookmarkStart w:id="108" w:name="_Toc166722529"/>
+      <w:bookmarkStart w:id="109" w:name="_Toc166722669"/>
+      <w:bookmarkStart w:id="110" w:name="_Toc210590496"/>
+      <w:bookmarkStart w:id="111" w:name="_Toc224906962"/>
+      <w:bookmarkStart w:id="112" w:name="_Toc224926153"/>
+      <w:bookmarkStart w:id="113" w:name="_Toc224927281"/>
+      <w:bookmarkStart w:id="114" w:name="_Toc224980535"/>
       <w:r>
         <w:lastRenderedPageBreak/>
         <w:t xml:space="preserve">СПИСОК </w:t>
       </w:r>
-      <w:bookmarkEnd w:id="30"/>
-      <w:bookmarkEnd w:id="31"/>
+      <w:bookmarkEnd w:id="108"/>
+      <w:bookmarkEnd w:id="109"/>
       <w:r>
         <w:t>ИСПОЛЬЗОВАННЫХ ИСТОЧНИКОВ</w:t>
       </w:r>
-      <w:bookmarkEnd w:id="32"/>
-      <w:bookmarkEnd w:id="33"/>
+      <w:bookmarkEnd w:id="110"/>
+      <w:bookmarkEnd w:id="111"/>
+      <w:bookmarkEnd w:id="112"/>
+      <w:bookmarkEnd w:id="113"/>
+      <w:bookmarkEnd w:id="114"/>
     </w:p>
     <w:p>
       <w:pPr>
@@ -4205,35 +8699,9 @@
 
 <file path=word/footer4.xml><?xml version="1.0" encoding="utf-8"?>
 <w:ftr xmlns:wpc="http://schemas.microsoft.com/office/word/2010/wordprocessingCanvas" xmlns:cx="http://schemas.microsoft.com/office/drawing/2014/chartex" xmlns:cx1="http://schemas.microsoft.com/office/drawing/2015/9/8/chartex" xmlns:cx2="http://schemas.microsoft.com/office/drawing/2015/10/21/chartex" xmlns:cx3="http://schemas.microsoft.com/office/drawing/2016/5/9/chartex" xmlns:cx4="http://schemas.microsoft.com/office/drawing/2016/5/10/chartex" xmlns:cx5="http://schemas.microsoft.com/office/drawing/2016/5/11/chartex" xmlns:cx6="http://schemas.microsoft.com/office/drawing/2016/5/12/chartex" xmlns:cx7="http://schemas.microsoft.com/office/drawing/2016/5/13/chartex" xmlns:cx8="http://schemas.microsoft.com/office/drawing/2016/5/14/chartex" xmlns:mc="http://schemas.openxmlformats.org/markup-compatibility/2006" xmlns:aink="http://schemas.microsoft.com/office/drawing/2016/ink" xmlns:am3d="http://schemas.microsoft.com/office/drawing/2017/model3d" xmlns:o="urn:schemas-microsoft-com:office:office" xmlns:oel="http://schemas.microsoft.com/office/2019/extlst" xmlns:r="http://schemas.openxmlformats.org/officeDocument/2006/relationships" xmlns:m="http://schemas.openxmlformats.org/officeDocument/2006/math" xmlns:v="urn:schemas-microsoft-com:vml" xmlns:wp14="http://schemas.microsoft.com/office/word/2010/wordprocessingDrawing" xmlns:wp="http://schemas.openxmlformats.org/drawingml/2006/wordprocessingDrawing" xmlns:w10="urn:schemas-microsoft-com:office:word" xmlns:w="http://schemas.openxmlformats.org/wordprocessingml/2006/main" xmlns:w14="http://schemas.microsoft.com/office/word/2010/wordml" xmlns:w15="http://schemas.microsoft.com/office/word/2012/wordml" xmlns:w16cex="http://schemas.microsoft.com/office/word/2018/wordml/cex" xmlns:w16cid="http://schemas.microsoft.com/office/word/2016/wordml/cid" xmlns:w16="http://schemas.microsoft.com/office/word/2018/wordml" xmlns:w16du="http://schemas.microsoft.com/office/word/2023/wordml/word16du" xmlns:w16sdtdh="http://schemas.microsoft.com/office/word/2020/wordml/sdtdatahash" xmlns:w16sdtfl="http://schemas.microsoft.com/office/word/2024/wordml/sdtformatlock" xmlns:w16se="http://schemas.microsoft.com/office/word/2015/wordml/symex" xmlns:wpg="http://schemas.microsoft.com/office/word/2010/wordprocessingGroup" xmlns:wpi="http://schemas.microsoft.com/office/word/2010/wordprocessingInk" xmlns:wne="http://schemas.microsoft.com/office/word/2006/wordml" xmlns:wps="http://schemas.microsoft.com/office/word/2010/wordprocessingShape" mc:Ignorable="w14 w15 w16se w16cid w16 w16cex w16sdtdh w16sdtfl w16du wp14">
-  <w:p>
-    <w:pPr>
-      <w:jc w:val="center"/>
-    </w:pPr>
-  </w:p>
-</w:ftr>
-</file>
-
-<file path=word/footer5.xml><?xml version="1.0" encoding="utf-8"?>
-<w:ftr xmlns:wpc="http://schemas.microsoft.com/office/word/2010/wordprocessingCanvas" xmlns:cx="http://schemas.microsoft.com/office/drawing/2014/chartex" xmlns:cx1="http://schemas.microsoft.com/office/drawing/2015/9/8/chartex" xmlns:cx2="http://schemas.microsoft.com/office/drawing/2015/10/21/chartex" xmlns:cx3="http://schemas.microsoft.com/office/drawing/2016/5/9/chartex" xmlns:cx4="http://schemas.microsoft.com/office/drawing/2016/5/10/chartex" xmlns:cx5="http://schemas.microsoft.com/office/drawing/2016/5/11/chartex" xmlns:cx6="http://schemas.microsoft.com/office/drawing/2016/5/12/chartex" xmlns:cx7="http://schemas.microsoft.com/office/drawing/2016/5/13/chartex" xmlns:cx8="http://schemas.microsoft.com/office/drawing/2016/5/14/chartex" xmlns:mc="http://schemas.openxmlformats.org/markup-compatibility/2006" xmlns:aink="http://schemas.microsoft.com/office/drawing/2016/ink" xmlns:am3d="http://schemas.microsoft.com/office/drawing/2017/model3d" xmlns:o="urn:schemas-microsoft-com:office:office" xmlns:oel="http://schemas.microsoft.com/office/2019/extlst" xmlns:r="http://schemas.openxmlformats.org/officeDocument/2006/relationships" xmlns:m="http://schemas.openxmlformats.org/officeDocument/2006/math" xmlns:v="urn:schemas-microsoft-com:vml" xmlns:wp14="http://schemas.microsoft.com/office/word/2010/wordprocessingDrawing" xmlns:wp="http://schemas.openxmlformats.org/drawingml/2006/wordprocessingDrawing" xmlns:w10="urn:schemas-microsoft-com:office:word" xmlns:w="http://schemas.openxmlformats.org/wordprocessingml/2006/main" xmlns:w14="http://schemas.microsoft.com/office/word/2010/wordml" xmlns:w15="http://schemas.microsoft.com/office/word/2012/wordml" xmlns:w16cex="http://schemas.microsoft.com/office/word/2018/wordml/cex" xmlns:w16cid="http://schemas.microsoft.com/office/word/2016/wordml/cid" xmlns:w16="http://schemas.microsoft.com/office/word/2018/wordml" xmlns:w16du="http://schemas.microsoft.com/office/word/2023/wordml/word16du" xmlns:w16sdtdh="http://schemas.microsoft.com/office/word/2020/wordml/sdtdatahash" xmlns:w16sdtfl="http://schemas.microsoft.com/office/word/2024/wordml/sdtformatlock" xmlns:w16se="http://schemas.microsoft.com/office/word/2015/wordml/symex" xmlns:wpg="http://schemas.microsoft.com/office/word/2010/wordprocessingGroup" xmlns:wpi="http://schemas.microsoft.com/office/word/2010/wordprocessingInk" xmlns:wne="http://schemas.microsoft.com/office/word/2006/wordml" xmlns:wps="http://schemas.microsoft.com/office/word/2010/wordprocessingShape" mc:Ignorable="w14 w15 w16se w16cid w16 w16cex w16sdtdh w16sdtfl w16du wp14">
-  <w:p>
-    <w:pPr>
-      <w:jc w:val="center"/>
-    </w:pPr>
-  </w:p>
-</w:ftr>
-</file>
-
-<file path=word/footer6.xml><?xml version="1.0" encoding="utf-8"?>
-<w:ftr xmlns:wpc="http://schemas.microsoft.com/office/word/2010/wordprocessingCanvas" xmlns:cx="http://schemas.microsoft.com/office/drawing/2014/chartex" xmlns:cx1="http://schemas.microsoft.com/office/drawing/2015/9/8/chartex" xmlns:cx2="http://schemas.microsoft.com/office/drawing/2015/10/21/chartex" xmlns:cx3="http://schemas.microsoft.com/office/drawing/2016/5/9/chartex" xmlns:cx4="http://schemas.microsoft.com/office/drawing/2016/5/10/chartex" xmlns:cx5="http://schemas.microsoft.com/office/drawing/2016/5/11/chartex" xmlns:cx6="http://schemas.microsoft.com/office/drawing/2016/5/12/chartex" xmlns:cx7="http://schemas.microsoft.com/office/drawing/2016/5/13/chartex" xmlns:cx8="http://schemas.microsoft.com/office/drawing/2016/5/14/chartex" xmlns:mc="http://schemas.openxmlformats.org/markup-compatibility/2006" xmlns:aink="http://schemas.microsoft.com/office/drawing/2016/ink" xmlns:am3d="http://schemas.microsoft.com/office/drawing/2017/model3d" xmlns:o="urn:schemas-microsoft-com:office:office" xmlns:oel="http://schemas.microsoft.com/office/2019/extlst" xmlns:r="http://schemas.openxmlformats.org/officeDocument/2006/relationships" xmlns:m="http://schemas.openxmlformats.org/officeDocument/2006/math" xmlns:v="urn:schemas-microsoft-com:vml" xmlns:wp14="http://schemas.microsoft.com/office/word/2010/wordprocessingDrawing" xmlns:wp="http://schemas.openxmlformats.org/drawingml/2006/wordprocessingDrawing" xmlns:w10="urn:schemas-microsoft-com:office:word" xmlns:w="http://schemas.openxmlformats.org/wordprocessingml/2006/main" xmlns:w14="http://schemas.microsoft.com/office/word/2010/wordml" xmlns:w15="http://schemas.microsoft.com/office/word/2012/wordml" xmlns:w16cex="http://schemas.microsoft.com/office/word/2018/wordml/cex" xmlns:w16cid="http://schemas.microsoft.com/office/word/2016/wordml/cid" xmlns:w16="http://schemas.microsoft.com/office/word/2018/wordml" xmlns:w16du="http://schemas.microsoft.com/office/word/2023/wordml/word16du" xmlns:w16sdtdh="http://schemas.microsoft.com/office/word/2020/wordml/sdtdatahash" xmlns:w16sdtfl="http://schemas.microsoft.com/office/word/2024/wordml/sdtformatlock" xmlns:w16se="http://schemas.microsoft.com/office/word/2015/wordml/symex" xmlns:wpg="http://schemas.microsoft.com/office/word/2010/wordprocessingGroup" xmlns:wpi="http://schemas.microsoft.com/office/word/2010/wordprocessingInk" xmlns:wne="http://schemas.microsoft.com/office/word/2006/wordml" xmlns:wps="http://schemas.microsoft.com/office/word/2010/wordprocessingShape" mc:Ignorable="w14 w15 w16se w16cid w16 w16cex w16sdtdh w16sdtfl w16du wp14">
-  <w:p/>
-</w:ftr>
-</file>
-
-<file path=word/footer7.xml><?xml version="1.0" encoding="utf-8"?>
-<w:ftr xmlns:wpc="http://schemas.microsoft.com/office/word/2010/wordprocessingCanvas" xmlns:cx="http://schemas.microsoft.com/office/drawing/2014/chartex" xmlns:cx1="http://schemas.microsoft.com/office/drawing/2015/9/8/chartex" xmlns:cx2="http://schemas.microsoft.com/office/drawing/2015/10/21/chartex" xmlns:cx3="http://schemas.microsoft.com/office/drawing/2016/5/9/chartex" xmlns:cx4="http://schemas.microsoft.com/office/drawing/2016/5/10/chartex" xmlns:cx5="http://schemas.microsoft.com/office/drawing/2016/5/11/chartex" xmlns:cx6="http://schemas.microsoft.com/office/drawing/2016/5/12/chartex" xmlns:cx7="http://schemas.microsoft.com/office/drawing/2016/5/13/chartex" xmlns:cx8="http://schemas.microsoft.com/office/drawing/2016/5/14/chartex" xmlns:mc="http://schemas.openxmlformats.org/markup-compatibility/2006" xmlns:aink="http://schemas.microsoft.com/office/drawing/2016/ink" xmlns:am3d="http://schemas.microsoft.com/office/drawing/2017/model3d" xmlns:o="urn:schemas-microsoft-com:office:office" xmlns:oel="http://schemas.microsoft.com/office/2019/extlst" xmlns:r="http://schemas.openxmlformats.org/officeDocument/2006/relationships" xmlns:m="http://schemas.openxmlformats.org/officeDocument/2006/math" xmlns:v="urn:schemas-microsoft-com:vml" xmlns:wp14="http://schemas.microsoft.com/office/word/2010/wordprocessingDrawing" xmlns:wp="http://schemas.openxmlformats.org/drawingml/2006/wordprocessingDrawing" xmlns:w10="urn:schemas-microsoft-com:office:word" xmlns:w="http://schemas.openxmlformats.org/wordprocessingml/2006/main" xmlns:w14="http://schemas.microsoft.com/office/word/2010/wordml" xmlns:w15="http://schemas.microsoft.com/office/word/2012/wordml" xmlns:w16cex="http://schemas.microsoft.com/office/word/2018/wordml/cex" xmlns:w16cid="http://schemas.microsoft.com/office/word/2016/wordml/cid" xmlns:w16="http://schemas.microsoft.com/office/word/2018/wordml" xmlns:w16du="http://schemas.microsoft.com/office/word/2023/wordml/word16du" xmlns:w16sdtdh="http://schemas.microsoft.com/office/word/2020/wordml/sdtdatahash" xmlns:w16sdtfl="http://schemas.microsoft.com/office/word/2024/wordml/sdtformatlock" xmlns:w16se="http://schemas.microsoft.com/office/word/2015/wordml/symex" xmlns:wpg="http://schemas.microsoft.com/office/word/2010/wordprocessingGroup" xmlns:wpi="http://schemas.microsoft.com/office/word/2010/wordprocessingInk" xmlns:wne="http://schemas.microsoft.com/office/word/2006/wordml" xmlns:wps="http://schemas.microsoft.com/office/word/2010/wordprocessingShape" mc:Ignorable="w14 w15 w16se w16cid w16 w16cex w16sdtdh w16sdtfl w16du wp14">
   <w:sdt>
     <w:sdtPr>
-      <w:id w:val="1833172779"/>
+      <w:id w:val="1390696336"/>
       <w:docPartObj>
         <w:docPartGallery w:val="Page Numbers (Bottom of Page)"/>
         <w:docPartUnique/>
@@ -4242,19 +8710,20 @@
     <w:sdtContent>
       <w:p>
         <w:pPr>
+          <w:pStyle w:val="ab"/>
           <w:jc w:val="center"/>
         </w:pPr>
         <w:r>
           <w:fldChar w:fldCharType="begin"/>
         </w:r>
         <w:r>
-          <w:instrText xml:space="preserve"> PAGE </w:instrText>
+          <w:instrText>PAGE   \* MERGEFORMAT</w:instrText>
         </w:r>
         <w:r>
           <w:fldChar w:fldCharType="separate"/>
         </w:r>
         <w:r>
-          <w:t>126</w:t>
+          <w:t>2</w:t>
         </w:r>
         <w:r>
           <w:fldChar w:fldCharType="end"/>
@@ -4265,39 +8734,21 @@
 </w:ftr>
 </file>
 
-<file path=word/footer8.xml><?xml version="1.0" encoding="utf-8"?>
+<file path=word/footer5.xml><?xml version="1.0" encoding="utf-8"?>
 <w:ftr xmlns:wpc="http://schemas.microsoft.com/office/word/2010/wordprocessingCanvas" xmlns:cx="http://schemas.microsoft.com/office/drawing/2014/chartex" xmlns:cx1="http://schemas.microsoft.com/office/drawing/2015/9/8/chartex" xmlns:cx2="http://schemas.microsoft.com/office/drawing/2015/10/21/chartex" xmlns:cx3="http://schemas.microsoft.com/office/drawing/2016/5/9/chartex" xmlns:cx4="http://schemas.microsoft.com/office/drawing/2016/5/10/chartex" xmlns:cx5="http://schemas.microsoft.com/office/drawing/2016/5/11/chartex" xmlns:cx6="http://schemas.microsoft.com/office/drawing/2016/5/12/chartex" xmlns:cx7="http://schemas.microsoft.com/office/drawing/2016/5/13/chartex" xmlns:cx8="http://schemas.microsoft.com/office/drawing/2016/5/14/chartex" xmlns:mc="http://schemas.openxmlformats.org/markup-compatibility/2006" xmlns:aink="http://schemas.microsoft.com/office/drawing/2016/ink" xmlns:am3d="http://schemas.microsoft.com/office/drawing/2017/model3d" xmlns:o="urn:schemas-microsoft-com:office:office" xmlns:oel="http://schemas.microsoft.com/office/2019/extlst" xmlns:r="http://schemas.openxmlformats.org/officeDocument/2006/relationships" xmlns:m="http://schemas.openxmlformats.org/officeDocument/2006/math" xmlns:v="urn:schemas-microsoft-com:vml" xmlns:wp14="http://schemas.microsoft.com/office/word/2010/wordprocessingDrawing" xmlns:wp="http://schemas.openxmlformats.org/drawingml/2006/wordprocessingDrawing" xmlns:w10="urn:schemas-microsoft-com:office:word" xmlns:w="http://schemas.openxmlformats.org/wordprocessingml/2006/main" xmlns:w14="http://schemas.microsoft.com/office/word/2010/wordml" xmlns:w15="http://schemas.microsoft.com/office/word/2012/wordml" xmlns:w16cex="http://schemas.microsoft.com/office/word/2018/wordml/cex" xmlns:w16cid="http://schemas.microsoft.com/office/word/2016/wordml/cid" xmlns:w16="http://schemas.microsoft.com/office/word/2018/wordml" xmlns:w16du="http://schemas.microsoft.com/office/word/2023/wordml/word16du" xmlns:w16sdtdh="http://schemas.microsoft.com/office/word/2020/wordml/sdtdatahash" xmlns:w16sdtfl="http://schemas.microsoft.com/office/word/2024/wordml/sdtformatlock" xmlns:w16se="http://schemas.microsoft.com/office/word/2015/wordml/symex" xmlns:wpg="http://schemas.microsoft.com/office/word/2010/wordprocessingGroup" xmlns:wpi="http://schemas.microsoft.com/office/word/2010/wordprocessingInk" xmlns:wne="http://schemas.microsoft.com/office/word/2006/wordml" xmlns:wps="http://schemas.microsoft.com/office/word/2010/wordprocessingShape" mc:Ignorable="w14 w15 w16se w16cid w16 w16cex w16sdtdh w16sdtfl w16du wp14">
-  <w:sdt>
-    <w:sdtPr>
-      <w:id w:val="-1918008256"/>
-      <w:docPartObj>
-        <w:docPartGallery w:val="Page Numbers (Bottom of Page)"/>
-        <w:docPartUnique/>
-      </w:docPartObj>
-    </w:sdtPr>
-    <w:sdtContent>
-      <w:p>
-        <w:pPr>
-          <w:jc w:val="center"/>
-        </w:pPr>
-        <w:r>
-          <w:fldChar w:fldCharType="begin"/>
-        </w:r>
-        <w:r>
-          <w:instrText xml:space="preserve"> PAGE </w:instrText>
-        </w:r>
-        <w:r>
-          <w:fldChar w:fldCharType="separate"/>
-        </w:r>
-        <w:r>
-          <w:t>126</w:t>
-        </w:r>
-        <w:r>
-          <w:fldChar w:fldCharType="end"/>
-        </w:r>
-      </w:p>
-    </w:sdtContent>
-  </w:sdt>
+  <w:p>
+    <w:pPr>
+      <w:jc w:val="center"/>
+    </w:pPr>
+    <w:proofErr w:type="gramStart"/>
+    <w:r>
+      <w:t>&lt; PAGE</w:t>
+    </w:r>
+    <w:proofErr w:type="gramEnd"/>
+    <w:r>
+      <w:t xml:space="preserve"> 126</w:t>
+    </w:r>
+  </w:p>
 </w:ftr>
 </file>
 
@@ -7646,13 +12097,13 @@
     <w:autoRedefine/>
     <w:uiPriority w:val="39"/>
     <w:unhideWhenUsed/>
-    <w:rsid w:val="00BF7303"/>
+    <w:rsid w:val="00324894"/>
     <w:pPr>
       <w:ind w:left="720"/>
     </w:pPr>
     <w:rPr>
-      <w:rFonts w:asciiTheme="minorHAnsi" w:hAnsiTheme="minorHAnsi" w:cstheme="minorHAnsi"/>
-      <w:sz w:val="20"/>
+      <w:rFonts w:cstheme="minorHAnsi"/>
+      <w:sz w:val="28"/>
       <w:szCs w:val="20"/>
     </w:rPr>
   </w:style>
@@ -7663,13 +12114,13 @@
     <w:autoRedefine/>
     <w:uiPriority w:val="39"/>
     <w:unhideWhenUsed/>
-    <w:rsid w:val="00BF7303"/>
+    <w:rsid w:val="00324894"/>
     <w:pPr>
       <w:ind w:left="960"/>
     </w:pPr>
     <w:rPr>
-      <w:rFonts w:asciiTheme="minorHAnsi" w:hAnsiTheme="minorHAnsi" w:cstheme="minorHAnsi"/>
-      <w:sz w:val="20"/>
+      <w:rFonts w:cstheme="minorHAnsi"/>
+      <w:sz w:val="28"/>
       <w:szCs w:val="20"/>
     </w:rPr>
   </w:style>
@@ -7680,13 +12131,13 @@
     <w:autoRedefine/>
     <w:uiPriority w:val="39"/>
     <w:unhideWhenUsed/>
-    <w:rsid w:val="00BF7303"/>
+    <w:rsid w:val="00324894"/>
     <w:pPr>
       <w:ind w:left="1200"/>
     </w:pPr>
     <w:rPr>
-      <w:rFonts w:asciiTheme="minorHAnsi" w:hAnsiTheme="minorHAnsi" w:cstheme="minorHAnsi"/>
-      <w:sz w:val="20"/>
+      <w:rFonts w:cstheme="minorHAnsi"/>
+      <w:sz w:val="28"/>
       <w:szCs w:val="20"/>
     </w:rPr>
   </w:style>

--- a/6_semester/Проектирование информационных систем/Отчет_по_практикам_Павлов_НС.docx
+++ b/6_semester/Проектирование информационных систем/Отчет_по_практикам_Павлов_НС.docx
@@ -1401,10 +1401,10 @@
         </w:sectPr>
       </w:pPr>
     </w:p>
-    <w:bookmarkStart w:id="0" w:name="_Toc210590466" w:displacedByCustomXml="next"/>
-    <w:bookmarkStart w:id="1" w:name="_Toc166722509" w:displacedByCustomXml="next"/>
-    <w:bookmarkStart w:id="2" w:name="_Toc166722649" w:displacedByCustomXml="next"/>
-    <w:bookmarkStart w:id="3" w:name="_Toc224926131" w:displacedByCustomXml="next"/>
+    <w:bookmarkStart w:id="0" w:name="_Toc224926131" w:displacedByCustomXml="next"/>
+    <w:bookmarkStart w:id="1" w:name="_Toc166722649" w:displacedByCustomXml="next"/>
+    <w:bookmarkStart w:id="2" w:name="_Toc166722509" w:displacedByCustomXml="next"/>
+    <w:bookmarkStart w:id="3" w:name="_Toc210590466" w:displacedByCustomXml="next"/>
     <w:sdt>
       <w:sdtPr>
         <w:rPr>
@@ -1456,7 +1456,7 @@
           <w:r>
             <w:fldChar w:fldCharType="separate"/>
           </w:r>
-          <w:hyperlink w:anchor="_Toc225458543" w:history="1">
+          <w:hyperlink w:anchor="_Toc225510314" w:history="1">
             <w:r>
               <w:rPr>
                 <w:rStyle w:val="a8"/>
@@ -1483,7 +1483,7 @@
                 <w:noProof/>
                 <w:webHidden/>
               </w:rPr>
-              <w:instrText xml:space="preserve"> PAGEREF _Toc225458543 \h </w:instrText>
+              <w:instrText xml:space="preserve"> PAGEREF _Toc225510314 \h </w:instrText>
             </w:r>
             <w:r>
               <w:rPr>
@@ -1530,7 +1530,7 @@
               <w14:ligatures w14:val="standardContextual"/>
             </w:rPr>
           </w:pPr>
-          <w:hyperlink w:anchor="_Toc225458544" w:history="1">
+          <w:hyperlink w:anchor="_Toc225510315" w:history="1">
             <w:r>
               <w:rPr>
                 <w:rStyle w:val="a8"/>
@@ -1576,7 +1576,7 @@
                 <w:noProof/>
                 <w:webHidden/>
               </w:rPr>
-              <w:instrText xml:space="preserve"> PAGEREF _Toc225458544 \h </w:instrText>
+              <w:instrText xml:space="preserve"> PAGEREF _Toc225510315 \h </w:instrText>
             </w:r>
             <w:r>
               <w:rPr>
@@ -1623,7 +1623,7 @@
               <w14:ligatures w14:val="standardContextual"/>
             </w:rPr>
           </w:pPr>
-          <w:hyperlink w:anchor="_Toc225458545" w:history="1">
+          <w:hyperlink w:anchor="_Toc225510316" w:history="1">
             <w:r>
               <w:rPr>
                 <w:rStyle w:val="a8"/>
@@ -1669,7 +1669,7 @@
                 <w:noProof/>
                 <w:webHidden/>
               </w:rPr>
-              <w:instrText xml:space="preserve"> PAGEREF _Toc225458545 \h </w:instrText>
+              <w:instrText xml:space="preserve"> PAGEREF _Toc225510316 \h </w:instrText>
             </w:r>
             <w:r>
               <w:rPr>
@@ -1717,7 +1717,7 @@
               <w14:ligatures w14:val="standardContextual"/>
             </w:rPr>
           </w:pPr>
-          <w:hyperlink w:anchor="_Toc225458546" w:history="1">
+          <w:hyperlink w:anchor="_Toc225510317" w:history="1">
             <w:r>
               <w:rPr>
                 <w:rStyle w:val="a8"/>
@@ -1763,7 +1763,7 @@
                 <w:noProof/>
                 <w:webHidden/>
               </w:rPr>
-              <w:instrText xml:space="preserve"> PAGEREF _Toc225458546 \h </w:instrText>
+              <w:instrText xml:space="preserve"> PAGEREF _Toc225510317 \h </w:instrText>
             </w:r>
             <w:r>
               <w:rPr>
@@ -1810,7 +1810,7 @@
               <w14:ligatures w14:val="standardContextual"/>
             </w:rPr>
           </w:pPr>
-          <w:hyperlink w:anchor="_Toc225458547" w:history="1">
+          <w:hyperlink w:anchor="_Toc225510318" w:history="1">
             <w:r>
               <w:rPr>
                 <w:rStyle w:val="a8"/>
@@ -1855,7 +1855,7 @@
                 <w:noProof/>
                 <w:webHidden/>
               </w:rPr>
-              <w:instrText xml:space="preserve"> PAGEREF _Toc225458547 \h </w:instrText>
+              <w:instrText xml:space="preserve"> PAGEREF _Toc225510318 \h </w:instrText>
             </w:r>
             <w:r>
               <w:rPr>
@@ -1902,7 +1902,7 @@
               <w14:ligatures w14:val="standardContextual"/>
             </w:rPr>
           </w:pPr>
-          <w:hyperlink w:anchor="_Toc225458548" w:history="1">
+          <w:hyperlink w:anchor="_Toc225510319" w:history="1">
             <w:r>
               <w:rPr>
                 <w:rStyle w:val="a8"/>
@@ -1947,7 +1947,7 @@
                 <w:noProof/>
                 <w:webHidden/>
               </w:rPr>
-              <w:instrText xml:space="preserve"> PAGEREF _Toc225458548 \h </w:instrText>
+              <w:instrText xml:space="preserve"> PAGEREF _Toc225510319 \h </w:instrText>
             </w:r>
             <w:r>
               <w:rPr>
@@ -1994,7 +1994,7 @@
               <w14:ligatures w14:val="standardContextual"/>
             </w:rPr>
           </w:pPr>
-          <w:hyperlink w:anchor="_Toc225458549" w:history="1">
+          <w:hyperlink w:anchor="_Toc225510320" w:history="1">
             <w:r>
               <w:rPr>
                 <w:rStyle w:val="a8"/>
@@ -2039,7 +2039,7 @@
                 <w:noProof/>
                 <w:webHidden/>
               </w:rPr>
-              <w:instrText xml:space="preserve"> PAGEREF _Toc225458549 \h </w:instrText>
+              <w:instrText xml:space="preserve"> PAGEREF _Toc225510320 \h </w:instrText>
             </w:r>
             <w:r>
               <w:rPr>
@@ -2086,7 +2086,7 @@
               <w14:ligatures w14:val="standardContextual"/>
             </w:rPr>
           </w:pPr>
-          <w:hyperlink w:anchor="_Toc225458550" w:history="1">
+          <w:hyperlink w:anchor="_Toc225510321" w:history="1">
             <w:r>
               <w:rPr>
                 <w:rStyle w:val="a8"/>
@@ -2131,7 +2131,7 @@
                 <w:noProof/>
                 <w:webHidden/>
               </w:rPr>
-              <w:instrText xml:space="preserve"> PAGEREF _Toc225458550 \h </w:instrText>
+              <w:instrText xml:space="preserve"> PAGEREF _Toc225510321 \h </w:instrText>
             </w:r>
             <w:r>
               <w:rPr>
@@ -2178,7 +2178,7 @@
               <w14:ligatures w14:val="standardContextual"/>
             </w:rPr>
           </w:pPr>
-          <w:hyperlink w:anchor="_Toc225458551" w:history="1">
+          <w:hyperlink w:anchor="_Toc225510322" w:history="1">
             <w:r>
               <w:rPr>
                 <w:rStyle w:val="a8"/>
@@ -2223,7 +2223,7 @@
                 <w:noProof/>
                 <w:webHidden/>
               </w:rPr>
-              <w:instrText xml:space="preserve"> PAGEREF _Toc225458551 \h </w:instrText>
+              <w:instrText xml:space="preserve"> PAGEREF _Toc225510322 \h </w:instrText>
             </w:r>
             <w:r>
               <w:rPr>
@@ -2271,7 +2271,7 @@
               <w14:ligatures w14:val="standardContextual"/>
             </w:rPr>
           </w:pPr>
-          <w:hyperlink w:anchor="_Toc225458552" w:history="1">
+          <w:hyperlink w:anchor="_Toc225510323" w:history="1">
             <w:r>
               <w:rPr>
                 <w:rStyle w:val="a8"/>
@@ -2317,7 +2317,7 @@
                 <w:noProof/>
                 <w:webHidden/>
               </w:rPr>
-              <w:instrText xml:space="preserve"> PAGEREF _Toc225458552 \h </w:instrText>
+              <w:instrText xml:space="preserve"> PAGEREF _Toc225510323 \h </w:instrText>
             </w:r>
             <w:r>
               <w:rPr>
@@ -2364,7 +2364,7 @@
               <w14:ligatures w14:val="standardContextual"/>
             </w:rPr>
           </w:pPr>
-          <w:hyperlink w:anchor="_Toc225458553" w:history="1">
+          <w:hyperlink w:anchor="_Toc225510324" w:history="1">
             <w:r>
               <w:rPr>
                 <w:rStyle w:val="a8"/>
@@ -2410,7 +2410,7 @@
                 <w:noProof/>
                 <w:webHidden/>
               </w:rPr>
-              <w:instrText xml:space="preserve"> PAGEREF _Toc225458553 \h </w:instrText>
+              <w:instrText xml:space="preserve"> PAGEREF _Toc225510324 \h </w:instrText>
             </w:r>
             <w:r>
               <w:rPr>
@@ -2458,7 +2458,7 @@
               <w14:ligatures w14:val="standardContextual"/>
             </w:rPr>
           </w:pPr>
-          <w:hyperlink w:anchor="_Toc225458554" w:history="1">
+          <w:hyperlink w:anchor="_Toc225510325" w:history="1">
             <w:r>
               <w:rPr>
                 <w:rStyle w:val="a8"/>
@@ -2504,7 +2504,7 @@
                 <w:noProof/>
                 <w:webHidden/>
               </w:rPr>
-              <w:instrText xml:space="preserve"> PAGEREF _Toc225458554 \h </w:instrText>
+              <w:instrText xml:space="preserve"> PAGEREF _Toc225510325 \h </w:instrText>
             </w:r>
             <w:r>
               <w:rPr>
@@ -2552,7 +2552,7 @@
               <w14:ligatures w14:val="standardContextual"/>
             </w:rPr>
           </w:pPr>
-          <w:hyperlink w:anchor="_Toc225458555" w:history="1">
+          <w:hyperlink w:anchor="_Toc225510326" w:history="1">
             <w:r>
               <w:rPr>
                 <w:rStyle w:val="a8"/>
@@ -2598,7 +2598,7 @@
                 <w:noProof/>
                 <w:webHidden/>
               </w:rPr>
-              <w:instrText xml:space="preserve"> PAGEREF _Toc225458555 \h </w:instrText>
+              <w:instrText xml:space="preserve"> PAGEREF _Toc225510326 \h </w:instrText>
             </w:r>
             <w:r>
               <w:rPr>
@@ -2645,7 +2645,7 @@
               <w14:ligatures w14:val="standardContextual"/>
             </w:rPr>
           </w:pPr>
-          <w:hyperlink w:anchor="_Toc225458556" w:history="1">
+          <w:hyperlink w:anchor="_Toc225510327" w:history="1">
             <w:r>
               <w:rPr>
                 <w:rStyle w:val="a8"/>
@@ -2706,7 +2706,7 @@
                 <w:noProof/>
                 <w:webHidden/>
               </w:rPr>
-              <w:instrText xml:space="preserve"> PAGEREF _Toc225458556 \h </w:instrText>
+              <w:instrText xml:space="preserve"> PAGEREF _Toc225510327 \h </w:instrText>
             </w:r>
             <w:r>
               <w:rPr>
@@ -2754,7 +2754,7 @@
               <w14:ligatures w14:val="standardContextual"/>
             </w:rPr>
           </w:pPr>
-          <w:hyperlink w:anchor="_Toc225458557" w:history="1">
+          <w:hyperlink w:anchor="_Toc225510328" w:history="1">
             <w:r>
               <w:rPr>
                 <w:rStyle w:val="a8"/>
@@ -2800,7 +2800,7 @@
                 <w:noProof/>
                 <w:webHidden/>
               </w:rPr>
-              <w:instrText xml:space="preserve"> PAGEREF _Toc225458557 \h </w:instrText>
+              <w:instrText xml:space="preserve"> PAGEREF _Toc225510328 \h </w:instrText>
             </w:r>
             <w:r>
               <w:rPr>
@@ -2847,7 +2847,7 @@
               <w14:ligatures w14:val="standardContextual"/>
             </w:rPr>
           </w:pPr>
-          <w:hyperlink w:anchor="_Toc225458558" w:history="1">
+          <w:hyperlink w:anchor="_Toc225510329" w:history="1">
             <w:r>
               <w:rPr>
                 <w:rStyle w:val="a8"/>
@@ -2892,7 +2892,7 @@
                 <w:noProof/>
                 <w:webHidden/>
               </w:rPr>
-              <w:instrText xml:space="preserve"> PAGEREF _Toc225458558 \h </w:instrText>
+              <w:instrText xml:space="preserve"> PAGEREF _Toc225510329 \h </w:instrText>
             </w:r>
             <w:r>
               <w:rPr>
@@ -2939,7 +2939,7 @@
               <w14:ligatures w14:val="standardContextual"/>
             </w:rPr>
           </w:pPr>
-          <w:hyperlink w:anchor="_Toc225458559" w:history="1">
+          <w:hyperlink w:anchor="_Toc225510330" w:history="1">
             <w:r>
               <w:rPr>
                 <w:rStyle w:val="a8"/>
@@ -2984,7 +2984,7 @@
                 <w:noProof/>
                 <w:webHidden/>
               </w:rPr>
-              <w:instrText xml:space="preserve"> PAGEREF _Toc225458559 \h </w:instrText>
+              <w:instrText xml:space="preserve"> PAGEREF _Toc225510330 \h </w:instrText>
             </w:r>
             <w:r>
               <w:rPr>
@@ -3031,7 +3031,7 @@
               <w14:ligatures w14:val="standardContextual"/>
             </w:rPr>
           </w:pPr>
-          <w:hyperlink w:anchor="_Toc225458560" w:history="1">
+          <w:hyperlink w:anchor="_Toc225510331" w:history="1">
             <w:r>
               <w:rPr>
                 <w:rStyle w:val="a8"/>
@@ -3076,7 +3076,7 @@
                 <w:noProof/>
                 <w:webHidden/>
               </w:rPr>
-              <w:instrText xml:space="preserve"> PAGEREF _Toc225458560 \h </w:instrText>
+              <w:instrText xml:space="preserve"> PAGEREF _Toc225510331 \h </w:instrText>
             </w:r>
             <w:r>
               <w:rPr>
@@ -3124,7 +3124,7 @@
               <w14:ligatures w14:val="standardContextual"/>
             </w:rPr>
           </w:pPr>
-          <w:hyperlink w:anchor="_Toc225458561" w:history="1">
+          <w:hyperlink w:anchor="_Toc225510332" w:history="1">
             <w:r>
               <w:rPr>
                 <w:rStyle w:val="a8"/>
@@ -3170,7 +3170,7 @@
                 <w:noProof/>
                 <w:webHidden/>
               </w:rPr>
-              <w:instrText xml:space="preserve"> PAGEREF _Toc225458561 \h </w:instrText>
+              <w:instrText xml:space="preserve"> PAGEREF _Toc225510332 \h </w:instrText>
             </w:r>
             <w:r>
               <w:rPr>
@@ -3218,7 +3218,7 @@
               <w14:ligatures w14:val="standardContextual"/>
             </w:rPr>
           </w:pPr>
-          <w:hyperlink w:anchor="_Toc225458562" w:history="1">
+          <w:hyperlink w:anchor="_Toc225510333" w:history="1">
             <w:r>
               <w:rPr>
                 <w:rStyle w:val="a8"/>
@@ -3264,7 +3264,7 @@
                 <w:noProof/>
                 <w:webHidden/>
               </w:rPr>
-              <w:instrText xml:space="preserve"> PAGEREF _Toc225458562 \h </w:instrText>
+              <w:instrText xml:space="preserve"> PAGEREF _Toc225510333 \h </w:instrText>
             </w:r>
             <w:r>
               <w:rPr>
@@ -3311,7 +3311,7 @@
               <w14:ligatures w14:val="standardContextual"/>
             </w:rPr>
           </w:pPr>
-          <w:hyperlink w:anchor="_Toc225458563" w:history="1">
+          <w:hyperlink w:anchor="_Toc225510334" w:history="1">
             <w:r>
               <w:rPr>
                 <w:rStyle w:val="a8"/>
@@ -3356,7 +3356,7 @@
                 <w:noProof/>
                 <w:webHidden/>
               </w:rPr>
-              <w:instrText xml:space="preserve"> PAGEREF _Toc225458563 \h </w:instrText>
+              <w:instrText xml:space="preserve"> PAGEREF _Toc225510334 \h </w:instrText>
             </w:r>
             <w:r>
               <w:rPr>
@@ -3404,7 +3404,7 @@
               <w14:ligatures w14:val="standardContextual"/>
             </w:rPr>
           </w:pPr>
-          <w:hyperlink w:anchor="_Toc225458564" w:history="1">
+          <w:hyperlink w:anchor="_Toc225510335" w:history="1">
             <w:r>
               <w:rPr>
                 <w:rStyle w:val="a8"/>
@@ -3473,7 +3473,7 @@
                 <w:noProof/>
                 <w:webHidden/>
               </w:rPr>
-              <w:instrText xml:space="preserve"> PAGEREF _Toc225458564 \h </w:instrText>
+              <w:instrText xml:space="preserve"> PAGEREF _Toc225510335 \h </w:instrText>
             </w:r>
             <w:r>
               <w:rPr>
@@ -3521,7 +3521,7 @@
               <w14:ligatures w14:val="standardContextual"/>
             </w:rPr>
           </w:pPr>
-          <w:hyperlink w:anchor="_Toc225458565" w:history="1">
+          <w:hyperlink w:anchor="_Toc225510336" w:history="1">
             <w:r>
               <w:rPr>
                 <w:rStyle w:val="a8"/>
@@ -3575,7 +3575,7 @@
                 <w:noProof/>
                 <w:webHidden/>
               </w:rPr>
-              <w:instrText xml:space="preserve"> PAGEREF _Toc225458565 \h </w:instrText>
+              <w:instrText xml:space="preserve"> PAGEREF _Toc225510336 \h </w:instrText>
             </w:r>
             <w:r>
               <w:rPr>
@@ -3623,7 +3623,7 @@
               <w14:ligatures w14:val="standardContextual"/>
             </w:rPr>
           </w:pPr>
-          <w:hyperlink w:anchor="_Toc225458566" w:history="1">
+          <w:hyperlink w:anchor="_Toc225510337" w:history="1">
             <w:r>
               <w:rPr>
                 <w:rStyle w:val="a8"/>
@@ -3677,7 +3677,7 @@
                 <w:noProof/>
                 <w:webHidden/>
               </w:rPr>
-              <w:instrText xml:space="preserve"> PAGEREF _Toc225458566 \h </w:instrText>
+              <w:instrText xml:space="preserve"> PAGEREF _Toc225510337 \h </w:instrText>
             </w:r>
             <w:r>
               <w:rPr>
@@ -3724,7 +3724,7 @@
               <w14:ligatures w14:val="standardContextual"/>
             </w:rPr>
           </w:pPr>
-          <w:hyperlink w:anchor="_Toc225458567" w:history="1">
+          <w:hyperlink w:anchor="_Toc225510338" w:history="1">
             <w:r>
               <w:rPr>
                 <w:rStyle w:val="a8"/>
@@ -3769,7 +3769,7 @@
                 <w:noProof/>
                 <w:webHidden/>
               </w:rPr>
-              <w:instrText xml:space="preserve"> PAGEREF _Toc225458567 \h </w:instrText>
+              <w:instrText xml:space="preserve"> PAGEREF _Toc225510338 \h </w:instrText>
             </w:r>
             <w:r>
               <w:rPr>
@@ -3817,7 +3817,7 @@
               <w14:ligatures w14:val="standardContextual"/>
             </w:rPr>
           </w:pPr>
-          <w:hyperlink w:anchor="_Toc225458568" w:history="1">
+          <w:hyperlink w:anchor="_Toc225510339" w:history="1">
             <w:r>
               <w:rPr>
                 <w:rStyle w:val="a8"/>
@@ -3878,7 +3878,7 @@
                 <w:noProof/>
                 <w:webHidden/>
               </w:rPr>
-              <w:instrText xml:space="preserve"> PAGEREF _Toc225458568 \h </w:instrText>
+              <w:instrText xml:space="preserve"> PAGEREF _Toc225510339 \h </w:instrText>
             </w:r>
             <w:r>
               <w:rPr>
@@ -3925,7 +3925,7 @@
               <w14:ligatures w14:val="standardContextual"/>
             </w:rPr>
           </w:pPr>
-          <w:hyperlink w:anchor="_Toc225458569" w:history="1">
+          <w:hyperlink w:anchor="_Toc225510340" w:history="1">
             <w:r>
               <w:rPr>
                 <w:rStyle w:val="a8"/>
@@ -3971,7 +3971,7 @@
                 <w:noProof/>
                 <w:webHidden/>
               </w:rPr>
-              <w:instrText xml:space="preserve"> PAGEREF _Toc225458569 \h </w:instrText>
+              <w:instrText xml:space="preserve"> PAGEREF _Toc225510340 \h </w:instrText>
             </w:r>
             <w:r>
               <w:rPr>
@@ -4019,7 +4019,7 @@
               <w14:ligatures w14:val="standardContextual"/>
             </w:rPr>
           </w:pPr>
-          <w:hyperlink w:anchor="_Toc225458570" w:history="1">
+          <w:hyperlink w:anchor="_Toc225510341" w:history="1">
             <w:r>
               <w:rPr>
                 <w:rStyle w:val="a8"/>
@@ -4067,7 +4067,7 @@
                 <w:noProof/>
                 <w:webHidden/>
               </w:rPr>
-              <w:instrText xml:space="preserve"> PAGEREF _Toc225458570 \h </w:instrText>
+              <w:instrText xml:space="preserve"> PAGEREF _Toc225510341 \h </w:instrText>
             </w:r>
             <w:r>
               <w:rPr>
@@ -4115,7 +4115,7 @@
               <w14:ligatures w14:val="standardContextual"/>
             </w:rPr>
           </w:pPr>
-          <w:hyperlink w:anchor="_Toc225458571" w:history="1">
+          <w:hyperlink w:anchor="_Toc225510342" w:history="1">
             <w:r>
               <w:rPr>
                 <w:rStyle w:val="a8"/>
@@ -4169,7 +4169,7 @@
                 <w:noProof/>
                 <w:webHidden/>
               </w:rPr>
-              <w:instrText xml:space="preserve"> PAGEREF _Toc225458571 \h </w:instrText>
+              <w:instrText xml:space="preserve"> PAGEREF _Toc225510342 \h </w:instrText>
             </w:r>
             <w:r>
               <w:rPr>
@@ -4217,7 +4217,7 @@
               <w14:ligatures w14:val="standardContextual"/>
             </w:rPr>
           </w:pPr>
-          <w:hyperlink w:anchor="_Toc225458572" w:history="1">
+          <w:hyperlink w:anchor="_Toc225510343" w:history="1">
             <w:r>
               <w:rPr>
                 <w:rStyle w:val="a8"/>
@@ -4271,7 +4271,7 @@
                 <w:noProof/>
                 <w:webHidden/>
               </w:rPr>
-              <w:instrText xml:space="preserve"> PAGEREF _Toc225458572 \h </w:instrText>
+              <w:instrText xml:space="preserve"> PAGEREF _Toc225510343 \h </w:instrText>
             </w:r>
             <w:r>
               <w:rPr>
@@ -4319,7 +4319,7 @@
               <w14:ligatures w14:val="standardContextual"/>
             </w:rPr>
           </w:pPr>
-          <w:hyperlink w:anchor="_Toc225458573" w:history="1">
+          <w:hyperlink w:anchor="_Toc225510344" w:history="1">
             <w:r>
               <w:rPr>
                 <w:rStyle w:val="a8"/>
@@ -4373,7 +4373,7 @@
                 <w:noProof/>
                 <w:webHidden/>
               </w:rPr>
-              <w:instrText xml:space="preserve"> PAGEREF _Toc225458573 \h </w:instrText>
+              <w:instrText xml:space="preserve"> PAGEREF _Toc225510344 \h </w:instrText>
             </w:r>
             <w:r>
               <w:rPr>
@@ -4420,7 +4420,7 @@
               <w14:ligatures w14:val="standardContextual"/>
             </w:rPr>
           </w:pPr>
-          <w:hyperlink w:anchor="_Toc225458574" w:history="1">
+          <w:hyperlink w:anchor="_Toc225510345" w:history="1">
             <w:r>
               <w:rPr>
                 <w:rStyle w:val="a8"/>
@@ -4480,7 +4480,7 @@
                 <w:noProof/>
                 <w:webHidden/>
               </w:rPr>
-              <w:instrText xml:space="preserve"> PAGEREF _Toc225458574 \h </w:instrText>
+              <w:instrText xml:space="preserve"> PAGEREF _Toc225510345 \h </w:instrText>
             </w:r>
             <w:r>
               <w:rPr>
@@ -4527,7 +4527,7 @@
               <w14:ligatures w14:val="standardContextual"/>
             </w:rPr>
           </w:pPr>
-          <w:hyperlink w:anchor="_Toc225458575" w:history="1">
+          <w:hyperlink w:anchor="_Toc225510346" w:history="1">
             <w:r>
               <w:rPr>
                 <w:rStyle w:val="a8"/>
@@ -4574,7 +4574,7 @@
                 <w:noProof/>
                 <w:webHidden/>
               </w:rPr>
-              <w:instrText xml:space="preserve"> PAGEREF _Toc225458575 \h </w:instrText>
+              <w:instrText xml:space="preserve"> PAGEREF _Toc225510346 \h </w:instrText>
             </w:r>
             <w:r>
               <w:rPr>
@@ -4622,7 +4622,7 @@
               <w14:ligatures w14:val="standardContextual"/>
             </w:rPr>
           </w:pPr>
-          <w:hyperlink w:anchor="_Toc225458576" w:history="1">
+          <w:hyperlink w:anchor="_Toc225510347" w:history="1">
             <w:r>
               <w:rPr>
                 <w:rStyle w:val="a8"/>
@@ -4668,7 +4668,7 @@
                 <w:noProof/>
                 <w:webHidden/>
               </w:rPr>
-              <w:instrText xml:space="preserve"> PAGEREF _Toc225458576 \h </w:instrText>
+              <w:instrText xml:space="preserve"> PAGEREF _Toc225510347 \h </w:instrText>
             </w:r>
             <w:r>
               <w:rPr>
@@ -4715,7 +4715,7 @@
               <w14:ligatures w14:val="standardContextual"/>
             </w:rPr>
           </w:pPr>
-          <w:hyperlink w:anchor="_Toc225458577" w:history="1">
+          <w:hyperlink w:anchor="_Toc225510348" w:history="1">
             <w:r>
               <w:rPr>
                 <w:rStyle w:val="a8"/>
@@ -4760,7 +4760,7 @@
                 <w:noProof/>
                 <w:webHidden/>
               </w:rPr>
-              <w:instrText xml:space="preserve"> PAGEREF _Toc225458577 \h </w:instrText>
+              <w:instrText xml:space="preserve"> PAGEREF _Toc225510348 \h </w:instrText>
             </w:r>
             <w:r>
               <w:rPr>
@@ -4807,7 +4807,7 @@
               <w14:ligatures w14:val="standardContextual"/>
             </w:rPr>
           </w:pPr>
-          <w:hyperlink w:anchor="_Toc225458578" w:history="1">
+          <w:hyperlink w:anchor="_Toc225510349" w:history="1">
             <w:r>
               <w:rPr>
                 <w:rStyle w:val="a8"/>
@@ -4852,7 +4852,7 @@
                 <w:noProof/>
                 <w:webHidden/>
               </w:rPr>
-              <w:instrText xml:space="preserve"> PAGEREF _Toc225458578 \h </w:instrText>
+              <w:instrText xml:space="preserve"> PAGEREF _Toc225510349 \h </w:instrText>
             </w:r>
             <w:r>
               <w:rPr>
@@ -4900,7 +4900,7 @@
               <w14:ligatures w14:val="standardContextual"/>
             </w:rPr>
           </w:pPr>
-          <w:hyperlink w:anchor="_Toc225458579" w:history="1">
+          <w:hyperlink w:anchor="_Toc225510350" w:history="1">
             <w:r>
               <w:rPr>
                 <w:rStyle w:val="a8"/>
@@ -4946,7 +4946,7 @@
                 <w:noProof/>
                 <w:webHidden/>
               </w:rPr>
-              <w:instrText xml:space="preserve"> PAGEREF _Toc225458579 \h </w:instrText>
+              <w:instrText xml:space="preserve"> PAGEREF _Toc225510350 \h </w:instrText>
             </w:r>
             <w:r>
               <w:rPr>
@@ -4993,7 +4993,7 @@
               <w14:ligatures w14:val="standardContextual"/>
             </w:rPr>
           </w:pPr>
-          <w:hyperlink w:anchor="_Toc225458580" w:history="1">
+          <w:hyperlink w:anchor="_Toc225510351" w:history="1">
             <w:r>
               <w:rPr>
                 <w:rStyle w:val="a8"/>
@@ -5038,7 +5038,7 @@
                 <w:noProof/>
                 <w:webHidden/>
               </w:rPr>
-              <w:instrText xml:space="preserve"> PAGEREF _Toc225458580 \h </w:instrText>
+              <w:instrText xml:space="preserve"> PAGEREF _Toc225510351 \h </w:instrText>
             </w:r>
             <w:r>
               <w:rPr>
@@ -5085,7 +5085,7 @@
               <w14:ligatures w14:val="standardContextual"/>
             </w:rPr>
           </w:pPr>
-          <w:hyperlink w:anchor="_Toc225458581" w:history="1">
+          <w:hyperlink w:anchor="_Toc225510352" w:history="1">
             <w:r>
               <w:rPr>
                 <w:rStyle w:val="a8"/>
@@ -5130,7 +5130,7 @@
                 <w:noProof/>
                 <w:webHidden/>
               </w:rPr>
-              <w:instrText xml:space="preserve"> PAGEREF _Toc225458581 \h </w:instrText>
+              <w:instrText xml:space="preserve"> PAGEREF _Toc225510352 \h </w:instrText>
             </w:r>
             <w:r>
               <w:rPr>
@@ -5150,7 +5150,7 @@
                 <w:noProof/>
                 <w:webHidden/>
               </w:rPr>
-              <w:t>27</w:t>
+              <w:t>28</w:t>
             </w:r>
             <w:r>
               <w:rPr>
@@ -5177,7 +5177,7 @@
               <w14:ligatures w14:val="standardContextual"/>
             </w:rPr>
           </w:pPr>
-          <w:hyperlink w:anchor="_Toc225458582" w:history="1">
+          <w:hyperlink w:anchor="_Toc225510353" w:history="1">
             <w:r>
               <w:rPr>
                 <w:rStyle w:val="a8"/>
@@ -5223,7 +5223,7 @@
                 <w:noProof/>
                 <w:webHidden/>
               </w:rPr>
-              <w:instrText xml:space="preserve"> PAGEREF _Toc225458582 \h </w:instrText>
+              <w:instrText xml:space="preserve"> PAGEREF _Toc225510353 \h </w:instrText>
             </w:r>
             <w:r>
               <w:rPr>
@@ -5271,7 +5271,7 @@
               <w14:ligatures w14:val="standardContextual"/>
             </w:rPr>
           </w:pPr>
-          <w:hyperlink w:anchor="_Toc225458583" w:history="1">
+          <w:hyperlink w:anchor="_Toc225510354" w:history="1">
             <w:r>
               <w:rPr>
                 <w:rStyle w:val="a8"/>
@@ -5317,7 +5317,7 @@
                 <w:noProof/>
                 <w:webHidden/>
               </w:rPr>
-              <w:instrText xml:space="preserve"> PAGEREF _Toc225458583 \h </w:instrText>
+              <w:instrText xml:space="preserve"> PAGEREF _Toc225510354 \h </w:instrText>
             </w:r>
             <w:r>
               <w:rPr>
@@ -5365,7 +5365,7 @@
               <w14:ligatures w14:val="standardContextual"/>
             </w:rPr>
           </w:pPr>
-          <w:hyperlink w:anchor="_Toc225458584" w:history="1">
+          <w:hyperlink w:anchor="_Toc225510355" w:history="1">
             <w:r>
               <w:rPr>
                 <w:rStyle w:val="a8"/>
@@ -5411,7 +5411,7 @@
                 <w:noProof/>
                 <w:webHidden/>
               </w:rPr>
-              <w:instrText xml:space="preserve"> PAGEREF _Toc225458584 \h </w:instrText>
+              <w:instrText xml:space="preserve"> PAGEREF _Toc225510355 \h </w:instrText>
             </w:r>
             <w:r>
               <w:rPr>
@@ -5459,7 +5459,7 @@
               <w14:ligatures w14:val="standardContextual"/>
             </w:rPr>
           </w:pPr>
-          <w:hyperlink w:anchor="_Toc225458585" w:history="1">
+          <w:hyperlink w:anchor="_Toc225510356" w:history="1">
             <w:r>
               <w:rPr>
                 <w:rStyle w:val="a8"/>
@@ -5505,7 +5505,7 @@
                 <w:noProof/>
                 <w:webHidden/>
               </w:rPr>
-              <w:instrText xml:space="preserve"> PAGEREF _Toc225458585 \h </w:instrText>
+              <w:instrText xml:space="preserve"> PAGEREF _Toc225510356 \h </w:instrText>
             </w:r>
             <w:r>
               <w:rPr>
@@ -5553,7 +5553,7 @@
               <w14:ligatures w14:val="standardContextual"/>
             </w:rPr>
           </w:pPr>
-          <w:hyperlink w:anchor="_Toc225458586" w:history="1">
+          <w:hyperlink w:anchor="_Toc225510357" w:history="1">
             <w:r>
               <w:rPr>
                 <w:rStyle w:val="a8"/>
@@ -5600,7 +5600,7 @@
                 <w:noProof/>
                 <w:webHidden/>
               </w:rPr>
-              <w:instrText xml:space="preserve"> PAGEREF _Toc225458586 \h </w:instrText>
+              <w:instrText xml:space="preserve"> PAGEREF _Toc225510357 \h </w:instrText>
             </w:r>
             <w:r>
               <w:rPr>
@@ -5644,7 +5644,7 @@
               <w14:ligatures w14:val="standardContextual"/>
             </w:rPr>
           </w:pPr>
-          <w:hyperlink w:anchor="_Toc225458587" w:history="1">
+          <w:hyperlink w:anchor="_Toc225510358" w:history="1">
             <w:r>
               <w:rPr>
                 <w:rStyle w:val="a8"/>
@@ -5671,7 +5671,7 @@
                 <w:noProof/>
                 <w:webHidden/>
               </w:rPr>
-              <w:instrText xml:space="preserve"> PAGEREF _Toc225458587 \h </w:instrText>
+              <w:instrText xml:space="preserve"> PAGEREF _Toc225510358 \h </w:instrText>
             </w:r>
             <w:r>
               <w:rPr>
@@ -5715,7 +5715,7 @@
               <w14:ligatures w14:val="standardContextual"/>
             </w:rPr>
           </w:pPr>
-          <w:hyperlink w:anchor="_Toc225458588" w:history="1">
+          <w:hyperlink w:anchor="_Toc225510359" w:history="1">
             <w:r>
               <w:rPr>
                 <w:rStyle w:val="a8"/>
@@ -5742,7 +5742,7 @@
                 <w:noProof/>
                 <w:webHidden/>
               </w:rPr>
-              <w:instrText xml:space="preserve"> PAGEREF _Toc225458588 \h </w:instrText>
+              <w:instrText xml:space="preserve"> PAGEREF _Toc225510359 \h </w:instrText>
             </w:r>
             <w:r>
               <w:rPr>
@@ -5800,7 +5800,7 @@
           <w:numId w:val="0"/>
         </w:numPr>
       </w:pPr>
-      <w:bookmarkStart w:id="4" w:name="_Toc225458543"/>
+      <w:bookmarkStart w:id="4" w:name="_Toc225510314"/>
       <w:r>
         <w:lastRenderedPageBreak/>
         <w:t>ВВЕДЕНИЕ</w:t>
@@ -5824,7 +5824,7 @@
       <w:bookmarkStart w:id="6" w:name="_Toc224906942"/>
       <w:bookmarkStart w:id="7" w:name="_Toc224926133"/>
       <w:bookmarkStart w:id="8" w:name="_Toc224927269"/>
-      <w:bookmarkStart w:id="9" w:name="_Toc225458544"/>
+      <w:bookmarkStart w:id="9" w:name="_Toc225510315"/>
       <w:r>
         <w:lastRenderedPageBreak/>
         <w:t>Техническое задание</w:t>
@@ -5902,7 +5902,7 @@
           <v:shape id="_x0000_i1025" type="#_x0000_t75" style="width:75.6pt;height:49.2pt" o:ole="">
             <v:imagedata r:id="rId11" o:title=""/>
           </v:shape>
-          <o:OLEObject Type="Embed" ProgID="Word.Document.12" ShapeID="_x0000_i1025" DrawAspect="Icon" ObjectID="_1836071307" r:id="rId12">
+          <o:OLEObject Type="Embed" ProgID="Word.Document.12" ShapeID="_x0000_i1025" DrawAspect="Icon" ObjectID="_1836123592" r:id="rId12">
             <o:FieldCodes>\s</o:FieldCodes>
           </o:OLEObject>
         </w:object>
@@ -5916,7 +5916,7 @@
       <w:bookmarkStart w:id="12" w:name="_Toc224906944"/>
       <w:bookmarkStart w:id="13" w:name="_Toc224926135"/>
       <w:bookmarkStart w:id="14" w:name="_Toc224927271"/>
-      <w:bookmarkStart w:id="15" w:name="_Toc225458545"/>
+      <w:bookmarkStart w:id="15" w:name="_Toc225510316"/>
       <w:r>
         <w:lastRenderedPageBreak/>
         <w:t xml:space="preserve">Диаграмма </w:t>
@@ -5938,7 +5938,7 @@
       <w:bookmarkStart w:id="17" w:name="_Toc224906945"/>
       <w:bookmarkStart w:id="18" w:name="_Toc224926136"/>
       <w:bookmarkStart w:id="19" w:name="_Toc224927272"/>
-      <w:bookmarkStart w:id="20" w:name="_Toc225458546"/>
+      <w:bookmarkStart w:id="20" w:name="_Toc225510317"/>
       <w:r>
         <w:t>О</w:t>
       </w:r>
@@ -5960,7 +5960,7 @@
       </w:pPr>
       <w:bookmarkStart w:id="21" w:name="_Toc224906946"/>
       <w:bookmarkStart w:id="22" w:name="_Toc224926137"/>
-      <w:bookmarkStart w:id="23" w:name="_Toc225458547"/>
+      <w:bookmarkStart w:id="23" w:name="_Toc225510318"/>
       <w:r>
         <w:t>Процессы, связанные с гостями системы</w:t>
       </w:r>
@@ -6006,7 +6006,7 @@
       </w:pPr>
       <w:bookmarkStart w:id="24" w:name="_Toc224906947"/>
       <w:bookmarkStart w:id="25" w:name="_Toc224926138"/>
-      <w:bookmarkStart w:id="26" w:name="_Toc225458548"/>
+      <w:bookmarkStart w:id="26" w:name="_Toc225510319"/>
       <w:r>
         <w:t>Процессы, доступные зарегистрированным пользователям</w:t>
       </w:r>
@@ -6092,7 +6092,7 @@
       </w:pPr>
       <w:bookmarkStart w:id="27" w:name="_Toc224906948"/>
       <w:bookmarkStart w:id="28" w:name="_Toc224926139"/>
-      <w:bookmarkStart w:id="29" w:name="_Toc225458549"/>
+      <w:bookmarkStart w:id="29" w:name="_Toc225510320"/>
       <w:r>
         <w:t>Процессы модерации контента</w:t>
       </w:r>
@@ -6136,7 +6136,7 @@
       </w:pPr>
       <w:bookmarkStart w:id="30" w:name="_Toc224906949"/>
       <w:bookmarkStart w:id="31" w:name="_Toc224926140"/>
-      <w:bookmarkStart w:id="32" w:name="_Toc225458550"/>
+      <w:bookmarkStart w:id="32" w:name="_Toc225510321"/>
       <w:r>
         <w:lastRenderedPageBreak/>
         <w:t>Процессы администрирования системы</w:t>
@@ -6194,7 +6194,7 @@
       </w:pPr>
       <w:bookmarkStart w:id="33" w:name="_Toc224906950"/>
       <w:bookmarkStart w:id="34" w:name="_Toc224926141"/>
-      <w:bookmarkStart w:id="35" w:name="_Toc225458551"/>
+      <w:bookmarkStart w:id="35" w:name="_Toc225510322"/>
       <w:r>
         <w:t>Процессы интеграции с внешними системами</w:t>
       </w:r>
@@ -6243,7 +6243,7 @@
       <w:bookmarkStart w:id="37" w:name="_Toc224906951"/>
       <w:bookmarkStart w:id="38" w:name="_Toc224926142"/>
       <w:bookmarkStart w:id="39" w:name="_Toc224927273"/>
-      <w:bookmarkStart w:id="40" w:name="_Toc225458552"/>
+      <w:bookmarkStart w:id="40" w:name="_Toc225510323"/>
       <w:r>
         <w:t>Схематическое представление (</w:t>
       </w:r>
@@ -6397,7 +6397,7 @@
       <w:bookmarkStart w:id="42" w:name="_Toc224906952"/>
       <w:bookmarkStart w:id="43" w:name="_Toc224926143"/>
       <w:bookmarkStart w:id="44" w:name="_Toc224927274"/>
-      <w:bookmarkStart w:id="45" w:name="_Toc225458553"/>
+      <w:bookmarkStart w:id="45" w:name="_Toc225510324"/>
       <w:r>
         <w:lastRenderedPageBreak/>
         <w:t>Архитектура приложения</w:t>
@@ -6414,7 +6414,7 @@
       <w:bookmarkStart w:id="46" w:name="_Toc224906953"/>
       <w:bookmarkStart w:id="47" w:name="_Toc224926144"/>
       <w:bookmarkStart w:id="48" w:name="_Toc224927275"/>
-      <w:bookmarkStart w:id="49" w:name="_Toc225458554"/>
+      <w:bookmarkStart w:id="49" w:name="_Toc225510325"/>
       <w:r>
         <w:t>Обоснование выбора</w:t>
       </w:r>
@@ -6447,7 +6447,7 @@
       <w:bookmarkStart w:id="51" w:name="_Toc224926145"/>
       <w:bookmarkStart w:id="52" w:name="_Toc224927276"/>
       <w:bookmarkStart w:id="53" w:name="_Toc210590483"/>
-      <w:bookmarkStart w:id="54" w:name="_Toc225458555"/>
+      <w:bookmarkStart w:id="54" w:name="_Toc225510326"/>
       <w:r>
         <w:t>Диаграмма архитектуры</w:t>
       </w:r>
@@ -6605,7 +6605,7 @@
       <w:bookmarkStart w:id="56" w:name="_Toc224906955"/>
       <w:bookmarkStart w:id="57" w:name="_Toc224926146"/>
       <w:bookmarkStart w:id="58" w:name="_Toc224927277"/>
-      <w:bookmarkStart w:id="59" w:name="_Toc225458556"/>
+      <w:bookmarkStart w:id="59" w:name="_Toc225510327"/>
       <w:r>
         <w:lastRenderedPageBreak/>
         <w:t xml:space="preserve">Функциональная модель </w:t>
@@ -6637,7 +6637,7 @@
       <w:bookmarkStart w:id="60" w:name="_Toc224906956"/>
       <w:bookmarkStart w:id="61" w:name="_Toc224926147"/>
       <w:bookmarkStart w:id="62" w:name="_Toc224927278"/>
-      <w:bookmarkStart w:id="63" w:name="_Toc225458557"/>
+      <w:bookmarkStart w:id="63" w:name="_Toc225510328"/>
       <w:r>
         <w:t>Общие сведения</w:t>
       </w:r>
@@ -6652,7 +6652,7 @@
       </w:pPr>
       <w:bookmarkStart w:id="64" w:name="_Toc224906957"/>
       <w:bookmarkStart w:id="65" w:name="_Toc224926148"/>
-      <w:bookmarkStart w:id="66" w:name="_Toc225458558"/>
+      <w:bookmarkStart w:id="66" w:name="_Toc225510329"/>
       <w:r>
         <w:t>Краткое описание объекта автоматизации</w:t>
       </w:r>
@@ -6702,7 +6702,7 @@
       </w:pPr>
       <w:bookmarkStart w:id="67" w:name="_Toc224906958"/>
       <w:bookmarkStart w:id="68" w:name="_Toc224926149"/>
-      <w:bookmarkStart w:id="69" w:name="_Toc225458559"/>
+      <w:bookmarkStart w:id="69" w:name="_Toc225510330"/>
       <w:r>
         <w:t>Способ создания подсистемы «3D-визуализация»</w:t>
       </w:r>
@@ -6732,7 +6732,7 @@
       </w:pPr>
       <w:bookmarkStart w:id="70" w:name="_Toc224906959"/>
       <w:bookmarkStart w:id="71" w:name="_Toc224926150"/>
-      <w:bookmarkStart w:id="72" w:name="_Toc225458560"/>
+      <w:bookmarkStart w:id="72" w:name="_Toc225510331"/>
       <w:r>
         <w:t>Средства создания подсистемы «3D-визуализация»</w:t>
       </w:r>
@@ -6913,7 +6913,7 @@
       <w:bookmarkStart w:id="73" w:name="_Toc224906960"/>
       <w:bookmarkStart w:id="74" w:name="_Toc224926151"/>
       <w:bookmarkStart w:id="75" w:name="_Toc224927279"/>
-      <w:bookmarkStart w:id="76" w:name="_Toc225458561"/>
+      <w:bookmarkStart w:id="76" w:name="_Toc225510332"/>
       <w:r>
         <w:lastRenderedPageBreak/>
         <w:t>К</w:t>
@@ -7320,7 +7320,7 @@
       <w:r>
         <w:t xml:space="preserve"> </w:t>
       </w:r>
-      <w:bookmarkStart w:id="78" w:name="_Toc225458562"/>
+      <w:bookmarkStart w:id="78" w:name="_Toc225510333"/>
       <w:r>
         <w:t>Декомпозиция контекстной диаграммы</w:t>
       </w:r>
@@ -7344,7 +7344,7 @@
       <w:pPr>
         <w:pStyle w:val="3"/>
       </w:pPr>
-      <w:bookmarkStart w:id="79" w:name="_Toc225458563"/>
+      <w:bookmarkStart w:id="79" w:name="_Toc225510334"/>
       <w:r>
         <w:t>Описание функциональных блоков</w:t>
       </w:r>
@@ -7354,7 +7354,7 @@
       <w:pPr>
         <w:pStyle w:val="4"/>
       </w:pPr>
-      <w:bookmarkStart w:id="80" w:name="_Toc225458564"/>
+      <w:bookmarkStart w:id="80" w:name="_Toc225510335"/>
       <w:r>
         <w:rPr>
           <w:lang w:val="en-US"/>
@@ -7604,7 +7604,7 @@
       <w:pPr>
         <w:pStyle w:val="4"/>
       </w:pPr>
-      <w:bookmarkStart w:id="81" w:name="_Toc225458565"/>
+      <w:bookmarkStart w:id="81" w:name="_Toc225510336"/>
       <w:r>
         <w:rPr>
           <w:lang w:val="en-US"/>
@@ -7822,7 +7822,7 @@
       <w:pPr>
         <w:pStyle w:val="4"/>
       </w:pPr>
-      <w:bookmarkStart w:id="82" w:name="_Toc225458566"/>
+      <w:bookmarkStart w:id="82" w:name="_Toc225510337"/>
       <w:r>
         <w:rPr>
           <w:lang w:val="en-US"/>
@@ -8079,7 +8079,7 @@
       <w:pPr>
         <w:pStyle w:val="3"/>
       </w:pPr>
-      <w:bookmarkStart w:id="83" w:name="_Toc225458567"/>
+      <w:bookmarkStart w:id="83" w:name="_Toc225510338"/>
       <w:r>
         <w:t>Схематическое представление диаграммы декомпозиции</w:t>
       </w:r>
@@ -8232,7 +8232,7 @@
       <w:pPr>
         <w:pStyle w:val="20"/>
       </w:pPr>
-      <w:bookmarkStart w:id="85" w:name="_Toc225458568"/>
+      <w:bookmarkStart w:id="85" w:name="_Toc225510339"/>
       <w:r>
         <w:t xml:space="preserve">Декомпозиция подпроцесса </w:t>
       </w:r>
@@ -8299,7 +8299,7 @@
           <w:lang w:val="en-US"/>
         </w:rPr>
       </w:pPr>
-      <w:bookmarkStart w:id="86" w:name="_Toc225458569"/>
+      <w:bookmarkStart w:id="86" w:name="_Toc225510340"/>
       <w:r>
         <w:t>Описание функциональных блоков</w:t>
       </w:r>
@@ -8312,7 +8312,7 @@
           <w:lang w:val="en-US"/>
         </w:rPr>
       </w:pPr>
-      <w:bookmarkStart w:id="87" w:name="_Toc225458570"/>
+      <w:bookmarkStart w:id="87" w:name="_Toc225510341"/>
       <w:r>
         <w:rPr>
           <w:lang w:val="en-US"/>
@@ -8545,7 +8545,7 @@
       <w:pPr>
         <w:pStyle w:val="4"/>
       </w:pPr>
-      <w:bookmarkStart w:id="88" w:name="_Toc225458571"/>
+      <w:bookmarkStart w:id="88" w:name="_Toc225510342"/>
       <w:r>
         <w:rPr>
           <w:lang w:val="en-US"/>
@@ -8711,7 +8711,7 @@
       <w:pPr>
         <w:pStyle w:val="4"/>
       </w:pPr>
-      <w:bookmarkStart w:id="89" w:name="_Toc225458572"/>
+      <w:bookmarkStart w:id="89" w:name="_Toc225510343"/>
       <w:r>
         <w:rPr>
           <w:lang w:val="en-US"/>
@@ -8892,7 +8892,7 @@
       <w:pPr>
         <w:pStyle w:val="4"/>
       </w:pPr>
-      <w:bookmarkStart w:id="90" w:name="_Toc225458573"/>
+      <w:bookmarkStart w:id="90" w:name="_Toc225510344"/>
       <w:r>
         <w:rPr>
           <w:lang w:val="en-US"/>
@@ -9056,7 +9056,7 @@
       <w:pPr>
         <w:pStyle w:val="3"/>
       </w:pPr>
-      <w:bookmarkStart w:id="91" w:name="_Toc225458574"/>
+      <w:bookmarkStart w:id="91" w:name="_Toc225510345"/>
       <w:r>
         <w:t>Схематическое представление диаграммы декомпозиции</w:t>
       </w:r>
@@ -9243,7 +9243,7 @@
           <w:lang w:val="en-US"/>
         </w:rPr>
       </w:pPr>
-      <w:bookmarkStart w:id="93" w:name="_Toc225458575"/>
+      <w:bookmarkStart w:id="93" w:name="_Toc225510346"/>
       <w:r>
         <w:lastRenderedPageBreak/>
         <w:t>Модель потоков данных</w:t>
@@ -9295,7 +9295,7 @@
       <w:pPr>
         <w:pStyle w:val="20"/>
       </w:pPr>
-      <w:bookmarkStart w:id="94" w:name="_Toc225458576"/>
+      <w:bookmarkStart w:id="94" w:name="_Toc225510347"/>
       <w:r>
         <w:t>Декомпозиция подпроцесса А31 «Выполнение рендеринга кадра»</w:t>
       </w:r>
@@ -9305,7 +9305,7 @@
       <w:pPr>
         <w:pStyle w:val="3"/>
       </w:pPr>
-      <w:bookmarkStart w:id="95" w:name="_Toc225458577"/>
+      <w:bookmarkStart w:id="95" w:name="_Toc225510348"/>
       <w:r>
         <w:t>Описание потоков и блоков</w:t>
       </w:r>
@@ -10476,7 +10476,7 @@
       <w:pPr>
         <w:pStyle w:val="3"/>
       </w:pPr>
-      <w:bookmarkStart w:id="96" w:name="_Toc225458578"/>
+      <w:bookmarkStart w:id="96" w:name="_Toc225510349"/>
       <w:r>
         <w:t>Схематическое представление</w:t>
       </w:r>
@@ -10618,7 +10618,7 @@
       <w:pPr>
         <w:pStyle w:val="20"/>
       </w:pPr>
-      <w:bookmarkStart w:id="98" w:name="_Toc225458579"/>
+      <w:bookmarkStart w:id="98" w:name="_Toc225510350"/>
       <w:r>
         <w:t xml:space="preserve">Декомпозиция блока </w:t>
       </w:r>
@@ -10672,7 +10672,7 @@
       <w:pPr>
         <w:pStyle w:val="3"/>
       </w:pPr>
-      <w:bookmarkStart w:id="99" w:name="_Toc225458580"/>
+      <w:bookmarkStart w:id="99" w:name="_Toc225510351"/>
       <w:r>
         <w:lastRenderedPageBreak/>
         <w:t>Описание потоков и блоков</w:t>
@@ -10734,6 +10734,30 @@
       </w:r>
       <w:r>
         <w:t>данных:</w:t>
+      </w:r>
+    </w:p>
+    <w:p>
+      <w:pPr>
+        <w:pStyle w:val="a0"/>
+      </w:pPr>
+      <w:r>
+        <w:t>Вершинные данные</w:t>
+      </w:r>
+    </w:p>
+    <w:p>
+      <w:pPr>
+        <w:pStyle w:val="a0"/>
+      </w:pPr>
+      <w:r>
+        <w:t>Данные индексов</w:t>
+      </w:r>
+    </w:p>
+    <w:p>
+      <w:pPr>
+        <w:pStyle w:val="a0"/>
+      </w:pPr>
+      <w:r>
+        <w:t>Данные текстур</w:t>
       </w:r>
     </w:p>
     <w:p>
@@ -10999,7 +11023,6 @@
               <w:rPr>
                 <w:sz w:val="24"/>
                 <w:szCs w:val="22"/>
-                <w:lang w:val="en-US"/>
               </w:rPr>
             </w:pPr>
             <w:r>
@@ -11007,7 +11030,7 @@
                 <w:sz w:val="24"/>
                 <w:szCs w:val="22"/>
               </w:rPr>
-              <w:t>Оперативная память</w:t>
+              <w:t>Вершинные данные</w:t>
             </w:r>
           </w:p>
         </w:tc>
@@ -11023,6 +11046,7 @@
               <w:rPr>
                 <w:sz w:val="24"/>
                 <w:szCs w:val="22"/>
+                <w:lang w:val="en-US"/>
               </w:rPr>
             </w:pPr>
             <w:r>
@@ -11030,7 +11054,15 @@
                 <w:sz w:val="24"/>
                 <w:szCs w:val="22"/>
               </w:rPr>
-              <w:t>Данные сцены</w:t>
+              <w:t xml:space="preserve">Позиции, нормали и </w:t>
+            </w:r>
+            <w:r>
+              <w:rPr>
+                <w:sz w:val="24"/>
+                <w:szCs w:val="22"/>
+                <w:lang w:val="en-US"/>
+              </w:rPr>
+              <w:t>UV</w:t>
             </w:r>
           </w:p>
         </w:tc>
@@ -11087,7 +11119,7 @@
                 <w:sz w:val="24"/>
                 <w:szCs w:val="22"/>
               </w:rPr>
-              <w:t>Оперативная память</w:t>
+              <w:t>Данные индексов</w:t>
             </w:r>
           </w:p>
         </w:tc>
@@ -11110,7 +11142,7 @@
                 <w:sz w:val="24"/>
                 <w:szCs w:val="22"/>
               </w:rPr>
-              <w:t>Данные сцены</w:t>
+              <w:t>Топология полигонов</w:t>
             </w:r>
           </w:p>
         </w:tc>
@@ -11133,7 +11165,15 @@
                 <w:sz w:val="24"/>
                 <w:szCs w:val="22"/>
               </w:rPr>
-              <w:t>Оптимизировать геометрию</w:t>
+              <w:t xml:space="preserve">Определить уровень детализации </w:t>
+            </w:r>
+            <w:r>
+              <w:rPr>
+                <w:sz w:val="24"/>
+                <w:szCs w:val="22"/>
+                <w:lang w:val="en-US"/>
+              </w:rPr>
+              <w:t>(LOD)</w:t>
             </w:r>
           </w:p>
         </w:tc>
@@ -11158,7 +11198,7 @@
                 <w:sz w:val="24"/>
                 <w:szCs w:val="22"/>
               </w:rPr>
-              <w:t>Оперативная память</w:t>
+              <w:t>Вершинные данные</w:t>
             </w:r>
           </w:p>
         </w:tc>
@@ -11181,7 +11221,15 @@
                 <w:sz w:val="24"/>
                 <w:szCs w:val="22"/>
               </w:rPr>
-              <w:t>Данные сцены</w:t>
+              <w:t xml:space="preserve">Позиции, нормали и </w:t>
+            </w:r>
+            <w:r>
+              <w:rPr>
+                <w:sz w:val="24"/>
+                <w:szCs w:val="22"/>
+                <w:lang w:val="en-US"/>
+              </w:rPr>
+              <w:t>UV</w:t>
             </w:r>
           </w:p>
         </w:tc>
@@ -11204,7 +11252,7 @@
                 <w:sz w:val="24"/>
                 <w:szCs w:val="22"/>
               </w:rPr>
-              <w:t>Сжать и оптимизировать текстуры</w:t>
+              <w:t>Оптимизировать геометрию</w:t>
             </w:r>
           </w:p>
         </w:tc>
@@ -11229,7 +11277,7 @@
                 <w:sz w:val="24"/>
                 <w:szCs w:val="22"/>
               </w:rPr>
-              <w:t>БД 3D-моделей</w:t>
+              <w:t>Данные индексов</w:t>
             </w:r>
           </w:p>
         </w:tc>
@@ -11252,7 +11300,7 @@
                 <w:sz w:val="24"/>
                 <w:szCs w:val="22"/>
               </w:rPr>
-              <w:t>Метаданные модели</w:t>
+              <w:t>Топология полигонов</w:t>
             </w:r>
           </w:p>
         </w:tc>
@@ -11331,7 +11379,7 @@
                 <w:sz w:val="24"/>
                 <w:szCs w:val="22"/>
               </w:rPr>
-              <w:t>Выбранный уровень детализации</w:t>
+              <w:t>Коэффициент упрощения</w:t>
             </w:r>
           </w:p>
         </w:tc>
@@ -11410,7 +11458,7 @@
                 <w:sz w:val="24"/>
                 <w:szCs w:val="22"/>
               </w:rPr>
-              <w:t>Выбранный уровень детализации</w:t>
+              <w:t>Целевое разрешение текстур</w:t>
             </w:r>
           </w:p>
         </w:tc>
@@ -11458,7 +11506,7 @@
                 <w:sz w:val="24"/>
                 <w:szCs w:val="22"/>
               </w:rPr>
-              <w:t>Оптимизировать геометрию</w:t>
+              <w:t>Данные текстур</w:t>
             </w:r>
           </w:p>
         </w:tc>
@@ -11481,7 +11529,7 @@
                 <w:sz w:val="24"/>
                 <w:szCs w:val="22"/>
               </w:rPr>
-              <w:t>Обновленная геометрия</w:t>
+              <w:t>Пиксельные массивы, форматы</w:t>
             </w:r>
           </w:p>
         </w:tc>
@@ -11504,7 +11552,7 @@
                 <w:sz w:val="24"/>
                 <w:szCs w:val="22"/>
               </w:rPr>
-              <w:t>Хранилище кеша</w:t>
+              <w:t>Сжать и оптимизировать текстуры</w:t>
             </w:r>
           </w:p>
         </w:tc>
@@ -11529,7 +11577,7 @@
                 <w:sz w:val="24"/>
                 <w:szCs w:val="22"/>
               </w:rPr>
-              <w:t>Сжать и оптимизировать текстуры</w:t>
+              <w:t>Оптимизировать геометрию</w:t>
             </w:r>
           </w:p>
         </w:tc>
@@ -11552,7 +11600,7 @@
                 <w:sz w:val="24"/>
                 <w:szCs w:val="22"/>
               </w:rPr>
-              <w:t>Обновленный текстуры</w:t>
+              <w:t>Обновленная геометрия</w:t>
             </w:r>
           </w:p>
         </w:tc>
@@ -11600,7 +11648,7 @@
                 <w:sz w:val="24"/>
                 <w:szCs w:val="22"/>
               </w:rPr>
-              <w:t>Хранилище кеша</w:t>
+              <w:t>Сжать и оптимизировать текстуры</w:t>
             </w:r>
           </w:p>
         </w:tc>
@@ -11623,7 +11671,7 @@
                 <w:sz w:val="24"/>
                 <w:szCs w:val="22"/>
               </w:rPr>
-              <w:t>Оптимизированная геометрия</w:t>
+              <w:t>Обновленный текстуры</w:t>
             </w:r>
           </w:p>
         </w:tc>
@@ -11646,7 +11694,7 @@
                 <w:sz w:val="24"/>
                 <w:szCs w:val="22"/>
               </w:rPr>
-              <w:t>Сформировать оптимизированные данные</w:t>
+              <w:t>Хранилище кеша</w:t>
             </w:r>
           </w:p>
         </w:tc>
@@ -11694,7 +11742,7 @@
                 <w:sz w:val="24"/>
                 <w:szCs w:val="22"/>
               </w:rPr>
-              <w:t>Оптимизированные текстуры</w:t>
+              <w:t>Оптимизированная геометрия</w:t>
             </w:r>
           </w:p>
         </w:tc>
@@ -11742,7 +11790,7 @@
                 <w:sz w:val="24"/>
                 <w:szCs w:val="22"/>
               </w:rPr>
-              <w:t>Сформировать оптимизированные данные</w:t>
+              <w:t>Хранилище кеша</w:t>
             </w:r>
           </w:p>
         </w:tc>
@@ -11765,7 +11813,7 @@
                 <w:sz w:val="24"/>
                 <w:szCs w:val="22"/>
               </w:rPr>
-              <w:t>Запись оптимизированных данных для рендеринга</w:t>
+              <w:t>Оптимизированные текстуры</w:t>
             </w:r>
           </w:p>
         </w:tc>
@@ -11788,6 +11836,77 @@
                 <w:sz w:val="24"/>
                 <w:szCs w:val="22"/>
               </w:rPr>
+              <w:t>Сформировать оптимизированные данные</w:t>
+            </w:r>
+          </w:p>
+        </w:tc>
+      </w:tr>
+      <w:tr>
+        <w:tc>
+          <w:tcPr>
+            <w:tcW w:w="0" w:type="auto"/>
+          </w:tcPr>
+          <w:p>
+            <w:pPr>
+              <w:pStyle w:val="a2"/>
+              <w:spacing w:line="240" w:lineRule="auto"/>
+              <w:ind w:firstLine="0"/>
+              <w:rPr>
+                <w:sz w:val="24"/>
+                <w:szCs w:val="22"/>
+              </w:rPr>
+            </w:pPr>
+            <w:r>
+              <w:rPr>
+                <w:sz w:val="24"/>
+                <w:szCs w:val="22"/>
+              </w:rPr>
+              <w:t>Сформировать оптимизированные данные</w:t>
+            </w:r>
+          </w:p>
+        </w:tc>
+        <w:tc>
+          <w:tcPr>
+            <w:tcW w:w="0" w:type="auto"/>
+          </w:tcPr>
+          <w:p>
+            <w:pPr>
+              <w:pStyle w:val="a2"/>
+              <w:spacing w:line="240" w:lineRule="auto"/>
+              <w:ind w:firstLine="0"/>
+              <w:rPr>
+                <w:sz w:val="24"/>
+                <w:szCs w:val="22"/>
+              </w:rPr>
+            </w:pPr>
+            <w:r>
+              <w:rPr>
+                <w:sz w:val="24"/>
+                <w:szCs w:val="22"/>
+              </w:rPr>
+              <w:t>Запись оптимизированных данных для рендеринга</w:t>
+            </w:r>
+          </w:p>
+        </w:tc>
+        <w:tc>
+          <w:tcPr>
+            <w:tcW w:w="0" w:type="auto"/>
+          </w:tcPr>
+          <w:p>
+            <w:pPr>
+              <w:pStyle w:val="a2"/>
+              <w:spacing w:line="240" w:lineRule="auto"/>
+              <w:ind w:firstLine="0"/>
+              <w:rPr>
+                <w:sz w:val="24"/>
+                <w:szCs w:val="22"/>
+              </w:rPr>
+            </w:pPr>
+            <w:r>
+              <w:rPr>
+                <w:sz w:val="24"/>
+                <w:szCs w:val="22"/>
+              </w:rPr>
               <w:t>Оперативная память</w:t>
             </w:r>
           </w:p>
@@ -11798,8 +11917,9 @@
       <w:pPr>
         <w:pStyle w:val="3"/>
       </w:pPr>
-      <w:bookmarkStart w:id="100" w:name="_Toc225458581"/>
-      <w:r>
+      <w:bookmarkStart w:id="100" w:name="_Toc225510352"/>
+      <w:r>
+        <w:lastRenderedPageBreak/>
         <w:t>Схематическое представление</w:t>
       </w:r>
       <w:bookmarkEnd w:id="100"/>
@@ -11850,12 +11970,11 @@
         <w:pStyle w:val="af8"/>
       </w:pPr>
       <w:r>
-        <w:lastRenderedPageBreak/>
         <w:drawing>
-          <wp:inline distT="0" distB="0" distL="0" distR="0" wp14:anchorId="3505D764" wp14:editId="18ED748F">
-            <wp:extent cx="5928360" cy="4107180"/>
+          <wp:inline distT="0" distB="0" distL="0" distR="0" wp14:anchorId="6B4A7714" wp14:editId="485A87B5">
+            <wp:extent cx="5929630" cy="4107815"/>
             <wp:effectExtent l="0" t="0" r="0" b="0"/>
-            <wp:docPr id="128517385" name="Рисунок 3"/>
+            <wp:docPr id="1841710218" name="Рисунок 1"/>
             <wp:cNvGraphicFramePr>
               <a:graphicFrameLocks xmlns:a="http://schemas.openxmlformats.org/drawingml/2006/main" noChangeAspect="1"/>
             </wp:cNvGraphicFramePr>
@@ -11863,7 +11982,7 @@
               <a:graphicData uri="http://schemas.openxmlformats.org/drawingml/2006/picture">
                 <pic:pic xmlns:pic="http://schemas.openxmlformats.org/drawingml/2006/picture">
                   <pic:nvPicPr>
-                    <pic:cNvPr id="0" name="Picture 14"/>
+                    <pic:cNvPr id="0" name="Picture 2"/>
                     <pic:cNvPicPr>
                       <a:picLocks noChangeAspect="1" noChangeArrowheads="1"/>
                     </pic:cNvPicPr>
@@ -11884,7 +12003,7 @@
                   <pic:spPr bwMode="auto">
                     <a:xfrm>
                       <a:off x="0" y="0"/>
-                      <a:ext cx="5928360" cy="4107180"/>
+                      <a:ext cx="5929630" cy="4107815"/>
                     </a:xfrm>
                     <a:prstGeom prst="rect">
                       <a:avLst/>
@@ -11955,7 +12074,7 @@
       <w:pPr>
         <w:pStyle w:val="1"/>
       </w:pPr>
-      <w:bookmarkStart w:id="102" w:name="_Toc225458582"/>
+      <w:bookmarkStart w:id="102" w:name="_Toc225510353"/>
       <w:r>
         <w:lastRenderedPageBreak/>
         <w:t>Структура данных</w:t>
@@ -11966,7 +12085,7 @@
       <w:pPr>
         <w:pStyle w:val="20"/>
       </w:pPr>
-      <w:bookmarkStart w:id="103" w:name="_Toc225458583"/>
+      <w:bookmarkStart w:id="103" w:name="_Toc225510354"/>
       <w:r>
         <w:t>Анализ предметной области</w:t>
       </w:r>
@@ -12048,7 +12167,7 @@
       <w:pPr>
         <w:pStyle w:val="20"/>
       </w:pPr>
-      <w:bookmarkStart w:id="104" w:name="_Toc225458584"/>
+      <w:bookmarkStart w:id="104" w:name="_Toc225510355"/>
       <w:r>
         <w:t>Выявление сущностей и их атрибутов</w:t>
       </w:r>
@@ -12104,10 +12223,7 @@
         <w:t xml:space="preserve"> </w:t>
       </w:r>
       <w:r>
-        <w:t>количество полигонов, наличие анимации</w:t>
-      </w:r>
-      <w:r>
-        <w:t>, признак является ли данная версия текущей.</w:t>
+        <w:t>количество полигонов, наличие анимации, признак является ли данная версия текущей.</w:t>
       </w:r>
     </w:p>
     <w:p>
@@ -12139,13 +12255,7 @@
       </w:r>
       <w:proofErr w:type="spellEnd"/>
       <w:r>
-        <w:t>) является связующей таблицей между моделью и форматом, так как одна модель может быть доступна в нескольких форматах, и один формат может быть доступен для многих моделей. Атрибуты: уникальный идентификатор</w:t>
-      </w:r>
-      <w:r>
-        <w:t xml:space="preserve"> связи,</w:t>
-      </w:r>
-      <w:r>
-        <w:t xml:space="preserve"> идентификатор модели, идентификатор формата, ссылка на файл в данном формате, размер файла.</w:t>
+        <w:t>) является связующей таблицей между моделью и форматом, так как одна модель может быть доступна в нескольких форматах, и один формат может быть доступен для многих моделей. Атрибуты: уникальный идентификатор связи, идентификатор модели, идентификатор формата, ссылка на файл в данном формате, размер файла.</w:t>
       </w:r>
     </w:p>
     <w:p>
@@ -12210,13 +12320,7 @@
       </w:r>
       <w:proofErr w:type="spellEnd"/>
       <w:r>
-        <w:t xml:space="preserve">) является связующей таблицей между моделью и тегом, так как модель может иметь несколько тегов, а тег может быть присвоен нескольким моделям. Атрибуты: </w:t>
-      </w:r>
-      <w:r>
-        <w:t xml:space="preserve">уникальный идентификатор связи, </w:t>
-      </w:r>
-      <w:r>
-        <w:t>идентификатор модели, идентификатор тега.</w:t>
+        <w:t>) является связующей таблицей между моделью и тегом, так как модель может иметь несколько тегов, а тег может быть присвоен нескольким моделям. Атрибуты: уникальный идентификатор связи, идентификатор модели, идентификатор тега.</w:t>
       </w:r>
     </w:p>
     <w:p>
@@ -12296,7 +12400,7 @@
       <w:pPr>
         <w:pStyle w:val="20"/>
       </w:pPr>
-      <w:bookmarkStart w:id="105" w:name="_Toc225458585"/>
+      <w:bookmarkStart w:id="105" w:name="_Toc225510356"/>
       <w:r>
         <w:t>ER-диаграмма</w:t>
       </w:r>
@@ -12440,7 +12544,7 @@
           <w:lang w:val="en-US"/>
         </w:rPr>
       </w:pPr>
-      <w:bookmarkStart w:id="107" w:name="_Toc225458586"/>
+      <w:bookmarkStart w:id="107" w:name="_Toc225510357"/>
       <w:r>
         <w:t>Примеры типовых SQL-запросов</w:t>
       </w:r>
@@ -12481,6 +12585,7 @@
                 <w:rFonts w:ascii="Courier New" w:hAnsi="Courier New" w:cs="Courier New"/>
                 <w:sz w:val="20"/>
                 <w:szCs w:val="20"/>
+                <w:lang w:val="en-US"/>
               </w:rPr>
             </w:pPr>
             <w:r>
@@ -13023,13 +13128,7 @@
         <w:pStyle w:val="afe"/>
       </w:pPr>
       <w:r>
-        <w:t xml:space="preserve">Листинг </w:t>
-      </w:r>
-      <w:r>
-        <w:t>2</w:t>
-      </w:r>
-      <w:r>
-        <w:t xml:space="preserve"> – </w:t>
+        <w:t xml:space="preserve">Листинг 2 – </w:t>
       </w:r>
       <w:r>
         <w:t>Получение комментариев к модели с информацией об авторе</w:t>
@@ -13844,13 +13943,7 @@
         <w:pStyle w:val="afe"/>
       </w:pPr>
       <w:r>
-        <w:t xml:space="preserve">Листинг </w:t>
-      </w:r>
-      <w:r>
-        <w:t>4</w:t>
-      </w:r>
-      <w:r>
-        <w:t xml:space="preserve"> – </w:t>
+        <w:t xml:space="preserve">Листинг 4 – </w:t>
       </w:r>
       <w:r>
         <w:t>Получение распределения оценок</w:t>
@@ -14446,7 +14539,7 @@
           <w:numId w:val="0"/>
         </w:numPr>
       </w:pPr>
-      <w:bookmarkStart w:id="112" w:name="_Toc225458587"/>
+      <w:bookmarkStart w:id="112" w:name="_Toc225510358"/>
       <w:r>
         <w:lastRenderedPageBreak/>
         <w:t>ЗАКЛЮЧЕНИЕ</w:t>
@@ -14479,7 +14572,7 @@
       <w:bookmarkStart w:id="116" w:name="_Toc224906962"/>
       <w:bookmarkStart w:id="117" w:name="_Toc224926153"/>
       <w:bookmarkStart w:id="118" w:name="_Toc224927281"/>
-      <w:bookmarkStart w:id="119" w:name="_Toc225458588"/>
+      <w:bookmarkStart w:id="119" w:name="_Toc225510359"/>
       <w:r>
         <w:lastRenderedPageBreak/>
         <w:t xml:space="preserve">СПИСОК </w:t>
@@ -17548,6 +17641,7 @@
   <w:style w:type="character" w:default="1" w:styleId="a3">
     <w:name w:val="Default Paragraph Font"/>
     <w:uiPriority w:val="1"/>
+    <w:semiHidden/>
     <w:unhideWhenUsed/>
   </w:style>
   <w:style w:type="table" w:default="1" w:styleId="a4">

--- a/6_semester/Проектирование информационных систем/Отчет_по_практикам_Павлов_НС.docx
+++ b/6_semester/Проектирование информационных систем/Отчет_по_практикам_Павлов_НС.docx
@@ -1401,10 +1401,10 @@
         </w:sectPr>
       </w:pPr>
     </w:p>
-    <w:bookmarkStart w:id="0" w:name="_Toc224926131" w:displacedByCustomXml="next"/>
-    <w:bookmarkStart w:id="1" w:name="_Toc166722649" w:displacedByCustomXml="next"/>
-    <w:bookmarkStart w:id="2" w:name="_Toc166722509" w:displacedByCustomXml="next"/>
-    <w:bookmarkStart w:id="3" w:name="_Toc210590466" w:displacedByCustomXml="next"/>
+    <w:bookmarkStart w:id="0" w:name="_Toc210590466" w:displacedByCustomXml="next"/>
+    <w:bookmarkStart w:id="1" w:name="_Toc166722509" w:displacedByCustomXml="next"/>
+    <w:bookmarkStart w:id="2" w:name="_Toc166722649" w:displacedByCustomXml="next"/>
+    <w:bookmarkStart w:id="3" w:name="_Toc224926131" w:displacedByCustomXml="next"/>
     <w:sdt>
       <w:sdtPr>
         <w:rPr>
@@ -1456,7 +1456,7 @@
           <w:r>
             <w:fldChar w:fldCharType="separate"/>
           </w:r>
-          <w:hyperlink w:anchor="_Toc225510314" w:history="1">
+          <w:hyperlink w:anchor="_Toc225676835" w:history="1">
             <w:r>
               <w:rPr>
                 <w:rStyle w:val="a8"/>
@@ -1483,7 +1483,7 @@
                 <w:noProof/>
                 <w:webHidden/>
               </w:rPr>
-              <w:instrText xml:space="preserve"> PAGEREF _Toc225510314 \h </w:instrText>
+              <w:instrText xml:space="preserve"> PAGEREF _Toc225676835 \h </w:instrText>
             </w:r>
             <w:r>
               <w:rPr>
@@ -1530,7 +1530,7 @@
               <w14:ligatures w14:val="standardContextual"/>
             </w:rPr>
           </w:pPr>
-          <w:hyperlink w:anchor="_Toc225510315" w:history="1">
+          <w:hyperlink w:anchor="_Toc225676836" w:history="1">
             <w:r>
               <w:rPr>
                 <w:rStyle w:val="a8"/>
@@ -1576,7 +1576,7 @@
                 <w:noProof/>
                 <w:webHidden/>
               </w:rPr>
-              <w:instrText xml:space="preserve"> PAGEREF _Toc225510315 \h </w:instrText>
+              <w:instrText xml:space="preserve"> PAGEREF _Toc225676836 \h </w:instrText>
             </w:r>
             <w:r>
               <w:rPr>
@@ -1623,7 +1623,7 @@
               <w14:ligatures w14:val="standardContextual"/>
             </w:rPr>
           </w:pPr>
-          <w:hyperlink w:anchor="_Toc225510316" w:history="1">
+          <w:hyperlink w:anchor="_Toc225676837" w:history="1">
             <w:r>
               <w:rPr>
                 <w:rStyle w:val="a8"/>
@@ -1669,7 +1669,7 @@
                 <w:noProof/>
                 <w:webHidden/>
               </w:rPr>
-              <w:instrText xml:space="preserve"> PAGEREF _Toc225510316 \h </w:instrText>
+              <w:instrText xml:space="preserve"> PAGEREF _Toc225676837 \h </w:instrText>
             </w:r>
             <w:r>
               <w:rPr>
@@ -1717,7 +1717,7 @@
               <w14:ligatures w14:val="standardContextual"/>
             </w:rPr>
           </w:pPr>
-          <w:hyperlink w:anchor="_Toc225510317" w:history="1">
+          <w:hyperlink w:anchor="_Toc225676838" w:history="1">
             <w:r>
               <w:rPr>
                 <w:rStyle w:val="a8"/>
@@ -1763,7 +1763,7 @@
                 <w:noProof/>
                 <w:webHidden/>
               </w:rPr>
-              <w:instrText xml:space="preserve"> PAGEREF _Toc225510317 \h </w:instrText>
+              <w:instrText xml:space="preserve"> PAGEREF _Toc225676838 \h </w:instrText>
             </w:r>
             <w:r>
               <w:rPr>
@@ -1810,7 +1810,7 @@
               <w14:ligatures w14:val="standardContextual"/>
             </w:rPr>
           </w:pPr>
-          <w:hyperlink w:anchor="_Toc225510318" w:history="1">
+          <w:hyperlink w:anchor="_Toc225676839" w:history="1">
             <w:r>
               <w:rPr>
                 <w:rStyle w:val="a8"/>
@@ -1855,7 +1855,7 @@
                 <w:noProof/>
                 <w:webHidden/>
               </w:rPr>
-              <w:instrText xml:space="preserve"> PAGEREF _Toc225510318 \h </w:instrText>
+              <w:instrText xml:space="preserve"> PAGEREF _Toc225676839 \h </w:instrText>
             </w:r>
             <w:r>
               <w:rPr>
@@ -1902,7 +1902,7 @@
               <w14:ligatures w14:val="standardContextual"/>
             </w:rPr>
           </w:pPr>
-          <w:hyperlink w:anchor="_Toc225510319" w:history="1">
+          <w:hyperlink w:anchor="_Toc225676840" w:history="1">
             <w:r>
               <w:rPr>
                 <w:rStyle w:val="a8"/>
@@ -1947,7 +1947,7 @@
                 <w:noProof/>
                 <w:webHidden/>
               </w:rPr>
-              <w:instrText xml:space="preserve"> PAGEREF _Toc225510319 \h </w:instrText>
+              <w:instrText xml:space="preserve"> PAGEREF _Toc225676840 \h </w:instrText>
             </w:r>
             <w:r>
               <w:rPr>
@@ -1994,7 +1994,7 @@
               <w14:ligatures w14:val="standardContextual"/>
             </w:rPr>
           </w:pPr>
-          <w:hyperlink w:anchor="_Toc225510320" w:history="1">
+          <w:hyperlink w:anchor="_Toc225676841" w:history="1">
             <w:r>
               <w:rPr>
                 <w:rStyle w:val="a8"/>
@@ -2039,7 +2039,7 @@
                 <w:noProof/>
                 <w:webHidden/>
               </w:rPr>
-              <w:instrText xml:space="preserve"> PAGEREF _Toc225510320 \h </w:instrText>
+              <w:instrText xml:space="preserve"> PAGEREF _Toc225676841 \h </w:instrText>
             </w:r>
             <w:r>
               <w:rPr>
@@ -2086,7 +2086,7 @@
               <w14:ligatures w14:val="standardContextual"/>
             </w:rPr>
           </w:pPr>
-          <w:hyperlink w:anchor="_Toc225510321" w:history="1">
+          <w:hyperlink w:anchor="_Toc225676842" w:history="1">
             <w:r>
               <w:rPr>
                 <w:rStyle w:val="a8"/>
@@ -2131,7 +2131,7 @@
                 <w:noProof/>
                 <w:webHidden/>
               </w:rPr>
-              <w:instrText xml:space="preserve"> PAGEREF _Toc225510321 \h </w:instrText>
+              <w:instrText xml:space="preserve"> PAGEREF _Toc225676842 \h </w:instrText>
             </w:r>
             <w:r>
               <w:rPr>
@@ -2178,7 +2178,7 @@
               <w14:ligatures w14:val="standardContextual"/>
             </w:rPr>
           </w:pPr>
-          <w:hyperlink w:anchor="_Toc225510322" w:history="1">
+          <w:hyperlink w:anchor="_Toc225676843" w:history="1">
             <w:r>
               <w:rPr>
                 <w:rStyle w:val="a8"/>
@@ -2223,7 +2223,7 @@
                 <w:noProof/>
                 <w:webHidden/>
               </w:rPr>
-              <w:instrText xml:space="preserve"> PAGEREF _Toc225510322 \h </w:instrText>
+              <w:instrText xml:space="preserve"> PAGEREF _Toc225676843 \h </w:instrText>
             </w:r>
             <w:r>
               <w:rPr>
@@ -2271,7 +2271,7 @@
               <w14:ligatures w14:val="standardContextual"/>
             </w:rPr>
           </w:pPr>
-          <w:hyperlink w:anchor="_Toc225510323" w:history="1">
+          <w:hyperlink w:anchor="_Toc225676844" w:history="1">
             <w:r>
               <w:rPr>
                 <w:rStyle w:val="a8"/>
@@ -2317,7 +2317,7 @@
                 <w:noProof/>
                 <w:webHidden/>
               </w:rPr>
-              <w:instrText xml:space="preserve"> PAGEREF _Toc225510323 \h </w:instrText>
+              <w:instrText xml:space="preserve"> PAGEREF _Toc225676844 \h </w:instrText>
             </w:r>
             <w:r>
               <w:rPr>
@@ -2364,7 +2364,7 @@
               <w14:ligatures w14:val="standardContextual"/>
             </w:rPr>
           </w:pPr>
-          <w:hyperlink w:anchor="_Toc225510324" w:history="1">
+          <w:hyperlink w:anchor="_Toc225676845" w:history="1">
             <w:r>
               <w:rPr>
                 <w:rStyle w:val="a8"/>
@@ -2410,7 +2410,7 @@
                 <w:noProof/>
                 <w:webHidden/>
               </w:rPr>
-              <w:instrText xml:space="preserve"> PAGEREF _Toc225510324 \h </w:instrText>
+              <w:instrText xml:space="preserve"> PAGEREF _Toc225676845 \h </w:instrText>
             </w:r>
             <w:r>
               <w:rPr>
@@ -2458,7 +2458,7 @@
               <w14:ligatures w14:val="standardContextual"/>
             </w:rPr>
           </w:pPr>
-          <w:hyperlink w:anchor="_Toc225510325" w:history="1">
+          <w:hyperlink w:anchor="_Toc225676846" w:history="1">
             <w:r>
               <w:rPr>
                 <w:rStyle w:val="a8"/>
@@ -2504,7 +2504,7 @@
                 <w:noProof/>
                 <w:webHidden/>
               </w:rPr>
-              <w:instrText xml:space="preserve"> PAGEREF _Toc225510325 \h </w:instrText>
+              <w:instrText xml:space="preserve"> PAGEREF _Toc225676846 \h </w:instrText>
             </w:r>
             <w:r>
               <w:rPr>
@@ -2552,7 +2552,7 @@
               <w14:ligatures w14:val="standardContextual"/>
             </w:rPr>
           </w:pPr>
-          <w:hyperlink w:anchor="_Toc225510326" w:history="1">
+          <w:hyperlink w:anchor="_Toc225676847" w:history="1">
             <w:r>
               <w:rPr>
                 <w:rStyle w:val="a8"/>
@@ -2598,7 +2598,7 @@
                 <w:noProof/>
                 <w:webHidden/>
               </w:rPr>
-              <w:instrText xml:space="preserve"> PAGEREF _Toc225510326 \h </w:instrText>
+              <w:instrText xml:space="preserve"> PAGEREF _Toc225676847 \h </w:instrText>
             </w:r>
             <w:r>
               <w:rPr>
@@ -2645,7 +2645,7 @@
               <w14:ligatures w14:val="standardContextual"/>
             </w:rPr>
           </w:pPr>
-          <w:hyperlink w:anchor="_Toc225510327" w:history="1">
+          <w:hyperlink w:anchor="_Toc225676848" w:history="1">
             <w:r>
               <w:rPr>
                 <w:rStyle w:val="a8"/>
@@ -2706,7 +2706,7 @@
                 <w:noProof/>
                 <w:webHidden/>
               </w:rPr>
-              <w:instrText xml:space="preserve"> PAGEREF _Toc225510327 \h </w:instrText>
+              <w:instrText xml:space="preserve"> PAGEREF _Toc225676848 \h </w:instrText>
             </w:r>
             <w:r>
               <w:rPr>
@@ -2754,7 +2754,7 @@
               <w14:ligatures w14:val="standardContextual"/>
             </w:rPr>
           </w:pPr>
-          <w:hyperlink w:anchor="_Toc225510328" w:history="1">
+          <w:hyperlink w:anchor="_Toc225676849" w:history="1">
             <w:r>
               <w:rPr>
                 <w:rStyle w:val="a8"/>
@@ -2800,7 +2800,7 @@
                 <w:noProof/>
                 <w:webHidden/>
               </w:rPr>
-              <w:instrText xml:space="preserve"> PAGEREF _Toc225510328 \h </w:instrText>
+              <w:instrText xml:space="preserve"> PAGEREF _Toc225676849 \h </w:instrText>
             </w:r>
             <w:r>
               <w:rPr>
@@ -2847,7 +2847,7 @@
               <w14:ligatures w14:val="standardContextual"/>
             </w:rPr>
           </w:pPr>
-          <w:hyperlink w:anchor="_Toc225510329" w:history="1">
+          <w:hyperlink w:anchor="_Toc225676850" w:history="1">
             <w:r>
               <w:rPr>
                 <w:rStyle w:val="a8"/>
@@ -2892,7 +2892,7 @@
                 <w:noProof/>
                 <w:webHidden/>
               </w:rPr>
-              <w:instrText xml:space="preserve"> PAGEREF _Toc225510329 \h </w:instrText>
+              <w:instrText xml:space="preserve"> PAGEREF _Toc225676850 \h </w:instrText>
             </w:r>
             <w:r>
               <w:rPr>
@@ -2939,7 +2939,7 @@
               <w14:ligatures w14:val="standardContextual"/>
             </w:rPr>
           </w:pPr>
-          <w:hyperlink w:anchor="_Toc225510330" w:history="1">
+          <w:hyperlink w:anchor="_Toc225676851" w:history="1">
             <w:r>
               <w:rPr>
                 <w:rStyle w:val="a8"/>
@@ -2984,7 +2984,7 @@
                 <w:noProof/>
                 <w:webHidden/>
               </w:rPr>
-              <w:instrText xml:space="preserve"> PAGEREF _Toc225510330 \h </w:instrText>
+              <w:instrText xml:space="preserve"> PAGEREF _Toc225676851 \h </w:instrText>
             </w:r>
             <w:r>
               <w:rPr>
@@ -3031,7 +3031,7 @@
               <w14:ligatures w14:val="standardContextual"/>
             </w:rPr>
           </w:pPr>
-          <w:hyperlink w:anchor="_Toc225510331" w:history="1">
+          <w:hyperlink w:anchor="_Toc225676852" w:history="1">
             <w:r>
               <w:rPr>
                 <w:rStyle w:val="a8"/>
@@ -3076,7 +3076,7 @@
                 <w:noProof/>
                 <w:webHidden/>
               </w:rPr>
-              <w:instrText xml:space="preserve"> PAGEREF _Toc225510331 \h </w:instrText>
+              <w:instrText xml:space="preserve"> PAGEREF _Toc225676852 \h </w:instrText>
             </w:r>
             <w:r>
               <w:rPr>
@@ -3124,7 +3124,7 @@
               <w14:ligatures w14:val="standardContextual"/>
             </w:rPr>
           </w:pPr>
-          <w:hyperlink w:anchor="_Toc225510332" w:history="1">
+          <w:hyperlink w:anchor="_Toc225676853" w:history="1">
             <w:r>
               <w:rPr>
                 <w:rStyle w:val="a8"/>
@@ -3170,7 +3170,7 @@
                 <w:noProof/>
                 <w:webHidden/>
               </w:rPr>
-              <w:instrText xml:space="preserve"> PAGEREF _Toc225510332 \h </w:instrText>
+              <w:instrText xml:space="preserve"> PAGEREF _Toc225676853 \h </w:instrText>
             </w:r>
             <w:r>
               <w:rPr>
@@ -3218,7 +3218,7 @@
               <w14:ligatures w14:val="standardContextual"/>
             </w:rPr>
           </w:pPr>
-          <w:hyperlink w:anchor="_Toc225510333" w:history="1">
+          <w:hyperlink w:anchor="_Toc225676854" w:history="1">
             <w:r>
               <w:rPr>
                 <w:rStyle w:val="a8"/>
@@ -3264,7 +3264,7 @@
                 <w:noProof/>
                 <w:webHidden/>
               </w:rPr>
-              <w:instrText xml:space="preserve"> PAGEREF _Toc225510333 \h </w:instrText>
+              <w:instrText xml:space="preserve"> PAGEREF _Toc225676854 \h </w:instrText>
             </w:r>
             <w:r>
               <w:rPr>
@@ -3311,7 +3311,7 @@
               <w14:ligatures w14:val="standardContextual"/>
             </w:rPr>
           </w:pPr>
-          <w:hyperlink w:anchor="_Toc225510334" w:history="1">
+          <w:hyperlink w:anchor="_Toc225676855" w:history="1">
             <w:r>
               <w:rPr>
                 <w:rStyle w:val="a8"/>
@@ -3356,7 +3356,7 @@
                 <w:noProof/>
                 <w:webHidden/>
               </w:rPr>
-              <w:instrText xml:space="preserve"> PAGEREF _Toc225510334 \h </w:instrText>
+              <w:instrText xml:space="preserve"> PAGEREF _Toc225676855 \h </w:instrText>
             </w:r>
             <w:r>
               <w:rPr>
@@ -3404,7 +3404,7 @@
               <w14:ligatures w14:val="standardContextual"/>
             </w:rPr>
           </w:pPr>
-          <w:hyperlink w:anchor="_Toc225510335" w:history="1">
+          <w:hyperlink w:anchor="_Toc225676856" w:history="1">
             <w:r>
               <w:rPr>
                 <w:rStyle w:val="a8"/>
@@ -3473,7 +3473,7 @@
                 <w:noProof/>
                 <w:webHidden/>
               </w:rPr>
-              <w:instrText xml:space="preserve"> PAGEREF _Toc225510335 \h </w:instrText>
+              <w:instrText xml:space="preserve"> PAGEREF _Toc225676856 \h </w:instrText>
             </w:r>
             <w:r>
               <w:rPr>
@@ -3521,7 +3521,7 @@
               <w14:ligatures w14:val="standardContextual"/>
             </w:rPr>
           </w:pPr>
-          <w:hyperlink w:anchor="_Toc225510336" w:history="1">
+          <w:hyperlink w:anchor="_Toc225676857" w:history="1">
             <w:r>
               <w:rPr>
                 <w:rStyle w:val="a8"/>
@@ -3575,7 +3575,7 @@
                 <w:noProof/>
                 <w:webHidden/>
               </w:rPr>
-              <w:instrText xml:space="preserve"> PAGEREF _Toc225510336 \h </w:instrText>
+              <w:instrText xml:space="preserve"> PAGEREF _Toc225676857 \h </w:instrText>
             </w:r>
             <w:r>
               <w:rPr>
@@ -3623,7 +3623,7 @@
               <w14:ligatures w14:val="standardContextual"/>
             </w:rPr>
           </w:pPr>
-          <w:hyperlink w:anchor="_Toc225510337" w:history="1">
+          <w:hyperlink w:anchor="_Toc225676858" w:history="1">
             <w:r>
               <w:rPr>
                 <w:rStyle w:val="a8"/>
@@ -3677,7 +3677,7 @@
                 <w:noProof/>
                 <w:webHidden/>
               </w:rPr>
-              <w:instrText xml:space="preserve"> PAGEREF _Toc225510337 \h </w:instrText>
+              <w:instrText xml:space="preserve"> PAGEREF _Toc225676858 \h </w:instrText>
             </w:r>
             <w:r>
               <w:rPr>
@@ -3724,7 +3724,7 @@
               <w14:ligatures w14:val="standardContextual"/>
             </w:rPr>
           </w:pPr>
-          <w:hyperlink w:anchor="_Toc225510338" w:history="1">
+          <w:hyperlink w:anchor="_Toc225676859" w:history="1">
             <w:r>
               <w:rPr>
                 <w:rStyle w:val="a8"/>
@@ -3769,7 +3769,7 @@
                 <w:noProof/>
                 <w:webHidden/>
               </w:rPr>
-              <w:instrText xml:space="preserve"> PAGEREF _Toc225510338 \h </w:instrText>
+              <w:instrText xml:space="preserve"> PAGEREF _Toc225676859 \h </w:instrText>
             </w:r>
             <w:r>
               <w:rPr>
@@ -3817,7 +3817,7 @@
               <w14:ligatures w14:val="standardContextual"/>
             </w:rPr>
           </w:pPr>
-          <w:hyperlink w:anchor="_Toc225510339" w:history="1">
+          <w:hyperlink w:anchor="_Toc225676860" w:history="1">
             <w:r>
               <w:rPr>
                 <w:rStyle w:val="a8"/>
@@ -3878,7 +3878,7 @@
                 <w:noProof/>
                 <w:webHidden/>
               </w:rPr>
-              <w:instrText xml:space="preserve"> PAGEREF _Toc225510339 \h </w:instrText>
+              <w:instrText xml:space="preserve"> PAGEREF _Toc225676860 \h </w:instrText>
             </w:r>
             <w:r>
               <w:rPr>
@@ -3925,7 +3925,7 @@
               <w14:ligatures w14:val="standardContextual"/>
             </w:rPr>
           </w:pPr>
-          <w:hyperlink w:anchor="_Toc225510340" w:history="1">
+          <w:hyperlink w:anchor="_Toc225676861" w:history="1">
             <w:r>
               <w:rPr>
                 <w:rStyle w:val="a8"/>
@@ -3971,7 +3971,7 @@
                 <w:noProof/>
                 <w:webHidden/>
               </w:rPr>
-              <w:instrText xml:space="preserve"> PAGEREF _Toc225510340 \h </w:instrText>
+              <w:instrText xml:space="preserve"> PAGEREF _Toc225676861 \h </w:instrText>
             </w:r>
             <w:r>
               <w:rPr>
@@ -4019,7 +4019,7 @@
               <w14:ligatures w14:val="standardContextual"/>
             </w:rPr>
           </w:pPr>
-          <w:hyperlink w:anchor="_Toc225510341" w:history="1">
+          <w:hyperlink w:anchor="_Toc225676862" w:history="1">
             <w:r>
               <w:rPr>
                 <w:rStyle w:val="a8"/>
@@ -4067,7 +4067,7 @@
                 <w:noProof/>
                 <w:webHidden/>
               </w:rPr>
-              <w:instrText xml:space="preserve"> PAGEREF _Toc225510341 \h </w:instrText>
+              <w:instrText xml:space="preserve"> PAGEREF _Toc225676862 \h </w:instrText>
             </w:r>
             <w:r>
               <w:rPr>
@@ -4115,7 +4115,7 @@
               <w14:ligatures w14:val="standardContextual"/>
             </w:rPr>
           </w:pPr>
-          <w:hyperlink w:anchor="_Toc225510342" w:history="1">
+          <w:hyperlink w:anchor="_Toc225676863" w:history="1">
             <w:r>
               <w:rPr>
                 <w:rStyle w:val="a8"/>
@@ -4169,7 +4169,7 @@
                 <w:noProof/>
                 <w:webHidden/>
               </w:rPr>
-              <w:instrText xml:space="preserve"> PAGEREF _Toc225510342 \h </w:instrText>
+              <w:instrText xml:space="preserve"> PAGEREF _Toc225676863 \h </w:instrText>
             </w:r>
             <w:r>
               <w:rPr>
@@ -4217,7 +4217,7 @@
               <w14:ligatures w14:val="standardContextual"/>
             </w:rPr>
           </w:pPr>
-          <w:hyperlink w:anchor="_Toc225510343" w:history="1">
+          <w:hyperlink w:anchor="_Toc225676864" w:history="1">
             <w:r>
               <w:rPr>
                 <w:rStyle w:val="a8"/>
@@ -4271,7 +4271,7 @@
                 <w:noProof/>
                 <w:webHidden/>
               </w:rPr>
-              <w:instrText xml:space="preserve"> PAGEREF _Toc225510343 \h </w:instrText>
+              <w:instrText xml:space="preserve"> PAGEREF _Toc225676864 \h </w:instrText>
             </w:r>
             <w:r>
               <w:rPr>
@@ -4319,7 +4319,7 @@
               <w14:ligatures w14:val="standardContextual"/>
             </w:rPr>
           </w:pPr>
-          <w:hyperlink w:anchor="_Toc225510344" w:history="1">
+          <w:hyperlink w:anchor="_Toc225676865" w:history="1">
             <w:r>
               <w:rPr>
                 <w:rStyle w:val="a8"/>
@@ -4373,7 +4373,7 @@
                 <w:noProof/>
                 <w:webHidden/>
               </w:rPr>
-              <w:instrText xml:space="preserve"> PAGEREF _Toc225510344 \h </w:instrText>
+              <w:instrText xml:space="preserve"> PAGEREF _Toc225676865 \h </w:instrText>
             </w:r>
             <w:r>
               <w:rPr>
@@ -4420,7 +4420,7 @@
               <w14:ligatures w14:val="standardContextual"/>
             </w:rPr>
           </w:pPr>
-          <w:hyperlink w:anchor="_Toc225510345" w:history="1">
+          <w:hyperlink w:anchor="_Toc225676866" w:history="1">
             <w:r>
               <w:rPr>
                 <w:rStyle w:val="a8"/>
@@ -4480,7 +4480,7 @@
                 <w:noProof/>
                 <w:webHidden/>
               </w:rPr>
-              <w:instrText xml:space="preserve"> PAGEREF _Toc225510345 \h </w:instrText>
+              <w:instrText xml:space="preserve"> PAGEREF _Toc225676866 \h </w:instrText>
             </w:r>
             <w:r>
               <w:rPr>
@@ -4527,7 +4527,7 @@
               <w14:ligatures w14:val="standardContextual"/>
             </w:rPr>
           </w:pPr>
-          <w:hyperlink w:anchor="_Toc225510346" w:history="1">
+          <w:hyperlink w:anchor="_Toc225676867" w:history="1">
             <w:r>
               <w:rPr>
                 <w:rStyle w:val="a8"/>
@@ -4574,7 +4574,7 @@
                 <w:noProof/>
                 <w:webHidden/>
               </w:rPr>
-              <w:instrText xml:space="preserve"> PAGEREF _Toc225510346 \h </w:instrText>
+              <w:instrText xml:space="preserve"> PAGEREF _Toc225676867 \h </w:instrText>
             </w:r>
             <w:r>
               <w:rPr>
@@ -4622,7 +4622,7 @@
               <w14:ligatures w14:val="standardContextual"/>
             </w:rPr>
           </w:pPr>
-          <w:hyperlink w:anchor="_Toc225510347" w:history="1">
+          <w:hyperlink w:anchor="_Toc225676868" w:history="1">
             <w:r>
               <w:rPr>
                 <w:rStyle w:val="a8"/>
@@ -4668,7 +4668,7 @@
                 <w:noProof/>
                 <w:webHidden/>
               </w:rPr>
-              <w:instrText xml:space="preserve"> PAGEREF _Toc225510347 \h </w:instrText>
+              <w:instrText xml:space="preserve"> PAGEREF _Toc225676868 \h </w:instrText>
             </w:r>
             <w:r>
               <w:rPr>
@@ -4715,7 +4715,7 @@
               <w14:ligatures w14:val="standardContextual"/>
             </w:rPr>
           </w:pPr>
-          <w:hyperlink w:anchor="_Toc225510348" w:history="1">
+          <w:hyperlink w:anchor="_Toc225676869" w:history="1">
             <w:r>
               <w:rPr>
                 <w:rStyle w:val="a8"/>
@@ -4760,7 +4760,7 @@
                 <w:noProof/>
                 <w:webHidden/>
               </w:rPr>
-              <w:instrText xml:space="preserve"> PAGEREF _Toc225510348 \h </w:instrText>
+              <w:instrText xml:space="preserve"> PAGEREF _Toc225676869 \h </w:instrText>
             </w:r>
             <w:r>
               <w:rPr>
@@ -4807,7 +4807,7 @@
               <w14:ligatures w14:val="standardContextual"/>
             </w:rPr>
           </w:pPr>
-          <w:hyperlink w:anchor="_Toc225510349" w:history="1">
+          <w:hyperlink w:anchor="_Toc225676870" w:history="1">
             <w:r>
               <w:rPr>
                 <w:rStyle w:val="a8"/>
@@ -4852,7 +4852,7 @@
                 <w:noProof/>
                 <w:webHidden/>
               </w:rPr>
-              <w:instrText xml:space="preserve"> PAGEREF _Toc225510349 \h </w:instrText>
+              <w:instrText xml:space="preserve"> PAGEREF _Toc225676870 \h </w:instrText>
             </w:r>
             <w:r>
               <w:rPr>
@@ -4900,7 +4900,7 @@
               <w14:ligatures w14:val="standardContextual"/>
             </w:rPr>
           </w:pPr>
-          <w:hyperlink w:anchor="_Toc225510350" w:history="1">
+          <w:hyperlink w:anchor="_Toc225676871" w:history="1">
             <w:r>
               <w:rPr>
                 <w:rStyle w:val="a8"/>
@@ -4946,7 +4946,7 @@
                 <w:noProof/>
                 <w:webHidden/>
               </w:rPr>
-              <w:instrText xml:space="preserve"> PAGEREF _Toc225510350 \h </w:instrText>
+              <w:instrText xml:space="preserve"> PAGEREF _Toc225676871 \h </w:instrText>
             </w:r>
             <w:r>
               <w:rPr>
@@ -4993,7 +4993,7 @@
               <w14:ligatures w14:val="standardContextual"/>
             </w:rPr>
           </w:pPr>
-          <w:hyperlink w:anchor="_Toc225510351" w:history="1">
+          <w:hyperlink w:anchor="_Toc225676872" w:history="1">
             <w:r>
               <w:rPr>
                 <w:rStyle w:val="a8"/>
@@ -5038,7 +5038,7 @@
                 <w:noProof/>
                 <w:webHidden/>
               </w:rPr>
-              <w:instrText xml:space="preserve"> PAGEREF _Toc225510351 \h </w:instrText>
+              <w:instrText xml:space="preserve"> PAGEREF _Toc225676872 \h </w:instrText>
             </w:r>
             <w:r>
               <w:rPr>
@@ -5085,7 +5085,7 @@
               <w14:ligatures w14:val="standardContextual"/>
             </w:rPr>
           </w:pPr>
-          <w:hyperlink w:anchor="_Toc225510352" w:history="1">
+          <w:hyperlink w:anchor="_Toc225676873" w:history="1">
             <w:r>
               <w:rPr>
                 <w:rStyle w:val="a8"/>
@@ -5130,7 +5130,7 @@
                 <w:noProof/>
                 <w:webHidden/>
               </w:rPr>
-              <w:instrText xml:space="preserve"> PAGEREF _Toc225510352 \h </w:instrText>
+              <w:instrText xml:space="preserve"> PAGEREF _Toc225676873 \h </w:instrText>
             </w:r>
             <w:r>
               <w:rPr>
@@ -5177,7 +5177,7 @@
               <w14:ligatures w14:val="standardContextual"/>
             </w:rPr>
           </w:pPr>
-          <w:hyperlink w:anchor="_Toc225510353" w:history="1">
+          <w:hyperlink w:anchor="_Toc225676874" w:history="1">
             <w:r>
               <w:rPr>
                 <w:rStyle w:val="a8"/>
@@ -5223,7 +5223,7 @@
                 <w:noProof/>
                 <w:webHidden/>
               </w:rPr>
-              <w:instrText xml:space="preserve"> PAGEREF _Toc225510353 \h </w:instrText>
+              <w:instrText xml:space="preserve"> PAGEREF _Toc225676874 \h </w:instrText>
             </w:r>
             <w:r>
               <w:rPr>
@@ -5271,7 +5271,7 @@
               <w14:ligatures w14:val="standardContextual"/>
             </w:rPr>
           </w:pPr>
-          <w:hyperlink w:anchor="_Toc225510354" w:history="1">
+          <w:hyperlink w:anchor="_Toc225676875" w:history="1">
             <w:r>
               <w:rPr>
                 <w:rStyle w:val="a8"/>
@@ -5317,7 +5317,7 @@
                 <w:noProof/>
                 <w:webHidden/>
               </w:rPr>
-              <w:instrText xml:space="preserve"> PAGEREF _Toc225510354 \h </w:instrText>
+              <w:instrText xml:space="preserve"> PAGEREF _Toc225676875 \h </w:instrText>
             </w:r>
             <w:r>
               <w:rPr>
@@ -5365,7 +5365,7 @@
               <w14:ligatures w14:val="standardContextual"/>
             </w:rPr>
           </w:pPr>
-          <w:hyperlink w:anchor="_Toc225510355" w:history="1">
+          <w:hyperlink w:anchor="_Toc225676876" w:history="1">
             <w:r>
               <w:rPr>
                 <w:rStyle w:val="a8"/>
@@ -5411,7 +5411,7 @@
                 <w:noProof/>
                 <w:webHidden/>
               </w:rPr>
-              <w:instrText xml:space="preserve"> PAGEREF _Toc225510355 \h </w:instrText>
+              <w:instrText xml:space="preserve"> PAGEREF _Toc225676876 \h </w:instrText>
             </w:r>
             <w:r>
               <w:rPr>
@@ -5459,7 +5459,7 @@
               <w14:ligatures w14:val="standardContextual"/>
             </w:rPr>
           </w:pPr>
-          <w:hyperlink w:anchor="_Toc225510356" w:history="1">
+          <w:hyperlink w:anchor="_Toc225676877" w:history="1">
             <w:r>
               <w:rPr>
                 <w:rStyle w:val="a8"/>
@@ -5505,7 +5505,7 @@
                 <w:noProof/>
                 <w:webHidden/>
               </w:rPr>
-              <w:instrText xml:space="preserve"> PAGEREF _Toc225510356 \h </w:instrText>
+              <w:instrText xml:space="preserve"> PAGEREF _Toc225676877 \h </w:instrText>
             </w:r>
             <w:r>
               <w:rPr>
@@ -5553,7 +5553,7 @@
               <w14:ligatures w14:val="standardContextual"/>
             </w:rPr>
           </w:pPr>
-          <w:hyperlink w:anchor="_Toc225510357" w:history="1">
+          <w:hyperlink w:anchor="_Toc225676878" w:history="1">
             <w:r>
               <w:rPr>
                 <w:rStyle w:val="a8"/>
@@ -5600,7 +5600,7 @@
                 <w:noProof/>
                 <w:webHidden/>
               </w:rPr>
-              <w:instrText xml:space="preserve"> PAGEREF _Toc225510357 \h </w:instrText>
+              <w:instrText xml:space="preserve"> PAGEREF _Toc225676878 \h </w:instrText>
             </w:r>
             <w:r>
               <w:rPr>
@@ -5621,6 +5621,381 @@
                 <w:webHidden/>
               </w:rPr>
               <w:t>32</w:t>
+            </w:r>
+            <w:r>
+              <w:rPr>
+                <w:noProof/>
+                <w:webHidden/>
+              </w:rPr>
+              <w:fldChar w:fldCharType="end"/>
+            </w:r>
+          </w:hyperlink>
+        </w:p>
+        <w:p>
+          <w:pPr>
+            <w:pStyle w:val="12"/>
+            <w:tabs>
+              <w:tab w:val="left" w:pos="480"/>
+            </w:tabs>
+            <w:rPr>
+              <w:rFonts w:asciiTheme="minorHAnsi" w:eastAsiaTheme="minorEastAsia" w:hAnsiTheme="minorHAnsi" w:cstheme="minorBidi"/>
+              <w:bCs w:val="0"/>
+              <w:iCs w:val="0"/>
+              <w:noProof/>
+              <w:kern w:val="2"/>
+              <w:sz w:val="24"/>
+              <w14:ligatures w14:val="standardContextual"/>
+            </w:rPr>
+          </w:pPr>
+          <w:hyperlink w:anchor="_Toc225676879" w:history="1">
+            <w:r>
+              <w:rPr>
+                <w:rStyle w:val="a8"/>
+                <w:noProof/>
+              </w:rPr>
+              <w:t>7.</w:t>
+            </w:r>
+            <w:r>
+              <w:rPr>
+                <w:rFonts w:asciiTheme="minorHAnsi" w:eastAsiaTheme="minorEastAsia" w:hAnsiTheme="minorHAnsi" w:cstheme="minorBidi"/>
+                <w:bCs w:val="0"/>
+                <w:iCs w:val="0"/>
+                <w:noProof/>
+                <w:kern w:val="2"/>
+                <w:sz w:val="24"/>
+                <w14:ligatures w14:val="standardContextual"/>
+              </w:rPr>
+              <w:tab/>
+            </w:r>
+            <w:r>
+              <w:rPr>
+                <w:rStyle w:val="a8"/>
+                <w:noProof/>
+              </w:rPr>
+              <w:t>Диаграмма состояний</w:t>
+            </w:r>
+            <w:r>
+              <w:rPr>
+                <w:noProof/>
+                <w:webHidden/>
+              </w:rPr>
+              <w:tab/>
+            </w:r>
+            <w:r>
+              <w:rPr>
+                <w:noProof/>
+                <w:webHidden/>
+              </w:rPr>
+              <w:fldChar w:fldCharType="begin"/>
+            </w:r>
+            <w:r>
+              <w:rPr>
+                <w:noProof/>
+                <w:webHidden/>
+              </w:rPr>
+              <w:instrText xml:space="preserve"> PAGEREF _Toc225676879 \h </w:instrText>
+            </w:r>
+            <w:r>
+              <w:rPr>
+                <w:noProof/>
+                <w:webHidden/>
+              </w:rPr>
+            </w:r>
+            <w:r>
+              <w:rPr>
+                <w:noProof/>
+                <w:webHidden/>
+              </w:rPr>
+              <w:fldChar w:fldCharType="separate"/>
+            </w:r>
+            <w:r>
+              <w:rPr>
+                <w:noProof/>
+                <w:webHidden/>
+              </w:rPr>
+              <w:t>34</w:t>
+            </w:r>
+            <w:r>
+              <w:rPr>
+                <w:noProof/>
+                <w:webHidden/>
+              </w:rPr>
+              <w:fldChar w:fldCharType="end"/>
+            </w:r>
+          </w:hyperlink>
+        </w:p>
+        <w:p>
+          <w:pPr>
+            <w:pStyle w:val="23"/>
+            <w:tabs>
+              <w:tab w:val="left" w:pos="960"/>
+              <w:tab w:val="right" w:leader="dot" w:pos="9344"/>
+            </w:tabs>
+            <w:rPr>
+              <w:rFonts w:asciiTheme="minorHAnsi" w:eastAsiaTheme="minorEastAsia" w:hAnsiTheme="minorHAnsi" w:cstheme="minorBidi"/>
+              <w:bCs w:val="0"/>
+              <w:noProof/>
+              <w:kern w:val="2"/>
+              <w:sz w:val="24"/>
+              <w:szCs w:val="24"/>
+              <w14:ligatures w14:val="standardContextual"/>
+            </w:rPr>
+          </w:pPr>
+          <w:hyperlink w:anchor="_Toc225676880" w:history="1">
+            <w:r>
+              <w:rPr>
+                <w:rStyle w:val="a8"/>
+                <w:noProof/>
+              </w:rPr>
+              <w:t>7.1.</w:t>
+            </w:r>
+            <w:r>
+              <w:rPr>
+                <w:rFonts w:asciiTheme="minorHAnsi" w:eastAsiaTheme="minorEastAsia" w:hAnsiTheme="minorHAnsi" w:cstheme="minorBidi"/>
+                <w:bCs w:val="0"/>
+                <w:noProof/>
+                <w:kern w:val="2"/>
+                <w:sz w:val="24"/>
+                <w:szCs w:val="24"/>
+                <w14:ligatures w14:val="standardContextual"/>
+              </w:rPr>
+              <w:tab/>
+            </w:r>
+            <w:r>
+              <w:rPr>
+                <w:rStyle w:val="a8"/>
+                <w:noProof/>
+              </w:rPr>
+              <w:t>Выбор класса для моделирования</w:t>
+            </w:r>
+            <w:r>
+              <w:rPr>
+                <w:noProof/>
+                <w:webHidden/>
+              </w:rPr>
+              <w:tab/>
+            </w:r>
+            <w:r>
+              <w:rPr>
+                <w:noProof/>
+                <w:webHidden/>
+              </w:rPr>
+              <w:fldChar w:fldCharType="begin"/>
+            </w:r>
+            <w:r>
+              <w:rPr>
+                <w:noProof/>
+                <w:webHidden/>
+              </w:rPr>
+              <w:instrText xml:space="preserve"> PAGEREF _Toc225676880 \h </w:instrText>
+            </w:r>
+            <w:r>
+              <w:rPr>
+                <w:noProof/>
+                <w:webHidden/>
+              </w:rPr>
+            </w:r>
+            <w:r>
+              <w:rPr>
+                <w:noProof/>
+                <w:webHidden/>
+              </w:rPr>
+              <w:fldChar w:fldCharType="separate"/>
+            </w:r>
+            <w:r>
+              <w:rPr>
+                <w:noProof/>
+                <w:webHidden/>
+              </w:rPr>
+              <w:t>34</w:t>
+            </w:r>
+            <w:r>
+              <w:rPr>
+                <w:noProof/>
+                <w:webHidden/>
+              </w:rPr>
+              <w:fldChar w:fldCharType="end"/>
+            </w:r>
+          </w:hyperlink>
+        </w:p>
+        <w:p>
+          <w:pPr>
+            <w:pStyle w:val="23"/>
+            <w:tabs>
+              <w:tab w:val="left" w:pos="960"/>
+              <w:tab w:val="right" w:leader="dot" w:pos="9344"/>
+            </w:tabs>
+            <w:rPr>
+              <w:rFonts w:asciiTheme="minorHAnsi" w:eastAsiaTheme="minorEastAsia" w:hAnsiTheme="minorHAnsi" w:cstheme="minorBidi"/>
+              <w:bCs w:val="0"/>
+              <w:noProof/>
+              <w:kern w:val="2"/>
+              <w:sz w:val="24"/>
+              <w:szCs w:val="24"/>
+              <w14:ligatures w14:val="standardContextual"/>
+            </w:rPr>
+          </w:pPr>
+          <w:hyperlink w:anchor="_Toc225676881" w:history="1">
+            <w:r>
+              <w:rPr>
+                <w:rStyle w:val="a8"/>
+                <w:noProof/>
+              </w:rPr>
+              <w:t>7.2.</w:t>
+            </w:r>
+            <w:r>
+              <w:rPr>
+                <w:rFonts w:asciiTheme="minorHAnsi" w:eastAsiaTheme="minorEastAsia" w:hAnsiTheme="minorHAnsi" w:cstheme="minorBidi"/>
+                <w:bCs w:val="0"/>
+                <w:noProof/>
+                <w:kern w:val="2"/>
+                <w:sz w:val="24"/>
+                <w:szCs w:val="24"/>
+                <w14:ligatures w14:val="standardContextual"/>
+              </w:rPr>
+              <w:tab/>
+            </w:r>
+            <w:r>
+              <w:rPr>
+                <w:rStyle w:val="a8"/>
+                <w:noProof/>
+              </w:rPr>
+              <w:t>Описание состояний и переходов</w:t>
+            </w:r>
+            <w:r>
+              <w:rPr>
+                <w:noProof/>
+                <w:webHidden/>
+              </w:rPr>
+              <w:tab/>
+            </w:r>
+            <w:r>
+              <w:rPr>
+                <w:noProof/>
+                <w:webHidden/>
+              </w:rPr>
+              <w:fldChar w:fldCharType="begin"/>
+            </w:r>
+            <w:r>
+              <w:rPr>
+                <w:noProof/>
+                <w:webHidden/>
+              </w:rPr>
+              <w:instrText xml:space="preserve"> PAGEREF _Toc225676881 \h </w:instrText>
+            </w:r>
+            <w:r>
+              <w:rPr>
+                <w:noProof/>
+                <w:webHidden/>
+              </w:rPr>
+            </w:r>
+            <w:r>
+              <w:rPr>
+                <w:noProof/>
+                <w:webHidden/>
+              </w:rPr>
+              <w:fldChar w:fldCharType="separate"/>
+            </w:r>
+            <w:r>
+              <w:rPr>
+                <w:noProof/>
+                <w:webHidden/>
+              </w:rPr>
+              <w:t>34</w:t>
+            </w:r>
+            <w:r>
+              <w:rPr>
+                <w:noProof/>
+                <w:webHidden/>
+              </w:rPr>
+              <w:fldChar w:fldCharType="end"/>
+            </w:r>
+          </w:hyperlink>
+        </w:p>
+        <w:p>
+          <w:pPr>
+            <w:pStyle w:val="23"/>
+            <w:tabs>
+              <w:tab w:val="left" w:pos="960"/>
+              <w:tab w:val="right" w:leader="dot" w:pos="9344"/>
+            </w:tabs>
+            <w:rPr>
+              <w:rFonts w:asciiTheme="minorHAnsi" w:eastAsiaTheme="minorEastAsia" w:hAnsiTheme="minorHAnsi" w:cstheme="minorBidi"/>
+              <w:bCs w:val="0"/>
+              <w:noProof/>
+              <w:kern w:val="2"/>
+              <w:sz w:val="24"/>
+              <w:szCs w:val="24"/>
+              <w14:ligatures w14:val="standardContextual"/>
+            </w:rPr>
+          </w:pPr>
+          <w:hyperlink w:anchor="_Toc225676882" w:history="1">
+            <w:r>
+              <w:rPr>
+                <w:rStyle w:val="a8"/>
+                <w:noProof/>
+              </w:rPr>
+              <w:t>7.3.</w:t>
+            </w:r>
+            <w:r>
+              <w:rPr>
+                <w:rFonts w:asciiTheme="minorHAnsi" w:eastAsiaTheme="minorEastAsia" w:hAnsiTheme="minorHAnsi" w:cstheme="minorBidi"/>
+                <w:bCs w:val="0"/>
+                <w:noProof/>
+                <w:kern w:val="2"/>
+                <w:sz w:val="24"/>
+                <w:szCs w:val="24"/>
+                <w14:ligatures w14:val="standardContextual"/>
+              </w:rPr>
+              <w:tab/>
+            </w:r>
+            <w:r>
+              <w:rPr>
+                <w:rStyle w:val="a8"/>
+                <w:noProof/>
+              </w:rPr>
+              <w:t>Графическое представление</w:t>
+            </w:r>
+            <w:r>
+              <w:rPr>
+                <w:noProof/>
+                <w:webHidden/>
+              </w:rPr>
+              <w:tab/>
+            </w:r>
+            <w:r>
+              <w:rPr>
+                <w:noProof/>
+                <w:webHidden/>
+              </w:rPr>
+              <w:fldChar w:fldCharType="begin"/>
+            </w:r>
+            <w:r>
+              <w:rPr>
+                <w:noProof/>
+                <w:webHidden/>
+              </w:rPr>
+              <w:instrText xml:space="preserve"> PAGEREF _Toc225676882 \h </w:instrText>
+            </w:r>
+            <w:r>
+              <w:rPr>
+                <w:noProof/>
+                <w:webHidden/>
+              </w:rPr>
+            </w:r>
+            <w:r>
+              <w:rPr>
+                <w:noProof/>
+                <w:webHidden/>
+              </w:rPr>
+              <w:fldChar w:fldCharType="separate"/>
+            </w:r>
+            <w:r>
+              <w:rPr>
+                <w:noProof/>
+                <w:webHidden/>
+              </w:rPr>
+              <w:t>37</w:t>
             </w:r>
             <w:r>
               <w:rPr>
@@ -5644,7 +6019,7 @@
               <w14:ligatures w14:val="standardContextual"/>
             </w:rPr>
           </w:pPr>
-          <w:hyperlink w:anchor="_Toc225510358" w:history="1">
+          <w:hyperlink w:anchor="_Toc225676883" w:history="1">
             <w:r>
               <w:rPr>
                 <w:rStyle w:val="a8"/>
@@ -5671,7 +6046,7 @@
                 <w:noProof/>
                 <w:webHidden/>
               </w:rPr>
-              <w:instrText xml:space="preserve"> PAGEREF _Toc225510358 \h </w:instrText>
+              <w:instrText xml:space="preserve"> PAGEREF _Toc225676883 \h </w:instrText>
             </w:r>
             <w:r>
               <w:rPr>
@@ -5691,7 +6066,7 @@
                 <w:noProof/>
                 <w:webHidden/>
               </w:rPr>
-              <w:t>34</w:t>
+              <w:t>39</w:t>
             </w:r>
             <w:r>
               <w:rPr>
@@ -5715,7 +6090,7 @@
               <w14:ligatures w14:val="standardContextual"/>
             </w:rPr>
           </w:pPr>
-          <w:hyperlink w:anchor="_Toc225510359" w:history="1">
+          <w:hyperlink w:anchor="_Toc225676884" w:history="1">
             <w:r>
               <w:rPr>
                 <w:rStyle w:val="a8"/>
@@ -5742,7 +6117,7 @@
                 <w:noProof/>
                 <w:webHidden/>
               </w:rPr>
-              <w:instrText xml:space="preserve"> PAGEREF _Toc225510359 \h </w:instrText>
+              <w:instrText xml:space="preserve"> PAGEREF _Toc225676884 \h </w:instrText>
             </w:r>
             <w:r>
               <w:rPr>
@@ -5762,7 +6137,7 @@
                 <w:noProof/>
                 <w:webHidden/>
               </w:rPr>
-              <w:t>35</w:t>
+              <w:t>40</w:t>
             </w:r>
             <w:r>
               <w:rPr>
@@ -5800,7 +6175,7 @@
           <w:numId w:val="0"/>
         </w:numPr>
       </w:pPr>
-      <w:bookmarkStart w:id="4" w:name="_Toc225510314"/>
+      <w:bookmarkStart w:id="4" w:name="_Toc225676835"/>
       <w:r>
         <w:lastRenderedPageBreak/>
         <w:t>ВВЕДЕНИЕ</w:t>
@@ -5824,7 +6199,7 @@
       <w:bookmarkStart w:id="6" w:name="_Toc224906942"/>
       <w:bookmarkStart w:id="7" w:name="_Toc224926133"/>
       <w:bookmarkStart w:id="8" w:name="_Toc224927269"/>
-      <w:bookmarkStart w:id="9" w:name="_Toc225510315"/>
+      <w:bookmarkStart w:id="9" w:name="_Toc225676836"/>
       <w:r>
         <w:lastRenderedPageBreak/>
         <w:t>Техническое задание</w:t>
@@ -5902,7 +6277,7 @@
           <v:shape id="_x0000_i1025" type="#_x0000_t75" style="width:75.6pt;height:49.2pt" o:ole="">
             <v:imagedata r:id="rId11" o:title=""/>
           </v:shape>
-          <o:OLEObject Type="Embed" ProgID="Word.Document.12" ShapeID="_x0000_i1025" DrawAspect="Icon" ObjectID="_1836123592" r:id="rId12">
+          <o:OLEObject Type="Embed" ProgID="Word.Document.12" ShapeID="_x0000_i1025" DrawAspect="Icon" ObjectID="_1836289538" r:id="rId12">
             <o:FieldCodes>\s</o:FieldCodes>
           </o:OLEObject>
         </w:object>
@@ -5916,7 +6291,7 @@
       <w:bookmarkStart w:id="12" w:name="_Toc224906944"/>
       <w:bookmarkStart w:id="13" w:name="_Toc224926135"/>
       <w:bookmarkStart w:id="14" w:name="_Toc224927271"/>
-      <w:bookmarkStart w:id="15" w:name="_Toc225510316"/>
+      <w:bookmarkStart w:id="15" w:name="_Toc225676837"/>
       <w:r>
         <w:lastRenderedPageBreak/>
         <w:t xml:space="preserve">Диаграмма </w:t>
@@ -5938,7 +6313,7 @@
       <w:bookmarkStart w:id="17" w:name="_Toc224906945"/>
       <w:bookmarkStart w:id="18" w:name="_Toc224926136"/>
       <w:bookmarkStart w:id="19" w:name="_Toc224927272"/>
-      <w:bookmarkStart w:id="20" w:name="_Toc225510317"/>
+      <w:bookmarkStart w:id="20" w:name="_Toc225676838"/>
       <w:r>
         <w:t>О</w:t>
       </w:r>
@@ -5960,7 +6335,7 @@
       </w:pPr>
       <w:bookmarkStart w:id="21" w:name="_Toc224906946"/>
       <w:bookmarkStart w:id="22" w:name="_Toc224926137"/>
-      <w:bookmarkStart w:id="23" w:name="_Toc225510318"/>
+      <w:bookmarkStart w:id="23" w:name="_Toc225676839"/>
       <w:r>
         <w:t>Процессы, связанные с гостями системы</w:t>
       </w:r>
@@ -6006,7 +6381,7 @@
       </w:pPr>
       <w:bookmarkStart w:id="24" w:name="_Toc224906947"/>
       <w:bookmarkStart w:id="25" w:name="_Toc224926138"/>
-      <w:bookmarkStart w:id="26" w:name="_Toc225510319"/>
+      <w:bookmarkStart w:id="26" w:name="_Toc225676840"/>
       <w:r>
         <w:t>Процессы, доступные зарегистрированным пользователям</w:t>
       </w:r>
@@ -6092,7 +6467,7 @@
       </w:pPr>
       <w:bookmarkStart w:id="27" w:name="_Toc224906948"/>
       <w:bookmarkStart w:id="28" w:name="_Toc224926139"/>
-      <w:bookmarkStart w:id="29" w:name="_Toc225510320"/>
+      <w:bookmarkStart w:id="29" w:name="_Toc225676841"/>
       <w:r>
         <w:t>Процессы модерации контента</w:t>
       </w:r>
@@ -6136,7 +6511,7 @@
       </w:pPr>
       <w:bookmarkStart w:id="30" w:name="_Toc224906949"/>
       <w:bookmarkStart w:id="31" w:name="_Toc224926140"/>
-      <w:bookmarkStart w:id="32" w:name="_Toc225510321"/>
+      <w:bookmarkStart w:id="32" w:name="_Toc225676842"/>
       <w:r>
         <w:lastRenderedPageBreak/>
         <w:t>Процессы администрирования системы</w:t>
@@ -6194,7 +6569,7 @@
       </w:pPr>
       <w:bookmarkStart w:id="33" w:name="_Toc224906950"/>
       <w:bookmarkStart w:id="34" w:name="_Toc224926141"/>
-      <w:bookmarkStart w:id="35" w:name="_Toc225510322"/>
+      <w:bookmarkStart w:id="35" w:name="_Toc225676843"/>
       <w:r>
         <w:t>Процессы интеграции с внешними системами</w:t>
       </w:r>
@@ -6243,7 +6618,7 @@
       <w:bookmarkStart w:id="37" w:name="_Toc224906951"/>
       <w:bookmarkStart w:id="38" w:name="_Toc224926142"/>
       <w:bookmarkStart w:id="39" w:name="_Toc224927273"/>
-      <w:bookmarkStart w:id="40" w:name="_Toc225510323"/>
+      <w:bookmarkStart w:id="40" w:name="_Toc225676844"/>
       <w:r>
         <w:t>Схематическое представление (</w:t>
       </w:r>
@@ -6397,7 +6772,7 @@
       <w:bookmarkStart w:id="42" w:name="_Toc224906952"/>
       <w:bookmarkStart w:id="43" w:name="_Toc224926143"/>
       <w:bookmarkStart w:id="44" w:name="_Toc224927274"/>
-      <w:bookmarkStart w:id="45" w:name="_Toc225510324"/>
+      <w:bookmarkStart w:id="45" w:name="_Toc225676845"/>
       <w:r>
         <w:lastRenderedPageBreak/>
         <w:t>Архитектура приложения</w:t>
@@ -6414,7 +6789,7 @@
       <w:bookmarkStart w:id="46" w:name="_Toc224906953"/>
       <w:bookmarkStart w:id="47" w:name="_Toc224926144"/>
       <w:bookmarkStart w:id="48" w:name="_Toc224927275"/>
-      <w:bookmarkStart w:id="49" w:name="_Toc225510325"/>
+      <w:bookmarkStart w:id="49" w:name="_Toc225676846"/>
       <w:r>
         <w:t>Обоснование выбора</w:t>
       </w:r>
@@ -6447,7 +6822,7 @@
       <w:bookmarkStart w:id="51" w:name="_Toc224926145"/>
       <w:bookmarkStart w:id="52" w:name="_Toc224927276"/>
       <w:bookmarkStart w:id="53" w:name="_Toc210590483"/>
-      <w:bookmarkStart w:id="54" w:name="_Toc225510326"/>
+      <w:bookmarkStart w:id="54" w:name="_Toc225676847"/>
       <w:r>
         <w:t>Диаграмма архитектуры</w:t>
       </w:r>
@@ -6605,7 +6980,7 @@
       <w:bookmarkStart w:id="56" w:name="_Toc224906955"/>
       <w:bookmarkStart w:id="57" w:name="_Toc224926146"/>
       <w:bookmarkStart w:id="58" w:name="_Toc224927277"/>
-      <w:bookmarkStart w:id="59" w:name="_Toc225510327"/>
+      <w:bookmarkStart w:id="59" w:name="_Toc225676848"/>
       <w:r>
         <w:lastRenderedPageBreak/>
         <w:t xml:space="preserve">Функциональная модель </w:t>
@@ -6637,7 +7012,7 @@
       <w:bookmarkStart w:id="60" w:name="_Toc224906956"/>
       <w:bookmarkStart w:id="61" w:name="_Toc224926147"/>
       <w:bookmarkStart w:id="62" w:name="_Toc224927278"/>
-      <w:bookmarkStart w:id="63" w:name="_Toc225510328"/>
+      <w:bookmarkStart w:id="63" w:name="_Toc225676849"/>
       <w:r>
         <w:t>Общие сведения</w:t>
       </w:r>
@@ -6652,7 +7027,7 @@
       </w:pPr>
       <w:bookmarkStart w:id="64" w:name="_Toc224906957"/>
       <w:bookmarkStart w:id="65" w:name="_Toc224926148"/>
-      <w:bookmarkStart w:id="66" w:name="_Toc225510329"/>
+      <w:bookmarkStart w:id="66" w:name="_Toc225676850"/>
       <w:r>
         <w:t>Краткое описание объекта автоматизации</w:t>
       </w:r>
@@ -6702,7 +7077,7 @@
       </w:pPr>
       <w:bookmarkStart w:id="67" w:name="_Toc224906958"/>
       <w:bookmarkStart w:id="68" w:name="_Toc224926149"/>
-      <w:bookmarkStart w:id="69" w:name="_Toc225510330"/>
+      <w:bookmarkStart w:id="69" w:name="_Toc225676851"/>
       <w:r>
         <w:t>Способ создания подсистемы «3D-визуализация»</w:t>
       </w:r>
@@ -6732,7 +7107,7 @@
       </w:pPr>
       <w:bookmarkStart w:id="70" w:name="_Toc224906959"/>
       <w:bookmarkStart w:id="71" w:name="_Toc224926150"/>
-      <w:bookmarkStart w:id="72" w:name="_Toc225510331"/>
+      <w:bookmarkStart w:id="72" w:name="_Toc225676852"/>
       <w:r>
         <w:t>Средства создания подсистемы «3D-визуализация»</w:t>
       </w:r>
@@ -6913,7 +7288,7 @@
       <w:bookmarkStart w:id="73" w:name="_Toc224906960"/>
       <w:bookmarkStart w:id="74" w:name="_Toc224926151"/>
       <w:bookmarkStart w:id="75" w:name="_Toc224927279"/>
-      <w:bookmarkStart w:id="76" w:name="_Toc225510332"/>
+      <w:bookmarkStart w:id="76" w:name="_Toc225676853"/>
       <w:r>
         <w:lastRenderedPageBreak/>
         <w:t>К</w:t>
@@ -7320,7 +7695,7 @@
       <w:r>
         <w:t xml:space="preserve"> </w:t>
       </w:r>
-      <w:bookmarkStart w:id="78" w:name="_Toc225510333"/>
+      <w:bookmarkStart w:id="78" w:name="_Toc225676854"/>
       <w:r>
         <w:t>Декомпозиция контекстной диаграммы</w:t>
       </w:r>
@@ -7344,7 +7719,7 @@
       <w:pPr>
         <w:pStyle w:val="3"/>
       </w:pPr>
-      <w:bookmarkStart w:id="79" w:name="_Toc225510334"/>
+      <w:bookmarkStart w:id="79" w:name="_Toc225676855"/>
       <w:r>
         <w:t>Описание функциональных блоков</w:t>
       </w:r>
@@ -7354,7 +7729,7 @@
       <w:pPr>
         <w:pStyle w:val="4"/>
       </w:pPr>
-      <w:bookmarkStart w:id="80" w:name="_Toc225510335"/>
+      <w:bookmarkStart w:id="80" w:name="_Toc225676856"/>
       <w:r>
         <w:rPr>
           <w:lang w:val="en-US"/>
@@ -7604,7 +7979,7 @@
       <w:pPr>
         <w:pStyle w:val="4"/>
       </w:pPr>
-      <w:bookmarkStart w:id="81" w:name="_Toc225510336"/>
+      <w:bookmarkStart w:id="81" w:name="_Toc225676857"/>
       <w:r>
         <w:rPr>
           <w:lang w:val="en-US"/>
@@ -7822,7 +8197,7 @@
       <w:pPr>
         <w:pStyle w:val="4"/>
       </w:pPr>
-      <w:bookmarkStart w:id="82" w:name="_Toc225510337"/>
+      <w:bookmarkStart w:id="82" w:name="_Toc225676858"/>
       <w:r>
         <w:rPr>
           <w:lang w:val="en-US"/>
@@ -8079,7 +8454,7 @@
       <w:pPr>
         <w:pStyle w:val="3"/>
       </w:pPr>
-      <w:bookmarkStart w:id="83" w:name="_Toc225510338"/>
+      <w:bookmarkStart w:id="83" w:name="_Toc225676859"/>
       <w:r>
         <w:t>Схематическое представление диаграммы декомпозиции</w:t>
       </w:r>
@@ -8232,7 +8607,7 @@
       <w:pPr>
         <w:pStyle w:val="20"/>
       </w:pPr>
-      <w:bookmarkStart w:id="85" w:name="_Toc225510339"/>
+      <w:bookmarkStart w:id="85" w:name="_Toc225676860"/>
       <w:r>
         <w:t xml:space="preserve">Декомпозиция подпроцесса </w:t>
       </w:r>
@@ -8299,7 +8674,7 @@
           <w:lang w:val="en-US"/>
         </w:rPr>
       </w:pPr>
-      <w:bookmarkStart w:id="86" w:name="_Toc225510340"/>
+      <w:bookmarkStart w:id="86" w:name="_Toc225676861"/>
       <w:r>
         <w:t>Описание функциональных блоков</w:t>
       </w:r>
@@ -8312,7 +8687,7 @@
           <w:lang w:val="en-US"/>
         </w:rPr>
       </w:pPr>
-      <w:bookmarkStart w:id="87" w:name="_Toc225510341"/>
+      <w:bookmarkStart w:id="87" w:name="_Toc225676862"/>
       <w:r>
         <w:rPr>
           <w:lang w:val="en-US"/>
@@ -8545,7 +8920,7 @@
       <w:pPr>
         <w:pStyle w:val="4"/>
       </w:pPr>
-      <w:bookmarkStart w:id="88" w:name="_Toc225510342"/>
+      <w:bookmarkStart w:id="88" w:name="_Toc225676863"/>
       <w:r>
         <w:rPr>
           <w:lang w:val="en-US"/>
@@ -8711,7 +9086,7 @@
       <w:pPr>
         <w:pStyle w:val="4"/>
       </w:pPr>
-      <w:bookmarkStart w:id="89" w:name="_Toc225510343"/>
+      <w:bookmarkStart w:id="89" w:name="_Toc225676864"/>
       <w:r>
         <w:rPr>
           <w:lang w:val="en-US"/>
@@ -8892,7 +9267,7 @@
       <w:pPr>
         <w:pStyle w:val="4"/>
       </w:pPr>
-      <w:bookmarkStart w:id="90" w:name="_Toc225510344"/>
+      <w:bookmarkStart w:id="90" w:name="_Toc225676865"/>
       <w:r>
         <w:rPr>
           <w:lang w:val="en-US"/>
@@ -9056,7 +9431,7 @@
       <w:pPr>
         <w:pStyle w:val="3"/>
       </w:pPr>
-      <w:bookmarkStart w:id="91" w:name="_Toc225510345"/>
+      <w:bookmarkStart w:id="91" w:name="_Toc225676866"/>
       <w:r>
         <w:t>Схематическое представление диаграммы декомпозиции</w:t>
       </w:r>
@@ -9243,7 +9618,7 @@
           <w:lang w:val="en-US"/>
         </w:rPr>
       </w:pPr>
-      <w:bookmarkStart w:id="93" w:name="_Toc225510346"/>
+      <w:bookmarkStart w:id="93" w:name="_Toc225676867"/>
       <w:r>
         <w:lastRenderedPageBreak/>
         <w:t>Модель потоков данных</w:t>
@@ -9295,7 +9670,7 @@
       <w:pPr>
         <w:pStyle w:val="20"/>
       </w:pPr>
-      <w:bookmarkStart w:id="94" w:name="_Toc225510347"/>
+      <w:bookmarkStart w:id="94" w:name="_Toc225676868"/>
       <w:r>
         <w:t>Декомпозиция подпроцесса А31 «Выполнение рендеринга кадра»</w:t>
       </w:r>
@@ -9305,7 +9680,7 @@
       <w:pPr>
         <w:pStyle w:val="3"/>
       </w:pPr>
-      <w:bookmarkStart w:id="95" w:name="_Toc225510348"/>
+      <w:bookmarkStart w:id="95" w:name="_Toc225676869"/>
       <w:r>
         <w:t>Описание потоков и блоков</w:t>
       </w:r>
@@ -10476,7 +10851,7 @@
       <w:pPr>
         <w:pStyle w:val="3"/>
       </w:pPr>
-      <w:bookmarkStart w:id="96" w:name="_Toc225510349"/>
+      <w:bookmarkStart w:id="96" w:name="_Toc225676870"/>
       <w:r>
         <w:t>Схематическое представление</w:t>
       </w:r>
@@ -10618,7 +10993,7 @@
       <w:pPr>
         <w:pStyle w:val="20"/>
       </w:pPr>
-      <w:bookmarkStart w:id="98" w:name="_Toc225510350"/>
+      <w:bookmarkStart w:id="98" w:name="_Toc225676871"/>
       <w:r>
         <w:t xml:space="preserve">Декомпозиция блока </w:t>
       </w:r>
@@ -10672,7 +11047,7 @@
       <w:pPr>
         <w:pStyle w:val="3"/>
       </w:pPr>
-      <w:bookmarkStart w:id="99" w:name="_Toc225510351"/>
+      <w:bookmarkStart w:id="99" w:name="_Toc225676872"/>
       <w:r>
         <w:lastRenderedPageBreak/>
         <w:t>Описание потоков и блоков</w:t>
@@ -11917,7 +12292,7 @@
       <w:pPr>
         <w:pStyle w:val="3"/>
       </w:pPr>
-      <w:bookmarkStart w:id="100" w:name="_Toc225510352"/>
+      <w:bookmarkStart w:id="100" w:name="_Toc225676873"/>
       <w:r>
         <w:lastRenderedPageBreak/>
         <w:t>Схематическое представление</w:t>
@@ -12074,7 +12449,7 @@
       <w:pPr>
         <w:pStyle w:val="1"/>
       </w:pPr>
-      <w:bookmarkStart w:id="102" w:name="_Toc225510353"/>
+      <w:bookmarkStart w:id="102" w:name="_Toc225676874"/>
       <w:r>
         <w:lastRenderedPageBreak/>
         <w:t>Структура данных</w:t>
@@ -12085,7 +12460,7 @@
       <w:pPr>
         <w:pStyle w:val="20"/>
       </w:pPr>
-      <w:bookmarkStart w:id="103" w:name="_Toc225510354"/>
+      <w:bookmarkStart w:id="103" w:name="_Toc225676875"/>
       <w:r>
         <w:t>Анализ предметной области</w:t>
       </w:r>
@@ -12167,7 +12542,7 @@
       <w:pPr>
         <w:pStyle w:val="20"/>
       </w:pPr>
-      <w:bookmarkStart w:id="104" w:name="_Toc225510355"/>
+      <w:bookmarkStart w:id="104" w:name="_Toc225676876"/>
       <w:r>
         <w:t>Выявление сущностей и их атрибутов</w:t>
       </w:r>
@@ -12400,7 +12775,7 @@
       <w:pPr>
         <w:pStyle w:val="20"/>
       </w:pPr>
-      <w:bookmarkStart w:id="105" w:name="_Toc225510356"/>
+      <w:bookmarkStart w:id="105" w:name="_Toc225676877"/>
       <w:r>
         <w:t>ER-диаграмма</w:t>
       </w:r>
@@ -12544,7 +12919,7 @@
           <w:lang w:val="en-US"/>
         </w:rPr>
       </w:pPr>
-      <w:bookmarkStart w:id="107" w:name="_Toc225510357"/>
+      <w:bookmarkStart w:id="107" w:name="_Toc225676878"/>
       <w:r>
         <w:t>Примеры типовых SQL-запросов</w:t>
       </w:r>
@@ -14534,29 +14909,829 @@
     <w:p>
       <w:pPr>
         <w:pStyle w:val="1"/>
-        <w:numPr>
-          <w:ilvl w:val="0"/>
-          <w:numId w:val="0"/>
-        </w:numPr>
-      </w:pPr>
-      <w:bookmarkStart w:id="112" w:name="_Toc225510358"/>
+      </w:pPr>
+      <w:bookmarkStart w:id="112" w:name="_Toc225676879"/>
       <w:r>
         <w:lastRenderedPageBreak/>
-        <w:t>ЗАКЛЮЧЕНИЕ</w:t>
-      </w:r>
-      <w:bookmarkEnd w:id="108"/>
-      <w:bookmarkEnd w:id="109"/>
-      <w:bookmarkEnd w:id="110"/>
-      <w:bookmarkEnd w:id="111"/>
+        <w:t>Диаграмма состояний</w:t>
+      </w:r>
       <w:bookmarkEnd w:id="112"/>
     </w:p>
     <w:p>
       <w:pPr>
+        <w:pStyle w:val="20"/>
+      </w:pPr>
+      <w:bookmarkStart w:id="113" w:name="_Toc225676880"/>
+      <w:r>
+        <w:t>Выбор класса для моделирования</w:t>
+      </w:r>
+      <w:bookmarkEnd w:id="113"/>
+    </w:p>
+    <w:p>
+      <w:pPr>
         <w:pStyle w:val="a2"/>
+      </w:pPr>
+      <w:r>
+        <w:t>Для построения диаграммы состояний выбран класс «3D-Модель». Данный выбор обоснован тем, что этот класс является центральным элементом всей системы. Модель проходит сложный жизненный цикл: от момента загрузки пользователем до публикации в каталоге, а в дальнейшем может быть изменена, заблокирована модератором или удалена. Моделирование её состояний позволяет формализовать процессы модерации, версионности и управления контентом, что критически важно для корректной работы портала.</w:t>
+      </w:r>
+    </w:p>
+    <w:p>
+      <w:pPr>
+        <w:pStyle w:val="20"/>
+      </w:pPr>
+      <w:bookmarkStart w:id="114" w:name="_Toc225676881"/>
+      <w:r>
+        <w:t>Описание состояний и переходов</w:t>
+      </w:r>
+      <w:bookmarkEnd w:id="114"/>
+    </w:p>
+    <w:p>
+      <w:pPr>
+        <w:pStyle w:val="a2"/>
+      </w:pPr>
+      <w:r>
+        <w:t>Состояния:</w:t>
+      </w:r>
+    </w:p>
+    <w:p>
+      <w:pPr>
+        <w:pStyle w:val="a"/>
+      </w:pPr>
+      <w:r>
+        <w:t>Загружается (</w:t>
+      </w:r>
+      <w:proofErr w:type="spellStart"/>
+      <w:r>
+        <w:t>Uploading</w:t>
+      </w:r>
+      <w:proofErr w:type="spellEnd"/>
+      <w:r>
+        <w:t>): Начальное состояние, в которое переходит модель сразу после выбора файла пользователем. Файл передается на сервер.</w:t>
+      </w:r>
+    </w:p>
+    <w:p>
+      <w:pPr>
+        <w:pStyle w:val="a0"/>
+      </w:pPr>
+      <w:proofErr w:type="spellStart"/>
+      <w:r>
+        <w:t>entry</w:t>
+      </w:r>
+      <w:proofErr w:type="spellEnd"/>
+      <w:r>
+        <w:t>/: Начало процесса загрузки файла на сервер, отображение индикатора прогресса.</w:t>
+      </w:r>
+    </w:p>
+    <w:p>
+      <w:pPr>
+        <w:pStyle w:val="a0"/>
+      </w:pPr>
+      <w:proofErr w:type="spellStart"/>
+      <w:r>
+        <w:t>do</w:t>
+      </w:r>
+      <w:proofErr w:type="spellEnd"/>
+      <w:r>
+        <w:t>/: Передача данных файла, проверка целостности передаваемых пакетов.</w:t>
+      </w:r>
+    </w:p>
+    <w:p>
+      <w:pPr>
+        <w:pStyle w:val="a0"/>
+      </w:pPr>
+      <w:proofErr w:type="spellStart"/>
+      <w:r>
+        <w:t>exit</w:t>
+      </w:r>
+      <w:proofErr w:type="spellEnd"/>
+      <w:r>
+        <w:t>/: Завершение передачи, сохранение временного файла в хранилище, создание записи в базе данных со статусом «В очереди на обработку».</w:t>
+      </w:r>
+    </w:p>
+    <w:p>
+      <w:pPr>
+        <w:pStyle w:val="a"/>
+      </w:pPr>
+      <w:r>
+        <w:t>В очереди на обработку (</w:t>
+      </w:r>
+      <w:proofErr w:type="spellStart"/>
+      <w:r>
+        <w:t>Queued</w:t>
+      </w:r>
+      <w:proofErr w:type="spellEnd"/>
+      <w:r>
+        <w:t>): Модель успешно загружена и ожидает начала процесса конвертации и оптимизации.</w:t>
+      </w:r>
+    </w:p>
+    <w:p>
+      <w:pPr>
+        <w:pStyle w:val="a0"/>
+      </w:pPr>
+      <w:proofErr w:type="spellStart"/>
+      <w:r>
+        <w:t>entry</w:t>
+      </w:r>
+      <w:proofErr w:type="spellEnd"/>
+      <w:r>
+        <w:t>/: Добавление задачи в очередь обработки (</w:t>
+      </w:r>
+      <w:proofErr w:type="spellStart"/>
+      <w:r>
+        <w:t>RabbitMQ</w:t>
+      </w:r>
+      <w:proofErr w:type="spellEnd"/>
+      <w:r>
+        <w:t>/</w:t>
+      </w:r>
+      <w:proofErr w:type="spellStart"/>
+      <w:r>
+        <w:t>Kafka</w:t>
+      </w:r>
+      <w:proofErr w:type="spellEnd"/>
+      <w:r>
+        <w:t>), запись времени постановки в очередь.</w:t>
+      </w:r>
+    </w:p>
+    <w:p>
+      <w:pPr>
+        <w:pStyle w:val="a0"/>
+      </w:pPr>
+      <w:proofErr w:type="spellStart"/>
+      <w:r>
+        <w:lastRenderedPageBreak/>
+        <w:t>do</w:t>
+      </w:r>
+      <w:proofErr w:type="spellEnd"/>
+      <w:r>
+        <w:t>/: Ожидание, пока система обработки не возьмет задачу в работу.</w:t>
+      </w:r>
+    </w:p>
+    <w:p>
+      <w:pPr>
+        <w:pStyle w:val="a0"/>
+      </w:pPr>
+      <w:proofErr w:type="spellStart"/>
+      <w:r>
+        <w:t>exit</w:t>
+      </w:r>
+      <w:proofErr w:type="spellEnd"/>
+      <w:r>
+        <w:t>/: Извлечение задачи из очереди, передача данных в модуль конвертации.</w:t>
+      </w:r>
+    </w:p>
+    <w:p>
+      <w:pPr>
+        <w:pStyle w:val="a"/>
+      </w:pPr>
+      <w:r>
+        <w:t>Обрабатывается (Processing): Модель находится в процессе конвертации в целевые веб-форматы (</w:t>
+      </w:r>
+      <w:proofErr w:type="spellStart"/>
+      <w:r>
+        <w:t>glTF</w:t>
+      </w:r>
+      <w:proofErr w:type="spellEnd"/>
+      <w:r>
+        <w:t>/GLB), оптимизации геометрии и генерации превью.</w:t>
+      </w:r>
+    </w:p>
+    <w:p>
+      <w:pPr>
+        <w:pStyle w:val="a0"/>
+      </w:pPr>
+      <w:proofErr w:type="spellStart"/>
+      <w:r>
+        <w:t>entry</w:t>
+      </w:r>
+      <w:proofErr w:type="spellEnd"/>
+      <w:r>
+        <w:t>/: Запуск процесса конвертации.</w:t>
+      </w:r>
+    </w:p>
+    <w:p>
+      <w:pPr>
+        <w:pStyle w:val="a0"/>
+      </w:pPr>
+      <w:proofErr w:type="spellStart"/>
+      <w:r>
+        <w:t>do</w:t>
+      </w:r>
+      <w:proofErr w:type="spellEnd"/>
+      <w:r>
+        <w:t xml:space="preserve">/: Оптимизация геометрии (снижение </w:t>
+      </w:r>
+      <w:proofErr w:type="spellStart"/>
+      <w:r>
+        <w:t>полигональности</w:t>
+      </w:r>
+      <w:proofErr w:type="spellEnd"/>
+      <w:r>
+        <w:t>), сжатие текстур, создание нескольких уровней детализации (LOD) для адаптивной загрузки</w:t>
+      </w:r>
+      <w:r>
+        <w:t xml:space="preserve">, </w:t>
+      </w:r>
+      <w:r>
+        <w:t>генерация превью-изображений</w:t>
+      </w:r>
+      <w:r>
+        <w:t>.</w:t>
+      </w:r>
+    </w:p>
+    <w:p>
+      <w:pPr>
+        <w:pStyle w:val="a0"/>
+      </w:pPr>
+      <w:proofErr w:type="spellStart"/>
+      <w:r>
+        <w:t>exit</w:t>
+      </w:r>
+      <w:proofErr w:type="spellEnd"/>
+      <w:r>
+        <w:t>/: Сохранение сконвертированных файлов в хранилище, обновление статуса модели и метаданных (размер, количество полигонов).</w:t>
+      </w:r>
+    </w:p>
+    <w:p>
+      <w:pPr>
+        <w:pStyle w:val="a"/>
+      </w:pPr>
+      <w:r>
+        <w:t>На модерации (</w:t>
+      </w:r>
+      <w:proofErr w:type="spellStart"/>
+      <w:r>
+        <w:t>Under</w:t>
+      </w:r>
+      <w:proofErr w:type="spellEnd"/>
+      <w:r>
+        <w:t xml:space="preserve"> Review): Модель успешно обработана и ожидает проверки модератором перед публикацией.</w:t>
+      </w:r>
+    </w:p>
+    <w:p>
+      <w:pPr>
+        <w:pStyle w:val="a0"/>
+      </w:pPr>
+      <w:proofErr w:type="spellStart"/>
+      <w:r>
+        <w:t>entry</w:t>
+      </w:r>
+      <w:proofErr w:type="spellEnd"/>
+      <w:r>
+        <w:t>/: Отправка уведомления модератору о новой модели на проверку.</w:t>
+      </w:r>
+    </w:p>
+    <w:p>
+      <w:pPr>
+        <w:pStyle w:val="a0"/>
+      </w:pPr>
+      <w:proofErr w:type="spellStart"/>
+      <w:r>
+        <w:t>do</w:t>
+      </w:r>
+      <w:proofErr w:type="spellEnd"/>
+      <w:r>
+        <w:t>/: Ожидание решения модератора. Модератор просматривает модель в 3D-плеере, проверяет метаданные на соответствие правилам сообщества.</w:t>
+      </w:r>
+    </w:p>
+    <w:p>
+      <w:pPr>
+        <w:pStyle w:val="a0"/>
+      </w:pPr>
+      <w:proofErr w:type="spellStart"/>
+      <w:r>
+        <w:t>exit</w:t>
+      </w:r>
+      <w:proofErr w:type="spellEnd"/>
+      <w:r>
+        <w:t>/: Запись решения модератора (одобрено/отклонено) в базу данных.</w:t>
+      </w:r>
+    </w:p>
+    <w:p>
+      <w:pPr>
+        <w:pStyle w:val="a"/>
+      </w:pPr>
+      <w:r>
+        <w:t>Опубликована (</w:t>
+      </w:r>
+      <w:proofErr w:type="spellStart"/>
+      <w:r>
+        <w:t>Published</w:t>
+      </w:r>
+      <w:proofErr w:type="spellEnd"/>
+      <w:r>
+        <w:t>): Модель одобрена модератором и доступна для просмотра и скачивания всеми пользователями (в соответствии с лицензией и настройками доступа).</w:t>
+      </w:r>
+    </w:p>
+    <w:p>
+      <w:pPr>
+        <w:pStyle w:val="a0"/>
+      </w:pPr>
+      <w:proofErr w:type="spellStart"/>
+      <w:r>
+        <w:t>entry</w:t>
+      </w:r>
+      <w:proofErr w:type="spellEnd"/>
+      <w:r>
+        <w:t>/: Публикация модели в каталоге, обновление поисковых индексов, отправка уведомления автору об успешной публикации.</w:t>
+      </w:r>
+    </w:p>
+    <w:p>
+      <w:pPr>
+        <w:pStyle w:val="a0"/>
+      </w:pPr>
+      <w:proofErr w:type="spellStart"/>
+      <w:r>
+        <w:lastRenderedPageBreak/>
+        <w:t>do</w:t>
+      </w:r>
+      <w:proofErr w:type="spellEnd"/>
+      <w:r>
+        <w:t>/: Учёт просмотров, скачиваний, оценок и комментариев пользователей. Поддержание актуальности метаданных.</w:t>
+      </w:r>
+    </w:p>
+    <w:p>
+      <w:pPr>
+        <w:pStyle w:val="a0"/>
+      </w:pPr>
+      <w:proofErr w:type="spellStart"/>
+      <w:r>
+        <w:t>exit</w:t>
+      </w:r>
+      <w:proofErr w:type="spellEnd"/>
+      <w:r>
+        <w:t>/</w:t>
+      </w:r>
+      <w:proofErr w:type="gramStart"/>
+      <w:r>
+        <w:t>: При</w:t>
+      </w:r>
+      <w:proofErr w:type="gramEnd"/>
+      <w:r>
+        <w:t xml:space="preserve"> изменении статуса — снятие модели с публичного отображения в каталоге.</w:t>
+      </w:r>
+    </w:p>
+    <w:p>
+      <w:pPr>
+        <w:pStyle w:val="a"/>
+      </w:pPr>
+      <w:r>
+        <w:t>Отклонена (</w:t>
+      </w:r>
+      <w:proofErr w:type="spellStart"/>
+      <w:r>
+        <w:t>Rejected</w:t>
+      </w:r>
+      <w:proofErr w:type="spellEnd"/>
+      <w:r>
+        <w:t>): Модель не прошла модерацию и возвращена автору на доработку.</w:t>
+      </w:r>
+    </w:p>
+    <w:p>
+      <w:pPr>
+        <w:pStyle w:val="a0"/>
+      </w:pPr>
+      <w:proofErr w:type="spellStart"/>
+      <w:r>
+        <w:t>entry</w:t>
+      </w:r>
+      <w:proofErr w:type="spellEnd"/>
+      <w:r>
+        <w:t>/: Отправка уведомления автору с указанием причины отклонения.</w:t>
+      </w:r>
+    </w:p>
+    <w:p>
+      <w:pPr>
+        <w:pStyle w:val="a0"/>
+      </w:pPr>
+      <w:proofErr w:type="spellStart"/>
+      <w:r>
+        <w:t>do</w:t>
+      </w:r>
+      <w:proofErr w:type="spellEnd"/>
+      <w:r>
+        <w:t>/: Сохранение статуса «Отклонена». Автор может просмотреть модель и загрузить новую версию.</w:t>
+      </w:r>
+    </w:p>
+    <w:p>
+      <w:pPr>
+        <w:pStyle w:val="a0"/>
+      </w:pPr>
+      <w:proofErr w:type="spellStart"/>
+      <w:r>
+        <w:t>exit</w:t>
+      </w:r>
+      <w:proofErr w:type="spellEnd"/>
+      <w:r>
+        <w:t>/</w:t>
+      </w:r>
+      <w:proofErr w:type="gramStart"/>
+      <w:r>
+        <w:t>: При</w:t>
+      </w:r>
+      <w:proofErr w:type="gramEnd"/>
+      <w:r>
+        <w:t xml:space="preserve"> повторной загрузке — очистка предыдущих данных, переход в состояние «Загружается» для новой версии.</w:t>
+      </w:r>
+    </w:p>
+    <w:p>
+      <w:pPr>
+        <w:pStyle w:val="a"/>
+      </w:pPr>
+      <w:r>
+        <w:t>Заблокирована (</w:t>
+      </w:r>
+      <w:proofErr w:type="spellStart"/>
+      <w:r>
+        <w:t>Blocked</w:t>
+      </w:r>
+      <w:proofErr w:type="spellEnd"/>
+      <w:r>
+        <w:t>): Модель была опубликована, но впоследствии заблокирована модератором или администратором из-за нарушения правил (например, по жалобе).</w:t>
+      </w:r>
+    </w:p>
+    <w:p>
+      <w:pPr>
+        <w:pStyle w:val="a0"/>
+      </w:pPr>
+      <w:proofErr w:type="spellStart"/>
+      <w:r>
+        <w:t>entry</w:t>
+      </w:r>
+      <w:proofErr w:type="spellEnd"/>
+      <w:r>
+        <w:t>/: Блокировка доступа к модели, отправка уведомления автору с указанием причины блокировки.</w:t>
+      </w:r>
+    </w:p>
+    <w:p>
+      <w:pPr>
+        <w:pStyle w:val="a0"/>
+      </w:pPr>
+      <w:proofErr w:type="spellStart"/>
+      <w:r>
+        <w:t>do</w:t>
+      </w:r>
+      <w:proofErr w:type="spellEnd"/>
+      <w:r>
+        <w:t>/: Модель не отображается в публичном каталоге и недоступна для просмотра и скачивания.</w:t>
+      </w:r>
+    </w:p>
+    <w:p>
+      <w:pPr>
+        <w:pStyle w:val="a0"/>
+      </w:pPr>
+      <w:proofErr w:type="spellStart"/>
+      <w:r>
+        <w:t>exit</w:t>
+      </w:r>
+      <w:proofErr w:type="spellEnd"/>
+      <w:r>
+        <w:t>/</w:t>
+      </w:r>
+      <w:proofErr w:type="gramStart"/>
+      <w:r>
+        <w:t>: При</w:t>
+      </w:r>
+      <w:proofErr w:type="gramEnd"/>
+      <w:r>
+        <w:t xml:space="preserve"> снятии блокировки (восстановлении) — возврат в состояние «Опубликована» с сохранением всех метрик.</w:t>
+      </w:r>
+    </w:p>
+    <w:p>
+      <w:pPr>
+        <w:pStyle w:val="a"/>
+      </w:pPr>
+      <w:r>
+        <w:t>Удалена (</w:t>
+      </w:r>
+      <w:proofErr w:type="spellStart"/>
+      <w:r>
+        <w:t>Deleted</w:t>
+      </w:r>
+      <w:proofErr w:type="spellEnd"/>
+      <w:r>
+        <w:t>): Конечное состояние. Модель удалена из системы (мягкое удаление с возможностью восстановления в течение 30 дней).</w:t>
+      </w:r>
+    </w:p>
+    <w:p>
+      <w:pPr>
+        <w:pStyle w:val="a0"/>
+      </w:pPr>
+      <w:proofErr w:type="spellStart"/>
+      <w:r>
+        <w:t>entry</w:t>
+      </w:r>
+      <w:proofErr w:type="spellEnd"/>
+      <w:r>
+        <w:t>/: Перемещение модели в корзину, запись даты удаления.</w:t>
+      </w:r>
+    </w:p>
+    <w:p>
+      <w:pPr>
+        <w:pStyle w:val="a0"/>
+      </w:pPr>
+      <w:proofErr w:type="spellStart"/>
+      <w:r>
+        <w:t>do</w:t>
+      </w:r>
+      <w:proofErr w:type="spellEnd"/>
+      <w:r>
+        <w:t>/: Ожидание автоматической очистки через 30 дней.</w:t>
+      </w:r>
+    </w:p>
+    <w:p>
+      <w:pPr>
+        <w:pStyle w:val="a0"/>
+      </w:pPr>
+      <w:proofErr w:type="spellStart"/>
+      <w:r>
+        <w:t>exit</w:t>
+      </w:r>
+      <w:proofErr w:type="spellEnd"/>
+      <w:r>
+        <w:t>/</w:t>
+      </w:r>
+      <w:proofErr w:type="gramStart"/>
+      <w:r>
+        <w:t>: При</w:t>
+      </w:r>
+      <w:proofErr w:type="gramEnd"/>
+      <w:r>
+        <w:t xml:space="preserve"> восстановлении — возврат в состояние, предшествующее удалению (обычно «Опубликована» или «На модерации»).</w:t>
+      </w:r>
+    </w:p>
+    <w:p>
+      <w:pPr>
+        <w:pStyle w:val="a2"/>
+      </w:pPr>
+    </w:p>
+    <w:p>
+      <w:pPr>
+        <w:pStyle w:val="a2"/>
+      </w:pPr>
+      <w:r>
+        <w:lastRenderedPageBreak/>
+        <w:t>События, вызывающие переходы:</w:t>
+      </w:r>
+    </w:p>
+    <w:p>
+      <w:pPr>
+        <w:pStyle w:val="a0"/>
+      </w:pPr>
+      <w:r>
+        <w:t xml:space="preserve">Загрузка </w:t>
+      </w:r>
+      <w:proofErr w:type="spellStart"/>
+      <w:r>
+        <w:t>завершениа</w:t>
+      </w:r>
+      <w:proofErr w:type="spellEnd"/>
+      <w:r>
+        <w:t xml:space="preserve"> — Файл успешно передан на сервер (переход в «В очереди на обработку»).</w:t>
+      </w:r>
+    </w:p>
+    <w:p>
+      <w:pPr>
+        <w:pStyle w:val="a0"/>
+      </w:pPr>
+      <w:r>
+        <w:t>Начало обработки</w:t>
+      </w:r>
+      <w:r>
+        <w:t xml:space="preserve"> — Система обработки взяла задачу из очереди (переход в «Обрабатывается»).</w:t>
+      </w:r>
+    </w:p>
+    <w:p>
+      <w:pPr>
+        <w:pStyle w:val="a0"/>
+      </w:pPr>
+      <w:r>
+        <w:t>Конвертация успешна</w:t>
+      </w:r>
+      <w:r>
+        <w:t xml:space="preserve"> — Процесс конвертации и оптимизации завершен успешно (переход в «На модерации»).</w:t>
+      </w:r>
+    </w:p>
+    <w:p>
+      <w:pPr>
+        <w:pStyle w:val="a0"/>
+      </w:pPr>
+      <w:r>
+        <w:t>Ошибка конвертации</w:t>
+      </w:r>
+      <w:r>
+        <w:t xml:space="preserve"> — В процессе конвертации произошла ошибка (возврат в состояние «Загружается» или «Отклонена»).</w:t>
+      </w:r>
+    </w:p>
+    <w:p>
+      <w:pPr>
+        <w:pStyle w:val="a0"/>
+      </w:pPr>
+      <w:r>
+        <w:t>Одобрение</w:t>
+      </w:r>
+      <w:r>
+        <w:t xml:space="preserve"> — Модератор одобрил модель (переход в «Опубликована»).</w:t>
+      </w:r>
+    </w:p>
+    <w:p>
+      <w:pPr>
+        <w:pStyle w:val="a0"/>
+      </w:pPr>
+      <w:r>
+        <w:t>Отклонение</w:t>
+      </w:r>
+      <w:r>
+        <w:t xml:space="preserve"> — Модератор отклонил модель (переход в «Отклонена»).</w:t>
+      </w:r>
+    </w:p>
+    <w:p>
+      <w:pPr>
+        <w:pStyle w:val="a0"/>
+      </w:pPr>
+      <w:r>
+        <w:t>Блокировка</w:t>
+      </w:r>
+      <w:r>
+        <w:t xml:space="preserve"> — Модератор или администратор заблокировал опубликованную модель (переход в «Заблокирована»).</w:t>
+      </w:r>
+    </w:p>
+    <w:p>
+      <w:pPr>
+        <w:pStyle w:val="a0"/>
+      </w:pPr>
+      <w:r>
+        <w:t>Восстановление</w:t>
+      </w:r>
+      <w:r>
+        <w:t xml:space="preserve"> — Администратор восстановил заблокированную или удаленную модель (переход в «Опубликована»).</w:t>
+      </w:r>
+    </w:p>
+    <w:p>
+      <w:pPr>
+        <w:pStyle w:val="a0"/>
+      </w:pPr>
+      <w:r>
+        <w:t>Удаление</w:t>
+      </w:r>
+      <w:r>
+        <w:t xml:space="preserve"> — Автор или администратор удалил модель (переход в «Удалена»).</w:t>
+      </w:r>
+    </w:p>
+    <w:p>
+      <w:pPr>
+        <w:pStyle w:val="a0"/>
+      </w:pPr>
+      <w:r>
+        <w:t xml:space="preserve">Новая версия </w:t>
+      </w:r>
+      <w:r>
+        <w:t>— Автор загрузил новую версию модели (возврат в состояние «В очереди на обработку»).</w:t>
+      </w:r>
+    </w:p>
+    <w:p>
+      <w:pPr>
+        <w:pStyle w:val="20"/>
+      </w:pPr>
+      <w:bookmarkStart w:id="115" w:name="_Toc225676882"/>
+      <w:r>
+        <w:t>Графическое представление</w:t>
+      </w:r>
+      <w:bookmarkEnd w:id="115"/>
+    </w:p>
+    <w:p>
+      <w:pPr>
+        <w:pStyle w:val="a2"/>
+      </w:pPr>
+      <w:r>
+        <w:t xml:space="preserve">На </w:t>
+      </w:r>
+      <w:r>
+        <w:fldChar w:fldCharType="begin"/>
+      </w:r>
+      <w:r>
+        <w:instrText xml:space="preserve"> REF _Ref225676250 \h </w:instrText>
+      </w:r>
+      <w:r>
+        <w:fldChar w:fldCharType="separate"/>
+      </w:r>
+      <w:r>
+        <w:t xml:space="preserve">Рисунок </w:t>
+      </w:r>
+      <w:r>
         <w:rPr>
-          <w:lang w:eastAsia="en-US"/>
+          <w:noProof/>
         </w:rPr>
-      </w:pPr>
+        <w:t>7</w:t>
+      </w:r>
+      <w:r>
+        <w:t>.</w:t>
+      </w:r>
+      <w:r>
+        <w:rPr>
+          <w:noProof/>
+        </w:rPr>
+        <w:t>1</w:t>
+      </w:r>
+      <w:r>
+        <w:fldChar w:fldCharType="end"/>
+      </w:r>
+      <w:r>
+        <w:t xml:space="preserve"> представлена диаграмма состояний для класса «3D-Модель», построенная в нотации UML</w:t>
+      </w:r>
+    </w:p>
+    <w:p>
+      <w:pPr>
+        <w:pStyle w:val="af8"/>
+      </w:pPr>
+      <w:r>
+        <w:lastRenderedPageBreak/>
+        <w:drawing>
+          <wp:inline distT="0" distB="0" distL="0" distR="0" wp14:anchorId="751AC035" wp14:editId="1E4CA5D8">
+            <wp:extent cx="5349704" cy="7026249"/>
+            <wp:effectExtent l="0" t="0" r="3810" b="3810"/>
+            <wp:docPr id="334160910" name="Рисунок 1"/>
+            <wp:cNvGraphicFramePr>
+              <a:graphicFrameLocks xmlns:a="http://schemas.openxmlformats.org/drawingml/2006/main" noChangeAspect="1"/>
+            </wp:cNvGraphicFramePr>
+            <a:graphic xmlns:a="http://schemas.openxmlformats.org/drawingml/2006/main">
+              <a:graphicData uri="http://schemas.openxmlformats.org/drawingml/2006/picture">
+                <pic:pic xmlns:pic="http://schemas.openxmlformats.org/drawingml/2006/picture">
+                  <pic:nvPicPr>
+                    <pic:cNvPr id="334160910" name=""/>
+                    <pic:cNvPicPr/>
+                  </pic:nvPicPr>
+                  <pic:blipFill>
+                    <a:blip r:embed="rId21"/>
+                    <a:stretch>
+                      <a:fillRect/>
+                    </a:stretch>
+                  </pic:blipFill>
+                  <pic:spPr>
+                    <a:xfrm>
+                      <a:off x="0" y="0"/>
+                      <a:ext cx="5349704" cy="7026249"/>
+                    </a:xfrm>
+                    <a:prstGeom prst="rect">
+                      <a:avLst/>
+                    </a:prstGeom>
+                  </pic:spPr>
+                </pic:pic>
+              </a:graphicData>
+            </a:graphic>
+          </wp:inline>
+        </w:drawing>
+      </w:r>
+    </w:p>
+    <w:p>
+      <w:pPr>
+        <w:pStyle w:val="afc"/>
+      </w:pPr>
+      <w:bookmarkStart w:id="116" w:name="_Ref225676250"/>
+      <w:r>
+        <w:t xml:space="preserve">Рисунок </w:t>
+      </w:r>
+      <w:fldSimple w:instr=" STYLEREF 1 \s ">
+        <w:r>
+          <w:rPr>
+            <w:noProof/>
+          </w:rPr>
+          <w:t>7</w:t>
+        </w:r>
+      </w:fldSimple>
+      <w:r>
+        <w:t>.</w:t>
+      </w:r>
+      <w:fldSimple w:instr=" SEQ Рисунок \* ARABIC \s 1 ">
+        <w:r>
+          <w:rPr>
+            <w:noProof/>
+          </w:rPr>
+          <w:t>1</w:t>
+        </w:r>
+      </w:fldSimple>
+      <w:bookmarkEnd w:id="116"/>
+      <w:r>
+        <w:t xml:space="preserve"> – </w:t>
+      </w:r>
+      <w:r>
+        <w:t>Диаграмма состояний класса "</w:t>
+      </w:r>
+      <w:r>
+        <w:t>3</w:t>
+      </w:r>
+      <w:r>
+        <w:rPr>
+          <w:lang w:val="en-US"/>
+        </w:rPr>
+        <w:t>D</w:t>
+      </w:r>
+      <w:r>
+        <w:t>-</w:t>
+      </w:r>
+      <w:r>
+        <w:t>модель"</w:t>
+      </w:r>
     </w:p>
     <w:p>
       <w:pPr>
@@ -14566,27 +15741,54 @@
           <w:numId w:val="0"/>
         </w:numPr>
       </w:pPr>
-      <w:bookmarkStart w:id="113" w:name="_Toc166722529"/>
-      <w:bookmarkStart w:id="114" w:name="_Toc166722669"/>
-      <w:bookmarkStart w:id="115" w:name="_Toc210590496"/>
-      <w:bookmarkStart w:id="116" w:name="_Toc224906962"/>
-      <w:bookmarkStart w:id="117" w:name="_Toc224926153"/>
-      <w:bookmarkStart w:id="118" w:name="_Toc224927281"/>
-      <w:bookmarkStart w:id="119" w:name="_Toc225510359"/>
+      <w:bookmarkStart w:id="117" w:name="_Toc225676883"/>
+      <w:r>
+        <w:lastRenderedPageBreak/>
+        <w:t>ЗАКЛЮЧЕНИЕ</w:t>
+      </w:r>
+      <w:bookmarkEnd w:id="108"/>
+      <w:bookmarkEnd w:id="109"/>
+      <w:bookmarkEnd w:id="110"/>
+      <w:bookmarkEnd w:id="111"/>
+      <w:bookmarkEnd w:id="117"/>
+    </w:p>
+    <w:p>
+      <w:pPr>
+        <w:pStyle w:val="a2"/>
+        <w:rPr>
+          <w:lang w:eastAsia="en-US"/>
+        </w:rPr>
+      </w:pPr>
+    </w:p>
+    <w:p>
+      <w:pPr>
+        <w:pStyle w:val="1"/>
+        <w:numPr>
+          <w:ilvl w:val="0"/>
+          <w:numId w:val="0"/>
+        </w:numPr>
+      </w:pPr>
+      <w:bookmarkStart w:id="118" w:name="_Toc166722529"/>
+      <w:bookmarkStart w:id="119" w:name="_Toc166722669"/>
+      <w:bookmarkStart w:id="120" w:name="_Toc210590496"/>
+      <w:bookmarkStart w:id="121" w:name="_Toc224906962"/>
+      <w:bookmarkStart w:id="122" w:name="_Toc224926153"/>
+      <w:bookmarkStart w:id="123" w:name="_Toc224927281"/>
+      <w:bookmarkStart w:id="124" w:name="_Toc225676884"/>
       <w:r>
         <w:lastRenderedPageBreak/>
         <w:t xml:space="preserve">СПИСОК </w:t>
       </w:r>
-      <w:bookmarkEnd w:id="113"/>
-      <w:bookmarkEnd w:id="114"/>
-      <w:r>
-        <w:t>ИСПОЛЬЗОВАННЫХ ИСТОЧНИКОВ</w:t>
-      </w:r>
-      <w:bookmarkEnd w:id="115"/>
-      <w:bookmarkEnd w:id="116"/>
-      <w:bookmarkEnd w:id="117"/>
       <w:bookmarkEnd w:id="118"/>
       <w:bookmarkEnd w:id="119"/>
+      <w:r>
+        <w:t>ИСПОЛЬЗОВАННЫХ ИСТОЧНИКОВ</w:t>
+      </w:r>
+      <w:bookmarkEnd w:id="120"/>
+      <w:bookmarkEnd w:id="121"/>
+      <w:bookmarkEnd w:id="122"/>
+      <w:bookmarkEnd w:id="123"/>
+      <w:bookmarkEnd w:id="124"/>
     </w:p>
     <w:p>
       <w:pPr>
@@ -14808,9 +16010,9 @@
       </w:r>
     </w:p>
     <w:sectPr>
-      <w:footerReference w:type="even" r:id="rId21"/>
-      <w:footerReference w:type="default" r:id="rId22"/>
-      <w:footerReference w:type="first" r:id="rId23"/>
+      <w:footerReference w:type="even" r:id="rId22"/>
+      <w:footerReference w:type="default" r:id="rId23"/>
+      <w:footerReference w:type="first" r:id="rId24"/>
       <w:pgSz w:w="11906" w:h="16838"/>
       <w:pgMar w:top="1134" w:right="851" w:bottom="1134" w:left="1701" w:header="0" w:footer="709" w:gutter="0"/>
       <w:pgNumType w:start="2"/>
